--- a/fuentes/Actividad_didactica_CF04.docx
+++ b/fuentes/Actividad_didactica_CF04.docx
@@ -1,12 +1,12 @@
 
 <file path=word/document.xml><?xml version="1.0" encoding="utf-8"?>
-<w:document xmlns:wpc="http://schemas.microsoft.com/office/word/2010/wordprocessingCanvas" xmlns:cx="http://schemas.microsoft.com/office/drawing/2014/chartex" xmlns:cx1="http://schemas.microsoft.com/office/drawing/2015/9/8/chartex" xmlns:cx2="http://schemas.microsoft.com/office/drawing/2015/10/21/chartex" xmlns:cx3="http://schemas.microsoft.com/office/drawing/2016/5/9/chartex" xmlns:cx4="http://schemas.microsoft.com/office/drawing/2016/5/10/chartex" xmlns:cx5="http://schemas.microsoft.com/office/drawing/2016/5/11/chartex" xmlns:cx6="http://schemas.microsoft.com/office/drawing/2016/5/12/chartex" xmlns:cx7="http://schemas.microsoft.com/office/drawing/2016/5/13/chartex" xmlns:cx8="http://schemas.microsoft.com/office/drawing/2016/5/14/chartex" xmlns:mc="http://schemas.openxmlformats.org/markup-compatibility/2006" xmlns:aink="http://schemas.microsoft.com/office/drawing/2016/ink" xmlns:am3d="http://schemas.microsoft.com/office/drawing/2017/model3d" xmlns:o="urn:schemas-microsoft-com:office:office" xmlns:oel="http://schemas.microsoft.com/office/2019/extlst" xmlns:r="http://schemas.openxmlformats.org/officeDocument/2006/relationships" xmlns:m="http://schemas.openxmlformats.org/officeDocument/2006/math" xmlns:v="urn:schemas-microsoft-com:vml" xmlns:wp14="http://schemas.microsoft.com/office/word/2010/wordprocessingDrawing" xmlns:wp="http://schemas.openxmlformats.org/drawingml/2006/wordprocessingDrawing" xmlns:w10="urn:schemas-microsoft-com:office:word" xmlns:w="http://schemas.openxmlformats.org/wordprocessingml/2006/main" xmlns:w14="http://schemas.microsoft.com/office/word/2010/wordml" xmlns:w15="http://schemas.microsoft.com/office/word/2012/wordml" xmlns:w16cex="http://schemas.microsoft.com/office/word/2018/wordml/cex" xmlns:w16cid="http://schemas.microsoft.com/office/word/2016/wordml/cid" xmlns:w16="http://schemas.microsoft.com/office/word/2018/wordml" xmlns:w16sdtdh="http://schemas.microsoft.com/office/word/2020/wordml/sdtdatahash" xmlns:w16se="http://schemas.microsoft.com/office/word/2015/wordml/symex" xmlns:wpg="http://schemas.microsoft.com/office/word/2010/wordprocessingGroup" xmlns:wpi="http://schemas.microsoft.com/office/word/2010/wordprocessingInk" xmlns:wne="http://schemas.microsoft.com/office/word/2006/wordml" xmlns:wps="http://schemas.microsoft.com/office/word/2010/wordprocessingShape" mc:Ignorable="w14 w15 w16se w16cid w16 w16cex w16sdtdh wp14">
+<w:document xmlns:wpc="http://schemas.microsoft.com/office/word/2010/wordprocessingCanvas" xmlns:cx="http://schemas.microsoft.com/office/drawing/2014/chartex" xmlns:cx1="http://schemas.microsoft.com/office/drawing/2015/9/8/chartex" xmlns:cx2="http://schemas.microsoft.com/office/drawing/2015/10/21/chartex" xmlns:cx3="http://schemas.microsoft.com/office/drawing/2016/5/9/chartex" xmlns:cx4="http://schemas.microsoft.com/office/drawing/2016/5/10/chartex" xmlns:cx5="http://schemas.microsoft.com/office/drawing/2016/5/11/chartex" xmlns:cx6="http://schemas.microsoft.com/office/drawing/2016/5/12/chartex" xmlns:cx7="http://schemas.microsoft.com/office/drawing/2016/5/13/chartex" xmlns:cx8="http://schemas.microsoft.com/office/drawing/2016/5/14/chartex" xmlns:mc="http://schemas.openxmlformats.org/markup-compatibility/2006" xmlns:aink="http://schemas.microsoft.com/office/drawing/2016/ink" xmlns:am3d="http://schemas.microsoft.com/office/drawing/2017/model3d" xmlns:o="urn:schemas-microsoft-com:office:office" xmlns:oel="http://schemas.microsoft.com/office/2019/extlst" xmlns:r="http://schemas.openxmlformats.org/officeDocument/2006/relationships" xmlns:m="http://schemas.openxmlformats.org/officeDocument/2006/math" xmlns:v="urn:schemas-microsoft-com:vml" xmlns:wp14="http://schemas.microsoft.com/office/word/2010/wordprocessingDrawing" xmlns:wp="http://schemas.openxmlformats.org/drawingml/2006/wordprocessingDrawing" xmlns:w10="urn:schemas-microsoft-com:office:word" xmlns:w="http://schemas.openxmlformats.org/wordprocessingml/2006/main" xmlns:w14="http://schemas.microsoft.com/office/word/2010/wordml" xmlns:w15="http://schemas.microsoft.com/office/word/2012/wordml" xmlns:w16cex="http://schemas.microsoft.com/office/word/2018/wordml/cex" xmlns:w16cid="http://schemas.microsoft.com/office/word/2016/wordml/cid" xmlns:w16="http://schemas.microsoft.com/office/word/2018/wordml" xmlns:w16du="http://schemas.microsoft.com/office/word/2023/wordml/word16du" xmlns:w16sdtdh="http://schemas.microsoft.com/office/word/2020/wordml/sdtdatahash" xmlns:w16sdtfl="http://schemas.microsoft.com/office/word/2024/wordml/sdtformatlock" xmlns:w16se="http://schemas.microsoft.com/office/word/2015/wordml/symex" xmlns:wpg="http://schemas.microsoft.com/office/word/2010/wordprocessingGroup" xmlns:wpi="http://schemas.microsoft.com/office/word/2010/wordprocessingInk" xmlns:wne="http://schemas.microsoft.com/office/word/2006/wordml" xmlns:wps="http://schemas.microsoft.com/office/word/2010/wordprocessingShape" xmlns:a="http://schemas.openxmlformats.org/drawingml/2006/main" xmlns:pic="http://schemas.openxmlformats.org/drawingml/2006/picture" xmlns:a14="http://schemas.microsoft.com/office/drawing/2010/main" mc:Ignorable="w14 w15 w16se w16cid w16 w16cex w16sdtdh w16sdtfl w16du wp14">
   <w:body>
     <w:p>
       <w:pPr>
         <w:spacing w:after="160" w:line="259" w:lineRule="auto"/>
         <w:rPr>
-          <w:rFonts w:ascii="Calibri" w:eastAsia="Calibri" w:hAnsi="Calibri" w:cs="Calibri"/>
+          <w:rFonts w:ascii="Calibri" w:hAnsi="Calibri" w:eastAsia="Calibri" w:cs="Calibri"/>
         </w:rPr>
       </w:pPr>
     </w:p>
@@ -16,12 +16,12 @@
         <w:tblW w:w="10154" w:type="dxa"/>
         <w:tblInd w:w="-680" w:type="dxa"/>
         <w:tblBorders>
-          <w:top w:val="single" w:sz="4" w:space="0" w:color="F4B083"/>
-          <w:left w:val="single" w:sz="4" w:space="0" w:color="F4B083"/>
-          <w:bottom w:val="single" w:sz="4" w:space="0" w:color="F4B083"/>
-          <w:right w:val="single" w:sz="4" w:space="0" w:color="F4B083"/>
-          <w:insideH w:val="single" w:sz="4" w:space="0" w:color="F4B083"/>
-          <w:insideV w:val="single" w:sz="4" w:space="0" w:color="F4B083"/>
+          <w:top w:val="single" w:color="F4B083" w:sz="4" w:space="0"/>
+          <w:left w:val="single" w:color="F4B083" w:sz="4" w:space="0"/>
+          <w:bottom w:val="single" w:color="F4B083" w:sz="4" w:space="0"/>
+          <w:right w:val="single" w:color="F4B083" w:sz="4" w:space="0"/>
+          <w:insideH w:val="single" w:color="F4B083" w:sz="4" w:space="0"/>
+          <w:insideV w:val="single" w:color="F4B083" w:sz="4" w:space="0"/>
         </w:tblBorders>
         <w:tblLayout w:type="fixed"/>
         <w:tblLook w:val="04A0" w:firstRow="1" w:lastRow="0" w:firstColumn="1" w:lastColumn="0" w:noHBand="0" w:noVBand="1"/>
@@ -46,7 +46,7 @@
             <w:pPr>
               <w:jc w:val="center"/>
               <w:rPr>
-                <w:rFonts w:ascii="Calibri" w:eastAsia="Calibri" w:hAnsi="Calibri" w:cs="Calibri"/>
+                <w:rFonts w:ascii="Calibri" w:hAnsi="Calibri" w:eastAsia="Calibri" w:cs="Calibri"/>
               </w:rPr>
             </w:pPr>
             <w:r>
@@ -57,7 +57,7 @@
                 <w:lang w:val="es-CO"/>
               </w:rPr>
               <w:drawing>
-                <wp:anchor distT="0" distB="0" distL="114300" distR="114300" simplePos="0" relativeHeight="251658240" behindDoc="0" locked="0" layoutInCell="1" allowOverlap="1" wp14:anchorId="2D5C970A" wp14:editId="4DD40FE7">
+                <wp:anchor distT="0" distB="0" distL="114300" distR="114300" simplePos="0" relativeHeight="251658240" behindDoc="0" locked="0" layoutInCell="1" allowOverlap="1" wp14:anchorId="2D5C970A" wp14:editId="53DFF8B5">
                   <wp:simplePos x="0" y="0"/>
                   <wp:positionH relativeFrom="column">
                     <wp:posOffset>-14218</wp:posOffset>
@@ -116,20 +116,20 @@
             <w:pPr>
               <w:jc w:val="center"/>
               <w:rPr>
-                <w:rFonts w:ascii="Calibri" w:eastAsia="Calibri" w:hAnsi="Calibri" w:cs="Calibri"/>
-              </w:rPr>
-            </w:pPr>
-          </w:p>
-          <w:p>
-            <w:pPr>
-              <w:rPr>
-                <w:rFonts w:ascii="Calibri" w:eastAsia="Calibri" w:hAnsi="Calibri" w:cs="Calibri"/>
+                <w:rFonts w:ascii="Calibri" w:hAnsi="Calibri" w:eastAsia="Calibri" w:cs="Calibri"/>
+              </w:rPr>
+            </w:pPr>
+          </w:p>
+          <w:p>
+            <w:pPr>
+              <w:rPr>
+                <w:rFonts w:ascii="Calibri" w:hAnsi="Calibri" w:eastAsia="Calibri" w:cs="Calibri"/>
                 <w:color w:val="ED7D31"/>
               </w:rPr>
             </w:pPr>
             <w:r>
               <w:rPr>
-                <w:rFonts w:ascii="Calibri" w:eastAsia="Calibri" w:hAnsi="Calibri" w:cs="Calibri"/>
+                <w:rFonts w:ascii="Calibri" w:hAnsi="Calibri" w:eastAsia="Calibri" w:cs="Calibri"/>
                 <w:color w:val="ED7D31"/>
               </w:rPr>
               <w:t>ACTIVIDAD DIDÁCTICA CUESTIONARIO</w:t>
@@ -139,7 +139,7 @@
             <w:pPr>
               <w:jc w:val="center"/>
               <w:rPr>
-                <w:rFonts w:ascii="Calibri" w:eastAsia="Calibri" w:hAnsi="Calibri" w:cs="Calibri"/>
+                <w:rFonts w:ascii="Calibri" w:hAnsi="Calibri" w:eastAsia="Calibri" w:cs="Calibri"/>
               </w:rPr>
             </w:pPr>
           </w:p>
@@ -159,7 +159,7 @@
             <w:pPr>
               <w:spacing w:after="160"/>
               <w:rPr>
-                <w:rFonts w:ascii="Calibri" w:eastAsia="Calibri" w:hAnsi="Calibri" w:cs="Calibri"/>
+                <w:rFonts w:ascii="Calibri" w:hAnsi="Calibri" w:eastAsia="Calibri" w:cs="Calibri"/>
                 <w:color w:val="595959"/>
                 <w:sz w:val="24"/>
                 <w:szCs w:val="24"/>
@@ -167,7 +167,7 @@
             </w:pPr>
             <w:r>
               <w:rPr>
-                <w:rFonts w:ascii="Calibri" w:eastAsia="Calibri" w:hAnsi="Calibri" w:cs="Calibri"/>
+                <w:rFonts w:ascii="Calibri" w:hAnsi="Calibri" w:eastAsia="Calibri" w:cs="Calibri"/>
                 <w:b w:val="0"/>
                 <w:color w:val="595959"/>
                 <w:sz w:val="20"/>
@@ -185,7 +185,7 @@
               </w:numPr>
               <w:spacing w:after="160"/>
               <w:rPr>
-                <w:rFonts w:ascii="Calibri" w:eastAsia="Calibri" w:hAnsi="Calibri" w:cs="Calibri"/>
+                <w:rFonts w:ascii="Calibri" w:hAnsi="Calibri" w:eastAsia="Calibri" w:cs="Calibri"/>
                 <w:b w:val="0"/>
                 <w:color w:val="595959"/>
                 <w:sz w:val="24"/>
@@ -194,7 +194,7 @@
             </w:pPr>
             <w:r>
               <w:rPr>
-                <w:rFonts w:ascii="Calibri" w:eastAsia="Calibri" w:hAnsi="Calibri" w:cs="Calibri"/>
+                <w:rFonts w:ascii="Calibri" w:hAnsi="Calibri" w:eastAsia="Calibri" w:cs="Calibri"/>
                 <w:b w:val="0"/>
                 <w:color w:val="595959"/>
                 <w:sz w:val="20"/>
@@ -204,7 +204,7 @@
             </w:r>
             <w:r>
               <w:rPr>
-                <w:rFonts w:ascii="Calibri" w:eastAsia="Calibri" w:hAnsi="Calibri" w:cs="Calibri"/>
+                <w:rFonts w:ascii="Calibri" w:hAnsi="Calibri" w:eastAsia="Calibri" w:cs="Calibri"/>
                 <w:b w:val="0"/>
                 <w:color w:val="595959"/>
                 <w:sz w:val="20"/>
@@ -214,7 +214,7 @@
             </w:r>
             <w:r>
               <w:rPr>
-                <w:rFonts w:ascii="Calibri" w:eastAsia="Calibri" w:hAnsi="Calibri" w:cs="Calibri"/>
+                <w:rFonts w:ascii="Calibri" w:hAnsi="Calibri" w:eastAsia="Calibri" w:cs="Calibri"/>
                 <w:b w:val="0"/>
                 <w:color w:val="595959"/>
                 <w:sz w:val="20"/>
@@ -232,7 +232,7 @@
               </w:numPr>
               <w:spacing w:after="160"/>
               <w:rPr>
-                <w:rFonts w:ascii="Calibri" w:eastAsia="Calibri" w:hAnsi="Calibri" w:cs="Calibri"/>
+                <w:rFonts w:ascii="Calibri" w:hAnsi="Calibri" w:eastAsia="Calibri" w:cs="Calibri"/>
                 <w:b w:val="0"/>
                 <w:color w:val="595959"/>
                 <w:sz w:val="24"/>
@@ -241,7 +241,7 @@
             </w:pPr>
             <w:r>
               <w:rPr>
-                <w:rFonts w:ascii="Calibri" w:eastAsia="Calibri" w:hAnsi="Calibri" w:cs="Calibri"/>
+                <w:rFonts w:ascii="Calibri" w:hAnsi="Calibri" w:eastAsia="Calibri" w:cs="Calibri"/>
                 <w:b w:val="0"/>
                 <w:color w:val="595959"/>
                 <w:sz w:val="20"/>
@@ -259,7 +259,7 @@
               </w:numPr>
               <w:spacing w:after="160"/>
               <w:rPr>
-                <w:rFonts w:ascii="Calibri" w:eastAsia="Calibri" w:hAnsi="Calibri" w:cs="Calibri"/>
+                <w:rFonts w:ascii="Calibri" w:hAnsi="Calibri" w:eastAsia="Calibri" w:cs="Calibri"/>
                 <w:b w:val="0"/>
                 <w:color w:val="595959"/>
                 <w:sz w:val="24"/>
@@ -268,7 +268,7 @@
             </w:pPr>
             <w:r>
               <w:rPr>
-                <w:rFonts w:ascii="Calibri" w:eastAsia="Calibri" w:hAnsi="Calibri" w:cs="Calibri"/>
+                <w:rFonts w:ascii="Calibri" w:hAnsi="Calibri" w:eastAsia="Calibri" w:cs="Calibri"/>
                 <w:b w:val="0"/>
                 <w:color w:val="595959"/>
                 <w:sz w:val="20"/>
@@ -286,7 +286,7 @@
               </w:numPr>
               <w:spacing w:after="160"/>
               <w:rPr>
-                <w:rFonts w:ascii="Calibri" w:eastAsia="Calibri" w:hAnsi="Calibri" w:cs="Calibri"/>
+                <w:rFonts w:ascii="Calibri" w:hAnsi="Calibri" w:eastAsia="Calibri" w:cs="Calibri"/>
                 <w:b w:val="0"/>
                 <w:color w:val="595959"/>
                 <w:sz w:val="24"/>
@@ -295,35 +295,13 @@
             </w:pPr>
             <w:r>
               <w:rPr>
-                <w:rFonts w:ascii="Calibri" w:eastAsia="Calibri" w:hAnsi="Calibri" w:cs="Calibri"/>
+                <w:rFonts w:ascii="Calibri" w:hAnsi="Calibri" w:eastAsia="Calibri" w:cs="Calibri"/>
                 <w:b w:val="0"/>
                 <w:color w:val="595959"/>
                 <w:sz w:val="20"/>
                 <w:szCs w:val="20"/>
               </w:rPr>
-              <w:t xml:space="preserve">Señale en la columna </w:t>
-            </w:r>
-            <w:proofErr w:type="spellStart"/>
-            <w:r>
-              <w:rPr>
-                <w:rFonts w:ascii="Calibri" w:eastAsia="Calibri" w:hAnsi="Calibri" w:cs="Calibri"/>
-                <w:b w:val="0"/>
-                <w:color w:val="595959"/>
-                <w:sz w:val="20"/>
-                <w:szCs w:val="20"/>
-              </w:rPr>
-              <w:t>Rta</w:t>
-            </w:r>
-            <w:proofErr w:type="spellEnd"/>
-            <w:r>
-              <w:rPr>
-                <w:rFonts w:ascii="Calibri" w:eastAsia="Calibri" w:hAnsi="Calibri" w:cs="Calibri"/>
-                <w:b w:val="0"/>
-                <w:color w:val="595959"/>
-                <w:sz w:val="20"/>
-                <w:szCs w:val="20"/>
-              </w:rPr>
-              <w:t>. Correcta con una (x) de acuerdo con las opciones presentadas.</w:t>
+              <w:t>Señale en la columna Rta. Correcta con una (x) de acuerdo con las opciones presentadas.</w:t>
             </w:r>
           </w:p>
           <w:p>
@@ -335,7 +313,7 @@
               </w:numPr>
               <w:spacing w:after="160"/>
               <w:rPr>
-                <w:rFonts w:ascii="Calibri" w:eastAsia="Calibri" w:hAnsi="Calibri" w:cs="Calibri"/>
+                <w:rFonts w:ascii="Calibri" w:hAnsi="Calibri" w:eastAsia="Calibri" w:cs="Calibri"/>
                 <w:b w:val="0"/>
                 <w:color w:val="595959"/>
                 <w:sz w:val="24"/>
@@ -344,7 +322,7 @@
             </w:pPr>
             <w:r>
               <w:rPr>
-                <w:rFonts w:ascii="Calibri" w:eastAsia="Calibri" w:hAnsi="Calibri" w:cs="Calibri"/>
+                <w:rFonts w:ascii="Calibri" w:hAnsi="Calibri" w:eastAsia="Calibri" w:cs="Calibri"/>
                 <w:b w:val="0"/>
                 <w:color w:val="595959"/>
                 <w:sz w:val="20"/>
@@ -354,7 +332,7 @@
             </w:r>
             <w:r>
               <w:rPr>
-                <w:rFonts w:ascii="Calibri" w:eastAsia="Calibri" w:hAnsi="Calibri" w:cs="Calibri"/>
+                <w:rFonts w:ascii="Calibri" w:hAnsi="Calibri" w:eastAsia="Calibri" w:cs="Calibri"/>
                 <w:b w:val="0"/>
                 <w:color w:val="595959"/>
                 <w:sz w:val="20"/>
@@ -364,7 +342,7 @@
             </w:r>
             <w:r>
               <w:rPr>
-                <w:rFonts w:ascii="Calibri" w:eastAsia="Calibri" w:hAnsi="Calibri" w:cs="Calibri"/>
+                <w:rFonts w:ascii="Calibri" w:hAnsi="Calibri" w:eastAsia="Calibri" w:cs="Calibri"/>
                 <w:b w:val="0"/>
                 <w:color w:val="595959"/>
                 <w:sz w:val="20"/>
@@ -384,7 +362,7 @@
             </w:pPr>
             <w:r>
               <w:rPr>
-                <w:rFonts w:ascii="Calibri" w:eastAsia="Calibri" w:hAnsi="Calibri" w:cs="Calibri"/>
+                <w:rFonts w:ascii="Calibri" w:hAnsi="Calibri" w:eastAsia="Calibri" w:cs="Calibri"/>
                 <w:b w:val="0"/>
                 <w:color w:val="595959"/>
                 <w:sz w:val="20"/>
@@ -405,13 +383,13 @@
           <w:p>
             <w:pPr>
               <w:rPr>
-                <w:rFonts w:ascii="Calibri" w:eastAsia="Calibri" w:hAnsi="Calibri" w:cs="Calibri"/>
-                <w:color w:val="595959"/>
-              </w:rPr>
-            </w:pPr>
-            <w:r>
-              <w:rPr>
-                <w:rFonts w:ascii="Calibri" w:eastAsia="Calibri" w:hAnsi="Calibri" w:cs="Calibri"/>
+                <w:rFonts w:ascii="Calibri" w:hAnsi="Calibri" w:eastAsia="Calibri" w:cs="Calibri"/>
+                <w:color w:val="595959"/>
+              </w:rPr>
+            </w:pPr>
+            <w:r>
+              <w:rPr>
+                <w:rFonts w:ascii="Calibri" w:hAnsi="Calibri" w:eastAsia="Calibri" w:cs="Calibri"/>
                 <w:color w:val="595959"/>
               </w:rPr>
               <w:t>Instrucciones para el aprendiz</w:t>
@@ -420,15 +398,15 @@
           <w:p>
             <w:pPr>
               <w:rPr>
-                <w:rFonts w:ascii="Calibri" w:eastAsia="Calibri" w:hAnsi="Calibri" w:cs="Calibri"/>
-                <w:color w:val="595959"/>
-              </w:rPr>
-            </w:pPr>
-          </w:p>
-          <w:p>
-            <w:pPr>
-              <w:rPr>
-                <w:rFonts w:ascii="Calibri" w:eastAsia="Calibri" w:hAnsi="Calibri" w:cs="Calibri"/>
+                <w:rFonts w:ascii="Calibri" w:hAnsi="Calibri" w:eastAsia="Calibri" w:cs="Calibri"/>
+                <w:color w:val="595959"/>
+              </w:rPr>
+            </w:pPr>
+          </w:p>
+          <w:p>
+            <w:pPr>
+              <w:rPr>
+                <w:rFonts w:ascii="Calibri" w:hAnsi="Calibri" w:eastAsia="Calibri" w:cs="Calibri"/>
                 <w:color w:val="595959"/>
               </w:rPr>
             </w:pPr>
@@ -443,7 +421,7 @@
             <w:pPr>
               <w:cnfStyle w:val="000000000000" w:firstRow="0" w:lastRow="0" w:firstColumn="0" w:lastColumn="0" w:oddVBand="0" w:evenVBand="0" w:oddHBand="0" w:evenHBand="0" w:firstRowFirstColumn="0" w:firstRowLastColumn="0" w:lastRowFirstColumn="0" w:lastRowLastColumn="0"/>
               <w:rPr>
-                <w:rFonts w:ascii="Calibri" w:eastAsia="Calibri" w:hAnsi="Calibri" w:cs="Calibri"/>
+                <w:rFonts w:ascii="Calibri" w:hAnsi="Calibri" w:eastAsia="Calibri" w:cs="Calibri"/>
                 <w:color w:val="AEAAAA"/>
               </w:rPr>
             </w:pPr>
@@ -452,27 +430,27 @@
             <w:pPr>
               <w:cnfStyle w:val="000000000000" w:firstRow="0" w:lastRow="0" w:firstColumn="0" w:lastColumn="0" w:oddVBand="0" w:evenVBand="0" w:oddHBand="0" w:evenHBand="0" w:firstRowFirstColumn="0" w:firstRowLastColumn="0" w:lastRowFirstColumn="0" w:lastRowLastColumn="0"/>
               <w:rPr>
-                <w:rFonts w:ascii="Calibri" w:eastAsia="Calibri" w:hAnsi="Calibri" w:cs="Calibri"/>
+                <w:rFonts w:ascii="Calibri" w:hAnsi="Calibri" w:eastAsia="Calibri" w:cs="Calibri"/>
                 <w:color w:val="000000"/>
               </w:rPr>
             </w:pPr>
             <w:r>
               <w:rPr>
-                <w:rFonts w:ascii="Calibri" w:eastAsia="Calibri" w:hAnsi="Calibri" w:cs="Calibri"/>
+                <w:rFonts w:ascii="Calibri" w:hAnsi="Calibri" w:eastAsia="Calibri" w:cs="Calibri"/>
                 <w:color w:val="000000"/>
               </w:rPr>
               <w:t>Esta actividad le permitirá determinar el grado de apropiación de los contenidos del componente formativo</w:t>
             </w:r>
             <w:r>
               <w:rPr>
-                <w:rFonts w:ascii="Calibri" w:eastAsia="Calibri" w:hAnsi="Calibri" w:cs="Calibri"/>
+                <w:rFonts w:ascii="Calibri" w:hAnsi="Calibri" w:eastAsia="Calibri" w:cs="Calibri"/>
                 <w:color w:val="000000"/>
               </w:rPr>
               <w:t xml:space="preserve"> </w:t>
             </w:r>
             <w:r>
               <w:rPr>
-                <w:rFonts w:ascii="Calibri" w:eastAsia="Calibri" w:hAnsi="Calibri" w:cs="Calibri"/>
+                <w:rFonts w:ascii="Calibri" w:hAnsi="Calibri" w:eastAsia="Calibri" w:cs="Calibri"/>
                 <w:color w:val="000000"/>
               </w:rPr>
               <w:t>Principios de la cadena de suministro sostenible.</w:t>
@@ -482,7 +460,7 @@
             <w:pPr>
               <w:cnfStyle w:val="000000000000" w:firstRow="0" w:lastRow="0" w:firstColumn="0" w:lastColumn="0" w:oddVBand="0" w:evenVBand="0" w:oddHBand="0" w:evenHBand="0" w:firstRowFirstColumn="0" w:firstRowLastColumn="0" w:lastRowFirstColumn="0" w:lastRowLastColumn="0"/>
               <w:rPr>
-                <w:rFonts w:ascii="Calibri" w:eastAsia="Calibri" w:hAnsi="Calibri" w:cs="Calibri"/>
+                <w:rFonts w:ascii="Calibri" w:hAnsi="Calibri" w:eastAsia="Calibri" w:cs="Calibri"/>
                 <w:color w:val="000000"/>
               </w:rPr>
             </w:pPr>
@@ -491,13 +469,13 @@
             <w:pPr>
               <w:cnfStyle w:val="000000000000" w:firstRow="0" w:lastRow="0" w:firstColumn="0" w:lastColumn="0" w:oddVBand="0" w:evenVBand="0" w:oddHBand="0" w:evenHBand="0" w:firstRowFirstColumn="0" w:firstRowLastColumn="0" w:lastRowFirstColumn="0" w:lastRowLastColumn="0"/>
               <w:rPr>
-                <w:rFonts w:ascii="Calibri" w:eastAsia="Calibri" w:hAnsi="Calibri" w:cs="Calibri"/>
+                <w:rFonts w:ascii="Calibri" w:hAnsi="Calibri" w:eastAsia="Calibri" w:cs="Calibri"/>
                 <w:color w:val="000000"/>
               </w:rPr>
             </w:pPr>
             <w:r>
               <w:rPr>
-                <w:rFonts w:ascii="Calibri" w:eastAsia="Calibri" w:hAnsi="Calibri" w:cs="Calibri"/>
+                <w:rFonts w:ascii="Calibri" w:hAnsi="Calibri" w:eastAsia="Calibri" w:cs="Calibri"/>
                 <w:color w:val="000000"/>
               </w:rPr>
               <w:t>Antes de su realización, se recomienda la lectura del componente formativo mencionado. Es opcional (no es calificable), y puede realizarse todas las veces que se desee.</w:t>
@@ -507,7 +485,7 @@
             <w:pPr>
               <w:cnfStyle w:val="000000000000" w:firstRow="0" w:lastRow="0" w:firstColumn="0" w:lastColumn="0" w:oddVBand="0" w:evenVBand="0" w:oddHBand="0" w:evenHBand="0" w:firstRowFirstColumn="0" w:firstRowLastColumn="0" w:lastRowFirstColumn="0" w:lastRowLastColumn="0"/>
               <w:rPr>
-                <w:rFonts w:ascii="Calibri" w:eastAsia="Calibri" w:hAnsi="Calibri" w:cs="Calibri"/>
+                <w:rFonts w:ascii="Calibri" w:hAnsi="Calibri" w:eastAsia="Calibri" w:cs="Calibri"/>
                 <w:color w:val="000000"/>
               </w:rPr>
             </w:pPr>
@@ -516,13 +494,13 @@
             <w:pPr>
               <w:cnfStyle w:val="000000000000" w:firstRow="0" w:lastRow="0" w:firstColumn="0" w:lastColumn="0" w:oddVBand="0" w:evenVBand="0" w:oddHBand="0" w:evenHBand="0" w:firstRowFirstColumn="0" w:firstRowLastColumn="0" w:lastRowFirstColumn="0" w:lastRowLastColumn="0"/>
               <w:rPr>
-                <w:rFonts w:ascii="Calibri" w:eastAsia="Calibri" w:hAnsi="Calibri" w:cs="Calibri"/>
+                <w:rFonts w:ascii="Calibri" w:hAnsi="Calibri" w:eastAsia="Calibri" w:cs="Calibri"/>
                 <w:color w:val="000000"/>
               </w:rPr>
             </w:pPr>
             <w:r>
               <w:rPr>
-                <w:rFonts w:ascii="Calibri" w:eastAsia="Calibri" w:hAnsi="Calibri" w:cs="Calibri"/>
+                <w:rFonts w:ascii="Calibri" w:hAnsi="Calibri" w:eastAsia="Calibri" w:cs="Calibri"/>
                 <w:color w:val="000000"/>
               </w:rPr>
               <w:t>Lea la afirmación de cada ítem y luego señale verdadero o falso según corresponda.</w:t>
@@ -532,7 +510,7 @@
             <w:pPr>
               <w:cnfStyle w:val="000000000000" w:firstRow="0" w:lastRow="0" w:firstColumn="0" w:lastColumn="0" w:oddVBand="0" w:evenVBand="0" w:oddHBand="0" w:evenHBand="0" w:firstRowFirstColumn="0" w:firstRowLastColumn="0" w:lastRowFirstColumn="0" w:lastRowLastColumn="0"/>
               <w:rPr>
-                <w:rFonts w:ascii="Calibri" w:eastAsia="Calibri" w:hAnsi="Calibri" w:cs="Calibri"/>
+                <w:rFonts w:ascii="Calibri" w:hAnsi="Calibri" w:eastAsia="Calibri" w:cs="Calibri"/>
                 <w:color w:val="AEAAAA"/>
               </w:rPr>
             </w:pPr>
@@ -541,7 +519,7 @@
             <w:pPr>
               <w:cnfStyle w:val="000000000000" w:firstRow="0" w:lastRow="0" w:firstColumn="0" w:lastColumn="0" w:oddVBand="0" w:evenVBand="0" w:oddHBand="0" w:evenHBand="0" w:firstRowFirstColumn="0" w:firstRowLastColumn="0" w:lastRowFirstColumn="0" w:lastRowLastColumn="0"/>
               <w:rPr>
-                <w:rFonts w:ascii="Calibri" w:eastAsia="Calibri" w:hAnsi="Calibri" w:cs="Calibri"/>
+                <w:rFonts w:ascii="Calibri" w:hAnsi="Calibri" w:eastAsia="Calibri" w:cs="Calibri"/>
                 <w:color w:val="AEAAAA"/>
               </w:rPr>
             </w:pPr>
@@ -561,13 +539,13 @@
           <w:p>
             <w:pPr>
               <w:rPr>
-                <w:rFonts w:ascii="Calibri" w:eastAsia="Calibri" w:hAnsi="Calibri" w:cs="Calibri"/>
-                <w:color w:val="595959"/>
-              </w:rPr>
-            </w:pPr>
-            <w:r>
-              <w:rPr>
-                <w:rFonts w:ascii="Calibri" w:eastAsia="Calibri" w:hAnsi="Calibri" w:cs="Calibri"/>
+                <w:rFonts w:ascii="Calibri" w:hAnsi="Calibri" w:eastAsia="Calibri" w:cs="Calibri"/>
+                <w:color w:val="595959"/>
+              </w:rPr>
+            </w:pPr>
+            <w:r>
+              <w:rPr>
+                <w:rFonts w:ascii="Calibri" w:hAnsi="Calibri" w:eastAsia="Calibri" w:cs="Calibri"/>
                 <w:color w:val="595959"/>
               </w:rPr>
               <w:t>Nombre de la Actividad</w:t>
@@ -613,13 +591,13 @@
           <w:p>
             <w:pPr>
               <w:rPr>
-                <w:rFonts w:ascii="Calibri" w:eastAsia="Calibri" w:hAnsi="Calibri" w:cs="Calibri"/>
-                <w:color w:val="595959"/>
-              </w:rPr>
-            </w:pPr>
-            <w:r>
-              <w:rPr>
-                <w:rFonts w:ascii="Calibri" w:eastAsia="Calibri" w:hAnsi="Calibri" w:cs="Calibri"/>
+                <w:rFonts w:ascii="Calibri" w:hAnsi="Calibri" w:eastAsia="Calibri" w:cs="Calibri"/>
+                <w:color w:val="595959"/>
+              </w:rPr>
+            </w:pPr>
+            <w:r>
+              <w:rPr>
+                <w:rFonts w:ascii="Calibri" w:hAnsi="Calibri" w:eastAsia="Calibri" w:cs="Calibri"/>
                 <w:color w:val="595959"/>
               </w:rPr>
               <w:t>Objetivo de la actividad</w:t>
@@ -637,7 +615,7 @@
               <w:widowControl w:val="0"/>
               <w:cnfStyle w:val="000000000000" w:firstRow="0" w:lastRow="0" w:firstColumn="0" w:lastColumn="0" w:oddVBand="0" w:evenVBand="0" w:oddHBand="0" w:evenHBand="0" w:firstRowFirstColumn="0" w:firstRowLastColumn="0" w:lastRowFirstColumn="0" w:lastRowLastColumn="0"/>
               <w:rPr>
-                <w:rFonts w:ascii="Calibri" w:eastAsia="Calibri" w:hAnsi="Calibri" w:cs="Calibri"/>
+                <w:rFonts w:ascii="Calibri" w:hAnsi="Calibri" w:eastAsia="Calibri" w:cs="Calibri"/>
                 <w:color w:val="auto"/>
               </w:rPr>
             </w:pPr>
@@ -665,13 +643,13 @@
           <w:p>
             <w:pPr>
               <w:rPr>
-                <w:rFonts w:ascii="Calibri" w:eastAsia="Calibri" w:hAnsi="Calibri" w:cs="Calibri"/>
-                <w:color w:val="595959"/>
-              </w:rPr>
-            </w:pPr>
-            <w:r>
-              <w:rPr>
-                <w:rFonts w:ascii="Calibri" w:eastAsia="Calibri" w:hAnsi="Calibri" w:cs="Calibri"/>
+                <w:rFonts w:ascii="Calibri" w:hAnsi="Calibri" w:eastAsia="Calibri" w:cs="Calibri"/>
+                <w:color w:val="595959"/>
+              </w:rPr>
+            </w:pPr>
+            <w:r>
+              <w:rPr>
+                <w:rFonts w:ascii="Calibri" w:hAnsi="Calibri" w:eastAsia="Calibri" w:cs="Calibri"/>
                 <w:color w:val="595959"/>
               </w:rPr>
               <w:t>Texto descriptivo</w:t>
@@ -689,13 +667,13 @@
               <w:widowControl w:val="0"/>
               <w:cnfStyle w:val="000000100000" w:firstRow="0" w:lastRow="0" w:firstColumn="0" w:lastColumn="0" w:oddVBand="0" w:evenVBand="0" w:oddHBand="1" w:evenHBand="0" w:firstRowFirstColumn="0" w:firstRowLastColumn="0" w:lastRowFirstColumn="0" w:lastRowLastColumn="0"/>
               <w:rPr>
-                <w:rFonts w:ascii="Calibri" w:eastAsia="Calibri" w:hAnsi="Calibri" w:cs="Calibri"/>
-                <w:color w:val="auto"/>
-              </w:rPr>
-            </w:pPr>
-            <w:r>
-              <w:rPr>
-                <w:rFonts w:ascii="Calibri" w:eastAsia="Calibri" w:hAnsi="Calibri" w:cs="Calibri"/>
+                <w:rFonts w:ascii="Calibri" w:hAnsi="Calibri" w:eastAsia="Calibri" w:cs="Calibri"/>
+                <w:color w:val="auto"/>
+              </w:rPr>
+            </w:pPr>
+            <w:r>
+              <w:rPr>
+                <w:rFonts w:ascii="Calibri" w:hAnsi="Calibri" w:eastAsia="Calibri" w:cs="Calibri"/>
                 <w:color w:val="auto"/>
               </w:rPr>
               <w:t>Lea cada enunciado referente a los temas desarrollados en el componente formativo y elija entre verdadero y falso según corresponda.</w:t>
@@ -718,13 +696,13 @@
             <w:pPr>
               <w:jc w:val="center"/>
               <w:rPr>
-                <w:rFonts w:ascii="Calibri" w:eastAsia="Calibri" w:hAnsi="Calibri" w:cs="Calibri"/>
-                <w:color w:val="595959"/>
-              </w:rPr>
-            </w:pPr>
-            <w:r>
-              <w:rPr>
-                <w:rFonts w:ascii="Calibri" w:eastAsia="Calibri" w:hAnsi="Calibri" w:cs="Calibri"/>
+                <w:rFonts w:ascii="Calibri" w:hAnsi="Calibri" w:eastAsia="Calibri" w:cs="Calibri"/>
+                <w:color w:val="595959"/>
+              </w:rPr>
+            </w:pPr>
+            <w:r>
+              <w:rPr>
+                <w:rFonts w:ascii="Calibri" w:hAnsi="Calibri" w:eastAsia="Calibri" w:cs="Calibri"/>
                 <w:color w:val="595959"/>
               </w:rPr>
               <w:t>PREGUNTAS</w:t>
@@ -746,13 +724,13 @@
           <w:p>
             <w:pPr>
               <w:rPr>
-                <w:rFonts w:ascii="Calibri" w:eastAsia="Calibri" w:hAnsi="Calibri" w:cs="Calibri"/>
-                <w:color w:val="595959"/>
-              </w:rPr>
-            </w:pPr>
-            <w:r>
-              <w:rPr>
-                <w:rFonts w:ascii="Calibri" w:eastAsia="Calibri" w:hAnsi="Calibri" w:cs="Calibri"/>
+                <w:rFonts w:ascii="Calibri" w:hAnsi="Calibri" w:eastAsia="Calibri" w:cs="Calibri"/>
+                <w:color w:val="595959"/>
+              </w:rPr>
+            </w:pPr>
+            <w:r>
+              <w:rPr>
+                <w:rFonts w:ascii="Calibri" w:hAnsi="Calibri" w:eastAsia="Calibri" w:cs="Calibri"/>
                 <w:color w:val="595959"/>
               </w:rPr>
               <w:t>Pregunta 1</w:t>
@@ -767,7 +745,7 @@
             <w:pPr>
               <w:cnfStyle w:val="000000100000" w:firstRow="0" w:lastRow="0" w:firstColumn="0" w:lastColumn="0" w:oddVBand="0" w:evenVBand="0" w:oddHBand="1" w:evenHBand="0" w:firstRowFirstColumn="0" w:firstRowLastColumn="0" w:lastRowFirstColumn="0" w:lastRowLastColumn="0"/>
               <w:rPr>
-                <w:rFonts w:ascii="Calibri" w:eastAsia="Calibri" w:hAnsi="Calibri" w:cs="Calibri"/>
+                <w:rFonts w:ascii="Calibri" w:hAnsi="Calibri" w:eastAsia="Calibri" w:cs="Calibri"/>
                 <w:b/>
                 <w:color w:val="auto"/>
                 <w:sz w:val="20"/>
@@ -776,7 +754,7 @@
             </w:pPr>
             <w:r>
               <w:rPr>
-                <w:rFonts w:ascii="Calibri" w:eastAsia="Calibri" w:hAnsi="Calibri" w:cs="Calibri"/>
+                <w:rFonts w:ascii="Calibri" w:hAnsi="Calibri" w:eastAsia="Calibri" w:cs="Calibri"/>
                 <w:b/>
                 <w:color w:val="auto"/>
                 <w:sz w:val="20"/>
@@ -795,25 +773,16 @@
               <w:widowControl w:val="0"/>
               <w:cnfStyle w:val="000000100000" w:firstRow="0" w:lastRow="0" w:firstColumn="0" w:lastColumn="0" w:oddVBand="0" w:evenVBand="0" w:oddHBand="1" w:evenHBand="0" w:firstRowFirstColumn="0" w:firstRowLastColumn="0" w:lastRowFirstColumn="0" w:lastRowLastColumn="0"/>
               <w:rPr>
-                <w:rFonts w:ascii="Calibri" w:eastAsia="Calibri" w:hAnsi="Calibri" w:cs="Calibri"/>
+                <w:rFonts w:ascii="Calibri" w:hAnsi="Calibri" w:eastAsia="Calibri" w:cs="Calibri"/>
                 <w:color w:val="AEAAAA"/>
               </w:rPr>
             </w:pPr>
-            <w:proofErr w:type="spellStart"/>
-            <w:r>
-              <w:rPr>
-                <w:rFonts w:ascii="Calibri" w:eastAsia="Calibri" w:hAnsi="Calibri" w:cs="Calibri"/>
+            <w:r>
+              <w:rPr>
+                <w:rFonts w:ascii="Calibri" w:hAnsi="Calibri" w:eastAsia="Calibri" w:cs="Calibri"/>
                 <w:color w:val="AEAAAA"/>
               </w:rPr>
-              <w:t>Rta</w:t>
-            </w:r>
-            <w:proofErr w:type="spellEnd"/>
-            <w:r>
-              <w:rPr>
-                <w:rFonts w:ascii="Calibri" w:eastAsia="Calibri" w:hAnsi="Calibri" w:cs="Calibri"/>
-                <w:color w:val="AEAAAA"/>
-              </w:rPr>
-              <w:t>(s) correcta(s) (x)</w:t>
+              <w:t>Rta(s) correcta(s) (x)</w:t>
             </w:r>
           </w:p>
         </w:tc>
@@ -830,13 +799,13 @@
           <w:p>
             <w:pPr>
               <w:rPr>
-                <w:rFonts w:ascii="Calibri" w:eastAsia="Calibri" w:hAnsi="Calibri" w:cs="Calibri"/>
-                <w:color w:val="595959"/>
-              </w:rPr>
-            </w:pPr>
-            <w:r>
-              <w:rPr>
-                <w:rFonts w:ascii="Calibri" w:eastAsia="Calibri" w:hAnsi="Calibri" w:cs="Calibri"/>
+                <w:rFonts w:ascii="Calibri" w:hAnsi="Calibri" w:eastAsia="Calibri" w:cs="Calibri"/>
+                <w:color w:val="595959"/>
+              </w:rPr>
+            </w:pPr>
+            <w:r>
+              <w:rPr>
+                <w:rFonts w:ascii="Calibri" w:hAnsi="Calibri" w:eastAsia="Calibri" w:cs="Calibri"/>
                 <w:color w:val="595959"/>
               </w:rPr>
               <w:t>Opción a)</w:t>
@@ -853,13 +822,13 @@
             <w:pPr>
               <w:cnfStyle w:val="000000000000" w:firstRow="0" w:lastRow="0" w:firstColumn="0" w:lastColumn="0" w:oddVBand="0" w:evenVBand="0" w:oddHBand="0" w:evenHBand="0" w:firstRowFirstColumn="0" w:firstRowLastColumn="0" w:lastRowFirstColumn="0" w:lastRowLastColumn="0"/>
               <w:rPr>
-                <w:rFonts w:ascii="Calibri" w:eastAsia="Calibri" w:hAnsi="Calibri" w:cs="Calibri"/>
-                <w:color w:val="auto"/>
-              </w:rPr>
-            </w:pPr>
-            <w:r>
-              <w:rPr>
-                <w:rFonts w:ascii="Calibri" w:eastAsia="Calibri" w:hAnsi="Calibri" w:cs="Calibri"/>
+                <w:rFonts w:ascii="Calibri" w:hAnsi="Calibri" w:eastAsia="Calibri" w:cs="Calibri"/>
+                <w:color w:val="auto"/>
+              </w:rPr>
+            </w:pPr>
+            <w:r>
+              <w:rPr>
+                <w:rFonts w:ascii="Calibri" w:hAnsi="Calibri" w:eastAsia="Calibri" w:cs="Calibri"/>
                 <w:color w:val="auto"/>
               </w:rPr>
               <w:t>Verdadero</w:t>
@@ -876,13 +845,13 @@
               <w:widowControl w:val="0"/>
               <w:cnfStyle w:val="000000000000" w:firstRow="0" w:lastRow="0" w:firstColumn="0" w:lastColumn="0" w:oddVBand="0" w:evenVBand="0" w:oddHBand="0" w:evenHBand="0" w:firstRowFirstColumn="0" w:firstRowLastColumn="0" w:lastRowFirstColumn="0" w:lastRowLastColumn="0"/>
               <w:rPr>
-                <w:rFonts w:ascii="Calibri" w:eastAsia="Calibri" w:hAnsi="Calibri" w:cs="Calibri"/>
-                <w:color w:val="auto"/>
-              </w:rPr>
-            </w:pPr>
-            <w:r>
-              <w:rPr>
-                <w:rFonts w:ascii="Calibri" w:eastAsia="Calibri" w:hAnsi="Calibri" w:cs="Calibri"/>
+                <w:rFonts w:ascii="Calibri" w:hAnsi="Calibri" w:eastAsia="Calibri" w:cs="Calibri"/>
+                <w:color w:val="auto"/>
+              </w:rPr>
+            </w:pPr>
+            <w:r>
+              <w:rPr>
+                <w:rFonts w:ascii="Calibri" w:hAnsi="Calibri" w:eastAsia="Calibri" w:cs="Calibri"/>
                 <w:color w:val="auto"/>
               </w:rPr>
               <w:t>X</w:t>
@@ -904,13 +873,13 @@
           <w:p>
             <w:pPr>
               <w:rPr>
-                <w:rFonts w:ascii="Calibri" w:eastAsia="Calibri" w:hAnsi="Calibri" w:cs="Calibri"/>
-                <w:color w:val="595959"/>
-              </w:rPr>
-            </w:pPr>
-            <w:r>
-              <w:rPr>
-                <w:rFonts w:ascii="Calibri" w:eastAsia="Calibri" w:hAnsi="Calibri" w:cs="Calibri"/>
+                <w:rFonts w:ascii="Calibri" w:hAnsi="Calibri" w:eastAsia="Calibri" w:cs="Calibri"/>
+                <w:color w:val="595959"/>
+              </w:rPr>
+            </w:pPr>
+            <w:r>
+              <w:rPr>
+                <w:rFonts w:ascii="Calibri" w:hAnsi="Calibri" w:eastAsia="Calibri" w:cs="Calibri"/>
                 <w:color w:val="595959"/>
               </w:rPr>
               <w:t>Opción b)</w:t>
@@ -927,13 +896,13 @@
             <w:pPr>
               <w:cnfStyle w:val="000000100000" w:firstRow="0" w:lastRow="0" w:firstColumn="0" w:lastColumn="0" w:oddVBand="0" w:evenVBand="0" w:oddHBand="1" w:evenHBand="0" w:firstRowFirstColumn="0" w:firstRowLastColumn="0" w:lastRowFirstColumn="0" w:lastRowLastColumn="0"/>
               <w:rPr>
-                <w:rFonts w:ascii="Calibri" w:eastAsia="Calibri" w:hAnsi="Calibri" w:cs="Calibri"/>
-                <w:color w:val="auto"/>
-              </w:rPr>
-            </w:pPr>
-            <w:r>
-              <w:rPr>
-                <w:rFonts w:ascii="Calibri" w:eastAsia="Calibri" w:hAnsi="Calibri" w:cs="Calibri"/>
+                <w:rFonts w:ascii="Calibri" w:hAnsi="Calibri" w:eastAsia="Calibri" w:cs="Calibri"/>
+                <w:color w:val="auto"/>
+              </w:rPr>
+            </w:pPr>
+            <w:r>
+              <w:rPr>
+                <w:rFonts w:ascii="Calibri" w:hAnsi="Calibri" w:eastAsia="Calibri" w:cs="Calibri"/>
                 <w:color w:val="auto"/>
               </w:rPr>
               <w:t>Falso</w:t>
@@ -950,7 +919,7 @@
               <w:widowControl w:val="0"/>
               <w:cnfStyle w:val="000000100000" w:firstRow="0" w:lastRow="0" w:firstColumn="0" w:lastColumn="0" w:oddVBand="0" w:evenVBand="0" w:oddHBand="1" w:evenHBand="0" w:firstRowFirstColumn="0" w:firstRowLastColumn="0" w:lastRowFirstColumn="0" w:lastRowLastColumn="0"/>
               <w:rPr>
-                <w:rFonts w:ascii="Calibri" w:eastAsia="Calibri" w:hAnsi="Calibri" w:cs="Calibri"/>
+                <w:rFonts w:ascii="Calibri" w:hAnsi="Calibri" w:eastAsia="Calibri" w:cs="Calibri"/>
                 <w:color w:val="auto"/>
               </w:rPr>
             </w:pPr>
@@ -971,13 +940,13 @@
           <w:p>
             <w:pPr>
               <w:rPr>
-                <w:rFonts w:ascii="Calibri" w:eastAsia="Calibri" w:hAnsi="Calibri" w:cs="Calibri"/>
-                <w:color w:val="595959"/>
-              </w:rPr>
-            </w:pPr>
-            <w:r>
-              <w:rPr>
-                <w:rFonts w:ascii="Calibri" w:eastAsia="Calibri" w:hAnsi="Calibri" w:cs="Calibri"/>
+                <w:rFonts w:ascii="Calibri" w:hAnsi="Calibri" w:eastAsia="Calibri" w:cs="Calibri"/>
+                <w:color w:val="595959"/>
+              </w:rPr>
+            </w:pPr>
+            <w:r>
+              <w:rPr>
+                <w:rFonts w:ascii="Calibri" w:hAnsi="Calibri" w:eastAsia="Calibri" w:cs="Calibri"/>
                 <w:color w:val="595959"/>
               </w:rPr>
               <w:t>Comentario respuesta correcta</w:t>
@@ -994,7 +963,7 @@
             <w:pPr>
               <w:cnfStyle w:val="000000000000" w:firstRow="0" w:lastRow="0" w:firstColumn="0" w:lastColumn="0" w:oddVBand="0" w:evenVBand="0" w:oddHBand="0" w:evenHBand="0" w:firstRowFirstColumn="0" w:firstRowLastColumn="0" w:lastRowFirstColumn="0" w:lastRowLastColumn="0"/>
               <w:rPr>
-                <w:rFonts w:ascii="Calibri" w:eastAsia="Calibri" w:hAnsi="Calibri" w:cs="Calibri"/>
+                <w:rFonts w:ascii="Calibri" w:hAnsi="Calibri" w:eastAsia="Calibri" w:cs="Calibri"/>
                 <w:b/>
                 <w:color w:val="auto"/>
                 <w:sz w:val="20"/>
@@ -1003,14 +972,14 @@
             </w:pPr>
             <w:r>
               <w:rPr>
-                <w:rFonts w:ascii="Calibri" w:eastAsia="Calibri" w:hAnsi="Calibri" w:cs="Calibri"/>
+                <w:rFonts w:ascii="Calibri" w:hAnsi="Calibri" w:eastAsia="Calibri" w:cs="Calibri"/>
                 <w:color w:val="auto"/>
               </w:rPr>
               <w:t>Excelente trabajo. Tie</w:t>
             </w:r>
             <w:r>
               <w:rPr>
-                <w:rFonts w:ascii="Calibri" w:eastAsia="Calibri" w:hAnsi="Calibri" w:cs="Calibri"/>
+                <w:rFonts w:ascii="Calibri" w:hAnsi="Calibri" w:eastAsia="Calibri" w:cs="Calibri"/>
                 <w:color w:val="auto"/>
               </w:rPr>
               <w:t>ne un claro entendimiento sobre las</w:t>
@@ -1020,14 +989,14 @@
             </w:r>
             <w:r>
               <w:rPr>
-                <w:rFonts w:ascii="Calibri" w:eastAsia="Calibri" w:hAnsi="Calibri" w:cs="Calibri"/>
+                <w:rFonts w:ascii="Calibri" w:hAnsi="Calibri" w:eastAsia="Calibri" w:cs="Calibri"/>
                 <w:color w:val="auto"/>
               </w:rPr>
               <w:t>normas</w:t>
             </w:r>
             <w:r>
               <w:rPr>
-                <w:rFonts w:ascii="Calibri" w:eastAsia="Calibri" w:hAnsi="Calibri" w:cs="Calibri"/>
+                <w:rFonts w:ascii="Calibri" w:hAnsi="Calibri" w:eastAsia="Calibri" w:cs="Calibri"/>
                 <w:color w:val="auto"/>
               </w:rPr>
               <w:t>.</w:t>
@@ -1049,13 +1018,13 @@
           <w:p>
             <w:pPr>
               <w:rPr>
-                <w:rFonts w:ascii="Calibri" w:eastAsia="Calibri" w:hAnsi="Calibri" w:cs="Calibri"/>
-                <w:color w:val="595959"/>
-              </w:rPr>
-            </w:pPr>
-            <w:r>
-              <w:rPr>
-                <w:rFonts w:ascii="Calibri" w:eastAsia="Calibri" w:hAnsi="Calibri" w:cs="Calibri"/>
+                <w:rFonts w:ascii="Calibri" w:hAnsi="Calibri" w:eastAsia="Calibri" w:cs="Calibri"/>
+                <w:color w:val="595959"/>
+              </w:rPr>
+            </w:pPr>
+            <w:r>
+              <w:rPr>
+                <w:rFonts w:ascii="Calibri" w:hAnsi="Calibri" w:eastAsia="Calibri" w:cs="Calibri"/>
                 <w:color w:val="595959"/>
               </w:rPr>
               <w:t>Comentario respuesta incorrecta</w:t>
@@ -1072,7 +1041,7 @@
             <w:pPr>
               <w:cnfStyle w:val="000000100000" w:firstRow="0" w:lastRow="0" w:firstColumn="0" w:lastColumn="0" w:oddVBand="0" w:evenVBand="0" w:oddHBand="1" w:evenHBand="0" w:firstRowFirstColumn="0" w:firstRowLastColumn="0" w:lastRowFirstColumn="0" w:lastRowLastColumn="0"/>
               <w:rPr>
-                <w:rFonts w:ascii="Calibri" w:eastAsia="Calibri" w:hAnsi="Calibri" w:cs="Calibri"/>
+                <w:rFonts w:ascii="Calibri" w:hAnsi="Calibri" w:eastAsia="Calibri" w:cs="Calibri"/>
                 <w:b/>
                 <w:color w:val="auto"/>
                 <w:sz w:val="20"/>
@@ -1081,7 +1050,7 @@
             </w:pPr>
             <w:r>
               <w:rPr>
-                <w:rFonts w:ascii="Calibri" w:eastAsia="Calibri" w:hAnsi="Calibri" w:cs="Calibri"/>
+                <w:rFonts w:ascii="Calibri" w:hAnsi="Calibri" w:eastAsia="Calibri" w:cs="Calibri"/>
                 <w:color w:val="auto"/>
               </w:rPr>
               <w:t>Respuesta incorrecta, revise nuevamente el contenido del componente formativo.</w:t>
@@ -1103,13 +1072,13 @@
           <w:p>
             <w:pPr>
               <w:rPr>
-                <w:rFonts w:ascii="Calibri" w:eastAsia="Calibri" w:hAnsi="Calibri" w:cs="Calibri"/>
-                <w:color w:val="595959"/>
-              </w:rPr>
-            </w:pPr>
-            <w:r>
-              <w:rPr>
-                <w:rFonts w:ascii="Calibri" w:eastAsia="Calibri" w:hAnsi="Calibri" w:cs="Calibri"/>
+                <w:rFonts w:ascii="Calibri" w:hAnsi="Calibri" w:eastAsia="Calibri" w:cs="Calibri"/>
+                <w:color w:val="595959"/>
+              </w:rPr>
+            </w:pPr>
+            <w:r>
+              <w:rPr>
+                <w:rFonts w:ascii="Calibri" w:hAnsi="Calibri" w:eastAsia="Calibri" w:cs="Calibri"/>
                 <w:color w:val="595959"/>
               </w:rPr>
               <w:t>Pregunta 2</w:t>
@@ -1126,7 +1095,7 @@
             <w:pPr>
               <w:cnfStyle w:val="000000000000" w:firstRow="0" w:lastRow="0" w:firstColumn="0" w:lastColumn="0" w:oddVBand="0" w:evenVBand="0" w:oddHBand="0" w:evenHBand="0" w:firstRowFirstColumn="0" w:firstRowLastColumn="0" w:lastRowFirstColumn="0" w:lastRowLastColumn="0"/>
               <w:rPr>
-                <w:rFonts w:ascii="Calibri" w:eastAsia="Calibri" w:hAnsi="Calibri" w:cs="Calibri"/>
+                <w:rFonts w:ascii="Calibri" w:hAnsi="Calibri" w:eastAsia="Calibri" w:cs="Calibri"/>
                 <w:b/>
                 <w:color w:val="auto"/>
                 <w:sz w:val="20"/>
@@ -1135,7 +1104,7 @@
             </w:pPr>
             <w:r>
               <w:rPr>
-                <w:rFonts w:ascii="Calibri" w:eastAsia="Calibri" w:hAnsi="Calibri" w:cs="Calibri"/>
+                <w:rFonts w:ascii="Calibri" w:hAnsi="Calibri" w:eastAsia="Calibri" w:cs="Calibri"/>
                 <w:b/>
                 <w:color w:val="auto"/>
                 <w:sz w:val="20"/>
@@ -1160,13 +1129,13 @@
           <w:p>
             <w:pPr>
               <w:rPr>
-                <w:rFonts w:ascii="Calibri" w:eastAsia="Calibri" w:hAnsi="Calibri" w:cs="Calibri"/>
-                <w:color w:val="595959"/>
-              </w:rPr>
-            </w:pPr>
-            <w:r>
-              <w:rPr>
-                <w:rFonts w:ascii="Calibri" w:eastAsia="Calibri" w:hAnsi="Calibri" w:cs="Calibri"/>
+                <w:rFonts w:ascii="Calibri" w:hAnsi="Calibri" w:eastAsia="Calibri" w:cs="Calibri"/>
+                <w:color w:val="595959"/>
+              </w:rPr>
+            </w:pPr>
+            <w:r>
+              <w:rPr>
+                <w:rFonts w:ascii="Calibri" w:hAnsi="Calibri" w:eastAsia="Calibri" w:cs="Calibri"/>
                 <w:color w:val="595959"/>
               </w:rPr>
               <w:t>Opción a)</w:t>
@@ -1183,13 +1152,13 @@
             <w:pPr>
               <w:cnfStyle w:val="000000100000" w:firstRow="0" w:lastRow="0" w:firstColumn="0" w:lastColumn="0" w:oddVBand="0" w:evenVBand="0" w:oddHBand="1" w:evenHBand="0" w:firstRowFirstColumn="0" w:firstRowLastColumn="0" w:lastRowFirstColumn="0" w:lastRowLastColumn="0"/>
               <w:rPr>
-                <w:rFonts w:ascii="Calibri" w:eastAsia="Calibri" w:hAnsi="Calibri" w:cs="Calibri"/>
-                <w:color w:val="auto"/>
-              </w:rPr>
-            </w:pPr>
-            <w:r>
-              <w:rPr>
-                <w:rFonts w:ascii="Calibri" w:eastAsia="Calibri" w:hAnsi="Calibri" w:cs="Calibri"/>
+                <w:rFonts w:ascii="Calibri" w:hAnsi="Calibri" w:eastAsia="Calibri" w:cs="Calibri"/>
+                <w:color w:val="auto"/>
+              </w:rPr>
+            </w:pPr>
+            <w:r>
+              <w:rPr>
+                <w:rFonts w:ascii="Calibri" w:hAnsi="Calibri" w:eastAsia="Calibri" w:cs="Calibri"/>
                 <w:color w:val="auto"/>
               </w:rPr>
               <w:t>Verdadero</w:t>
@@ -1206,13 +1175,13 @@
               <w:widowControl w:val="0"/>
               <w:cnfStyle w:val="000000100000" w:firstRow="0" w:lastRow="0" w:firstColumn="0" w:lastColumn="0" w:oddVBand="0" w:evenVBand="0" w:oddHBand="1" w:evenHBand="0" w:firstRowFirstColumn="0" w:firstRowLastColumn="0" w:lastRowFirstColumn="0" w:lastRowLastColumn="0"/>
               <w:rPr>
-                <w:rFonts w:ascii="Calibri" w:eastAsia="Calibri" w:hAnsi="Calibri" w:cs="Calibri"/>
-                <w:color w:val="auto"/>
-              </w:rPr>
-            </w:pPr>
-            <w:r>
-              <w:rPr>
-                <w:rFonts w:ascii="Calibri" w:eastAsia="Calibri" w:hAnsi="Calibri" w:cs="Calibri"/>
+                <w:rFonts w:ascii="Calibri" w:hAnsi="Calibri" w:eastAsia="Calibri" w:cs="Calibri"/>
+                <w:color w:val="auto"/>
+              </w:rPr>
+            </w:pPr>
+            <w:r>
+              <w:rPr>
+                <w:rFonts w:ascii="Calibri" w:hAnsi="Calibri" w:eastAsia="Calibri" w:cs="Calibri"/>
                 <w:color w:val="auto"/>
               </w:rPr>
               <w:t>X</w:t>
@@ -1232,13 +1201,13 @@
           <w:p>
             <w:pPr>
               <w:rPr>
-                <w:rFonts w:ascii="Calibri" w:eastAsia="Calibri" w:hAnsi="Calibri" w:cs="Calibri"/>
-                <w:color w:val="595959"/>
-              </w:rPr>
-            </w:pPr>
-            <w:r>
-              <w:rPr>
-                <w:rFonts w:ascii="Calibri" w:eastAsia="Calibri" w:hAnsi="Calibri" w:cs="Calibri"/>
+                <w:rFonts w:ascii="Calibri" w:hAnsi="Calibri" w:eastAsia="Calibri" w:cs="Calibri"/>
+                <w:color w:val="595959"/>
+              </w:rPr>
+            </w:pPr>
+            <w:r>
+              <w:rPr>
+                <w:rFonts w:ascii="Calibri" w:hAnsi="Calibri" w:eastAsia="Calibri" w:cs="Calibri"/>
                 <w:color w:val="595959"/>
               </w:rPr>
               <w:t>Opción b)</w:t>
@@ -1249,19 +1218,18 @@
           <w:tcPr>
             <w:tcW w:w="6727" w:type="dxa"/>
             <w:gridSpan w:val="2"/>
-            <w:shd w:val="clear" w:color="auto" w:fill="auto"/>
           </w:tcPr>
           <w:p>
             <w:pPr>
               <w:cnfStyle w:val="000000000000" w:firstRow="0" w:lastRow="0" w:firstColumn="0" w:lastColumn="0" w:oddVBand="0" w:evenVBand="0" w:oddHBand="0" w:evenHBand="0" w:firstRowFirstColumn="0" w:firstRowLastColumn="0" w:lastRowFirstColumn="0" w:lastRowLastColumn="0"/>
               <w:rPr>
-                <w:rFonts w:ascii="Calibri" w:eastAsia="Calibri" w:hAnsi="Calibri" w:cs="Calibri"/>
-                <w:color w:val="auto"/>
-              </w:rPr>
-            </w:pPr>
-            <w:r>
-              <w:rPr>
-                <w:rFonts w:ascii="Calibri" w:eastAsia="Calibri" w:hAnsi="Calibri" w:cs="Calibri"/>
+                <w:rFonts w:ascii="Calibri" w:hAnsi="Calibri" w:eastAsia="Calibri" w:cs="Calibri"/>
+                <w:color w:val="auto"/>
+              </w:rPr>
+            </w:pPr>
+            <w:r>
+              <w:rPr>
+                <w:rFonts w:ascii="Calibri" w:hAnsi="Calibri" w:eastAsia="Calibri" w:cs="Calibri"/>
                 <w:color w:val="auto"/>
               </w:rPr>
               <w:t>Falso</w:t>
@@ -1271,14 +1239,13 @@
         <w:tc>
           <w:tcPr>
             <w:tcW w:w="2160" w:type="dxa"/>
-            <w:shd w:val="clear" w:color="auto" w:fill="auto"/>
           </w:tcPr>
           <w:p>
             <w:pPr>
               <w:widowControl w:val="0"/>
               <w:cnfStyle w:val="000000000000" w:firstRow="0" w:lastRow="0" w:firstColumn="0" w:lastColumn="0" w:oddVBand="0" w:evenVBand="0" w:oddHBand="0" w:evenHBand="0" w:firstRowFirstColumn="0" w:firstRowLastColumn="0" w:lastRowFirstColumn="0" w:lastRowLastColumn="0"/>
               <w:rPr>
-                <w:rFonts w:ascii="Calibri" w:eastAsia="Calibri" w:hAnsi="Calibri" w:cs="Calibri"/>
+                <w:rFonts w:ascii="Calibri" w:hAnsi="Calibri" w:eastAsia="Calibri" w:cs="Calibri"/>
                 <w:color w:val="auto"/>
               </w:rPr>
             </w:pPr>
@@ -1299,13 +1266,13 @@
           <w:p>
             <w:pPr>
               <w:rPr>
-                <w:rFonts w:ascii="Calibri" w:eastAsia="Calibri" w:hAnsi="Calibri" w:cs="Calibri"/>
-                <w:color w:val="595959"/>
-              </w:rPr>
-            </w:pPr>
-            <w:r>
-              <w:rPr>
-                <w:rFonts w:ascii="Calibri" w:eastAsia="Calibri" w:hAnsi="Calibri" w:cs="Calibri"/>
+                <w:rFonts w:ascii="Calibri" w:hAnsi="Calibri" w:eastAsia="Calibri" w:cs="Calibri"/>
+                <w:color w:val="595959"/>
+              </w:rPr>
+            </w:pPr>
+            <w:r>
+              <w:rPr>
+                <w:rFonts w:ascii="Calibri" w:hAnsi="Calibri" w:eastAsia="Calibri" w:cs="Calibri"/>
                 <w:color w:val="595959"/>
               </w:rPr>
               <w:lastRenderedPageBreak/>
@@ -1323,7 +1290,7 @@
             <w:pPr>
               <w:cnfStyle w:val="000000100000" w:firstRow="0" w:lastRow="0" w:firstColumn="0" w:lastColumn="0" w:oddVBand="0" w:evenVBand="0" w:oddHBand="1" w:evenHBand="0" w:firstRowFirstColumn="0" w:firstRowLastColumn="0" w:lastRowFirstColumn="0" w:lastRowLastColumn="0"/>
               <w:rPr>
-                <w:rFonts w:ascii="Calibri" w:eastAsia="Calibri" w:hAnsi="Calibri" w:cs="Calibri"/>
+                <w:rFonts w:ascii="Calibri" w:hAnsi="Calibri" w:eastAsia="Calibri" w:cs="Calibri"/>
                 <w:b/>
                 <w:color w:val="auto"/>
                 <w:sz w:val="20"/>
@@ -1332,7 +1299,7 @@
             </w:pPr>
             <w:r>
               <w:rPr>
-                <w:rFonts w:ascii="Calibri" w:eastAsia="Calibri" w:hAnsi="Calibri" w:cs="Calibri"/>
+                <w:rFonts w:ascii="Calibri" w:hAnsi="Calibri" w:eastAsia="Calibri" w:cs="Calibri"/>
                 <w:color w:val="auto"/>
               </w:rPr>
               <w:t>Excelente trabajo. Tiene un claro entendimiento sobre las</w:t>
@@ -1342,14 +1309,14 @@
             </w:r>
             <w:r>
               <w:rPr>
-                <w:rFonts w:ascii="Calibri" w:eastAsia="Calibri" w:hAnsi="Calibri" w:cs="Calibri"/>
+                <w:rFonts w:ascii="Calibri" w:hAnsi="Calibri" w:eastAsia="Calibri" w:cs="Calibri"/>
                 <w:color w:val="auto"/>
               </w:rPr>
               <w:t>normas</w:t>
             </w:r>
             <w:r>
               <w:rPr>
-                <w:rFonts w:ascii="Calibri" w:eastAsia="Calibri" w:hAnsi="Calibri" w:cs="Calibri"/>
+                <w:rFonts w:ascii="Calibri" w:hAnsi="Calibri" w:eastAsia="Calibri" w:cs="Calibri"/>
                 <w:color w:val="auto"/>
               </w:rPr>
               <w:t>.</w:t>
@@ -1371,13 +1338,13 @@
           <w:p>
             <w:pPr>
               <w:rPr>
-                <w:rFonts w:ascii="Calibri" w:eastAsia="Calibri" w:hAnsi="Calibri" w:cs="Calibri"/>
-                <w:color w:val="595959"/>
-              </w:rPr>
-            </w:pPr>
-            <w:r>
-              <w:rPr>
-                <w:rFonts w:ascii="Calibri" w:eastAsia="Calibri" w:hAnsi="Calibri" w:cs="Calibri"/>
+                <w:rFonts w:ascii="Calibri" w:hAnsi="Calibri" w:eastAsia="Calibri" w:cs="Calibri"/>
+                <w:color w:val="595959"/>
+              </w:rPr>
+            </w:pPr>
+            <w:r>
+              <w:rPr>
+                <w:rFonts w:ascii="Calibri" w:hAnsi="Calibri" w:eastAsia="Calibri" w:cs="Calibri"/>
                 <w:color w:val="595959"/>
               </w:rPr>
               <w:t>Comentario respuesta incorrecta</w:t>
@@ -1394,7 +1361,7 @@
             <w:pPr>
               <w:cnfStyle w:val="000000000000" w:firstRow="0" w:lastRow="0" w:firstColumn="0" w:lastColumn="0" w:oddVBand="0" w:evenVBand="0" w:oddHBand="0" w:evenHBand="0" w:firstRowFirstColumn="0" w:firstRowLastColumn="0" w:lastRowFirstColumn="0" w:lastRowLastColumn="0"/>
               <w:rPr>
-                <w:rFonts w:ascii="Calibri" w:eastAsia="Calibri" w:hAnsi="Calibri" w:cs="Calibri"/>
+                <w:rFonts w:ascii="Calibri" w:hAnsi="Calibri" w:eastAsia="Calibri" w:cs="Calibri"/>
                 <w:b/>
                 <w:color w:val="auto"/>
                 <w:sz w:val="20"/>
@@ -1403,7 +1370,7 @@
             </w:pPr>
             <w:r>
               <w:rPr>
-                <w:rFonts w:ascii="Calibri" w:eastAsia="Calibri" w:hAnsi="Calibri" w:cs="Calibri"/>
+                <w:rFonts w:ascii="Calibri" w:hAnsi="Calibri" w:eastAsia="Calibri" w:cs="Calibri"/>
                 <w:color w:val="auto"/>
               </w:rPr>
               <w:t>Respuesta incorrecta, revise nuevamente el contenido del componente formativo.</w:t>
@@ -1425,13 +1392,13 @@
           <w:p>
             <w:pPr>
               <w:rPr>
-                <w:rFonts w:ascii="Calibri" w:eastAsia="Calibri" w:hAnsi="Calibri" w:cs="Calibri"/>
-                <w:color w:val="595959"/>
-              </w:rPr>
-            </w:pPr>
-            <w:r>
-              <w:rPr>
-                <w:rFonts w:ascii="Calibri" w:eastAsia="Calibri" w:hAnsi="Calibri" w:cs="Calibri"/>
+                <w:rFonts w:ascii="Calibri" w:hAnsi="Calibri" w:eastAsia="Calibri" w:cs="Calibri"/>
+                <w:color w:val="595959"/>
+              </w:rPr>
+            </w:pPr>
+            <w:r>
+              <w:rPr>
+                <w:rFonts w:ascii="Calibri" w:hAnsi="Calibri" w:eastAsia="Calibri" w:cs="Calibri"/>
                 <w:color w:val="595959"/>
               </w:rPr>
               <w:t>Pregunta 3</w:t>
@@ -1447,7 +1414,7 @@
             <w:pPr>
               <w:cnfStyle w:val="000000100000" w:firstRow="0" w:lastRow="0" w:firstColumn="0" w:lastColumn="0" w:oddVBand="0" w:evenVBand="0" w:oddHBand="1" w:evenHBand="0" w:firstRowFirstColumn="0" w:firstRowLastColumn="0" w:lastRowFirstColumn="0" w:lastRowLastColumn="0"/>
               <w:rPr>
-                <w:rFonts w:ascii="Calibri" w:eastAsia="Calibri" w:hAnsi="Calibri" w:cs="Calibri"/>
+                <w:rFonts w:ascii="Calibri" w:hAnsi="Calibri" w:eastAsia="Calibri" w:cs="Calibri"/>
                 <w:b/>
                 <w:color w:val="auto"/>
                 <w:sz w:val="20"/>
@@ -1456,7 +1423,7 @@
             </w:pPr>
             <w:r>
               <w:rPr>
-                <w:rFonts w:ascii="Calibri" w:eastAsia="Calibri" w:hAnsi="Calibri" w:cs="Calibri"/>
+                <w:rFonts w:ascii="Calibri" w:hAnsi="Calibri" w:eastAsia="Calibri" w:cs="Calibri"/>
                 <w:b/>
                 <w:color w:val="auto"/>
                 <w:sz w:val="20"/>
@@ -1479,13 +1446,13 @@
           <w:p>
             <w:pPr>
               <w:rPr>
-                <w:rFonts w:ascii="Calibri" w:eastAsia="Calibri" w:hAnsi="Calibri" w:cs="Calibri"/>
-                <w:color w:val="595959"/>
-              </w:rPr>
-            </w:pPr>
-            <w:r>
-              <w:rPr>
-                <w:rFonts w:ascii="Calibri" w:eastAsia="Calibri" w:hAnsi="Calibri" w:cs="Calibri"/>
+                <w:rFonts w:ascii="Calibri" w:hAnsi="Calibri" w:eastAsia="Calibri" w:cs="Calibri"/>
+                <w:color w:val="595959"/>
+              </w:rPr>
+            </w:pPr>
+            <w:r>
+              <w:rPr>
+                <w:rFonts w:ascii="Calibri" w:hAnsi="Calibri" w:eastAsia="Calibri" w:cs="Calibri"/>
                 <w:color w:val="595959"/>
               </w:rPr>
               <w:t>Opción a)</w:t>
@@ -1496,19 +1463,18 @@
           <w:tcPr>
             <w:tcW w:w="6727" w:type="dxa"/>
             <w:gridSpan w:val="2"/>
-            <w:shd w:val="clear" w:color="auto" w:fill="auto"/>
           </w:tcPr>
           <w:p>
             <w:pPr>
               <w:cnfStyle w:val="000000000000" w:firstRow="0" w:lastRow="0" w:firstColumn="0" w:lastColumn="0" w:oddVBand="0" w:evenVBand="0" w:oddHBand="0" w:evenHBand="0" w:firstRowFirstColumn="0" w:firstRowLastColumn="0" w:lastRowFirstColumn="0" w:lastRowLastColumn="0"/>
               <w:rPr>
-                <w:rFonts w:ascii="Calibri" w:eastAsia="Calibri" w:hAnsi="Calibri" w:cs="Calibri"/>
-                <w:color w:val="auto"/>
-              </w:rPr>
-            </w:pPr>
-            <w:r>
-              <w:rPr>
-                <w:rFonts w:ascii="Calibri" w:eastAsia="Calibri" w:hAnsi="Calibri" w:cs="Calibri"/>
+                <w:rFonts w:ascii="Calibri" w:hAnsi="Calibri" w:eastAsia="Calibri" w:cs="Calibri"/>
+                <w:color w:val="auto"/>
+              </w:rPr>
+            </w:pPr>
+            <w:r>
+              <w:rPr>
+                <w:rFonts w:ascii="Calibri" w:hAnsi="Calibri" w:eastAsia="Calibri" w:cs="Calibri"/>
                 <w:color w:val="auto"/>
               </w:rPr>
               <w:t>Verdadero</w:t>
@@ -1518,20 +1484,19 @@
         <w:tc>
           <w:tcPr>
             <w:tcW w:w="2160" w:type="dxa"/>
-            <w:shd w:val="clear" w:color="auto" w:fill="auto"/>
           </w:tcPr>
           <w:p>
             <w:pPr>
               <w:widowControl w:val="0"/>
               <w:cnfStyle w:val="000000000000" w:firstRow="0" w:lastRow="0" w:firstColumn="0" w:lastColumn="0" w:oddVBand="0" w:evenVBand="0" w:oddHBand="0" w:evenHBand="0" w:firstRowFirstColumn="0" w:firstRowLastColumn="0" w:lastRowFirstColumn="0" w:lastRowLastColumn="0"/>
               <w:rPr>
-                <w:rFonts w:ascii="Calibri" w:eastAsia="Calibri" w:hAnsi="Calibri" w:cs="Calibri"/>
-                <w:color w:val="auto"/>
-              </w:rPr>
-            </w:pPr>
-            <w:r>
-              <w:rPr>
-                <w:rFonts w:ascii="Calibri" w:eastAsia="Calibri" w:hAnsi="Calibri" w:cs="Calibri"/>
+                <w:rFonts w:ascii="Calibri" w:hAnsi="Calibri" w:eastAsia="Calibri" w:cs="Calibri"/>
+                <w:color w:val="auto"/>
+              </w:rPr>
+            </w:pPr>
+            <w:r>
+              <w:rPr>
+                <w:rFonts w:ascii="Calibri" w:hAnsi="Calibri" w:eastAsia="Calibri" w:cs="Calibri"/>
                 <w:color w:val="auto"/>
               </w:rPr>
               <w:t>X</w:t>
@@ -1553,13 +1518,13 @@
           <w:p>
             <w:pPr>
               <w:rPr>
-                <w:rFonts w:ascii="Calibri" w:eastAsia="Calibri" w:hAnsi="Calibri" w:cs="Calibri"/>
-                <w:color w:val="595959"/>
-              </w:rPr>
-            </w:pPr>
-            <w:r>
-              <w:rPr>
-                <w:rFonts w:ascii="Calibri" w:eastAsia="Calibri" w:hAnsi="Calibri" w:cs="Calibri"/>
+                <w:rFonts w:ascii="Calibri" w:hAnsi="Calibri" w:eastAsia="Calibri" w:cs="Calibri"/>
+                <w:color w:val="595959"/>
+              </w:rPr>
+            </w:pPr>
+            <w:r>
+              <w:rPr>
+                <w:rFonts w:ascii="Calibri" w:hAnsi="Calibri" w:eastAsia="Calibri" w:cs="Calibri"/>
                 <w:color w:val="595959"/>
               </w:rPr>
               <w:t>Opción b)</w:t>
@@ -1576,13 +1541,13 @@
             <w:pPr>
               <w:cnfStyle w:val="000000100000" w:firstRow="0" w:lastRow="0" w:firstColumn="0" w:lastColumn="0" w:oddVBand="0" w:evenVBand="0" w:oddHBand="1" w:evenHBand="0" w:firstRowFirstColumn="0" w:firstRowLastColumn="0" w:lastRowFirstColumn="0" w:lastRowLastColumn="0"/>
               <w:rPr>
-                <w:rFonts w:ascii="Calibri" w:eastAsia="Calibri" w:hAnsi="Calibri" w:cs="Calibri"/>
-                <w:color w:val="auto"/>
-              </w:rPr>
-            </w:pPr>
-            <w:r>
-              <w:rPr>
-                <w:rFonts w:ascii="Calibri" w:eastAsia="Calibri" w:hAnsi="Calibri" w:cs="Calibri"/>
+                <w:rFonts w:ascii="Calibri" w:hAnsi="Calibri" w:eastAsia="Calibri" w:cs="Calibri"/>
+                <w:color w:val="auto"/>
+              </w:rPr>
+            </w:pPr>
+            <w:r>
+              <w:rPr>
+                <w:rFonts w:ascii="Calibri" w:hAnsi="Calibri" w:eastAsia="Calibri" w:cs="Calibri"/>
                 <w:color w:val="auto"/>
               </w:rPr>
               <w:t>Falso</w:t>
@@ -1599,7 +1564,7 @@
               <w:widowControl w:val="0"/>
               <w:cnfStyle w:val="000000100000" w:firstRow="0" w:lastRow="0" w:firstColumn="0" w:lastColumn="0" w:oddVBand="0" w:evenVBand="0" w:oddHBand="1" w:evenHBand="0" w:firstRowFirstColumn="0" w:firstRowLastColumn="0" w:lastRowFirstColumn="0" w:lastRowLastColumn="0"/>
               <w:rPr>
-                <w:rFonts w:ascii="Calibri" w:eastAsia="Calibri" w:hAnsi="Calibri" w:cs="Calibri"/>
+                <w:rFonts w:ascii="Calibri" w:hAnsi="Calibri" w:eastAsia="Calibri" w:cs="Calibri"/>
                 <w:color w:val="auto"/>
               </w:rPr>
             </w:pPr>
@@ -1620,13 +1585,13 @@
           <w:p>
             <w:pPr>
               <w:rPr>
-                <w:rFonts w:ascii="Calibri" w:eastAsia="Calibri" w:hAnsi="Calibri" w:cs="Calibri"/>
-                <w:color w:val="595959"/>
-              </w:rPr>
-            </w:pPr>
-            <w:r>
-              <w:rPr>
-                <w:rFonts w:ascii="Calibri" w:eastAsia="Calibri" w:hAnsi="Calibri" w:cs="Calibri"/>
+                <w:rFonts w:ascii="Calibri" w:hAnsi="Calibri" w:eastAsia="Calibri" w:cs="Calibri"/>
+                <w:color w:val="595959"/>
+              </w:rPr>
+            </w:pPr>
+            <w:r>
+              <w:rPr>
+                <w:rFonts w:ascii="Calibri" w:hAnsi="Calibri" w:eastAsia="Calibri" w:cs="Calibri"/>
                 <w:color w:val="595959"/>
               </w:rPr>
               <w:t>Comentario respuesta correcta</w:t>
@@ -1643,7 +1608,7 @@
             <w:pPr>
               <w:cnfStyle w:val="000000000000" w:firstRow="0" w:lastRow="0" w:firstColumn="0" w:lastColumn="0" w:oddVBand="0" w:evenVBand="0" w:oddHBand="0" w:evenHBand="0" w:firstRowFirstColumn="0" w:firstRowLastColumn="0" w:lastRowFirstColumn="0" w:lastRowLastColumn="0"/>
               <w:rPr>
-                <w:rFonts w:ascii="Calibri" w:eastAsia="Calibri" w:hAnsi="Calibri" w:cs="Calibri"/>
+                <w:rFonts w:ascii="Calibri" w:hAnsi="Calibri" w:eastAsia="Calibri" w:cs="Calibri"/>
                 <w:b/>
                 <w:color w:val="auto"/>
                 <w:sz w:val="20"/>
@@ -1652,7 +1617,7 @@
             </w:pPr>
             <w:r>
               <w:rPr>
-                <w:rFonts w:ascii="Calibri" w:eastAsia="Calibri" w:hAnsi="Calibri" w:cs="Calibri"/>
+                <w:rFonts w:ascii="Calibri" w:hAnsi="Calibri" w:eastAsia="Calibri" w:cs="Calibri"/>
                 <w:color w:val="auto"/>
               </w:rPr>
               <w:t>Excelente trabajo. Tiene un claro entendimiento sobre las</w:t>
@@ -1662,7 +1627,7 @@
             </w:r>
             <w:r>
               <w:rPr>
-                <w:rFonts w:ascii="Calibri" w:eastAsia="Calibri" w:hAnsi="Calibri" w:cs="Calibri"/>
+                <w:rFonts w:ascii="Calibri" w:hAnsi="Calibri" w:eastAsia="Calibri" w:cs="Calibri"/>
                 <w:color w:val="auto"/>
               </w:rPr>
               <w:t>normas.</w:t>
@@ -1684,13 +1649,13 @@
           <w:p>
             <w:pPr>
               <w:rPr>
-                <w:rFonts w:ascii="Calibri" w:eastAsia="Calibri" w:hAnsi="Calibri" w:cs="Calibri"/>
-                <w:color w:val="595959"/>
-              </w:rPr>
-            </w:pPr>
-            <w:r>
-              <w:rPr>
-                <w:rFonts w:ascii="Calibri" w:eastAsia="Calibri" w:hAnsi="Calibri" w:cs="Calibri"/>
+                <w:rFonts w:ascii="Calibri" w:hAnsi="Calibri" w:eastAsia="Calibri" w:cs="Calibri"/>
+                <w:color w:val="595959"/>
+              </w:rPr>
+            </w:pPr>
+            <w:r>
+              <w:rPr>
+                <w:rFonts w:ascii="Calibri" w:hAnsi="Calibri" w:eastAsia="Calibri" w:cs="Calibri"/>
                 <w:color w:val="595959"/>
               </w:rPr>
               <w:t>Comentario respuesta incorrecta</w:t>
@@ -1707,7 +1672,7 @@
             <w:pPr>
               <w:cnfStyle w:val="000000100000" w:firstRow="0" w:lastRow="0" w:firstColumn="0" w:lastColumn="0" w:oddVBand="0" w:evenVBand="0" w:oddHBand="1" w:evenHBand="0" w:firstRowFirstColumn="0" w:firstRowLastColumn="0" w:lastRowFirstColumn="0" w:lastRowLastColumn="0"/>
               <w:rPr>
-                <w:rFonts w:ascii="Calibri" w:eastAsia="Calibri" w:hAnsi="Calibri" w:cs="Calibri"/>
+                <w:rFonts w:ascii="Calibri" w:hAnsi="Calibri" w:eastAsia="Calibri" w:cs="Calibri"/>
                 <w:b/>
                 <w:color w:val="auto"/>
                 <w:sz w:val="20"/>
@@ -1716,7 +1681,7 @@
             </w:pPr>
             <w:r>
               <w:rPr>
-                <w:rFonts w:ascii="Calibri" w:eastAsia="Calibri" w:hAnsi="Calibri" w:cs="Calibri"/>
+                <w:rFonts w:ascii="Calibri" w:hAnsi="Calibri" w:eastAsia="Calibri" w:cs="Calibri"/>
                 <w:color w:val="auto"/>
               </w:rPr>
               <w:t>Respuesta incorrecta, revise nuevamente el contenido del componente formativo.</w:t>
@@ -1738,13 +1703,13 @@
           <w:p>
             <w:pPr>
               <w:rPr>
-                <w:rFonts w:ascii="Calibri" w:eastAsia="Calibri" w:hAnsi="Calibri" w:cs="Calibri"/>
-                <w:color w:val="595959"/>
-              </w:rPr>
-            </w:pPr>
-            <w:r>
-              <w:rPr>
-                <w:rFonts w:ascii="Calibri" w:eastAsia="Calibri" w:hAnsi="Calibri" w:cs="Calibri"/>
+                <w:rFonts w:ascii="Calibri" w:hAnsi="Calibri" w:eastAsia="Calibri" w:cs="Calibri"/>
+                <w:color w:val="595959"/>
+              </w:rPr>
+            </w:pPr>
+            <w:r>
+              <w:rPr>
+                <w:rFonts w:ascii="Calibri" w:hAnsi="Calibri" w:eastAsia="Calibri" w:cs="Calibri"/>
                 <w:color w:val="595959"/>
               </w:rPr>
               <w:t>Pregunta 4</w:t>
@@ -1761,7 +1726,7 @@
             <w:pPr>
               <w:cnfStyle w:val="000000000000" w:firstRow="0" w:lastRow="0" w:firstColumn="0" w:lastColumn="0" w:oddVBand="0" w:evenVBand="0" w:oddHBand="0" w:evenHBand="0" w:firstRowFirstColumn="0" w:firstRowLastColumn="0" w:lastRowFirstColumn="0" w:lastRowLastColumn="0"/>
               <w:rPr>
-                <w:rFonts w:ascii="Calibri" w:eastAsia="Calibri" w:hAnsi="Calibri" w:cs="Calibri"/>
+                <w:rFonts w:ascii="Calibri" w:hAnsi="Calibri" w:eastAsia="Calibri" w:cs="Calibri"/>
                 <w:b/>
                 <w:color w:val="auto"/>
                 <w:sz w:val="20"/>
@@ -1770,7 +1735,7 @@
             </w:pPr>
             <w:r>
               <w:rPr>
-                <w:rFonts w:ascii="Calibri" w:eastAsia="Calibri" w:hAnsi="Calibri" w:cs="Calibri"/>
+                <w:rFonts w:ascii="Calibri" w:hAnsi="Calibri" w:eastAsia="Calibri" w:cs="Calibri"/>
                 <w:b/>
                 <w:color w:val="auto"/>
                 <w:sz w:val="20"/>
@@ -1795,13 +1760,13 @@
           <w:p>
             <w:pPr>
               <w:rPr>
-                <w:rFonts w:ascii="Calibri" w:eastAsia="Calibri" w:hAnsi="Calibri" w:cs="Calibri"/>
-                <w:color w:val="595959"/>
-              </w:rPr>
-            </w:pPr>
-            <w:r>
-              <w:rPr>
-                <w:rFonts w:ascii="Calibri" w:eastAsia="Calibri" w:hAnsi="Calibri" w:cs="Calibri"/>
+                <w:rFonts w:ascii="Calibri" w:hAnsi="Calibri" w:eastAsia="Calibri" w:cs="Calibri"/>
+                <w:color w:val="595959"/>
+              </w:rPr>
+            </w:pPr>
+            <w:r>
+              <w:rPr>
+                <w:rFonts w:ascii="Calibri" w:hAnsi="Calibri" w:eastAsia="Calibri" w:cs="Calibri"/>
                 <w:color w:val="595959"/>
               </w:rPr>
               <w:t>Opción a)</w:t>
@@ -1818,13 +1783,13 @@
             <w:pPr>
               <w:cnfStyle w:val="000000100000" w:firstRow="0" w:lastRow="0" w:firstColumn="0" w:lastColumn="0" w:oddVBand="0" w:evenVBand="0" w:oddHBand="1" w:evenHBand="0" w:firstRowFirstColumn="0" w:firstRowLastColumn="0" w:lastRowFirstColumn="0" w:lastRowLastColumn="0"/>
               <w:rPr>
-                <w:rFonts w:ascii="Calibri" w:eastAsia="Calibri" w:hAnsi="Calibri" w:cs="Calibri"/>
-                <w:color w:val="auto"/>
-              </w:rPr>
-            </w:pPr>
-            <w:r>
-              <w:rPr>
-                <w:rFonts w:ascii="Calibri" w:eastAsia="Calibri" w:hAnsi="Calibri" w:cs="Calibri"/>
+                <w:rFonts w:ascii="Calibri" w:hAnsi="Calibri" w:eastAsia="Calibri" w:cs="Calibri"/>
+                <w:color w:val="auto"/>
+              </w:rPr>
+            </w:pPr>
+            <w:r>
+              <w:rPr>
+                <w:rFonts w:ascii="Calibri" w:hAnsi="Calibri" w:eastAsia="Calibri" w:cs="Calibri"/>
                 <w:color w:val="auto"/>
               </w:rPr>
               <w:t>Verdadero</w:t>
@@ -1841,7 +1806,7 @@
               <w:widowControl w:val="0"/>
               <w:cnfStyle w:val="000000100000" w:firstRow="0" w:lastRow="0" w:firstColumn="0" w:lastColumn="0" w:oddVBand="0" w:evenVBand="0" w:oddHBand="1" w:evenHBand="0" w:firstRowFirstColumn="0" w:firstRowLastColumn="0" w:lastRowFirstColumn="0" w:lastRowLastColumn="0"/>
               <w:rPr>
-                <w:rFonts w:ascii="Calibri" w:eastAsia="Calibri" w:hAnsi="Calibri" w:cs="Calibri"/>
+                <w:rFonts w:ascii="Calibri" w:hAnsi="Calibri" w:eastAsia="Calibri" w:cs="Calibri"/>
                 <w:color w:val="auto"/>
               </w:rPr>
             </w:pPr>
@@ -1860,13 +1825,13 @@
           <w:p>
             <w:pPr>
               <w:rPr>
-                <w:rFonts w:ascii="Calibri" w:eastAsia="Calibri" w:hAnsi="Calibri" w:cs="Calibri"/>
-                <w:color w:val="595959"/>
-              </w:rPr>
-            </w:pPr>
-            <w:r>
-              <w:rPr>
-                <w:rFonts w:ascii="Calibri" w:eastAsia="Calibri" w:hAnsi="Calibri" w:cs="Calibri"/>
+                <w:rFonts w:ascii="Calibri" w:hAnsi="Calibri" w:eastAsia="Calibri" w:cs="Calibri"/>
+                <w:color w:val="595959"/>
+              </w:rPr>
+            </w:pPr>
+            <w:r>
+              <w:rPr>
+                <w:rFonts w:ascii="Calibri" w:hAnsi="Calibri" w:eastAsia="Calibri" w:cs="Calibri"/>
                 <w:color w:val="595959"/>
               </w:rPr>
               <w:t>Opción b)</w:t>
@@ -1883,13 +1848,13 @@
             <w:pPr>
               <w:cnfStyle w:val="000000000000" w:firstRow="0" w:lastRow="0" w:firstColumn="0" w:lastColumn="0" w:oddVBand="0" w:evenVBand="0" w:oddHBand="0" w:evenHBand="0" w:firstRowFirstColumn="0" w:firstRowLastColumn="0" w:lastRowFirstColumn="0" w:lastRowLastColumn="0"/>
               <w:rPr>
-                <w:rFonts w:ascii="Calibri" w:eastAsia="Calibri" w:hAnsi="Calibri" w:cs="Calibri"/>
-                <w:color w:val="auto"/>
-              </w:rPr>
-            </w:pPr>
-            <w:r>
-              <w:rPr>
-                <w:rFonts w:ascii="Calibri" w:eastAsia="Calibri" w:hAnsi="Calibri" w:cs="Calibri"/>
+                <w:rFonts w:ascii="Calibri" w:hAnsi="Calibri" w:eastAsia="Calibri" w:cs="Calibri"/>
+                <w:color w:val="auto"/>
+              </w:rPr>
+            </w:pPr>
+            <w:r>
+              <w:rPr>
+                <w:rFonts w:ascii="Calibri" w:hAnsi="Calibri" w:eastAsia="Calibri" w:cs="Calibri"/>
                 <w:color w:val="auto"/>
               </w:rPr>
               <w:t>Falso</w:t>
@@ -1906,13 +1871,13 @@
               <w:widowControl w:val="0"/>
               <w:cnfStyle w:val="000000000000" w:firstRow="0" w:lastRow="0" w:firstColumn="0" w:lastColumn="0" w:oddVBand="0" w:evenVBand="0" w:oddHBand="0" w:evenHBand="0" w:firstRowFirstColumn="0" w:firstRowLastColumn="0" w:lastRowFirstColumn="0" w:lastRowLastColumn="0"/>
               <w:rPr>
-                <w:rFonts w:ascii="Calibri" w:eastAsia="Calibri" w:hAnsi="Calibri" w:cs="Calibri"/>
-                <w:color w:val="auto"/>
-              </w:rPr>
-            </w:pPr>
-            <w:r>
-              <w:rPr>
-                <w:rFonts w:ascii="Calibri" w:eastAsia="Calibri" w:hAnsi="Calibri" w:cs="Calibri"/>
+                <w:rFonts w:ascii="Calibri" w:hAnsi="Calibri" w:eastAsia="Calibri" w:cs="Calibri"/>
+                <w:color w:val="auto"/>
+              </w:rPr>
+            </w:pPr>
+            <w:r>
+              <w:rPr>
+                <w:rFonts w:ascii="Calibri" w:hAnsi="Calibri" w:eastAsia="Calibri" w:cs="Calibri"/>
                 <w:color w:val="auto"/>
               </w:rPr>
               <w:t>X</w:t>
@@ -1934,13 +1899,13 @@
           <w:p>
             <w:pPr>
               <w:rPr>
-                <w:rFonts w:ascii="Calibri" w:eastAsia="Calibri" w:hAnsi="Calibri" w:cs="Calibri"/>
-                <w:color w:val="595959"/>
-              </w:rPr>
-            </w:pPr>
-            <w:r>
-              <w:rPr>
-                <w:rFonts w:ascii="Calibri" w:eastAsia="Calibri" w:hAnsi="Calibri" w:cs="Calibri"/>
+                <w:rFonts w:ascii="Calibri" w:hAnsi="Calibri" w:eastAsia="Calibri" w:cs="Calibri"/>
+                <w:color w:val="595959"/>
+              </w:rPr>
+            </w:pPr>
+            <w:r>
+              <w:rPr>
+                <w:rFonts w:ascii="Calibri" w:hAnsi="Calibri" w:eastAsia="Calibri" w:cs="Calibri"/>
                 <w:color w:val="595959"/>
               </w:rPr>
               <w:t>Comentario respuesta correcta</w:t>
@@ -1957,7 +1922,7 @@
             <w:pPr>
               <w:cnfStyle w:val="000000100000" w:firstRow="0" w:lastRow="0" w:firstColumn="0" w:lastColumn="0" w:oddVBand="0" w:evenVBand="0" w:oddHBand="1" w:evenHBand="0" w:firstRowFirstColumn="0" w:firstRowLastColumn="0" w:lastRowFirstColumn="0" w:lastRowLastColumn="0"/>
               <w:rPr>
-                <w:rFonts w:ascii="Calibri" w:eastAsia="Calibri" w:hAnsi="Calibri" w:cs="Calibri"/>
+                <w:rFonts w:ascii="Calibri" w:hAnsi="Calibri" w:eastAsia="Calibri" w:cs="Calibri"/>
                 <w:b/>
                 <w:color w:val="auto"/>
                 <w:sz w:val="20"/>
@@ -1966,7 +1931,7 @@
             </w:pPr>
             <w:r>
               <w:rPr>
-                <w:rFonts w:ascii="Calibri" w:eastAsia="Calibri" w:hAnsi="Calibri" w:cs="Calibri"/>
+                <w:rFonts w:ascii="Calibri" w:hAnsi="Calibri" w:eastAsia="Calibri" w:cs="Calibri"/>
                 <w:color w:val="auto"/>
               </w:rPr>
               <w:t>Excelente trabajo. Tiene un claro entendimiento sobre las</w:t>
@@ -1976,7 +1941,7 @@
             </w:r>
             <w:r>
               <w:rPr>
-                <w:rFonts w:ascii="Calibri" w:eastAsia="Calibri" w:hAnsi="Calibri" w:cs="Calibri"/>
+                <w:rFonts w:ascii="Calibri" w:hAnsi="Calibri" w:eastAsia="Calibri" w:cs="Calibri"/>
                 <w:color w:val="auto"/>
               </w:rPr>
               <w:t>normas.</w:t>
@@ -1998,13 +1963,13 @@
           <w:p>
             <w:pPr>
               <w:rPr>
-                <w:rFonts w:ascii="Calibri" w:eastAsia="Calibri" w:hAnsi="Calibri" w:cs="Calibri"/>
-                <w:color w:val="595959"/>
-              </w:rPr>
-            </w:pPr>
-            <w:r>
-              <w:rPr>
-                <w:rFonts w:ascii="Calibri" w:eastAsia="Calibri" w:hAnsi="Calibri" w:cs="Calibri"/>
+                <w:rFonts w:ascii="Calibri" w:hAnsi="Calibri" w:eastAsia="Calibri" w:cs="Calibri"/>
+                <w:color w:val="595959"/>
+              </w:rPr>
+            </w:pPr>
+            <w:r>
+              <w:rPr>
+                <w:rFonts w:ascii="Calibri" w:hAnsi="Calibri" w:eastAsia="Calibri" w:cs="Calibri"/>
                 <w:color w:val="595959"/>
               </w:rPr>
               <w:t>Comentario respuesta incorrecta</w:t>
@@ -2021,7 +1986,7 @@
             <w:pPr>
               <w:cnfStyle w:val="000000000000" w:firstRow="0" w:lastRow="0" w:firstColumn="0" w:lastColumn="0" w:oddVBand="0" w:evenVBand="0" w:oddHBand="0" w:evenHBand="0" w:firstRowFirstColumn="0" w:firstRowLastColumn="0" w:lastRowFirstColumn="0" w:lastRowLastColumn="0"/>
               <w:rPr>
-                <w:rFonts w:ascii="Calibri" w:eastAsia="Calibri" w:hAnsi="Calibri" w:cs="Calibri"/>
+                <w:rFonts w:ascii="Calibri" w:hAnsi="Calibri" w:eastAsia="Calibri" w:cs="Calibri"/>
                 <w:b/>
                 <w:color w:val="auto"/>
                 <w:sz w:val="20"/>
@@ -2030,7 +1995,7 @@
             </w:pPr>
             <w:r>
               <w:rPr>
-                <w:rFonts w:ascii="Calibri" w:eastAsia="Calibri" w:hAnsi="Calibri" w:cs="Calibri"/>
+                <w:rFonts w:ascii="Calibri" w:hAnsi="Calibri" w:eastAsia="Calibri" w:cs="Calibri"/>
                 <w:color w:val="auto"/>
               </w:rPr>
               <w:t>Respuesta incorrecta, revise nuevamente el contenido del componente formativo.</w:t>
@@ -2052,13 +2017,13 @@
           <w:p>
             <w:pPr>
               <w:rPr>
-                <w:rFonts w:ascii="Calibri" w:eastAsia="Calibri" w:hAnsi="Calibri" w:cs="Calibri"/>
-                <w:color w:val="595959"/>
-              </w:rPr>
-            </w:pPr>
-            <w:r>
-              <w:rPr>
-                <w:rFonts w:ascii="Calibri" w:eastAsia="Calibri" w:hAnsi="Calibri" w:cs="Calibri"/>
+                <w:rFonts w:ascii="Calibri" w:hAnsi="Calibri" w:eastAsia="Calibri" w:cs="Calibri"/>
+                <w:color w:val="595959"/>
+              </w:rPr>
+            </w:pPr>
+            <w:r>
+              <w:rPr>
+                <w:rFonts w:ascii="Calibri" w:hAnsi="Calibri" w:eastAsia="Calibri" w:cs="Calibri"/>
                 <w:color w:val="595959"/>
               </w:rPr>
               <w:t>Pregunta 5</w:t>
@@ -2074,7 +2039,7 @@
             <w:pPr>
               <w:cnfStyle w:val="000000100000" w:firstRow="0" w:lastRow="0" w:firstColumn="0" w:lastColumn="0" w:oddVBand="0" w:evenVBand="0" w:oddHBand="1" w:evenHBand="0" w:firstRowFirstColumn="0" w:firstRowLastColumn="0" w:lastRowFirstColumn="0" w:lastRowLastColumn="0"/>
               <w:rPr>
-                <w:rFonts w:ascii="Calibri" w:eastAsia="Calibri" w:hAnsi="Calibri" w:cs="Calibri"/>
+                <w:rFonts w:ascii="Calibri" w:hAnsi="Calibri" w:eastAsia="Calibri" w:cs="Calibri"/>
                 <w:b/>
                 <w:color w:val="auto"/>
                 <w:sz w:val="20"/>
@@ -2083,7 +2048,7 @@
             </w:pPr>
             <w:r>
               <w:rPr>
-                <w:rFonts w:ascii="Calibri" w:eastAsia="Calibri" w:hAnsi="Calibri" w:cs="Calibri"/>
+                <w:rFonts w:ascii="Calibri" w:hAnsi="Calibri" w:eastAsia="Calibri" w:cs="Calibri"/>
                 <w:b/>
                 <w:color w:val="auto"/>
                 <w:sz w:val="20"/>
@@ -2106,13 +2071,13 @@
           <w:p>
             <w:pPr>
               <w:rPr>
-                <w:rFonts w:ascii="Calibri" w:eastAsia="Calibri" w:hAnsi="Calibri" w:cs="Calibri"/>
-                <w:color w:val="595959"/>
-              </w:rPr>
-            </w:pPr>
-            <w:r>
-              <w:rPr>
-                <w:rFonts w:ascii="Calibri" w:eastAsia="Calibri" w:hAnsi="Calibri" w:cs="Calibri"/>
+                <w:rFonts w:ascii="Calibri" w:hAnsi="Calibri" w:eastAsia="Calibri" w:cs="Calibri"/>
+                <w:color w:val="595959"/>
+              </w:rPr>
+            </w:pPr>
+            <w:r>
+              <w:rPr>
+                <w:rFonts w:ascii="Calibri" w:hAnsi="Calibri" w:eastAsia="Calibri" w:cs="Calibri"/>
                 <w:color w:val="595959"/>
               </w:rPr>
               <w:t>Opción a)</w:t>
@@ -2129,13 +2094,13 @@
             <w:pPr>
               <w:cnfStyle w:val="000000000000" w:firstRow="0" w:lastRow="0" w:firstColumn="0" w:lastColumn="0" w:oddVBand="0" w:evenVBand="0" w:oddHBand="0" w:evenHBand="0" w:firstRowFirstColumn="0" w:firstRowLastColumn="0" w:lastRowFirstColumn="0" w:lastRowLastColumn="0"/>
               <w:rPr>
-                <w:rFonts w:ascii="Calibri" w:eastAsia="Calibri" w:hAnsi="Calibri" w:cs="Calibri"/>
-                <w:color w:val="auto"/>
-              </w:rPr>
-            </w:pPr>
-            <w:r>
-              <w:rPr>
-                <w:rFonts w:ascii="Calibri" w:eastAsia="Calibri" w:hAnsi="Calibri" w:cs="Calibri"/>
+                <w:rFonts w:ascii="Calibri" w:hAnsi="Calibri" w:eastAsia="Calibri" w:cs="Calibri"/>
+                <w:color w:val="auto"/>
+              </w:rPr>
+            </w:pPr>
+            <w:r>
+              <w:rPr>
+                <w:rFonts w:ascii="Calibri" w:hAnsi="Calibri" w:eastAsia="Calibri" w:cs="Calibri"/>
                 <w:color w:val="auto"/>
               </w:rPr>
               <w:t>Verdadero</w:t>
@@ -2152,13 +2117,13 @@
               <w:widowControl w:val="0"/>
               <w:cnfStyle w:val="000000000000" w:firstRow="0" w:lastRow="0" w:firstColumn="0" w:lastColumn="0" w:oddVBand="0" w:evenVBand="0" w:oddHBand="0" w:evenHBand="0" w:firstRowFirstColumn="0" w:firstRowLastColumn="0" w:lastRowFirstColumn="0" w:lastRowLastColumn="0"/>
               <w:rPr>
-                <w:rFonts w:ascii="Calibri" w:eastAsia="Calibri" w:hAnsi="Calibri" w:cs="Calibri"/>
-                <w:color w:val="auto"/>
-              </w:rPr>
-            </w:pPr>
-            <w:r>
-              <w:rPr>
-                <w:rFonts w:ascii="Calibri" w:eastAsia="Calibri" w:hAnsi="Calibri" w:cs="Calibri"/>
+                <w:rFonts w:ascii="Calibri" w:hAnsi="Calibri" w:eastAsia="Calibri" w:cs="Calibri"/>
+                <w:color w:val="auto"/>
+              </w:rPr>
+            </w:pPr>
+            <w:r>
+              <w:rPr>
+                <w:rFonts w:ascii="Calibri" w:hAnsi="Calibri" w:eastAsia="Calibri" w:cs="Calibri"/>
                 <w:color w:val="auto"/>
               </w:rPr>
               <w:t>X</w:t>
@@ -2180,13 +2145,13 @@
           <w:p>
             <w:pPr>
               <w:rPr>
-                <w:rFonts w:ascii="Calibri" w:eastAsia="Calibri" w:hAnsi="Calibri" w:cs="Calibri"/>
-                <w:color w:val="595959"/>
-              </w:rPr>
-            </w:pPr>
-            <w:r>
-              <w:rPr>
-                <w:rFonts w:ascii="Calibri" w:eastAsia="Calibri" w:hAnsi="Calibri" w:cs="Calibri"/>
+                <w:rFonts w:ascii="Calibri" w:hAnsi="Calibri" w:eastAsia="Calibri" w:cs="Calibri"/>
+                <w:color w:val="595959"/>
+              </w:rPr>
+            </w:pPr>
+            <w:r>
+              <w:rPr>
+                <w:rFonts w:ascii="Calibri" w:hAnsi="Calibri" w:eastAsia="Calibri" w:cs="Calibri"/>
                 <w:color w:val="595959"/>
               </w:rPr>
               <w:t>Opción b)</w:t>
@@ -2203,13 +2168,13 @@
             <w:pPr>
               <w:cnfStyle w:val="000000100000" w:firstRow="0" w:lastRow="0" w:firstColumn="0" w:lastColumn="0" w:oddVBand="0" w:evenVBand="0" w:oddHBand="1" w:evenHBand="0" w:firstRowFirstColumn="0" w:firstRowLastColumn="0" w:lastRowFirstColumn="0" w:lastRowLastColumn="0"/>
               <w:rPr>
-                <w:rFonts w:ascii="Calibri" w:eastAsia="Calibri" w:hAnsi="Calibri" w:cs="Calibri"/>
-                <w:color w:val="auto"/>
-              </w:rPr>
-            </w:pPr>
-            <w:r>
-              <w:rPr>
-                <w:rFonts w:ascii="Calibri" w:eastAsia="Calibri" w:hAnsi="Calibri" w:cs="Calibri"/>
+                <w:rFonts w:ascii="Calibri" w:hAnsi="Calibri" w:eastAsia="Calibri" w:cs="Calibri"/>
+                <w:color w:val="auto"/>
+              </w:rPr>
+            </w:pPr>
+            <w:r>
+              <w:rPr>
+                <w:rFonts w:ascii="Calibri" w:hAnsi="Calibri" w:eastAsia="Calibri" w:cs="Calibri"/>
                 <w:color w:val="auto"/>
               </w:rPr>
               <w:t>Falso</w:t>
@@ -2226,7 +2191,7 @@
               <w:widowControl w:val="0"/>
               <w:cnfStyle w:val="000000100000" w:firstRow="0" w:lastRow="0" w:firstColumn="0" w:lastColumn="0" w:oddVBand="0" w:evenVBand="0" w:oddHBand="1" w:evenHBand="0" w:firstRowFirstColumn="0" w:firstRowLastColumn="0" w:lastRowFirstColumn="0" w:lastRowLastColumn="0"/>
               <w:rPr>
-                <w:rFonts w:ascii="Calibri" w:eastAsia="Calibri" w:hAnsi="Calibri" w:cs="Calibri"/>
+                <w:rFonts w:ascii="Calibri" w:hAnsi="Calibri" w:eastAsia="Calibri" w:cs="Calibri"/>
                 <w:color w:val="auto"/>
               </w:rPr>
             </w:pPr>
@@ -2247,13 +2212,13 @@
           <w:p>
             <w:pPr>
               <w:rPr>
-                <w:rFonts w:ascii="Calibri" w:eastAsia="Calibri" w:hAnsi="Calibri" w:cs="Calibri"/>
-                <w:color w:val="595959"/>
-              </w:rPr>
-            </w:pPr>
-            <w:r>
-              <w:rPr>
-                <w:rFonts w:ascii="Calibri" w:eastAsia="Calibri" w:hAnsi="Calibri" w:cs="Calibri"/>
+                <w:rFonts w:ascii="Calibri" w:hAnsi="Calibri" w:eastAsia="Calibri" w:cs="Calibri"/>
+                <w:color w:val="595959"/>
+              </w:rPr>
+            </w:pPr>
+            <w:r>
+              <w:rPr>
+                <w:rFonts w:ascii="Calibri" w:hAnsi="Calibri" w:eastAsia="Calibri" w:cs="Calibri"/>
                 <w:color w:val="595959"/>
               </w:rPr>
               <w:t>Comentario respuesta correcta</w:t>
@@ -2270,7 +2235,7 @@
             <w:pPr>
               <w:cnfStyle w:val="000000000000" w:firstRow="0" w:lastRow="0" w:firstColumn="0" w:lastColumn="0" w:oddVBand="0" w:evenVBand="0" w:oddHBand="0" w:evenHBand="0" w:firstRowFirstColumn="0" w:firstRowLastColumn="0" w:lastRowFirstColumn="0" w:lastRowLastColumn="0"/>
               <w:rPr>
-                <w:rFonts w:ascii="Calibri" w:eastAsia="Calibri" w:hAnsi="Calibri" w:cs="Calibri"/>
+                <w:rFonts w:ascii="Calibri" w:hAnsi="Calibri" w:eastAsia="Calibri" w:cs="Calibri"/>
                 <w:b/>
                 <w:color w:val="auto"/>
                 <w:sz w:val="20"/>
@@ -2279,7 +2244,7 @@
             </w:pPr>
             <w:r>
               <w:rPr>
-                <w:rFonts w:ascii="Calibri" w:eastAsia="Calibri" w:hAnsi="Calibri" w:cs="Calibri"/>
+                <w:rFonts w:ascii="Calibri" w:hAnsi="Calibri" w:eastAsia="Calibri" w:cs="Calibri"/>
                 <w:color w:val="auto"/>
               </w:rPr>
               <w:t>Excelente trabajo. Tiene un claro entendimiento sobre las</w:t>
@@ -2289,7 +2254,7 @@
             </w:r>
             <w:r>
               <w:rPr>
-                <w:rFonts w:ascii="Calibri" w:eastAsia="Calibri" w:hAnsi="Calibri" w:cs="Calibri"/>
+                <w:rFonts w:ascii="Calibri" w:hAnsi="Calibri" w:eastAsia="Calibri" w:cs="Calibri"/>
                 <w:color w:val="auto"/>
               </w:rPr>
               <w:t>normas.</w:t>
@@ -2311,13 +2276,13 @@
           <w:p>
             <w:pPr>
               <w:rPr>
-                <w:rFonts w:ascii="Calibri" w:eastAsia="Calibri" w:hAnsi="Calibri" w:cs="Calibri"/>
-                <w:color w:val="595959"/>
-              </w:rPr>
-            </w:pPr>
-            <w:r>
-              <w:rPr>
-                <w:rFonts w:ascii="Calibri" w:eastAsia="Calibri" w:hAnsi="Calibri" w:cs="Calibri"/>
+                <w:rFonts w:ascii="Calibri" w:hAnsi="Calibri" w:eastAsia="Calibri" w:cs="Calibri"/>
+                <w:color w:val="595959"/>
+              </w:rPr>
+            </w:pPr>
+            <w:r>
+              <w:rPr>
+                <w:rFonts w:ascii="Calibri" w:hAnsi="Calibri" w:eastAsia="Calibri" w:cs="Calibri"/>
                 <w:color w:val="595959"/>
               </w:rPr>
               <w:t>Comentario respuesta incorrecta</w:t>
@@ -2334,7 +2299,7 @@
             <w:pPr>
               <w:cnfStyle w:val="000000100000" w:firstRow="0" w:lastRow="0" w:firstColumn="0" w:lastColumn="0" w:oddVBand="0" w:evenVBand="0" w:oddHBand="1" w:evenHBand="0" w:firstRowFirstColumn="0" w:firstRowLastColumn="0" w:lastRowFirstColumn="0" w:lastRowLastColumn="0"/>
               <w:rPr>
-                <w:rFonts w:ascii="Calibri" w:eastAsia="Calibri" w:hAnsi="Calibri" w:cs="Calibri"/>
+                <w:rFonts w:ascii="Calibri" w:hAnsi="Calibri" w:eastAsia="Calibri" w:cs="Calibri"/>
                 <w:b/>
                 <w:color w:val="auto"/>
                 <w:sz w:val="20"/>
@@ -2343,7 +2308,7 @@
             </w:pPr>
             <w:r>
               <w:rPr>
-                <w:rFonts w:ascii="Calibri" w:eastAsia="Calibri" w:hAnsi="Calibri" w:cs="Calibri"/>
+                <w:rFonts w:ascii="Calibri" w:hAnsi="Calibri" w:eastAsia="Calibri" w:cs="Calibri"/>
                 <w:color w:val="auto"/>
               </w:rPr>
               <w:t>Respuesta incorrecta, revise nuevamente el contenido del componente formativo.</w:t>
@@ -2365,20 +2330,20 @@
           <w:p>
             <w:pPr>
               <w:rPr>
-                <w:rFonts w:ascii="Calibri" w:eastAsia="Calibri" w:hAnsi="Calibri" w:cs="Calibri"/>
-                <w:color w:val="595959"/>
-              </w:rPr>
-            </w:pPr>
-            <w:r>
-              <w:rPr>
-                <w:rFonts w:ascii="Calibri" w:eastAsia="Calibri" w:hAnsi="Calibri" w:cs="Calibri"/>
+                <w:rFonts w:ascii="Calibri" w:hAnsi="Calibri" w:eastAsia="Calibri" w:cs="Calibri"/>
+                <w:color w:val="595959"/>
+              </w:rPr>
+            </w:pPr>
+            <w:r>
+              <w:rPr>
+                <w:rFonts w:ascii="Calibri" w:hAnsi="Calibri" w:eastAsia="Calibri" w:cs="Calibri"/>
                 <w:color w:val="595959"/>
               </w:rPr>
               <w:t xml:space="preserve">Pregunta </w:t>
             </w:r>
             <w:r>
               <w:rPr>
-                <w:rFonts w:ascii="Calibri" w:eastAsia="Calibri" w:hAnsi="Calibri" w:cs="Calibri"/>
+                <w:rFonts w:ascii="Calibri" w:hAnsi="Calibri" w:eastAsia="Calibri" w:cs="Calibri"/>
                 <w:color w:val="595959"/>
               </w:rPr>
               <w:t>6</w:t>
@@ -2395,7 +2360,7 @@
             <w:pPr>
               <w:cnfStyle w:val="000000000000" w:firstRow="0" w:lastRow="0" w:firstColumn="0" w:lastColumn="0" w:oddVBand="0" w:evenVBand="0" w:oddHBand="0" w:evenHBand="0" w:firstRowFirstColumn="0" w:firstRowLastColumn="0" w:lastRowFirstColumn="0" w:lastRowLastColumn="0"/>
               <w:rPr>
-                <w:rFonts w:ascii="Calibri" w:eastAsia="Calibri" w:hAnsi="Calibri" w:cs="Calibri"/>
+                <w:rFonts w:ascii="Calibri" w:hAnsi="Calibri" w:eastAsia="Calibri" w:cs="Calibri"/>
                 <w:b/>
                 <w:color w:val="auto"/>
                 <w:sz w:val="20"/>
@@ -2404,7 +2369,7 @@
             </w:pPr>
             <w:r>
               <w:rPr>
-                <w:rFonts w:ascii="Calibri" w:eastAsia="Calibri" w:hAnsi="Calibri" w:cs="Calibri"/>
+                <w:rFonts w:ascii="Calibri" w:hAnsi="Calibri" w:eastAsia="Calibri" w:cs="Calibri"/>
                 <w:b/>
                 <w:color w:val="auto"/>
                 <w:sz w:val="20"/>
@@ -2429,13 +2394,13 @@
           <w:p>
             <w:pPr>
               <w:rPr>
-                <w:rFonts w:ascii="Calibri" w:eastAsia="Calibri" w:hAnsi="Calibri" w:cs="Calibri"/>
-                <w:color w:val="595959"/>
-              </w:rPr>
-            </w:pPr>
-            <w:r>
-              <w:rPr>
-                <w:rFonts w:ascii="Calibri" w:eastAsia="Calibri" w:hAnsi="Calibri" w:cs="Calibri"/>
+                <w:rFonts w:ascii="Calibri" w:hAnsi="Calibri" w:eastAsia="Calibri" w:cs="Calibri"/>
+                <w:color w:val="595959"/>
+              </w:rPr>
+            </w:pPr>
+            <w:r>
+              <w:rPr>
+                <w:rFonts w:ascii="Calibri" w:hAnsi="Calibri" w:eastAsia="Calibri" w:cs="Calibri"/>
                 <w:color w:val="595959"/>
               </w:rPr>
               <w:t>Opción a)</w:t>
@@ -2452,13 +2417,13 @@
             <w:pPr>
               <w:cnfStyle w:val="000000100000" w:firstRow="0" w:lastRow="0" w:firstColumn="0" w:lastColumn="0" w:oddVBand="0" w:evenVBand="0" w:oddHBand="1" w:evenHBand="0" w:firstRowFirstColumn="0" w:firstRowLastColumn="0" w:lastRowFirstColumn="0" w:lastRowLastColumn="0"/>
               <w:rPr>
-                <w:rFonts w:ascii="Calibri" w:eastAsia="Calibri" w:hAnsi="Calibri" w:cs="Calibri"/>
-                <w:color w:val="auto"/>
-              </w:rPr>
-            </w:pPr>
-            <w:r>
-              <w:rPr>
-                <w:rFonts w:ascii="Calibri" w:eastAsia="Calibri" w:hAnsi="Calibri" w:cs="Calibri"/>
+                <w:rFonts w:ascii="Calibri" w:hAnsi="Calibri" w:eastAsia="Calibri" w:cs="Calibri"/>
+                <w:color w:val="auto"/>
+              </w:rPr>
+            </w:pPr>
+            <w:r>
+              <w:rPr>
+                <w:rFonts w:ascii="Calibri" w:hAnsi="Calibri" w:eastAsia="Calibri" w:cs="Calibri"/>
                 <w:color w:val="auto"/>
               </w:rPr>
               <w:t>Verdadero</w:t>
@@ -2475,13 +2440,13 @@
               <w:widowControl w:val="0"/>
               <w:cnfStyle w:val="000000100000" w:firstRow="0" w:lastRow="0" w:firstColumn="0" w:lastColumn="0" w:oddVBand="0" w:evenVBand="0" w:oddHBand="1" w:evenHBand="0" w:firstRowFirstColumn="0" w:firstRowLastColumn="0" w:lastRowFirstColumn="0" w:lastRowLastColumn="0"/>
               <w:rPr>
-                <w:rFonts w:ascii="Calibri" w:eastAsia="Calibri" w:hAnsi="Calibri" w:cs="Calibri"/>
-                <w:color w:val="auto"/>
-              </w:rPr>
-            </w:pPr>
-            <w:r>
-              <w:rPr>
-                <w:rFonts w:ascii="Calibri" w:eastAsia="Calibri" w:hAnsi="Calibri" w:cs="Calibri"/>
+                <w:rFonts w:ascii="Calibri" w:hAnsi="Calibri" w:eastAsia="Calibri" w:cs="Calibri"/>
+                <w:color w:val="auto"/>
+              </w:rPr>
+            </w:pPr>
+            <w:r>
+              <w:rPr>
+                <w:rFonts w:ascii="Calibri" w:hAnsi="Calibri" w:eastAsia="Calibri" w:cs="Calibri"/>
                 <w:color w:val="auto"/>
               </w:rPr>
               <w:t>X</w:t>
@@ -2501,13 +2466,13 @@
           <w:p>
             <w:pPr>
               <w:rPr>
-                <w:rFonts w:ascii="Calibri" w:eastAsia="Calibri" w:hAnsi="Calibri" w:cs="Calibri"/>
-                <w:color w:val="595959"/>
-              </w:rPr>
-            </w:pPr>
-            <w:r>
-              <w:rPr>
-                <w:rFonts w:ascii="Calibri" w:eastAsia="Calibri" w:hAnsi="Calibri" w:cs="Calibri"/>
+                <w:rFonts w:ascii="Calibri" w:hAnsi="Calibri" w:eastAsia="Calibri" w:cs="Calibri"/>
+                <w:color w:val="595959"/>
+              </w:rPr>
+            </w:pPr>
+            <w:r>
+              <w:rPr>
+                <w:rFonts w:ascii="Calibri" w:hAnsi="Calibri" w:eastAsia="Calibri" w:cs="Calibri"/>
                 <w:color w:val="595959"/>
               </w:rPr>
               <w:t>Opción b)</w:t>
@@ -2524,13 +2489,13 @@
             <w:pPr>
               <w:cnfStyle w:val="000000000000" w:firstRow="0" w:lastRow="0" w:firstColumn="0" w:lastColumn="0" w:oddVBand="0" w:evenVBand="0" w:oddHBand="0" w:evenHBand="0" w:firstRowFirstColumn="0" w:firstRowLastColumn="0" w:lastRowFirstColumn="0" w:lastRowLastColumn="0"/>
               <w:rPr>
-                <w:rFonts w:ascii="Calibri" w:eastAsia="Calibri" w:hAnsi="Calibri" w:cs="Calibri"/>
-                <w:color w:val="auto"/>
-              </w:rPr>
-            </w:pPr>
-            <w:r>
-              <w:rPr>
-                <w:rFonts w:ascii="Calibri" w:eastAsia="Calibri" w:hAnsi="Calibri" w:cs="Calibri"/>
+                <w:rFonts w:ascii="Calibri" w:hAnsi="Calibri" w:eastAsia="Calibri" w:cs="Calibri"/>
+                <w:color w:val="auto"/>
+              </w:rPr>
+            </w:pPr>
+            <w:r>
+              <w:rPr>
+                <w:rFonts w:ascii="Calibri" w:hAnsi="Calibri" w:eastAsia="Calibri" w:cs="Calibri"/>
                 <w:color w:val="auto"/>
               </w:rPr>
               <w:t>Falso</w:t>
@@ -2547,7 +2512,7 @@
               <w:widowControl w:val="0"/>
               <w:cnfStyle w:val="000000000000" w:firstRow="0" w:lastRow="0" w:firstColumn="0" w:lastColumn="0" w:oddVBand="0" w:evenVBand="0" w:oddHBand="0" w:evenHBand="0" w:firstRowFirstColumn="0" w:firstRowLastColumn="0" w:lastRowFirstColumn="0" w:lastRowLastColumn="0"/>
               <w:rPr>
-                <w:rFonts w:ascii="Calibri" w:eastAsia="Calibri" w:hAnsi="Calibri" w:cs="Calibri"/>
+                <w:rFonts w:ascii="Calibri" w:hAnsi="Calibri" w:eastAsia="Calibri" w:cs="Calibri"/>
                 <w:color w:val="auto"/>
               </w:rPr>
             </w:pPr>
@@ -2568,13 +2533,13 @@
           <w:p>
             <w:pPr>
               <w:rPr>
-                <w:rFonts w:ascii="Calibri" w:eastAsia="Calibri" w:hAnsi="Calibri" w:cs="Calibri"/>
-                <w:color w:val="595959"/>
-              </w:rPr>
-            </w:pPr>
-            <w:r>
-              <w:rPr>
-                <w:rFonts w:ascii="Calibri" w:eastAsia="Calibri" w:hAnsi="Calibri" w:cs="Calibri"/>
+                <w:rFonts w:ascii="Calibri" w:hAnsi="Calibri" w:eastAsia="Calibri" w:cs="Calibri"/>
+                <w:color w:val="595959"/>
+              </w:rPr>
+            </w:pPr>
+            <w:r>
+              <w:rPr>
+                <w:rFonts w:ascii="Calibri" w:hAnsi="Calibri" w:eastAsia="Calibri" w:cs="Calibri"/>
                 <w:color w:val="595959"/>
               </w:rPr>
               <w:t>Comentario respuesta correcta</w:t>
@@ -2591,7 +2556,7 @@
             <w:pPr>
               <w:cnfStyle w:val="000000100000" w:firstRow="0" w:lastRow="0" w:firstColumn="0" w:lastColumn="0" w:oddVBand="0" w:evenVBand="0" w:oddHBand="1" w:evenHBand="0" w:firstRowFirstColumn="0" w:firstRowLastColumn="0" w:lastRowFirstColumn="0" w:lastRowLastColumn="0"/>
               <w:rPr>
-                <w:rFonts w:ascii="Calibri" w:eastAsia="Calibri" w:hAnsi="Calibri" w:cs="Calibri"/>
+                <w:rFonts w:ascii="Calibri" w:hAnsi="Calibri" w:eastAsia="Calibri" w:cs="Calibri"/>
                 <w:bCs/>
                 <w:color w:val="AEAAAA"/>
                 <w:sz w:val="20"/>
@@ -2600,7 +2565,7 @@
             </w:pPr>
             <w:r>
               <w:rPr>
-                <w:rFonts w:ascii="Calibri" w:eastAsia="Calibri" w:hAnsi="Calibri" w:cs="Calibri"/>
+                <w:rFonts w:ascii="Calibri" w:hAnsi="Calibri" w:eastAsia="Calibri" w:cs="Calibri"/>
                 <w:color w:val="auto"/>
               </w:rPr>
               <w:t>Excelente trabajo. Tiene un claro entendimiento sobre las</w:t>
@@ -2610,7 +2575,7 @@
             </w:r>
             <w:r>
               <w:rPr>
-                <w:rFonts w:ascii="Calibri" w:eastAsia="Calibri" w:hAnsi="Calibri" w:cs="Calibri"/>
+                <w:rFonts w:ascii="Calibri" w:hAnsi="Calibri" w:eastAsia="Calibri" w:cs="Calibri"/>
                 <w:color w:val="auto"/>
               </w:rPr>
               <w:t>normas.</w:t>
@@ -2632,13 +2597,13 @@
           <w:p>
             <w:pPr>
               <w:rPr>
-                <w:rFonts w:ascii="Calibri" w:eastAsia="Calibri" w:hAnsi="Calibri" w:cs="Calibri"/>
-                <w:color w:val="595959"/>
-              </w:rPr>
-            </w:pPr>
-            <w:r>
-              <w:rPr>
-                <w:rFonts w:ascii="Calibri" w:eastAsia="Calibri" w:hAnsi="Calibri" w:cs="Calibri"/>
+                <w:rFonts w:ascii="Calibri" w:hAnsi="Calibri" w:eastAsia="Calibri" w:cs="Calibri"/>
+                <w:color w:val="595959"/>
+              </w:rPr>
+            </w:pPr>
+            <w:r>
+              <w:rPr>
+                <w:rFonts w:ascii="Calibri" w:hAnsi="Calibri" w:eastAsia="Calibri" w:cs="Calibri"/>
                 <w:color w:val="595959"/>
               </w:rPr>
               <w:t>Comentario respuesta incorrecta</w:t>
@@ -2655,7 +2620,7 @@
             <w:pPr>
               <w:cnfStyle w:val="000000000000" w:firstRow="0" w:lastRow="0" w:firstColumn="0" w:lastColumn="0" w:oddVBand="0" w:evenVBand="0" w:oddHBand="0" w:evenHBand="0" w:firstRowFirstColumn="0" w:firstRowLastColumn="0" w:lastRowFirstColumn="0" w:lastRowLastColumn="0"/>
               <w:rPr>
-                <w:rFonts w:ascii="Calibri" w:eastAsia="Calibri" w:hAnsi="Calibri" w:cs="Calibri"/>
+                <w:rFonts w:ascii="Calibri" w:hAnsi="Calibri" w:eastAsia="Calibri" w:cs="Calibri"/>
                 <w:bCs/>
                 <w:color w:val="AEAAAA"/>
                 <w:sz w:val="20"/>
@@ -2664,7 +2629,7 @@
             </w:pPr>
             <w:r>
               <w:rPr>
-                <w:rFonts w:ascii="Calibri" w:eastAsia="Calibri" w:hAnsi="Calibri" w:cs="Calibri"/>
+                <w:rFonts w:ascii="Calibri" w:hAnsi="Calibri" w:eastAsia="Calibri" w:cs="Calibri"/>
                 <w:color w:val="auto"/>
               </w:rPr>
               <w:t>Respuesta incorrecta, revise nuevamente el contenido del componente formativo.</w:t>
@@ -2686,13 +2651,13 @@
           <w:p>
             <w:pPr>
               <w:rPr>
-                <w:rFonts w:ascii="Calibri" w:eastAsia="Calibri" w:hAnsi="Calibri" w:cs="Calibri"/>
-                <w:color w:val="595959"/>
-              </w:rPr>
-            </w:pPr>
-            <w:r>
-              <w:rPr>
-                <w:rFonts w:ascii="Calibri" w:eastAsia="Calibri" w:hAnsi="Calibri" w:cs="Calibri"/>
+                <w:rFonts w:ascii="Calibri" w:hAnsi="Calibri" w:eastAsia="Calibri" w:cs="Calibri"/>
+                <w:color w:val="595959"/>
+              </w:rPr>
+            </w:pPr>
+            <w:r>
+              <w:rPr>
+                <w:rFonts w:ascii="Calibri" w:hAnsi="Calibri" w:eastAsia="Calibri" w:cs="Calibri"/>
                 <w:color w:val="595959"/>
               </w:rPr>
               <w:t>Pregunta 7</w:t>
@@ -2708,7 +2673,7 @@
             <w:pPr>
               <w:cnfStyle w:val="000000100000" w:firstRow="0" w:lastRow="0" w:firstColumn="0" w:lastColumn="0" w:oddVBand="0" w:evenVBand="0" w:oddHBand="1" w:evenHBand="0" w:firstRowFirstColumn="0" w:firstRowLastColumn="0" w:lastRowFirstColumn="0" w:lastRowLastColumn="0"/>
               <w:rPr>
-                <w:rFonts w:ascii="Calibri" w:eastAsia="Calibri" w:hAnsi="Calibri" w:cs="Calibri"/>
+                <w:rFonts w:ascii="Calibri" w:hAnsi="Calibri" w:eastAsia="Calibri" w:cs="Calibri"/>
                 <w:b/>
                 <w:color w:val="auto"/>
                 <w:sz w:val="20"/>
@@ -2717,7 +2682,7 @@
             </w:pPr>
             <w:r>
               <w:rPr>
-                <w:rFonts w:ascii="Calibri" w:eastAsia="Calibri" w:hAnsi="Calibri" w:cs="Calibri"/>
+                <w:rFonts w:ascii="Calibri" w:hAnsi="Calibri" w:eastAsia="Calibri" w:cs="Calibri"/>
                 <w:b/>
                 <w:color w:val="auto"/>
                 <w:sz w:val="20"/>
@@ -2736,18 +2701,17 @@
           <w:tcPr>
             <w:cnfStyle w:val="001000000000" w:firstRow="0" w:lastRow="0" w:firstColumn="1" w:lastColumn="0" w:oddVBand="0" w:evenVBand="0" w:oddHBand="0" w:evenHBand="0" w:firstRowFirstColumn="0" w:firstRowLastColumn="0" w:lastRowFirstColumn="0" w:lastRowLastColumn="0"/>
             <w:tcW w:w="1267" w:type="dxa"/>
-            <w:shd w:val="clear" w:color="auto" w:fill="auto"/>
-          </w:tcPr>
-          <w:p>
-            <w:pPr>
-              <w:rPr>
-                <w:rFonts w:ascii="Calibri" w:eastAsia="Calibri" w:hAnsi="Calibri" w:cs="Calibri"/>
-                <w:color w:val="595959"/>
-              </w:rPr>
-            </w:pPr>
-            <w:r>
-              <w:rPr>
-                <w:rFonts w:ascii="Calibri" w:eastAsia="Calibri" w:hAnsi="Calibri" w:cs="Calibri"/>
+          </w:tcPr>
+          <w:p>
+            <w:pPr>
+              <w:rPr>
+                <w:rFonts w:ascii="Calibri" w:hAnsi="Calibri" w:eastAsia="Calibri" w:cs="Calibri"/>
+                <w:color w:val="595959"/>
+              </w:rPr>
+            </w:pPr>
+            <w:r>
+              <w:rPr>
+                <w:rFonts w:ascii="Calibri" w:hAnsi="Calibri" w:eastAsia="Calibri" w:cs="Calibri"/>
                 <w:color w:val="595959"/>
               </w:rPr>
               <w:t>Opción a)</w:t>
@@ -2764,13 +2728,13 @@
             <w:pPr>
               <w:cnfStyle w:val="000000000000" w:firstRow="0" w:lastRow="0" w:firstColumn="0" w:lastColumn="0" w:oddVBand="0" w:evenVBand="0" w:oddHBand="0" w:evenHBand="0" w:firstRowFirstColumn="0" w:firstRowLastColumn="0" w:lastRowFirstColumn="0" w:lastRowLastColumn="0"/>
               <w:rPr>
-                <w:rFonts w:ascii="Calibri" w:eastAsia="Calibri" w:hAnsi="Calibri" w:cs="Calibri"/>
-                <w:color w:val="auto"/>
-              </w:rPr>
-            </w:pPr>
-            <w:r>
-              <w:rPr>
-                <w:rFonts w:ascii="Calibri" w:eastAsia="Calibri" w:hAnsi="Calibri" w:cs="Calibri"/>
+                <w:rFonts w:ascii="Calibri" w:hAnsi="Calibri" w:eastAsia="Calibri" w:cs="Calibri"/>
+                <w:color w:val="auto"/>
+              </w:rPr>
+            </w:pPr>
+            <w:r>
+              <w:rPr>
+                <w:rFonts w:ascii="Calibri" w:hAnsi="Calibri" w:eastAsia="Calibri" w:cs="Calibri"/>
                 <w:color w:val="auto"/>
               </w:rPr>
               <w:t>Verdadero</w:t>
@@ -2787,7 +2751,7 @@
               <w:widowControl w:val="0"/>
               <w:cnfStyle w:val="000000000000" w:firstRow="0" w:lastRow="0" w:firstColumn="0" w:lastColumn="0" w:oddVBand="0" w:evenVBand="0" w:oddHBand="0" w:evenHBand="0" w:firstRowFirstColumn="0" w:firstRowLastColumn="0" w:lastRowFirstColumn="0" w:lastRowLastColumn="0"/>
               <w:rPr>
-                <w:rFonts w:ascii="Calibri" w:eastAsia="Calibri" w:hAnsi="Calibri" w:cs="Calibri"/>
+                <w:rFonts w:ascii="Calibri" w:hAnsi="Calibri" w:eastAsia="Calibri" w:cs="Calibri"/>
                 <w:color w:val="auto"/>
               </w:rPr>
             </w:pPr>
@@ -2808,13 +2772,13 @@
           <w:p>
             <w:pPr>
               <w:rPr>
-                <w:rFonts w:ascii="Calibri" w:eastAsia="Calibri" w:hAnsi="Calibri" w:cs="Calibri"/>
-                <w:color w:val="595959"/>
-              </w:rPr>
-            </w:pPr>
-            <w:r>
-              <w:rPr>
-                <w:rFonts w:ascii="Calibri" w:eastAsia="Calibri" w:hAnsi="Calibri" w:cs="Calibri"/>
+                <w:rFonts w:ascii="Calibri" w:hAnsi="Calibri" w:eastAsia="Calibri" w:cs="Calibri"/>
+                <w:color w:val="595959"/>
+              </w:rPr>
+            </w:pPr>
+            <w:r>
+              <w:rPr>
+                <w:rFonts w:ascii="Calibri" w:hAnsi="Calibri" w:eastAsia="Calibri" w:cs="Calibri"/>
                 <w:color w:val="595959"/>
               </w:rPr>
               <w:t>Opción b)</w:t>
@@ -2831,13 +2795,13 @@
             <w:pPr>
               <w:cnfStyle w:val="000000100000" w:firstRow="0" w:lastRow="0" w:firstColumn="0" w:lastColumn="0" w:oddVBand="0" w:evenVBand="0" w:oddHBand="1" w:evenHBand="0" w:firstRowFirstColumn="0" w:firstRowLastColumn="0" w:lastRowFirstColumn="0" w:lastRowLastColumn="0"/>
               <w:rPr>
-                <w:rFonts w:ascii="Calibri" w:eastAsia="Calibri" w:hAnsi="Calibri" w:cs="Calibri"/>
-                <w:color w:val="auto"/>
-              </w:rPr>
-            </w:pPr>
-            <w:r>
-              <w:rPr>
-                <w:rFonts w:ascii="Calibri" w:eastAsia="Calibri" w:hAnsi="Calibri" w:cs="Calibri"/>
+                <w:rFonts w:ascii="Calibri" w:hAnsi="Calibri" w:eastAsia="Calibri" w:cs="Calibri"/>
+                <w:color w:val="auto"/>
+              </w:rPr>
+            </w:pPr>
+            <w:r>
+              <w:rPr>
+                <w:rFonts w:ascii="Calibri" w:hAnsi="Calibri" w:eastAsia="Calibri" w:cs="Calibri"/>
                 <w:color w:val="auto"/>
               </w:rPr>
               <w:t>Falso</w:t>
@@ -2854,13 +2818,13 @@
               <w:widowControl w:val="0"/>
               <w:cnfStyle w:val="000000100000" w:firstRow="0" w:lastRow="0" w:firstColumn="0" w:lastColumn="0" w:oddVBand="0" w:evenVBand="0" w:oddHBand="1" w:evenHBand="0" w:firstRowFirstColumn="0" w:firstRowLastColumn="0" w:lastRowFirstColumn="0" w:lastRowLastColumn="0"/>
               <w:rPr>
-                <w:rFonts w:ascii="Calibri" w:eastAsia="Calibri" w:hAnsi="Calibri" w:cs="Calibri"/>
-                <w:color w:val="auto"/>
-              </w:rPr>
-            </w:pPr>
-            <w:r>
-              <w:rPr>
-                <w:rFonts w:ascii="Calibri" w:eastAsia="Calibri" w:hAnsi="Calibri" w:cs="Calibri"/>
+                <w:rFonts w:ascii="Calibri" w:hAnsi="Calibri" w:eastAsia="Calibri" w:cs="Calibri"/>
+                <w:color w:val="auto"/>
+              </w:rPr>
+            </w:pPr>
+            <w:r>
+              <w:rPr>
+                <w:rFonts w:ascii="Calibri" w:hAnsi="Calibri" w:eastAsia="Calibri" w:cs="Calibri"/>
                 <w:color w:val="auto"/>
               </w:rPr>
               <w:t>X</w:t>
@@ -2881,13 +2845,13 @@
           <w:p>
             <w:pPr>
               <w:rPr>
-                <w:rFonts w:ascii="Calibri" w:eastAsia="Calibri" w:hAnsi="Calibri" w:cs="Calibri"/>
-                <w:color w:val="595959"/>
-              </w:rPr>
-            </w:pPr>
-            <w:r>
-              <w:rPr>
-                <w:rFonts w:ascii="Calibri" w:eastAsia="Calibri" w:hAnsi="Calibri" w:cs="Calibri"/>
+                <w:rFonts w:ascii="Calibri" w:hAnsi="Calibri" w:eastAsia="Calibri" w:cs="Calibri"/>
+                <w:color w:val="595959"/>
+              </w:rPr>
+            </w:pPr>
+            <w:r>
+              <w:rPr>
+                <w:rFonts w:ascii="Calibri" w:hAnsi="Calibri" w:eastAsia="Calibri" w:cs="Calibri"/>
                 <w:color w:val="595959"/>
               </w:rPr>
               <w:t>Comentario respuesta correcta</w:t>
@@ -2904,7 +2868,7 @@
             <w:pPr>
               <w:cnfStyle w:val="000000000000" w:firstRow="0" w:lastRow="0" w:firstColumn="0" w:lastColumn="0" w:oddVBand="0" w:evenVBand="0" w:oddHBand="0" w:evenHBand="0" w:firstRowFirstColumn="0" w:firstRowLastColumn="0" w:lastRowFirstColumn="0" w:lastRowLastColumn="0"/>
               <w:rPr>
-                <w:rFonts w:ascii="Calibri" w:eastAsia="Calibri" w:hAnsi="Calibri" w:cs="Calibri"/>
+                <w:rFonts w:ascii="Calibri" w:hAnsi="Calibri" w:eastAsia="Calibri" w:cs="Calibri"/>
                 <w:bCs/>
                 <w:color w:val="AEAAAA"/>
                 <w:sz w:val="20"/>
@@ -2913,7 +2877,7 @@
             </w:pPr>
             <w:r>
               <w:rPr>
-                <w:rFonts w:ascii="Calibri" w:eastAsia="Calibri" w:hAnsi="Calibri" w:cs="Calibri"/>
+                <w:rFonts w:ascii="Calibri" w:hAnsi="Calibri" w:eastAsia="Calibri" w:cs="Calibri"/>
                 <w:color w:val="auto"/>
               </w:rPr>
               <w:t>Excelente trabajo. Tiene un claro entendimiento sobre las</w:t>
@@ -2923,7 +2887,7 @@
             </w:r>
             <w:r>
               <w:rPr>
-                <w:rFonts w:ascii="Calibri" w:eastAsia="Calibri" w:hAnsi="Calibri" w:cs="Calibri"/>
+                <w:rFonts w:ascii="Calibri" w:hAnsi="Calibri" w:eastAsia="Calibri" w:cs="Calibri"/>
                 <w:color w:val="auto"/>
               </w:rPr>
               <w:t>normas.</w:t>
@@ -2945,13 +2909,13 @@
           <w:p>
             <w:pPr>
               <w:rPr>
-                <w:rFonts w:ascii="Calibri" w:eastAsia="Calibri" w:hAnsi="Calibri" w:cs="Calibri"/>
-                <w:color w:val="595959"/>
-              </w:rPr>
-            </w:pPr>
-            <w:r>
-              <w:rPr>
-                <w:rFonts w:ascii="Calibri" w:eastAsia="Calibri" w:hAnsi="Calibri" w:cs="Calibri"/>
+                <w:rFonts w:ascii="Calibri" w:hAnsi="Calibri" w:eastAsia="Calibri" w:cs="Calibri"/>
+                <w:color w:val="595959"/>
+              </w:rPr>
+            </w:pPr>
+            <w:r>
+              <w:rPr>
+                <w:rFonts w:ascii="Calibri" w:hAnsi="Calibri" w:eastAsia="Calibri" w:cs="Calibri"/>
                 <w:color w:val="595959"/>
               </w:rPr>
               <w:t>Comentario respuesta incorrecta</w:t>
@@ -2968,7 +2932,7 @@
             <w:pPr>
               <w:cnfStyle w:val="000000100000" w:firstRow="0" w:lastRow="0" w:firstColumn="0" w:lastColumn="0" w:oddVBand="0" w:evenVBand="0" w:oddHBand="1" w:evenHBand="0" w:firstRowFirstColumn="0" w:firstRowLastColumn="0" w:lastRowFirstColumn="0" w:lastRowLastColumn="0"/>
               <w:rPr>
-                <w:rFonts w:ascii="Calibri" w:eastAsia="Calibri" w:hAnsi="Calibri" w:cs="Calibri"/>
+                <w:rFonts w:ascii="Calibri" w:hAnsi="Calibri" w:eastAsia="Calibri" w:cs="Calibri"/>
                 <w:bCs/>
                 <w:color w:val="AEAAAA"/>
                 <w:sz w:val="20"/>
@@ -2977,7 +2941,7 @@
             </w:pPr>
             <w:r>
               <w:rPr>
-                <w:rFonts w:ascii="Calibri" w:eastAsia="Calibri" w:hAnsi="Calibri" w:cs="Calibri"/>
+                <w:rFonts w:ascii="Calibri" w:hAnsi="Calibri" w:eastAsia="Calibri" w:cs="Calibri"/>
                 <w:color w:val="auto"/>
               </w:rPr>
               <w:t>Respuesta incorrecta, revise nuevamente el contenido del componente formativo.</w:t>
@@ -2999,13 +2963,13 @@
           <w:p>
             <w:pPr>
               <w:rPr>
-                <w:rFonts w:ascii="Calibri" w:eastAsia="Calibri" w:hAnsi="Calibri" w:cs="Calibri"/>
-                <w:color w:val="595959"/>
-              </w:rPr>
-            </w:pPr>
-            <w:r>
-              <w:rPr>
-                <w:rFonts w:ascii="Calibri" w:eastAsia="Calibri" w:hAnsi="Calibri" w:cs="Calibri"/>
+                <w:rFonts w:ascii="Calibri" w:hAnsi="Calibri" w:eastAsia="Calibri" w:cs="Calibri"/>
+                <w:color w:val="595959"/>
+              </w:rPr>
+            </w:pPr>
+            <w:r>
+              <w:rPr>
+                <w:rFonts w:ascii="Calibri" w:hAnsi="Calibri" w:eastAsia="Calibri" w:cs="Calibri"/>
                 <w:color w:val="595959"/>
               </w:rPr>
               <w:t>Pregunta 8</w:t>
@@ -3022,7 +2986,7 @@
             <w:pPr>
               <w:cnfStyle w:val="000000000000" w:firstRow="0" w:lastRow="0" w:firstColumn="0" w:lastColumn="0" w:oddVBand="0" w:evenVBand="0" w:oddHBand="0" w:evenHBand="0" w:firstRowFirstColumn="0" w:firstRowLastColumn="0" w:lastRowFirstColumn="0" w:lastRowLastColumn="0"/>
               <w:rPr>
-                <w:rFonts w:ascii="Calibri" w:eastAsia="Calibri" w:hAnsi="Calibri" w:cs="Calibri"/>
+                <w:rFonts w:ascii="Calibri" w:hAnsi="Calibri" w:eastAsia="Calibri" w:cs="Calibri"/>
                 <w:b/>
                 <w:color w:val="auto"/>
                 <w:sz w:val="20"/>
@@ -3031,7 +2995,7 @@
             </w:pPr>
             <w:r>
               <w:rPr>
-                <w:rFonts w:ascii="Calibri" w:eastAsia="Calibri" w:hAnsi="Calibri" w:cs="Calibri"/>
+                <w:rFonts w:ascii="Calibri" w:hAnsi="Calibri" w:eastAsia="Calibri" w:cs="Calibri"/>
                 <w:b/>
                 <w:color w:val="auto"/>
                 <w:sz w:val="20"/>
@@ -3056,13 +3020,13 @@
           <w:p>
             <w:pPr>
               <w:rPr>
-                <w:rFonts w:ascii="Calibri" w:eastAsia="Calibri" w:hAnsi="Calibri" w:cs="Calibri"/>
-                <w:color w:val="595959"/>
-              </w:rPr>
-            </w:pPr>
-            <w:r>
-              <w:rPr>
-                <w:rFonts w:ascii="Calibri" w:eastAsia="Calibri" w:hAnsi="Calibri" w:cs="Calibri"/>
+                <w:rFonts w:ascii="Calibri" w:hAnsi="Calibri" w:eastAsia="Calibri" w:cs="Calibri"/>
+                <w:color w:val="595959"/>
+              </w:rPr>
+            </w:pPr>
+            <w:r>
+              <w:rPr>
+                <w:rFonts w:ascii="Calibri" w:hAnsi="Calibri" w:eastAsia="Calibri" w:cs="Calibri"/>
                 <w:color w:val="595959"/>
               </w:rPr>
               <w:t>Opción a)</w:t>
@@ -3079,13 +3043,13 @@
             <w:pPr>
               <w:cnfStyle w:val="000000100000" w:firstRow="0" w:lastRow="0" w:firstColumn="0" w:lastColumn="0" w:oddVBand="0" w:evenVBand="0" w:oddHBand="1" w:evenHBand="0" w:firstRowFirstColumn="0" w:firstRowLastColumn="0" w:lastRowFirstColumn="0" w:lastRowLastColumn="0"/>
               <w:rPr>
-                <w:rFonts w:ascii="Calibri" w:eastAsia="Calibri" w:hAnsi="Calibri" w:cs="Calibri"/>
-                <w:color w:val="auto"/>
-              </w:rPr>
-            </w:pPr>
-            <w:r>
-              <w:rPr>
-                <w:rFonts w:ascii="Calibri" w:eastAsia="Calibri" w:hAnsi="Calibri" w:cs="Calibri"/>
+                <w:rFonts w:ascii="Calibri" w:hAnsi="Calibri" w:eastAsia="Calibri" w:cs="Calibri"/>
+                <w:color w:val="auto"/>
+              </w:rPr>
+            </w:pPr>
+            <w:r>
+              <w:rPr>
+                <w:rFonts w:ascii="Calibri" w:hAnsi="Calibri" w:eastAsia="Calibri" w:cs="Calibri"/>
                 <w:color w:val="auto"/>
               </w:rPr>
               <w:t>Verdadero</w:t>
@@ -3102,13 +3066,13 @@
               <w:widowControl w:val="0"/>
               <w:cnfStyle w:val="000000100000" w:firstRow="0" w:lastRow="0" w:firstColumn="0" w:lastColumn="0" w:oddVBand="0" w:evenVBand="0" w:oddHBand="1" w:evenHBand="0" w:firstRowFirstColumn="0" w:firstRowLastColumn="0" w:lastRowFirstColumn="0" w:lastRowLastColumn="0"/>
               <w:rPr>
-                <w:rFonts w:ascii="Calibri" w:eastAsia="Calibri" w:hAnsi="Calibri" w:cs="Calibri"/>
-                <w:color w:val="auto"/>
-              </w:rPr>
-            </w:pPr>
-            <w:r>
-              <w:rPr>
-                <w:rFonts w:ascii="Calibri" w:eastAsia="Calibri" w:hAnsi="Calibri" w:cs="Calibri"/>
+                <w:rFonts w:ascii="Calibri" w:hAnsi="Calibri" w:eastAsia="Calibri" w:cs="Calibri"/>
+                <w:color w:val="auto"/>
+              </w:rPr>
+            </w:pPr>
+            <w:r>
+              <w:rPr>
+                <w:rFonts w:ascii="Calibri" w:hAnsi="Calibri" w:eastAsia="Calibri" w:cs="Calibri"/>
                 <w:color w:val="auto"/>
               </w:rPr>
               <w:t>X</w:t>
@@ -3128,13 +3092,13 @@
           <w:p>
             <w:pPr>
               <w:rPr>
-                <w:rFonts w:ascii="Calibri" w:eastAsia="Calibri" w:hAnsi="Calibri" w:cs="Calibri"/>
-                <w:color w:val="595959"/>
-              </w:rPr>
-            </w:pPr>
-            <w:r>
-              <w:rPr>
-                <w:rFonts w:ascii="Calibri" w:eastAsia="Calibri" w:hAnsi="Calibri" w:cs="Calibri"/>
+                <w:rFonts w:ascii="Calibri" w:hAnsi="Calibri" w:eastAsia="Calibri" w:cs="Calibri"/>
+                <w:color w:val="595959"/>
+              </w:rPr>
+            </w:pPr>
+            <w:r>
+              <w:rPr>
+                <w:rFonts w:ascii="Calibri" w:hAnsi="Calibri" w:eastAsia="Calibri" w:cs="Calibri"/>
                 <w:color w:val="595959"/>
               </w:rPr>
               <w:t>Opción b)</w:t>
@@ -3151,13 +3115,13 @@
             <w:pPr>
               <w:cnfStyle w:val="000000000000" w:firstRow="0" w:lastRow="0" w:firstColumn="0" w:lastColumn="0" w:oddVBand="0" w:evenVBand="0" w:oddHBand="0" w:evenHBand="0" w:firstRowFirstColumn="0" w:firstRowLastColumn="0" w:lastRowFirstColumn="0" w:lastRowLastColumn="0"/>
               <w:rPr>
-                <w:rFonts w:ascii="Calibri" w:eastAsia="Calibri" w:hAnsi="Calibri" w:cs="Calibri"/>
-                <w:color w:val="auto"/>
-              </w:rPr>
-            </w:pPr>
-            <w:r>
-              <w:rPr>
-                <w:rFonts w:ascii="Calibri" w:eastAsia="Calibri" w:hAnsi="Calibri" w:cs="Calibri"/>
+                <w:rFonts w:ascii="Calibri" w:hAnsi="Calibri" w:eastAsia="Calibri" w:cs="Calibri"/>
+                <w:color w:val="auto"/>
+              </w:rPr>
+            </w:pPr>
+            <w:r>
+              <w:rPr>
+                <w:rFonts w:ascii="Calibri" w:hAnsi="Calibri" w:eastAsia="Calibri" w:cs="Calibri"/>
                 <w:color w:val="auto"/>
               </w:rPr>
               <w:t>Falso</w:t>
@@ -3174,7 +3138,7 @@
               <w:widowControl w:val="0"/>
               <w:cnfStyle w:val="000000000000" w:firstRow="0" w:lastRow="0" w:firstColumn="0" w:lastColumn="0" w:oddVBand="0" w:evenVBand="0" w:oddHBand="0" w:evenHBand="0" w:firstRowFirstColumn="0" w:firstRowLastColumn="0" w:lastRowFirstColumn="0" w:lastRowLastColumn="0"/>
               <w:rPr>
-                <w:rFonts w:ascii="Calibri" w:eastAsia="Calibri" w:hAnsi="Calibri" w:cs="Calibri"/>
+                <w:rFonts w:ascii="Calibri" w:hAnsi="Calibri" w:eastAsia="Calibri" w:cs="Calibri"/>
                 <w:color w:val="auto"/>
               </w:rPr>
             </w:pPr>
@@ -3195,13 +3159,13 @@
           <w:p>
             <w:pPr>
               <w:rPr>
-                <w:rFonts w:ascii="Calibri" w:eastAsia="Calibri" w:hAnsi="Calibri" w:cs="Calibri"/>
-                <w:color w:val="595959"/>
-              </w:rPr>
-            </w:pPr>
-            <w:r>
-              <w:rPr>
-                <w:rFonts w:ascii="Calibri" w:eastAsia="Calibri" w:hAnsi="Calibri" w:cs="Calibri"/>
+                <w:rFonts w:ascii="Calibri" w:hAnsi="Calibri" w:eastAsia="Calibri" w:cs="Calibri"/>
+                <w:color w:val="595959"/>
+              </w:rPr>
+            </w:pPr>
+            <w:r>
+              <w:rPr>
+                <w:rFonts w:ascii="Calibri" w:hAnsi="Calibri" w:eastAsia="Calibri" w:cs="Calibri"/>
                 <w:color w:val="595959"/>
               </w:rPr>
               <w:t>Comentario respuesta correcta</w:t>
@@ -3218,7 +3182,7 @@
             <w:pPr>
               <w:cnfStyle w:val="000000100000" w:firstRow="0" w:lastRow="0" w:firstColumn="0" w:lastColumn="0" w:oddVBand="0" w:evenVBand="0" w:oddHBand="1" w:evenHBand="0" w:firstRowFirstColumn="0" w:firstRowLastColumn="0" w:lastRowFirstColumn="0" w:lastRowLastColumn="0"/>
               <w:rPr>
-                <w:rFonts w:ascii="Calibri" w:eastAsia="Calibri" w:hAnsi="Calibri" w:cs="Calibri"/>
+                <w:rFonts w:ascii="Calibri" w:hAnsi="Calibri" w:eastAsia="Calibri" w:cs="Calibri"/>
                 <w:bCs/>
                 <w:color w:val="AEAAAA"/>
                 <w:sz w:val="20"/>
@@ -3227,7 +3191,7 @@
             </w:pPr>
             <w:r>
               <w:rPr>
-                <w:rFonts w:ascii="Calibri" w:eastAsia="Calibri" w:hAnsi="Calibri" w:cs="Calibri"/>
+                <w:rFonts w:ascii="Calibri" w:hAnsi="Calibri" w:eastAsia="Calibri" w:cs="Calibri"/>
                 <w:color w:val="auto"/>
               </w:rPr>
               <w:t>Excelente trabajo. Tiene un claro entendimiento sobre las</w:t>
@@ -3237,7 +3201,7 @@
             </w:r>
             <w:r>
               <w:rPr>
-                <w:rFonts w:ascii="Calibri" w:eastAsia="Calibri" w:hAnsi="Calibri" w:cs="Calibri"/>
+                <w:rFonts w:ascii="Calibri" w:hAnsi="Calibri" w:eastAsia="Calibri" w:cs="Calibri"/>
                 <w:color w:val="auto"/>
               </w:rPr>
               <w:t>normas.</w:t>
@@ -3259,13 +3223,13 @@
           <w:p>
             <w:pPr>
               <w:rPr>
-                <w:rFonts w:ascii="Calibri" w:eastAsia="Calibri" w:hAnsi="Calibri" w:cs="Calibri"/>
-                <w:color w:val="595959"/>
-              </w:rPr>
-            </w:pPr>
-            <w:r>
-              <w:rPr>
-                <w:rFonts w:ascii="Calibri" w:eastAsia="Calibri" w:hAnsi="Calibri" w:cs="Calibri"/>
+                <w:rFonts w:ascii="Calibri" w:hAnsi="Calibri" w:eastAsia="Calibri" w:cs="Calibri"/>
+                <w:color w:val="595959"/>
+              </w:rPr>
+            </w:pPr>
+            <w:r>
+              <w:rPr>
+                <w:rFonts w:ascii="Calibri" w:hAnsi="Calibri" w:eastAsia="Calibri" w:cs="Calibri"/>
                 <w:color w:val="595959"/>
               </w:rPr>
               <w:lastRenderedPageBreak/>
@@ -3283,7 +3247,7 @@
             <w:pPr>
               <w:cnfStyle w:val="000000000000" w:firstRow="0" w:lastRow="0" w:firstColumn="0" w:lastColumn="0" w:oddVBand="0" w:evenVBand="0" w:oddHBand="0" w:evenHBand="0" w:firstRowFirstColumn="0" w:firstRowLastColumn="0" w:lastRowFirstColumn="0" w:lastRowLastColumn="0"/>
               <w:rPr>
-                <w:rFonts w:ascii="Calibri" w:eastAsia="Calibri" w:hAnsi="Calibri" w:cs="Calibri"/>
+                <w:rFonts w:ascii="Calibri" w:hAnsi="Calibri" w:eastAsia="Calibri" w:cs="Calibri"/>
                 <w:bCs/>
                 <w:color w:val="AEAAAA"/>
                 <w:sz w:val="20"/>
@@ -3292,7 +3256,7 @@
             </w:pPr>
             <w:r>
               <w:rPr>
-                <w:rFonts w:ascii="Calibri" w:eastAsia="Calibri" w:hAnsi="Calibri" w:cs="Calibri"/>
+                <w:rFonts w:ascii="Calibri" w:hAnsi="Calibri" w:eastAsia="Calibri" w:cs="Calibri"/>
                 <w:color w:val="auto"/>
               </w:rPr>
               <w:t>Respuesta incorrecta, revise nuevamente el contenido del componente formativo.</w:t>
@@ -3314,13 +3278,13 @@
           <w:p>
             <w:pPr>
               <w:rPr>
-                <w:rFonts w:ascii="Calibri" w:eastAsia="Calibri" w:hAnsi="Calibri" w:cs="Calibri"/>
-                <w:color w:val="595959"/>
-              </w:rPr>
-            </w:pPr>
-            <w:r>
-              <w:rPr>
-                <w:rFonts w:ascii="Calibri" w:eastAsia="Calibri" w:hAnsi="Calibri" w:cs="Calibri"/>
+                <w:rFonts w:ascii="Calibri" w:hAnsi="Calibri" w:eastAsia="Calibri" w:cs="Calibri"/>
+                <w:color w:val="595959"/>
+              </w:rPr>
+            </w:pPr>
+            <w:r>
+              <w:rPr>
+                <w:rFonts w:ascii="Calibri" w:hAnsi="Calibri" w:eastAsia="Calibri" w:cs="Calibri"/>
                 <w:color w:val="595959"/>
               </w:rPr>
               <w:t>Pregunta 9</w:t>
@@ -3336,7 +3300,7 @@
             <w:pPr>
               <w:cnfStyle w:val="000000100000" w:firstRow="0" w:lastRow="0" w:firstColumn="0" w:lastColumn="0" w:oddVBand="0" w:evenVBand="0" w:oddHBand="1" w:evenHBand="0" w:firstRowFirstColumn="0" w:firstRowLastColumn="0" w:lastRowFirstColumn="0" w:lastRowLastColumn="0"/>
               <w:rPr>
-                <w:rFonts w:ascii="Calibri" w:eastAsia="Calibri" w:hAnsi="Calibri" w:cs="Calibri"/>
+                <w:rFonts w:ascii="Calibri" w:hAnsi="Calibri" w:eastAsia="Calibri" w:cs="Calibri"/>
                 <w:b/>
                 <w:color w:val="auto"/>
                 <w:sz w:val="20"/>
@@ -3345,7 +3309,7 @@
             </w:pPr>
             <w:r>
               <w:rPr>
-                <w:rFonts w:ascii="Calibri" w:eastAsia="Calibri" w:hAnsi="Calibri" w:cs="Calibri"/>
+                <w:rFonts w:ascii="Calibri" w:hAnsi="Calibri" w:eastAsia="Calibri" w:cs="Calibri"/>
                 <w:b/>
                 <w:color w:val="auto"/>
                 <w:sz w:val="20"/>
@@ -3364,18 +3328,17 @@
           <w:tcPr>
             <w:cnfStyle w:val="001000000000" w:firstRow="0" w:lastRow="0" w:firstColumn="1" w:lastColumn="0" w:oddVBand="0" w:evenVBand="0" w:oddHBand="0" w:evenHBand="0" w:firstRowFirstColumn="0" w:firstRowLastColumn="0" w:lastRowFirstColumn="0" w:lastRowLastColumn="0"/>
             <w:tcW w:w="1267" w:type="dxa"/>
-            <w:shd w:val="clear" w:color="auto" w:fill="auto"/>
-          </w:tcPr>
-          <w:p>
-            <w:pPr>
-              <w:rPr>
-                <w:rFonts w:ascii="Calibri" w:eastAsia="Calibri" w:hAnsi="Calibri" w:cs="Calibri"/>
-                <w:color w:val="595959"/>
-              </w:rPr>
-            </w:pPr>
-            <w:r>
-              <w:rPr>
-                <w:rFonts w:ascii="Calibri" w:eastAsia="Calibri" w:hAnsi="Calibri" w:cs="Calibri"/>
+          </w:tcPr>
+          <w:p>
+            <w:pPr>
+              <w:rPr>
+                <w:rFonts w:ascii="Calibri" w:hAnsi="Calibri" w:eastAsia="Calibri" w:cs="Calibri"/>
+                <w:color w:val="595959"/>
+              </w:rPr>
+            </w:pPr>
+            <w:r>
+              <w:rPr>
+                <w:rFonts w:ascii="Calibri" w:hAnsi="Calibri" w:eastAsia="Calibri" w:cs="Calibri"/>
                 <w:color w:val="595959"/>
               </w:rPr>
               <w:t>Opción a)</w:t>
@@ -3392,13 +3355,13 @@
             <w:pPr>
               <w:cnfStyle w:val="000000000000" w:firstRow="0" w:lastRow="0" w:firstColumn="0" w:lastColumn="0" w:oddVBand="0" w:evenVBand="0" w:oddHBand="0" w:evenHBand="0" w:firstRowFirstColumn="0" w:firstRowLastColumn="0" w:lastRowFirstColumn="0" w:lastRowLastColumn="0"/>
               <w:rPr>
-                <w:rFonts w:ascii="Calibri" w:eastAsia="Calibri" w:hAnsi="Calibri" w:cs="Calibri"/>
-                <w:color w:val="auto"/>
-              </w:rPr>
-            </w:pPr>
-            <w:r>
-              <w:rPr>
-                <w:rFonts w:ascii="Calibri" w:eastAsia="Calibri" w:hAnsi="Calibri" w:cs="Calibri"/>
+                <w:rFonts w:ascii="Calibri" w:hAnsi="Calibri" w:eastAsia="Calibri" w:cs="Calibri"/>
+                <w:color w:val="auto"/>
+              </w:rPr>
+            </w:pPr>
+            <w:r>
+              <w:rPr>
+                <w:rFonts w:ascii="Calibri" w:hAnsi="Calibri" w:eastAsia="Calibri" w:cs="Calibri"/>
                 <w:color w:val="auto"/>
               </w:rPr>
               <w:t>Verdadero</w:t>
@@ -3415,13 +3378,13 @@
               <w:widowControl w:val="0"/>
               <w:cnfStyle w:val="000000000000" w:firstRow="0" w:lastRow="0" w:firstColumn="0" w:lastColumn="0" w:oddVBand="0" w:evenVBand="0" w:oddHBand="0" w:evenHBand="0" w:firstRowFirstColumn="0" w:firstRowLastColumn="0" w:lastRowFirstColumn="0" w:lastRowLastColumn="0"/>
               <w:rPr>
-                <w:rFonts w:ascii="Calibri" w:eastAsia="Calibri" w:hAnsi="Calibri" w:cs="Calibri"/>
-                <w:color w:val="auto"/>
-              </w:rPr>
-            </w:pPr>
-            <w:r>
-              <w:rPr>
-                <w:rFonts w:ascii="Calibri" w:eastAsia="Calibri" w:hAnsi="Calibri" w:cs="Calibri"/>
+                <w:rFonts w:ascii="Calibri" w:hAnsi="Calibri" w:eastAsia="Calibri" w:cs="Calibri"/>
+                <w:color w:val="auto"/>
+              </w:rPr>
+            </w:pPr>
+            <w:r>
+              <w:rPr>
+                <w:rFonts w:ascii="Calibri" w:hAnsi="Calibri" w:eastAsia="Calibri" w:cs="Calibri"/>
                 <w:color w:val="auto"/>
               </w:rPr>
               <w:t>X</w:t>
@@ -3443,13 +3406,13 @@
           <w:p>
             <w:pPr>
               <w:rPr>
-                <w:rFonts w:ascii="Calibri" w:eastAsia="Calibri" w:hAnsi="Calibri" w:cs="Calibri"/>
-                <w:color w:val="595959"/>
-              </w:rPr>
-            </w:pPr>
-            <w:r>
-              <w:rPr>
-                <w:rFonts w:ascii="Calibri" w:eastAsia="Calibri" w:hAnsi="Calibri" w:cs="Calibri"/>
+                <w:rFonts w:ascii="Calibri" w:hAnsi="Calibri" w:eastAsia="Calibri" w:cs="Calibri"/>
+                <w:color w:val="595959"/>
+              </w:rPr>
+            </w:pPr>
+            <w:r>
+              <w:rPr>
+                <w:rFonts w:ascii="Calibri" w:hAnsi="Calibri" w:eastAsia="Calibri" w:cs="Calibri"/>
                 <w:color w:val="595959"/>
               </w:rPr>
               <w:t>Opción b)</w:t>
@@ -3466,13 +3429,13 @@
             <w:pPr>
               <w:cnfStyle w:val="000000100000" w:firstRow="0" w:lastRow="0" w:firstColumn="0" w:lastColumn="0" w:oddVBand="0" w:evenVBand="0" w:oddHBand="1" w:evenHBand="0" w:firstRowFirstColumn="0" w:firstRowLastColumn="0" w:lastRowFirstColumn="0" w:lastRowLastColumn="0"/>
               <w:rPr>
-                <w:rFonts w:ascii="Calibri" w:eastAsia="Calibri" w:hAnsi="Calibri" w:cs="Calibri"/>
-                <w:color w:val="auto"/>
-              </w:rPr>
-            </w:pPr>
-            <w:r>
-              <w:rPr>
-                <w:rFonts w:ascii="Calibri" w:eastAsia="Calibri" w:hAnsi="Calibri" w:cs="Calibri"/>
+                <w:rFonts w:ascii="Calibri" w:hAnsi="Calibri" w:eastAsia="Calibri" w:cs="Calibri"/>
+                <w:color w:val="auto"/>
+              </w:rPr>
+            </w:pPr>
+            <w:r>
+              <w:rPr>
+                <w:rFonts w:ascii="Calibri" w:hAnsi="Calibri" w:eastAsia="Calibri" w:cs="Calibri"/>
                 <w:color w:val="auto"/>
               </w:rPr>
               <w:t>Falso</w:t>
@@ -3489,7 +3452,7 @@
               <w:widowControl w:val="0"/>
               <w:cnfStyle w:val="000000100000" w:firstRow="0" w:lastRow="0" w:firstColumn="0" w:lastColumn="0" w:oddVBand="0" w:evenVBand="0" w:oddHBand="1" w:evenHBand="0" w:firstRowFirstColumn="0" w:firstRowLastColumn="0" w:lastRowFirstColumn="0" w:lastRowLastColumn="0"/>
               <w:rPr>
-                <w:rFonts w:ascii="Calibri" w:eastAsia="Calibri" w:hAnsi="Calibri" w:cs="Calibri"/>
+                <w:rFonts w:ascii="Calibri" w:hAnsi="Calibri" w:eastAsia="Calibri" w:cs="Calibri"/>
                 <w:color w:val="auto"/>
               </w:rPr>
             </w:pPr>
@@ -3509,13 +3472,13 @@
           <w:p>
             <w:pPr>
               <w:rPr>
-                <w:rFonts w:ascii="Calibri" w:eastAsia="Calibri" w:hAnsi="Calibri" w:cs="Calibri"/>
-                <w:color w:val="595959"/>
-              </w:rPr>
-            </w:pPr>
-            <w:r>
-              <w:rPr>
-                <w:rFonts w:ascii="Calibri" w:eastAsia="Calibri" w:hAnsi="Calibri" w:cs="Calibri"/>
+                <w:rFonts w:ascii="Calibri" w:hAnsi="Calibri" w:eastAsia="Calibri" w:cs="Calibri"/>
+                <w:color w:val="595959"/>
+              </w:rPr>
+            </w:pPr>
+            <w:r>
+              <w:rPr>
+                <w:rFonts w:ascii="Calibri" w:hAnsi="Calibri" w:eastAsia="Calibri" w:cs="Calibri"/>
                 <w:color w:val="595959"/>
               </w:rPr>
               <w:t>Comentario respuesta correcta</w:t>
@@ -3532,7 +3495,7 @@
             <w:pPr>
               <w:cnfStyle w:val="000000000000" w:firstRow="0" w:lastRow="0" w:firstColumn="0" w:lastColumn="0" w:oddVBand="0" w:evenVBand="0" w:oddHBand="0" w:evenHBand="0" w:firstRowFirstColumn="0" w:firstRowLastColumn="0" w:lastRowFirstColumn="0" w:lastRowLastColumn="0"/>
               <w:rPr>
-                <w:rFonts w:ascii="Calibri" w:eastAsia="Calibri" w:hAnsi="Calibri" w:cs="Calibri"/>
+                <w:rFonts w:ascii="Calibri" w:hAnsi="Calibri" w:eastAsia="Calibri" w:cs="Calibri"/>
                 <w:bCs/>
                 <w:color w:val="AEAAAA"/>
                 <w:sz w:val="20"/>
@@ -3541,7 +3504,7 @@
             </w:pPr>
             <w:r>
               <w:rPr>
-                <w:rFonts w:ascii="Calibri" w:eastAsia="Calibri" w:hAnsi="Calibri" w:cs="Calibri"/>
+                <w:rFonts w:ascii="Calibri" w:hAnsi="Calibri" w:eastAsia="Calibri" w:cs="Calibri"/>
                 <w:color w:val="auto"/>
               </w:rPr>
               <w:t>Excelente trabajo. Tiene un claro entendimiento sobre las</w:t>
@@ -3551,7 +3514,7 @@
             </w:r>
             <w:r>
               <w:rPr>
-                <w:rFonts w:ascii="Calibri" w:eastAsia="Calibri" w:hAnsi="Calibri" w:cs="Calibri"/>
+                <w:rFonts w:ascii="Calibri" w:hAnsi="Calibri" w:eastAsia="Calibri" w:cs="Calibri"/>
                 <w:color w:val="auto"/>
               </w:rPr>
               <w:t>normas.</w:t>
@@ -3573,13 +3536,13 @@
           <w:p>
             <w:pPr>
               <w:rPr>
-                <w:rFonts w:ascii="Calibri" w:eastAsia="Calibri" w:hAnsi="Calibri" w:cs="Calibri"/>
-                <w:color w:val="595959"/>
-              </w:rPr>
-            </w:pPr>
-            <w:r>
-              <w:rPr>
-                <w:rFonts w:ascii="Calibri" w:eastAsia="Calibri" w:hAnsi="Calibri" w:cs="Calibri"/>
+                <w:rFonts w:ascii="Calibri" w:hAnsi="Calibri" w:eastAsia="Calibri" w:cs="Calibri"/>
+                <w:color w:val="595959"/>
+              </w:rPr>
+            </w:pPr>
+            <w:r>
+              <w:rPr>
+                <w:rFonts w:ascii="Calibri" w:hAnsi="Calibri" w:eastAsia="Calibri" w:cs="Calibri"/>
                 <w:color w:val="595959"/>
               </w:rPr>
               <w:t>Comentario respuesta incorrecta</w:t>
@@ -3596,7 +3559,7 @@
             <w:pPr>
               <w:cnfStyle w:val="000000100000" w:firstRow="0" w:lastRow="0" w:firstColumn="0" w:lastColumn="0" w:oddVBand="0" w:evenVBand="0" w:oddHBand="1" w:evenHBand="0" w:firstRowFirstColumn="0" w:firstRowLastColumn="0" w:lastRowFirstColumn="0" w:lastRowLastColumn="0"/>
               <w:rPr>
-                <w:rFonts w:ascii="Calibri" w:eastAsia="Calibri" w:hAnsi="Calibri" w:cs="Calibri"/>
+                <w:rFonts w:ascii="Calibri" w:hAnsi="Calibri" w:eastAsia="Calibri" w:cs="Calibri"/>
                 <w:bCs/>
                 <w:color w:val="AEAAAA"/>
                 <w:sz w:val="20"/>
@@ -3605,7 +3568,7 @@
             </w:pPr>
             <w:r>
               <w:rPr>
-                <w:rFonts w:ascii="Calibri" w:eastAsia="Calibri" w:hAnsi="Calibri" w:cs="Calibri"/>
+                <w:rFonts w:ascii="Calibri" w:hAnsi="Calibri" w:eastAsia="Calibri" w:cs="Calibri"/>
                 <w:color w:val="auto"/>
               </w:rPr>
               <w:t>Respuesta incorrecta, revise nuevamente el contenido del componente formativo.</w:t>
@@ -3627,13 +3590,13 @@
           <w:p>
             <w:pPr>
               <w:rPr>
-                <w:rFonts w:ascii="Calibri" w:eastAsia="Calibri" w:hAnsi="Calibri" w:cs="Calibri"/>
-                <w:color w:val="595959"/>
-              </w:rPr>
-            </w:pPr>
-            <w:r>
-              <w:rPr>
-                <w:rFonts w:ascii="Calibri" w:eastAsia="Calibri" w:hAnsi="Calibri" w:cs="Calibri"/>
+                <w:rFonts w:ascii="Calibri" w:hAnsi="Calibri" w:eastAsia="Calibri" w:cs="Calibri"/>
+                <w:color w:val="595959"/>
+              </w:rPr>
+            </w:pPr>
+            <w:r>
+              <w:rPr>
+                <w:rFonts w:ascii="Calibri" w:hAnsi="Calibri" w:eastAsia="Calibri" w:cs="Calibri"/>
                 <w:color w:val="595959"/>
               </w:rPr>
               <w:t>Pregunta 10</w:t>
@@ -3650,7 +3613,7 @@
             <w:pPr>
               <w:cnfStyle w:val="000000000000" w:firstRow="0" w:lastRow="0" w:firstColumn="0" w:lastColumn="0" w:oddVBand="0" w:evenVBand="0" w:oddHBand="0" w:evenHBand="0" w:firstRowFirstColumn="0" w:firstRowLastColumn="0" w:lastRowFirstColumn="0" w:lastRowLastColumn="0"/>
               <w:rPr>
-                <w:rFonts w:ascii="Calibri" w:eastAsia="Calibri" w:hAnsi="Calibri" w:cs="Calibri"/>
+                <w:rFonts w:ascii="Calibri" w:hAnsi="Calibri" w:eastAsia="Calibri" w:cs="Calibri"/>
                 <w:b/>
                 <w:color w:val="auto"/>
                 <w:sz w:val="20"/>
@@ -3659,7 +3622,7 @@
             </w:pPr>
             <w:r>
               <w:rPr>
-                <w:rFonts w:ascii="Calibri" w:eastAsia="Calibri" w:hAnsi="Calibri" w:cs="Calibri"/>
+                <w:rFonts w:ascii="Calibri" w:hAnsi="Calibri" w:eastAsia="Calibri" w:cs="Calibri"/>
                 <w:b/>
                 <w:color w:val="auto"/>
                 <w:sz w:val="20"/>
@@ -3684,13 +3647,13 @@
           <w:p>
             <w:pPr>
               <w:rPr>
-                <w:rFonts w:ascii="Calibri" w:eastAsia="Calibri" w:hAnsi="Calibri" w:cs="Calibri"/>
-                <w:color w:val="595959"/>
-              </w:rPr>
-            </w:pPr>
-            <w:r>
-              <w:rPr>
-                <w:rFonts w:ascii="Calibri" w:eastAsia="Calibri" w:hAnsi="Calibri" w:cs="Calibri"/>
+                <w:rFonts w:ascii="Calibri" w:hAnsi="Calibri" w:eastAsia="Calibri" w:cs="Calibri"/>
+                <w:color w:val="595959"/>
+              </w:rPr>
+            </w:pPr>
+            <w:r>
+              <w:rPr>
+                <w:rFonts w:ascii="Calibri" w:hAnsi="Calibri" w:eastAsia="Calibri" w:cs="Calibri"/>
                 <w:color w:val="595959"/>
               </w:rPr>
               <w:t>Opción a)</w:t>
@@ -3707,13 +3670,13 @@
             <w:pPr>
               <w:cnfStyle w:val="000000100000" w:firstRow="0" w:lastRow="0" w:firstColumn="0" w:lastColumn="0" w:oddVBand="0" w:evenVBand="0" w:oddHBand="1" w:evenHBand="0" w:firstRowFirstColumn="0" w:firstRowLastColumn="0" w:lastRowFirstColumn="0" w:lastRowLastColumn="0"/>
               <w:rPr>
-                <w:rFonts w:ascii="Calibri" w:eastAsia="Calibri" w:hAnsi="Calibri" w:cs="Calibri"/>
-                <w:color w:val="auto"/>
-              </w:rPr>
-            </w:pPr>
-            <w:r>
-              <w:rPr>
-                <w:rFonts w:ascii="Calibri" w:eastAsia="Calibri" w:hAnsi="Calibri" w:cs="Calibri"/>
+                <w:rFonts w:ascii="Calibri" w:hAnsi="Calibri" w:eastAsia="Calibri" w:cs="Calibri"/>
+                <w:color w:val="auto"/>
+              </w:rPr>
+            </w:pPr>
+            <w:r>
+              <w:rPr>
+                <w:rFonts w:ascii="Calibri" w:hAnsi="Calibri" w:eastAsia="Calibri" w:cs="Calibri"/>
                 <w:color w:val="auto"/>
               </w:rPr>
               <w:t>Verdadero</w:t>
@@ -3730,7 +3693,7 @@
               <w:widowControl w:val="0"/>
               <w:cnfStyle w:val="000000100000" w:firstRow="0" w:lastRow="0" w:firstColumn="0" w:lastColumn="0" w:oddVBand="0" w:evenVBand="0" w:oddHBand="1" w:evenHBand="0" w:firstRowFirstColumn="0" w:firstRowLastColumn="0" w:lastRowFirstColumn="0" w:lastRowLastColumn="0"/>
               <w:rPr>
-                <w:rFonts w:ascii="Calibri" w:eastAsia="Calibri" w:hAnsi="Calibri" w:cs="Calibri"/>
+                <w:rFonts w:ascii="Calibri" w:hAnsi="Calibri" w:eastAsia="Calibri" w:cs="Calibri"/>
                 <w:color w:val="auto"/>
               </w:rPr>
             </w:pPr>
@@ -3749,13 +3712,13 @@
           <w:p>
             <w:pPr>
               <w:rPr>
-                <w:rFonts w:ascii="Calibri" w:eastAsia="Calibri" w:hAnsi="Calibri" w:cs="Calibri"/>
-                <w:color w:val="595959"/>
-              </w:rPr>
-            </w:pPr>
-            <w:r>
-              <w:rPr>
-                <w:rFonts w:ascii="Calibri" w:eastAsia="Calibri" w:hAnsi="Calibri" w:cs="Calibri"/>
+                <w:rFonts w:ascii="Calibri" w:hAnsi="Calibri" w:eastAsia="Calibri" w:cs="Calibri"/>
+                <w:color w:val="595959"/>
+              </w:rPr>
+            </w:pPr>
+            <w:r>
+              <w:rPr>
+                <w:rFonts w:ascii="Calibri" w:hAnsi="Calibri" w:eastAsia="Calibri" w:cs="Calibri"/>
                 <w:color w:val="595959"/>
               </w:rPr>
               <w:t>Opción b)</w:t>
@@ -3772,13 +3735,13 @@
             <w:pPr>
               <w:cnfStyle w:val="000000000000" w:firstRow="0" w:lastRow="0" w:firstColumn="0" w:lastColumn="0" w:oddVBand="0" w:evenVBand="0" w:oddHBand="0" w:evenHBand="0" w:firstRowFirstColumn="0" w:firstRowLastColumn="0" w:lastRowFirstColumn="0" w:lastRowLastColumn="0"/>
               <w:rPr>
-                <w:rFonts w:ascii="Calibri" w:eastAsia="Calibri" w:hAnsi="Calibri" w:cs="Calibri"/>
-                <w:color w:val="auto"/>
-              </w:rPr>
-            </w:pPr>
-            <w:r>
-              <w:rPr>
-                <w:rFonts w:ascii="Calibri" w:eastAsia="Calibri" w:hAnsi="Calibri" w:cs="Calibri"/>
+                <w:rFonts w:ascii="Calibri" w:hAnsi="Calibri" w:eastAsia="Calibri" w:cs="Calibri"/>
+                <w:color w:val="auto"/>
+              </w:rPr>
+            </w:pPr>
+            <w:r>
+              <w:rPr>
+                <w:rFonts w:ascii="Calibri" w:hAnsi="Calibri" w:eastAsia="Calibri" w:cs="Calibri"/>
                 <w:color w:val="auto"/>
               </w:rPr>
               <w:t>Falso</w:t>
@@ -3795,13 +3758,13 @@
               <w:widowControl w:val="0"/>
               <w:cnfStyle w:val="000000000000" w:firstRow="0" w:lastRow="0" w:firstColumn="0" w:lastColumn="0" w:oddVBand="0" w:evenVBand="0" w:oddHBand="0" w:evenHBand="0" w:firstRowFirstColumn="0" w:firstRowLastColumn="0" w:lastRowFirstColumn="0" w:lastRowLastColumn="0"/>
               <w:rPr>
-                <w:rFonts w:ascii="Calibri" w:eastAsia="Calibri" w:hAnsi="Calibri" w:cs="Calibri"/>
-                <w:color w:val="auto"/>
-              </w:rPr>
-            </w:pPr>
-            <w:r>
-              <w:rPr>
-                <w:rFonts w:ascii="Calibri" w:eastAsia="Calibri" w:hAnsi="Calibri" w:cs="Calibri"/>
+                <w:rFonts w:ascii="Calibri" w:hAnsi="Calibri" w:eastAsia="Calibri" w:cs="Calibri"/>
+                <w:color w:val="auto"/>
+              </w:rPr>
+            </w:pPr>
+            <w:r>
+              <w:rPr>
+                <w:rFonts w:ascii="Calibri" w:hAnsi="Calibri" w:eastAsia="Calibri" w:cs="Calibri"/>
                 <w:color w:val="auto"/>
               </w:rPr>
               <w:t>X</w:t>
@@ -3823,13 +3786,13 @@
           <w:p>
             <w:pPr>
               <w:rPr>
-                <w:rFonts w:ascii="Calibri" w:eastAsia="Calibri" w:hAnsi="Calibri" w:cs="Calibri"/>
-                <w:color w:val="595959"/>
-              </w:rPr>
-            </w:pPr>
-            <w:r>
-              <w:rPr>
-                <w:rFonts w:ascii="Calibri" w:eastAsia="Calibri" w:hAnsi="Calibri" w:cs="Calibri"/>
+                <w:rFonts w:ascii="Calibri" w:hAnsi="Calibri" w:eastAsia="Calibri" w:cs="Calibri"/>
+                <w:color w:val="595959"/>
+              </w:rPr>
+            </w:pPr>
+            <w:r>
+              <w:rPr>
+                <w:rFonts w:ascii="Calibri" w:hAnsi="Calibri" w:eastAsia="Calibri" w:cs="Calibri"/>
                 <w:color w:val="595959"/>
               </w:rPr>
               <w:t>Comentario respuesta correcta</w:t>
@@ -3846,7 +3809,7 @@
             <w:pPr>
               <w:cnfStyle w:val="000000100000" w:firstRow="0" w:lastRow="0" w:firstColumn="0" w:lastColumn="0" w:oddVBand="0" w:evenVBand="0" w:oddHBand="1" w:evenHBand="0" w:firstRowFirstColumn="0" w:firstRowLastColumn="0" w:lastRowFirstColumn="0" w:lastRowLastColumn="0"/>
               <w:rPr>
-                <w:rFonts w:ascii="Calibri" w:eastAsia="Calibri" w:hAnsi="Calibri" w:cs="Calibri"/>
+                <w:rFonts w:ascii="Calibri" w:hAnsi="Calibri" w:eastAsia="Calibri" w:cs="Calibri"/>
                 <w:bCs/>
                 <w:color w:val="AEAAAA"/>
                 <w:sz w:val="20"/>
@@ -3855,7 +3818,7 @@
             </w:pPr>
             <w:r>
               <w:rPr>
-                <w:rFonts w:ascii="Calibri" w:eastAsia="Calibri" w:hAnsi="Calibri" w:cs="Calibri"/>
+                <w:rFonts w:ascii="Calibri" w:hAnsi="Calibri" w:eastAsia="Calibri" w:cs="Calibri"/>
                 <w:color w:val="auto"/>
               </w:rPr>
               <w:t>Excelente trabajo. Tiene un claro entendimiento sobre las</w:t>
@@ -3865,7 +3828,7 @@
             </w:r>
             <w:r>
               <w:rPr>
-                <w:rFonts w:ascii="Calibri" w:eastAsia="Calibri" w:hAnsi="Calibri" w:cs="Calibri"/>
+                <w:rFonts w:ascii="Calibri" w:hAnsi="Calibri" w:eastAsia="Calibri" w:cs="Calibri"/>
                 <w:color w:val="auto"/>
               </w:rPr>
               <w:t>normas.</w:t>
@@ -3887,13 +3850,13 @@
           <w:p>
             <w:pPr>
               <w:rPr>
-                <w:rFonts w:ascii="Calibri" w:eastAsia="Calibri" w:hAnsi="Calibri" w:cs="Calibri"/>
-                <w:color w:val="595959"/>
-              </w:rPr>
-            </w:pPr>
-            <w:r>
-              <w:rPr>
-                <w:rFonts w:ascii="Calibri" w:eastAsia="Calibri" w:hAnsi="Calibri" w:cs="Calibri"/>
+                <w:rFonts w:ascii="Calibri" w:hAnsi="Calibri" w:eastAsia="Calibri" w:cs="Calibri"/>
+                <w:color w:val="595959"/>
+              </w:rPr>
+            </w:pPr>
+            <w:r>
+              <w:rPr>
+                <w:rFonts w:ascii="Calibri" w:hAnsi="Calibri" w:eastAsia="Calibri" w:cs="Calibri"/>
                 <w:color w:val="595959"/>
               </w:rPr>
               <w:t>Comentario respuesta incorrecta</w:t>
@@ -3910,7 +3873,7 @@
             <w:pPr>
               <w:cnfStyle w:val="000000000000" w:firstRow="0" w:lastRow="0" w:firstColumn="0" w:lastColumn="0" w:oddVBand="0" w:evenVBand="0" w:oddHBand="0" w:evenHBand="0" w:firstRowFirstColumn="0" w:firstRowLastColumn="0" w:lastRowFirstColumn="0" w:lastRowLastColumn="0"/>
               <w:rPr>
-                <w:rFonts w:ascii="Calibri" w:eastAsia="Calibri" w:hAnsi="Calibri" w:cs="Calibri"/>
+                <w:rFonts w:ascii="Calibri" w:hAnsi="Calibri" w:eastAsia="Calibri" w:cs="Calibri"/>
                 <w:bCs/>
                 <w:color w:val="AEAAAA"/>
                 <w:sz w:val="20"/>
@@ -3919,7 +3882,7 @@
             </w:pPr>
             <w:r>
               <w:rPr>
-                <w:rFonts w:ascii="Calibri" w:eastAsia="Calibri" w:hAnsi="Calibri" w:cs="Calibri"/>
+                <w:rFonts w:ascii="Calibri" w:hAnsi="Calibri" w:eastAsia="Calibri" w:cs="Calibri"/>
                 <w:color w:val="auto"/>
               </w:rPr>
               <w:t>Respuesta incorrecta, revise nuevamente el contenido del componente formativo.</w:t>
@@ -3933,12 +3896,12 @@
         <w:tblW w:w="10154" w:type="dxa"/>
         <w:tblInd w:w="-680" w:type="dxa"/>
         <w:tblBorders>
-          <w:top w:val="single" w:sz="4" w:space="0" w:color="F4B083"/>
-          <w:left w:val="single" w:sz="4" w:space="0" w:color="F4B083"/>
-          <w:bottom w:val="single" w:sz="4" w:space="0" w:color="F4B083"/>
-          <w:right w:val="single" w:sz="4" w:space="0" w:color="F4B083"/>
-          <w:insideH w:val="single" w:sz="4" w:space="0" w:color="F4B083"/>
-          <w:insideV w:val="single" w:sz="4" w:space="0" w:color="F4B083"/>
+          <w:top w:val="single" w:color="F4B083" w:sz="4" w:space="0"/>
+          <w:left w:val="single" w:color="F4B083" w:sz="4" w:space="0"/>
+          <w:bottom w:val="single" w:color="F4B083" w:sz="4" w:space="0"/>
+          <w:right w:val="single" w:color="F4B083" w:sz="4" w:space="0"/>
+          <w:insideH w:val="single" w:color="F4B083" w:sz="4" w:space="0"/>
+          <w:insideV w:val="single" w:color="F4B083" w:sz="4" w:space="0"/>
         </w:tblBorders>
         <w:tblLayout w:type="fixed"/>
         <w:tblLook w:val="04A0" w:firstRow="1" w:lastRow="0" w:firstColumn="1" w:lastColumn="0" w:noHBand="0" w:noVBand="1"/>
@@ -3958,18 +3921,19 @@
             <w:tcW w:w="2534" w:type="dxa"/>
             <w:gridSpan w:val="2"/>
             <w:shd w:val="clear" w:color="auto" w:fill="FBE5D5"/>
-          </w:tcPr>
-          <w:p>
-            <w:pPr>
-              <w:rPr>
-                <w:rFonts w:ascii="Calibri" w:eastAsia="Calibri" w:hAnsi="Calibri" w:cs="Calibri"/>
-                <w:b/>
-                <w:color w:val="595959"/>
-              </w:rPr>
-            </w:pPr>
-            <w:r>
-              <w:rPr>
-                <w:rFonts w:ascii="Calibri" w:eastAsia="Calibri" w:hAnsi="Calibri" w:cs="Calibri"/>
+            <w:tcMar/>
+          </w:tcPr>
+          <w:p>
+            <w:pPr>
+              <w:rPr>
+                <w:rFonts w:ascii="Calibri" w:hAnsi="Calibri" w:eastAsia="Calibri" w:cs="Calibri"/>
+                <w:b/>
+                <w:color w:val="595959"/>
+              </w:rPr>
+            </w:pPr>
+            <w:r>
+              <w:rPr>
+                <w:rFonts w:ascii="Calibri" w:hAnsi="Calibri" w:eastAsia="Calibri" w:cs="Calibri"/>
                 <w:b/>
                 <w:color w:val="595959"/>
               </w:rPr>
@@ -3982,19 +3946,20 @@
             <w:tcW w:w="7620" w:type="dxa"/>
             <w:gridSpan w:val="2"/>
             <w:shd w:val="clear" w:color="auto" w:fill="FBE5D5"/>
+            <w:tcMar/>
           </w:tcPr>
           <w:p>
             <w:pPr>
               <w:spacing w:line="240" w:lineRule="auto"/>
               <w:rPr>
-                <w:rFonts w:ascii="Calibri" w:eastAsia="Calibri" w:hAnsi="Calibri" w:cs="Calibri"/>
+                <w:rFonts w:ascii="Calibri" w:hAnsi="Calibri" w:eastAsia="Calibri" w:cs="Calibri"/>
                 <w:color w:val="AEAAAA"/>
                 <w:lang w:val="es-ES"/>
               </w:rPr>
             </w:pPr>
             <w:r>
               <w:rPr>
-                <w:rFonts w:ascii="Calibri" w:eastAsia="Calibri" w:hAnsi="Calibri" w:cs="Calibri"/>
+                <w:rFonts w:ascii="Calibri" w:hAnsi="Calibri" w:eastAsia="Calibri" w:cs="Calibri"/>
                 <w:b/>
                 <w:sz w:val="20"/>
                 <w:szCs w:val="20"/>
@@ -4011,19 +3976,19 @@
         <w:tc>
           <w:tcPr>
             <w:tcW w:w="1267" w:type="dxa"/>
-            <w:shd w:val="clear" w:color="auto" w:fill="auto"/>
-          </w:tcPr>
-          <w:p>
-            <w:pPr>
-              <w:rPr>
-                <w:rFonts w:ascii="Calibri" w:eastAsia="Calibri" w:hAnsi="Calibri" w:cs="Calibri"/>
-                <w:b/>
-                <w:color w:val="595959"/>
-              </w:rPr>
-            </w:pPr>
-            <w:r>
-              <w:rPr>
-                <w:rFonts w:ascii="Calibri" w:eastAsia="Calibri" w:hAnsi="Calibri" w:cs="Calibri"/>
+            <w:tcMar/>
+          </w:tcPr>
+          <w:p>
+            <w:pPr>
+              <w:rPr>
+                <w:rFonts w:ascii="Calibri" w:hAnsi="Calibri" w:eastAsia="Calibri" w:cs="Calibri"/>
+                <w:b/>
+                <w:color w:val="595959"/>
+              </w:rPr>
+            </w:pPr>
+            <w:r>
+              <w:rPr>
+                <w:rFonts w:ascii="Calibri" w:hAnsi="Calibri" w:eastAsia="Calibri" w:cs="Calibri"/>
                 <w:b/>
                 <w:color w:val="595959"/>
               </w:rPr>
@@ -4035,17 +4000,18 @@
           <w:tcPr>
             <w:tcW w:w="6727" w:type="dxa"/>
             <w:gridSpan w:val="2"/>
-            <w:shd w:val="clear" w:color="auto" w:fill="FFFFFF"/>
-          </w:tcPr>
-          <w:p>
-            <w:pPr>
-              <w:rPr>
-                <w:rFonts w:ascii="Calibri" w:eastAsia="Calibri" w:hAnsi="Calibri" w:cs="Calibri"/>
-              </w:rPr>
-            </w:pPr>
-            <w:r>
-              <w:rPr>
-                <w:rFonts w:ascii="Calibri" w:eastAsia="Calibri" w:hAnsi="Calibri" w:cs="Calibri"/>
+            <w:shd w:val="clear" w:color="auto" w:fill="FFFFFF" w:themeFill="background1"/>
+            <w:tcMar/>
+          </w:tcPr>
+          <w:p>
+            <w:pPr>
+              <w:rPr>
+                <w:rFonts w:ascii="Calibri" w:hAnsi="Calibri" w:eastAsia="Calibri" w:cs="Calibri"/>
+              </w:rPr>
+            </w:pPr>
+            <w:r>
+              <w:rPr>
+                <w:rFonts w:ascii="Calibri" w:hAnsi="Calibri" w:eastAsia="Calibri" w:cs="Calibri"/>
               </w:rPr>
               <w:t>Verdadero</w:t>
             </w:r>
@@ -4054,18 +4020,19 @@
         <w:tc>
           <w:tcPr>
             <w:tcW w:w="2160" w:type="dxa"/>
-            <w:shd w:val="clear" w:color="auto" w:fill="FFFFFF"/>
+            <w:shd w:val="clear" w:color="auto" w:fill="FFFFFF" w:themeFill="background1"/>
+            <w:tcMar/>
           </w:tcPr>
           <w:p>
             <w:pPr>
               <w:widowControl w:val="0"/>
               <w:rPr>
-                <w:rFonts w:ascii="Calibri" w:eastAsia="Calibri" w:hAnsi="Calibri" w:cs="Calibri"/>
-              </w:rPr>
-            </w:pPr>
-            <w:r>
-              <w:rPr>
-                <w:rFonts w:ascii="Calibri" w:eastAsia="Calibri" w:hAnsi="Calibri" w:cs="Calibri"/>
+                <w:rFonts w:ascii="Calibri" w:hAnsi="Calibri" w:eastAsia="Calibri" w:cs="Calibri"/>
+              </w:rPr>
+            </w:pPr>
+            <w:r>
+              <w:rPr>
+                <w:rFonts w:ascii="Calibri" w:hAnsi="Calibri" w:eastAsia="Calibri" w:cs="Calibri"/>
               </w:rPr>
               <w:t>X</w:t>
             </w:r>
@@ -4079,18 +4046,19 @@
         <w:tc>
           <w:tcPr>
             <w:tcW w:w="1267" w:type="dxa"/>
-          </w:tcPr>
-          <w:p>
-            <w:pPr>
-              <w:rPr>
-                <w:rFonts w:ascii="Calibri" w:eastAsia="Calibri" w:hAnsi="Calibri" w:cs="Calibri"/>
-                <w:b/>
-                <w:color w:val="595959"/>
-              </w:rPr>
-            </w:pPr>
-            <w:r>
-              <w:rPr>
-                <w:rFonts w:ascii="Calibri" w:eastAsia="Calibri" w:hAnsi="Calibri" w:cs="Calibri"/>
+            <w:tcMar/>
+          </w:tcPr>
+          <w:p>
+            <w:pPr>
+              <w:rPr>
+                <w:rFonts w:ascii="Calibri" w:hAnsi="Calibri" w:eastAsia="Calibri" w:cs="Calibri"/>
+                <w:b/>
+                <w:color w:val="595959"/>
+              </w:rPr>
+            </w:pPr>
+            <w:r>
+              <w:rPr>
+                <w:rFonts w:ascii="Calibri" w:hAnsi="Calibri" w:eastAsia="Calibri" w:cs="Calibri"/>
                 <w:b/>
                 <w:color w:val="595959"/>
               </w:rPr>
@@ -4102,17 +4070,18 @@
           <w:tcPr>
             <w:tcW w:w="6727" w:type="dxa"/>
             <w:gridSpan w:val="2"/>
-            <w:shd w:val="clear" w:color="auto" w:fill="FFFFFF"/>
-          </w:tcPr>
-          <w:p>
-            <w:pPr>
-              <w:rPr>
-                <w:rFonts w:ascii="Calibri" w:eastAsia="Calibri" w:hAnsi="Calibri" w:cs="Calibri"/>
-              </w:rPr>
-            </w:pPr>
-            <w:r>
-              <w:rPr>
-                <w:rFonts w:ascii="Calibri" w:eastAsia="Calibri" w:hAnsi="Calibri" w:cs="Calibri"/>
+            <w:shd w:val="clear" w:color="auto" w:fill="FFFFFF" w:themeFill="background1"/>
+            <w:tcMar/>
+          </w:tcPr>
+          <w:p>
+            <w:pPr>
+              <w:rPr>
+                <w:rFonts w:ascii="Calibri" w:hAnsi="Calibri" w:eastAsia="Calibri" w:cs="Calibri"/>
+              </w:rPr>
+            </w:pPr>
+            <w:r>
+              <w:rPr>
+                <w:rFonts w:ascii="Calibri" w:hAnsi="Calibri" w:eastAsia="Calibri" w:cs="Calibri"/>
               </w:rPr>
               <w:t>Falso</w:t>
             </w:r>
@@ -4121,13 +4090,14 @@
         <w:tc>
           <w:tcPr>
             <w:tcW w:w="2160" w:type="dxa"/>
-            <w:shd w:val="clear" w:color="auto" w:fill="FFFFFF"/>
+            <w:shd w:val="clear" w:color="auto" w:fill="FFFFFF" w:themeFill="background1"/>
+            <w:tcMar/>
           </w:tcPr>
           <w:p>
             <w:pPr>
               <w:widowControl w:val="0"/>
               <w:rPr>
-                <w:rFonts w:ascii="Calibri" w:eastAsia="Calibri" w:hAnsi="Calibri" w:cs="Calibri"/>
+                <w:rFonts w:ascii="Calibri" w:hAnsi="Calibri" w:eastAsia="Calibri" w:cs="Calibri"/>
               </w:rPr>
             </w:pPr>
           </w:p>
@@ -4141,18 +4111,19 @@
           <w:tcPr>
             <w:tcW w:w="2534" w:type="dxa"/>
             <w:gridSpan w:val="2"/>
-          </w:tcPr>
-          <w:p>
-            <w:pPr>
-              <w:rPr>
-                <w:rFonts w:ascii="Calibri" w:eastAsia="Calibri" w:hAnsi="Calibri" w:cs="Calibri"/>
-                <w:b/>
-                <w:color w:val="595959"/>
-              </w:rPr>
-            </w:pPr>
-            <w:r>
-              <w:rPr>
-                <w:rFonts w:ascii="Calibri" w:eastAsia="Calibri" w:hAnsi="Calibri" w:cs="Calibri"/>
+            <w:tcMar/>
+          </w:tcPr>
+          <w:p>
+            <w:pPr>
+              <w:rPr>
+                <w:rFonts w:ascii="Calibri" w:hAnsi="Calibri" w:eastAsia="Calibri" w:cs="Calibri"/>
+                <w:b/>
+                <w:color w:val="595959"/>
+              </w:rPr>
+            </w:pPr>
+            <w:r>
+              <w:rPr>
+                <w:rFonts w:ascii="Calibri" w:hAnsi="Calibri" w:eastAsia="Calibri" w:cs="Calibri"/>
                 <w:b/>
                 <w:color w:val="595959"/>
               </w:rPr>
@@ -4164,12 +4135,13 @@
           <w:tcPr>
             <w:tcW w:w="7620" w:type="dxa"/>
             <w:gridSpan w:val="2"/>
-            <w:shd w:val="clear" w:color="auto" w:fill="FFFFFF"/>
-          </w:tcPr>
-          <w:p>
-            <w:pPr>
-              <w:rPr>
-                <w:rFonts w:ascii="Calibri" w:eastAsia="Calibri" w:hAnsi="Calibri" w:cs="Calibri"/>
+            <w:shd w:val="clear" w:color="auto" w:fill="FFFFFF" w:themeFill="background1"/>
+            <w:tcMar/>
+          </w:tcPr>
+          <w:p>
+            <w:pPr>
+              <w:rPr>
+                <w:rFonts w:ascii="Calibri" w:hAnsi="Calibri" w:eastAsia="Calibri" w:cs="Calibri"/>
                 <w:bCs/>
                 <w:color w:val="AEAAAA"/>
                 <w:sz w:val="20"/>
@@ -4178,7 +4150,7 @@
             </w:pPr>
             <w:r>
               <w:rPr>
-                <w:rFonts w:ascii="Calibri" w:eastAsia="Calibri" w:hAnsi="Calibri" w:cs="Calibri"/>
+                <w:rFonts w:ascii="Calibri" w:hAnsi="Calibri" w:eastAsia="Calibri" w:cs="Calibri"/>
               </w:rPr>
               <w:t>Excelente trabajo. Tiene un claro entendimiento sobre las</w:t>
             </w:r>
@@ -4187,7 +4159,7 @@
             </w:r>
             <w:r>
               <w:rPr>
-                <w:rFonts w:ascii="Calibri" w:eastAsia="Calibri" w:hAnsi="Calibri" w:cs="Calibri"/>
+                <w:rFonts w:ascii="Calibri" w:hAnsi="Calibri" w:eastAsia="Calibri" w:cs="Calibri"/>
               </w:rPr>
               <w:t>normas.</w:t>
             </w:r>
@@ -4203,18 +4175,19 @@
             <w:tcW w:w="2534" w:type="dxa"/>
             <w:gridSpan w:val="2"/>
             <w:shd w:val="clear" w:color="auto" w:fill="FBE5D5"/>
-          </w:tcPr>
-          <w:p>
-            <w:pPr>
-              <w:rPr>
-                <w:rFonts w:ascii="Calibri" w:eastAsia="Calibri" w:hAnsi="Calibri" w:cs="Calibri"/>
-                <w:b/>
-                <w:color w:val="595959"/>
-              </w:rPr>
-            </w:pPr>
-            <w:r>
-              <w:rPr>
-                <w:rFonts w:ascii="Calibri" w:eastAsia="Calibri" w:hAnsi="Calibri" w:cs="Calibri"/>
+            <w:tcMar/>
+          </w:tcPr>
+          <w:p>
+            <w:pPr>
+              <w:rPr>
+                <w:rFonts w:ascii="Calibri" w:hAnsi="Calibri" w:eastAsia="Calibri" w:cs="Calibri"/>
+                <w:b/>
+                <w:color w:val="595959"/>
+              </w:rPr>
+            </w:pPr>
+            <w:r>
+              <w:rPr>
+                <w:rFonts w:ascii="Calibri" w:hAnsi="Calibri" w:eastAsia="Calibri" w:cs="Calibri"/>
                 <w:b/>
                 <w:color w:val="595959"/>
               </w:rPr>
@@ -4226,12 +4199,13 @@
           <w:tcPr>
             <w:tcW w:w="7620" w:type="dxa"/>
             <w:gridSpan w:val="2"/>
-            <w:shd w:val="clear" w:color="auto" w:fill="FFFFFF"/>
-          </w:tcPr>
-          <w:p>
-            <w:pPr>
-              <w:rPr>
-                <w:rFonts w:ascii="Calibri" w:eastAsia="Calibri" w:hAnsi="Calibri" w:cs="Calibri"/>
+            <w:shd w:val="clear" w:color="auto" w:fill="FFFFFF" w:themeFill="background1"/>
+            <w:tcMar/>
+          </w:tcPr>
+          <w:p>
+            <w:pPr>
+              <w:rPr>
+                <w:rFonts w:ascii="Calibri" w:hAnsi="Calibri" w:eastAsia="Calibri" w:cs="Calibri"/>
                 <w:bCs/>
                 <w:color w:val="AEAAAA"/>
                 <w:sz w:val="20"/>
@@ -4240,7 +4214,7 @@
             </w:pPr>
             <w:r>
               <w:rPr>
-                <w:rFonts w:ascii="Calibri" w:eastAsia="Calibri" w:hAnsi="Calibri" w:cs="Calibri"/>
+                <w:rFonts w:ascii="Calibri" w:hAnsi="Calibri" w:eastAsia="Calibri" w:cs="Calibri"/>
               </w:rPr>
               <w:t>Respuesta incorrecta, revise nuevamente el contenido del componente formativo.</w:t>
             </w:r>
@@ -4256,18 +4230,19 @@
             <w:tcW w:w="2534" w:type="dxa"/>
             <w:gridSpan w:val="2"/>
             <w:shd w:val="clear" w:color="auto" w:fill="FBE5D5"/>
-          </w:tcPr>
-          <w:p>
-            <w:pPr>
-              <w:rPr>
-                <w:rFonts w:ascii="Calibri" w:eastAsia="Calibri" w:hAnsi="Calibri" w:cs="Calibri"/>
-                <w:b/>
-                <w:color w:val="595959"/>
-              </w:rPr>
-            </w:pPr>
-            <w:r>
-              <w:rPr>
-                <w:rFonts w:ascii="Calibri" w:eastAsia="Calibri" w:hAnsi="Calibri" w:cs="Calibri"/>
+            <w:tcMar/>
+          </w:tcPr>
+          <w:p>
+            <w:pPr>
+              <w:rPr>
+                <w:rFonts w:ascii="Calibri" w:hAnsi="Calibri" w:eastAsia="Calibri" w:cs="Calibri"/>
+                <w:b/>
+                <w:color w:val="595959"/>
+              </w:rPr>
+            </w:pPr>
+            <w:r>
+              <w:rPr>
+                <w:rFonts w:ascii="Calibri" w:hAnsi="Calibri" w:eastAsia="Calibri" w:cs="Calibri"/>
                 <w:b/>
                 <w:color w:val="595959"/>
               </w:rPr>
@@ -4280,11 +4255,12 @@
             <w:tcW w:w="7620" w:type="dxa"/>
             <w:gridSpan w:val="2"/>
             <w:shd w:val="clear" w:color="auto" w:fill="FBE5D5"/>
-          </w:tcPr>
-          <w:p>
-            <w:pPr>
-              <w:rPr>
-                <w:rFonts w:ascii="Calibri" w:eastAsia="Calibri" w:hAnsi="Calibri" w:cs="Calibri"/>
+            <w:tcMar/>
+          </w:tcPr>
+          <w:p>
+            <w:pPr>
+              <w:rPr>
+                <w:rFonts w:ascii="Calibri" w:hAnsi="Calibri" w:eastAsia="Calibri" w:cs="Calibri"/>
                 <w:b/>
                 <w:sz w:val="20"/>
                 <w:szCs w:val="20"/>
@@ -4292,7 +4268,7 @@
             </w:pPr>
             <w:r>
               <w:rPr>
-                <w:rFonts w:ascii="Calibri" w:eastAsia="Calibri" w:hAnsi="Calibri" w:cs="Calibri"/>
+                <w:rFonts w:ascii="Calibri" w:hAnsi="Calibri" w:eastAsia="Calibri" w:cs="Calibri"/>
                 <w:b/>
                 <w:sz w:val="20"/>
                 <w:szCs w:val="20"/>
@@ -4309,19 +4285,19 @@
         <w:tc>
           <w:tcPr>
             <w:tcW w:w="1267" w:type="dxa"/>
-            <w:shd w:val="clear" w:color="auto" w:fill="auto"/>
-          </w:tcPr>
-          <w:p>
-            <w:pPr>
-              <w:rPr>
-                <w:rFonts w:ascii="Calibri" w:eastAsia="Calibri" w:hAnsi="Calibri" w:cs="Calibri"/>
-                <w:b/>
-                <w:color w:val="595959"/>
-              </w:rPr>
-            </w:pPr>
-            <w:r>
-              <w:rPr>
-                <w:rFonts w:ascii="Calibri" w:eastAsia="Calibri" w:hAnsi="Calibri" w:cs="Calibri"/>
+            <w:tcMar/>
+          </w:tcPr>
+          <w:p>
+            <w:pPr>
+              <w:rPr>
+                <w:rFonts w:ascii="Calibri" w:hAnsi="Calibri" w:eastAsia="Calibri" w:cs="Calibri"/>
+                <w:b/>
+                <w:color w:val="595959"/>
+              </w:rPr>
+            </w:pPr>
+            <w:r>
+              <w:rPr>
+                <w:rFonts w:ascii="Calibri" w:hAnsi="Calibri" w:eastAsia="Calibri" w:cs="Calibri"/>
                 <w:b/>
                 <w:color w:val="595959"/>
               </w:rPr>
@@ -4333,17 +4309,18 @@
           <w:tcPr>
             <w:tcW w:w="6727" w:type="dxa"/>
             <w:gridSpan w:val="2"/>
-            <w:shd w:val="clear" w:color="auto" w:fill="FFFFFF"/>
-          </w:tcPr>
-          <w:p>
-            <w:pPr>
-              <w:rPr>
-                <w:rFonts w:ascii="Calibri" w:eastAsia="Calibri" w:hAnsi="Calibri" w:cs="Calibri"/>
-              </w:rPr>
-            </w:pPr>
-            <w:r>
-              <w:rPr>
-                <w:rFonts w:ascii="Calibri" w:eastAsia="Calibri" w:hAnsi="Calibri" w:cs="Calibri"/>
+            <w:shd w:val="clear" w:color="auto" w:fill="FFFFFF" w:themeFill="background1"/>
+            <w:tcMar/>
+          </w:tcPr>
+          <w:p>
+            <w:pPr>
+              <w:rPr>
+                <w:rFonts w:ascii="Calibri" w:hAnsi="Calibri" w:eastAsia="Calibri" w:cs="Calibri"/>
+              </w:rPr>
+            </w:pPr>
+            <w:r>
+              <w:rPr>
+                <w:rFonts w:ascii="Calibri" w:hAnsi="Calibri" w:eastAsia="Calibri" w:cs="Calibri"/>
               </w:rPr>
               <w:t>Verdadero</w:t>
             </w:r>
@@ -4352,18 +4329,19 @@
         <w:tc>
           <w:tcPr>
             <w:tcW w:w="2160" w:type="dxa"/>
-            <w:shd w:val="clear" w:color="auto" w:fill="FFFFFF"/>
+            <w:shd w:val="clear" w:color="auto" w:fill="FFFFFF" w:themeFill="background1"/>
+            <w:tcMar/>
           </w:tcPr>
           <w:p>
             <w:pPr>
               <w:widowControl w:val="0"/>
               <w:rPr>
-                <w:rFonts w:ascii="Calibri" w:eastAsia="Calibri" w:hAnsi="Calibri" w:cs="Calibri"/>
-              </w:rPr>
-            </w:pPr>
-            <w:r>
-              <w:rPr>
-                <w:rFonts w:ascii="Calibri" w:eastAsia="Calibri" w:hAnsi="Calibri" w:cs="Calibri"/>
+                <w:rFonts w:ascii="Calibri" w:hAnsi="Calibri" w:eastAsia="Calibri" w:cs="Calibri"/>
+              </w:rPr>
+            </w:pPr>
+            <w:r>
+              <w:rPr>
+                <w:rFonts w:ascii="Calibri" w:hAnsi="Calibri" w:eastAsia="Calibri" w:cs="Calibri"/>
               </w:rPr>
               <w:t>X</w:t>
             </w:r>
@@ -4377,18 +4355,19 @@
         <w:tc>
           <w:tcPr>
             <w:tcW w:w="1267" w:type="dxa"/>
-          </w:tcPr>
-          <w:p>
-            <w:pPr>
-              <w:rPr>
-                <w:rFonts w:ascii="Calibri" w:eastAsia="Calibri" w:hAnsi="Calibri" w:cs="Calibri"/>
-                <w:b/>
-                <w:color w:val="595959"/>
-              </w:rPr>
-            </w:pPr>
-            <w:r>
-              <w:rPr>
-                <w:rFonts w:ascii="Calibri" w:eastAsia="Calibri" w:hAnsi="Calibri" w:cs="Calibri"/>
+            <w:tcMar/>
+          </w:tcPr>
+          <w:p>
+            <w:pPr>
+              <w:rPr>
+                <w:rFonts w:ascii="Calibri" w:hAnsi="Calibri" w:eastAsia="Calibri" w:cs="Calibri"/>
+                <w:b/>
+                <w:color w:val="595959"/>
+              </w:rPr>
+            </w:pPr>
+            <w:r>
+              <w:rPr>
+                <w:rFonts w:ascii="Calibri" w:hAnsi="Calibri" w:eastAsia="Calibri" w:cs="Calibri"/>
                 <w:b/>
                 <w:color w:val="595959"/>
               </w:rPr>
@@ -4400,17 +4379,18 @@
           <w:tcPr>
             <w:tcW w:w="6727" w:type="dxa"/>
             <w:gridSpan w:val="2"/>
-            <w:shd w:val="clear" w:color="auto" w:fill="FFFFFF"/>
-          </w:tcPr>
-          <w:p>
-            <w:pPr>
-              <w:rPr>
-                <w:rFonts w:ascii="Calibri" w:eastAsia="Calibri" w:hAnsi="Calibri" w:cs="Calibri"/>
-              </w:rPr>
-            </w:pPr>
-            <w:r>
-              <w:rPr>
-                <w:rFonts w:ascii="Calibri" w:eastAsia="Calibri" w:hAnsi="Calibri" w:cs="Calibri"/>
+            <w:shd w:val="clear" w:color="auto" w:fill="FFFFFF" w:themeFill="background1"/>
+            <w:tcMar/>
+          </w:tcPr>
+          <w:p>
+            <w:pPr>
+              <w:rPr>
+                <w:rFonts w:ascii="Calibri" w:hAnsi="Calibri" w:eastAsia="Calibri" w:cs="Calibri"/>
+              </w:rPr>
+            </w:pPr>
+            <w:r>
+              <w:rPr>
+                <w:rFonts w:ascii="Calibri" w:hAnsi="Calibri" w:eastAsia="Calibri" w:cs="Calibri"/>
               </w:rPr>
               <w:t>Falso</w:t>
             </w:r>
@@ -4419,13 +4399,14 @@
         <w:tc>
           <w:tcPr>
             <w:tcW w:w="2160" w:type="dxa"/>
-            <w:shd w:val="clear" w:color="auto" w:fill="FFFFFF"/>
+            <w:shd w:val="clear" w:color="auto" w:fill="FFFFFF" w:themeFill="background1"/>
+            <w:tcMar/>
           </w:tcPr>
           <w:p>
             <w:pPr>
               <w:widowControl w:val="0"/>
               <w:rPr>
-                <w:rFonts w:ascii="Calibri" w:eastAsia="Calibri" w:hAnsi="Calibri" w:cs="Calibri"/>
+                <w:rFonts w:ascii="Calibri" w:hAnsi="Calibri" w:eastAsia="Calibri" w:cs="Calibri"/>
               </w:rPr>
             </w:pPr>
           </w:p>
@@ -4439,18 +4420,19 @@
           <w:tcPr>
             <w:tcW w:w="2534" w:type="dxa"/>
             <w:gridSpan w:val="2"/>
-          </w:tcPr>
-          <w:p>
-            <w:pPr>
-              <w:rPr>
-                <w:rFonts w:ascii="Calibri" w:eastAsia="Calibri" w:hAnsi="Calibri" w:cs="Calibri"/>
-                <w:b/>
-                <w:color w:val="595959"/>
-              </w:rPr>
-            </w:pPr>
-            <w:r>
-              <w:rPr>
-                <w:rFonts w:ascii="Calibri" w:eastAsia="Calibri" w:hAnsi="Calibri" w:cs="Calibri"/>
+            <w:tcMar/>
+          </w:tcPr>
+          <w:p>
+            <w:pPr>
+              <w:rPr>
+                <w:rFonts w:ascii="Calibri" w:hAnsi="Calibri" w:eastAsia="Calibri" w:cs="Calibri"/>
+                <w:b/>
+                <w:color w:val="595959"/>
+              </w:rPr>
+            </w:pPr>
+            <w:r>
+              <w:rPr>
+                <w:rFonts w:ascii="Calibri" w:hAnsi="Calibri" w:eastAsia="Calibri" w:cs="Calibri"/>
                 <w:b/>
                 <w:color w:val="595959"/>
               </w:rPr>
@@ -4462,12 +4444,13 @@
           <w:tcPr>
             <w:tcW w:w="7620" w:type="dxa"/>
             <w:gridSpan w:val="2"/>
-            <w:shd w:val="clear" w:color="auto" w:fill="FFFFFF"/>
-          </w:tcPr>
-          <w:p>
-            <w:pPr>
-              <w:rPr>
-                <w:rFonts w:ascii="Calibri" w:eastAsia="Calibri" w:hAnsi="Calibri" w:cs="Calibri"/>
+            <w:shd w:val="clear" w:color="auto" w:fill="FFFFFF" w:themeFill="background1"/>
+            <w:tcMar/>
+          </w:tcPr>
+          <w:p>
+            <w:pPr>
+              <w:rPr>
+                <w:rFonts w:ascii="Calibri" w:hAnsi="Calibri" w:eastAsia="Calibri" w:cs="Calibri"/>
                 <w:bCs/>
                 <w:color w:val="AEAAAA"/>
                 <w:sz w:val="20"/>
@@ -4476,7 +4459,7 @@
             </w:pPr>
             <w:r>
               <w:rPr>
-                <w:rFonts w:ascii="Calibri" w:eastAsia="Calibri" w:hAnsi="Calibri" w:cs="Calibri"/>
+                <w:rFonts w:ascii="Calibri" w:hAnsi="Calibri" w:eastAsia="Calibri" w:cs="Calibri"/>
               </w:rPr>
               <w:t>Excelente trabajo. Tiene un claro entendimiento sobre las</w:t>
             </w:r>
@@ -4485,7 +4468,7 @@
             </w:r>
             <w:r>
               <w:rPr>
-                <w:rFonts w:ascii="Calibri" w:eastAsia="Calibri" w:hAnsi="Calibri" w:cs="Calibri"/>
+                <w:rFonts w:ascii="Calibri" w:hAnsi="Calibri" w:eastAsia="Calibri" w:cs="Calibri"/>
               </w:rPr>
               <w:t>normas.</w:t>
             </w:r>
@@ -4501,18 +4484,19 @@
             <w:tcW w:w="2534" w:type="dxa"/>
             <w:gridSpan w:val="2"/>
             <w:shd w:val="clear" w:color="auto" w:fill="FBE5D5"/>
-          </w:tcPr>
-          <w:p>
-            <w:pPr>
-              <w:rPr>
-                <w:rFonts w:ascii="Calibri" w:eastAsia="Calibri" w:hAnsi="Calibri" w:cs="Calibri"/>
-                <w:b/>
-                <w:color w:val="595959"/>
-              </w:rPr>
-            </w:pPr>
-            <w:r>
-              <w:rPr>
-                <w:rFonts w:ascii="Calibri" w:eastAsia="Calibri" w:hAnsi="Calibri" w:cs="Calibri"/>
+            <w:tcMar/>
+          </w:tcPr>
+          <w:p>
+            <w:pPr>
+              <w:rPr>
+                <w:rFonts w:ascii="Calibri" w:hAnsi="Calibri" w:eastAsia="Calibri" w:cs="Calibri"/>
+                <w:b/>
+                <w:color w:val="595959"/>
+              </w:rPr>
+            </w:pPr>
+            <w:r>
+              <w:rPr>
+                <w:rFonts w:ascii="Calibri" w:hAnsi="Calibri" w:eastAsia="Calibri" w:cs="Calibri"/>
                 <w:b/>
                 <w:color w:val="595959"/>
               </w:rPr>
@@ -4524,12 +4508,13 @@
           <w:tcPr>
             <w:tcW w:w="7620" w:type="dxa"/>
             <w:gridSpan w:val="2"/>
-            <w:shd w:val="clear" w:color="auto" w:fill="FFFFFF"/>
-          </w:tcPr>
-          <w:p>
-            <w:pPr>
-              <w:rPr>
-                <w:rFonts w:ascii="Calibri" w:eastAsia="Calibri" w:hAnsi="Calibri" w:cs="Calibri"/>
+            <w:shd w:val="clear" w:color="auto" w:fill="FFFFFF" w:themeFill="background1"/>
+            <w:tcMar/>
+          </w:tcPr>
+          <w:p>
+            <w:pPr>
+              <w:rPr>
+                <w:rFonts w:ascii="Calibri" w:hAnsi="Calibri" w:eastAsia="Calibri" w:cs="Calibri"/>
                 <w:bCs/>
                 <w:color w:val="AEAAAA"/>
                 <w:sz w:val="20"/>
@@ -4538,7 +4523,7 @@
             </w:pPr>
             <w:r>
               <w:rPr>
-                <w:rFonts w:ascii="Calibri" w:eastAsia="Calibri" w:hAnsi="Calibri" w:cs="Calibri"/>
+                <w:rFonts w:ascii="Calibri" w:hAnsi="Calibri" w:eastAsia="Calibri" w:cs="Calibri"/>
               </w:rPr>
               <w:t>Respuesta incorrecta, revise nuevamente el contenido del componente formativo.</w:t>
             </w:r>
@@ -4554,18 +4539,19 @@
             <w:tcW w:w="2534" w:type="dxa"/>
             <w:gridSpan w:val="2"/>
             <w:shd w:val="clear" w:color="auto" w:fill="FBE5D5"/>
-          </w:tcPr>
-          <w:p>
-            <w:pPr>
-              <w:rPr>
-                <w:rFonts w:ascii="Calibri" w:eastAsia="Calibri" w:hAnsi="Calibri" w:cs="Calibri"/>
-                <w:b/>
-                <w:color w:val="595959"/>
-              </w:rPr>
-            </w:pPr>
-            <w:r>
-              <w:rPr>
-                <w:rFonts w:ascii="Calibri" w:eastAsia="Calibri" w:hAnsi="Calibri" w:cs="Calibri"/>
+            <w:tcMar/>
+          </w:tcPr>
+          <w:p>
+            <w:pPr>
+              <w:rPr>
+                <w:rFonts w:ascii="Calibri" w:hAnsi="Calibri" w:eastAsia="Calibri" w:cs="Calibri"/>
+                <w:b/>
+                <w:color w:val="595959"/>
+              </w:rPr>
+            </w:pPr>
+            <w:r>
+              <w:rPr>
+                <w:rFonts w:ascii="Calibri" w:hAnsi="Calibri" w:eastAsia="Calibri" w:cs="Calibri"/>
                 <w:b/>
                 <w:color w:val="595959"/>
               </w:rPr>
@@ -4578,11 +4564,12 @@
             <w:tcW w:w="7620" w:type="dxa"/>
             <w:gridSpan w:val="2"/>
             <w:shd w:val="clear" w:color="auto" w:fill="FBE5D5"/>
-          </w:tcPr>
-          <w:p>
-            <w:pPr>
-              <w:rPr>
-                <w:rFonts w:ascii="Calibri" w:eastAsia="Calibri" w:hAnsi="Calibri" w:cs="Calibri"/>
+            <w:tcMar/>
+          </w:tcPr>
+          <w:p>
+            <w:pPr>
+              <w:rPr>
+                <w:rFonts w:ascii="Calibri" w:hAnsi="Calibri" w:eastAsia="Calibri" w:cs="Calibri"/>
                 <w:b/>
                 <w:sz w:val="20"/>
                 <w:szCs w:val="20"/>
@@ -4590,7 +4577,7 @@
             </w:pPr>
             <w:r>
               <w:rPr>
-                <w:rFonts w:ascii="Calibri" w:eastAsia="Calibri" w:hAnsi="Calibri" w:cs="Calibri"/>
+                <w:rFonts w:ascii="Calibri" w:hAnsi="Calibri" w:eastAsia="Calibri" w:cs="Calibri"/>
                 <w:b/>
                 <w:sz w:val="20"/>
                 <w:szCs w:val="20"/>
@@ -4607,19 +4594,19 @@
         <w:tc>
           <w:tcPr>
             <w:tcW w:w="1267" w:type="dxa"/>
-            <w:shd w:val="clear" w:color="auto" w:fill="auto"/>
-          </w:tcPr>
-          <w:p>
-            <w:pPr>
-              <w:rPr>
-                <w:rFonts w:ascii="Calibri" w:eastAsia="Calibri" w:hAnsi="Calibri" w:cs="Calibri"/>
-                <w:b/>
-                <w:color w:val="595959"/>
-              </w:rPr>
-            </w:pPr>
-            <w:r>
-              <w:rPr>
-                <w:rFonts w:ascii="Calibri" w:eastAsia="Calibri" w:hAnsi="Calibri" w:cs="Calibri"/>
+            <w:tcMar/>
+          </w:tcPr>
+          <w:p>
+            <w:pPr>
+              <w:rPr>
+                <w:rFonts w:ascii="Calibri" w:hAnsi="Calibri" w:eastAsia="Calibri" w:cs="Calibri"/>
+                <w:b/>
+                <w:color w:val="595959"/>
+              </w:rPr>
+            </w:pPr>
+            <w:r>
+              <w:rPr>
+                <w:rFonts w:ascii="Calibri" w:hAnsi="Calibri" w:eastAsia="Calibri" w:cs="Calibri"/>
                 <w:b/>
                 <w:color w:val="595959"/>
               </w:rPr>
@@ -4631,17 +4618,18 @@
           <w:tcPr>
             <w:tcW w:w="6727" w:type="dxa"/>
             <w:gridSpan w:val="2"/>
-            <w:shd w:val="clear" w:color="auto" w:fill="FFFFFF"/>
-          </w:tcPr>
-          <w:p>
-            <w:pPr>
-              <w:rPr>
-                <w:rFonts w:ascii="Calibri" w:eastAsia="Calibri" w:hAnsi="Calibri" w:cs="Calibri"/>
-              </w:rPr>
-            </w:pPr>
-            <w:r>
-              <w:rPr>
-                <w:rFonts w:ascii="Calibri" w:eastAsia="Calibri" w:hAnsi="Calibri" w:cs="Calibri"/>
+            <w:shd w:val="clear" w:color="auto" w:fill="FFFFFF" w:themeFill="background1"/>
+            <w:tcMar/>
+          </w:tcPr>
+          <w:p>
+            <w:pPr>
+              <w:rPr>
+                <w:rFonts w:ascii="Calibri" w:hAnsi="Calibri" w:eastAsia="Calibri" w:cs="Calibri"/>
+              </w:rPr>
+            </w:pPr>
+            <w:r>
+              <w:rPr>
+                <w:rFonts w:ascii="Calibri" w:hAnsi="Calibri" w:eastAsia="Calibri" w:cs="Calibri"/>
               </w:rPr>
               <w:t>Verdadero</w:t>
             </w:r>
@@ -4650,18 +4638,19 @@
         <w:tc>
           <w:tcPr>
             <w:tcW w:w="2160" w:type="dxa"/>
-            <w:shd w:val="clear" w:color="auto" w:fill="FFFFFF"/>
+            <w:shd w:val="clear" w:color="auto" w:fill="FFFFFF" w:themeFill="background1"/>
+            <w:tcMar/>
           </w:tcPr>
           <w:p>
             <w:pPr>
               <w:widowControl w:val="0"/>
               <w:rPr>
-                <w:rFonts w:ascii="Calibri" w:eastAsia="Calibri" w:hAnsi="Calibri" w:cs="Calibri"/>
-              </w:rPr>
-            </w:pPr>
-            <w:r>
-              <w:rPr>
-                <w:rFonts w:ascii="Calibri" w:eastAsia="Calibri" w:hAnsi="Calibri" w:cs="Calibri"/>
+                <w:rFonts w:ascii="Calibri" w:hAnsi="Calibri" w:eastAsia="Calibri" w:cs="Calibri"/>
+              </w:rPr>
+            </w:pPr>
+            <w:r>
+              <w:rPr>
+                <w:rFonts w:ascii="Calibri" w:hAnsi="Calibri" w:eastAsia="Calibri" w:cs="Calibri"/>
               </w:rPr>
               <w:t>X</w:t>
             </w:r>
@@ -4675,18 +4664,19 @@
         <w:tc>
           <w:tcPr>
             <w:tcW w:w="1267" w:type="dxa"/>
-          </w:tcPr>
-          <w:p>
-            <w:pPr>
-              <w:rPr>
-                <w:rFonts w:ascii="Calibri" w:eastAsia="Calibri" w:hAnsi="Calibri" w:cs="Calibri"/>
-                <w:b/>
-                <w:color w:val="595959"/>
-              </w:rPr>
-            </w:pPr>
-            <w:r>
-              <w:rPr>
-                <w:rFonts w:ascii="Calibri" w:eastAsia="Calibri" w:hAnsi="Calibri" w:cs="Calibri"/>
+            <w:tcMar/>
+          </w:tcPr>
+          <w:p>
+            <w:pPr>
+              <w:rPr>
+                <w:rFonts w:ascii="Calibri" w:hAnsi="Calibri" w:eastAsia="Calibri" w:cs="Calibri"/>
+                <w:b/>
+                <w:color w:val="595959"/>
+              </w:rPr>
+            </w:pPr>
+            <w:r>
+              <w:rPr>
+                <w:rFonts w:ascii="Calibri" w:hAnsi="Calibri" w:eastAsia="Calibri" w:cs="Calibri"/>
                 <w:b/>
                 <w:color w:val="595959"/>
               </w:rPr>
@@ -4698,17 +4688,18 @@
           <w:tcPr>
             <w:tcW w:w="6727" w:type="dxa"/>
             <w:gridSpan w:val="2"/>
-            <w:shd w:val="clear" w:color="auto" w:fill="FFFFFF"/>
-          </w:tcPr>
-          <w:p>
-            <w:pPr>
-              <w:rPr>
-                <w:rFonts w:ascii="Calibri" w:eastAsia="Calibri" w:hAnsi="Calibri" w:cs="Calibri"/>
-              </w:rPr>
-            </w:pPr>
-            <w:r>
-              <w:rPr>
-                <w:rFonts w:ascii="Calibri" w:eastAsia="Calibri" w:hAnsi="Calibri" w:cs="Calibri"/>
+            <w:shd w:val="clear" w:color="auto" w:fill="FFFFFF" w:themeFill="background1"/>
+            <w:tcMar/>
+          </w:tcPr>
+          <w:p>
+            <w:pPr>
+              <w:rPr>
+                <w:rFonts w:ascii="Calibri" w:hAnsi="Calibri" w:eastAsia="Calibri" w:cs="Calibri"/>
+              </w:rPr>
+            </w:pPr>
+            <w:r>
+              <w:rPr>
+                <w:rFonts w:ascii="Calibri" w:hAnsi="Calibri" w:eastAsia="Calibri" w:cs="Calibri"/>
               </w:rPr>
               <w:t>Falso</w:t>
             </w:r>
@@ -4717,13 +4708,14 @@
         <w:tc>
           <w:tcPr>
             <w:tcW w:w="2160" w:type="dxa"/>
-            <w:shd w:val="clear" w:color="auto" w:fill="FFFFFF"/>
+            <w:shd w:val="clear" w:color="auto" w:fill="FFFFFF" w:themeFill="background1"/>
+            <w:tcMar/>
           </w:tcPr>
           <w:p>
             <w:pPr>
               <w:widowControl w:val="0"/>
               <w:rPr>
-                <w:rFonts w:ascii="Calibri" w:eastAsia="Calibri" w:hAnsi="Calibri" w:cs="Calibri"/>
+                <w:rFonts w:ascii="Calibri" w:hAnsi="Calibri" w:eastAsia="Calibri" w:cs="Calibri"/>
               </w:rPr>
             </w:pPr>
           </w:p>
@@ -4738,18 +4730,19 @@
             <w:tcW w:w="2534" w:type="dxa"/>
             <w:gridSpan w:val="2"/>
             <w:shd w:val="clear" w:color="auto" w:fill="FBE5D5"/>
-          </w:tcPr>
-          <w:p>
-            <w:pPr>
-              <w:rPr>
-                <w:rFonts w:ascii="Calibri" w:eastAsia="Calibri" w:hAnsi="Calibri" w:cs="Calibri"/>
-                <w:b/>
-                <w:color w:val="595959"/>
-              </w:rPr>
-            </w:pPr>
-            <w:r>
-              <w:rPr>
-                <w:rFonts w:ascii="Calibri" w:eastAsia="Calibri" w:hAnsi="Calibri" w:cs="Calibri"/>
+            <w:tcMar/>
+          </w:tcPr>
+          <w:p>
+            <w:pPr>
+              <w:rPr>
+                <w:rFonts w:ascii="Calibri" w:hAnsi="Calibri" w:eastAsia="Calibri" w:cs="Calibri"/>
+                <w:b/>
+                <w:color w:val="595959"/>
+              </w:rPr>
+            </w:pPr>
+            <w:r>
+              <w:rPr>
+                <w:rFonts w:ascii="Calibri" w:hAnsi="Calibri" w:eastAsia="Calibri" w:cs="Calibri"/>
                 <w:b/>
                 <w:color w:val="595959"/>
               </w:rPr>
@@ -4761,12 +4754,13 @@
           <w:tcPr>
             <w:tcW w:w="7620" w:type="dxa"/>
             <w:gridSpan w:val="2"/>
-            <w:shd w:val="clear" w:color="auto" w:fill="FFFFFF"/>
-          </w:tcPr>
-          <w:p>
-            <w:pPr>
-              <w:rPr>
-                <w:rFonts w:ascii="Calibri" w:eastAsia="Calibri" w:hAnsi="Calibri" w:cs="Calibri"/>
+            <w:shd w:val="clear" w:color="auto" w:fill="FFFFFF" w:themeFill="background1"/>
+            <w:tcMar/>
+          </w:tcPr>
+          <w:p>
+            <w:pPr>
+              <w:rPr>
+                <w:rFonts w:ascii="Calibri" w:hAnsi="Calibri" w:eastAsia="Calibri" w:cs="Calibri"/>
                 <w:bCs/>
                 <w:color w:val="AEAAAA"/>
                 <w:sz w:val="20"/>
@@ -4775,7 +4769,7 @@
             </w:pPr>
             <w:r>
               <w:rPr>
-                <w:rFonts w:ascii="Calibri" w:eastAsia="Calibri" w:hAnsi="Calibri" w:cs="Calibri"/>
+                <w:rFonts w:ascii="Calibri" w:hAnsi="Calibri" w:eastAsia="Calibri" w:cs="Calibri"/>
               </w:rPr>
               <w:t>Excelente trabajo. Tiene un claro entendimiento sobre las</w:t>
             </w:r>
@@ -4784,7 +4778,7 @@
             </w:r>
             <w:r>
               <w:rPr>
-                <w:rFonts w:ascii="Calibri" w:eastAsia="Calibri" w:hAnsi="Calibri" w:cs="Calibri"/>
+                <w:rFonts w:ascii="Calibri" w:hAnsi="Calibri" w:eastAsia="Calibri" w:cs="Calibri"/>
               </w:rPr>
               <w:t>normas.</w:t>
             </w:r>
@@ -4800,18 +4794,19 @@
             <w:tcW w:w="2534" w:type="dxa"/>
             <w:gridSpan w:val="2"/>
             <w:shd w:val="clear" w:color="auto" w:fill="FBE5D5"/>
-          </w:tcPr>
-          <w:p>
-            <w:pPr>
-              <w:rPr>
-                <w:rFonts w:ascii="Calibri" w:eastAsia="Calibri" w:hAnsi="Calibri" w:cs="Calibri"/>
-                <w:b/>
-                <w:color w:val="595959"/>
-              </w:rPr>
-            </w:pPr>
-            <w:r>
-              <w:rPr>
-                <w:rFonts w:ascii="Calibri" w:eastAsia="Calibri" w:hAnsi="Calibri" w:cs="Calibri"/>
+            <w:tcMar/>
+          </w:tcPr>
+          <w:p>
+            <w:pPr>
+              <w:rPr>
+                <w:rFonts w:ascii="Calibri" w:hAnsi="Calibri" w:eastAsia="Calibri" w:cs="Calibri"/>
+                <w:b/>
+                <w:color w:val="595959"/>
+              </w:rPr>
+            </w:pPr>
+            <w:r>
+              <w:rPr>
+                <w:rFonts w:ascii="Calibri" w:hAnsi="Calibri" w:eastAsia="Calibri" w:cs="Calibri"/>
                 <w:b/>
                 <w:color w:val="595959"/>
               </w:rPr>
@@ -4823,12 +4818,13 @@
           <w:tcPr>
             <w:tcW w:w="7620" w:type="dxa"/>
             <w:gridSpan w:val="2"/>
-            <w:shd w:val="clear" w:color="auto" w:fill="FFFFFF"/>
-          </w:tcPr>
-          <w:p>
-            <w:pPr>
-              <w:rPr>
-                <w:rFonts w:ascii="Calibri" w:eastAsia="Calibri" w:hAnsi="Calibri" w:cs="Calibri"/>
+            <w:shd w:val="clear" w:color="auto" w:fill="FFFFFF" w:themeFill="background1"/>
+            <w:tcMar/>
+          </w:tcPr>
+          <w:p>
+            <w:pPr>
+              <w:rPr>
+                <w:rFonts w:ascii="Calibri" w:hAnsi="Calibri" w:eastAsia="Calibri" w:cs="Calibri"/>
                 <w:bCs/>
                 <w:color w:val="AEAAAA"/>
                 <w:sz w:val="20"/>
@@ -4837,7 +4833,7 @@
             </w:pPr>
             <w:r>
               <w:rPr>
-                <w:rFonts w:ascii="Calibri" w:eastAsia="Calibri" w:hAnsi="Calibri" w:cs="Calibri"/>
+                <w:rFonts w:ascii="Calibri" w:hAnsi="Calibri" w:eastAsia="Calibri" w:cs="Calibri"/>
               </w:rPr>
               <w:t>Respuesta incorrecta, revise nuevamente el contenido del componente formativo.</w:t>
             </w:r>
@@ -4853,18 +4849,19 @@
             <w:tcW w:w="2534" w:type="dxa"/>
             <w:gridSpan w:val="2"/>
             <w:shd w:val="clear" w:color="auto" w:fill="FBE5D5"/>
-          </w:tcPr>
-          <w:p>
-            <w:pPr>
-              <w:rPr>
-                <w:rFonts w:ascii="Calibri" w:eastAsia="Calibri" w:hAnsi="Calibri" w:cs="Calibri"/>
-                <w:b/>
-                <w:color w:val="595959"/>
-              </w:rPr>
-            </w:pPr>
-            <w:r>
-              <w:rPr>
-                <w:rFonts w:ascii="Calibri" w:eastAsia="Calibri" w:hAnsi="Calibri" w:cs="Calibri"/>
+            <w:tcMar/>
+          </w:tcPr>
+          <w:p>
+            <w:pPr>
+              <w:rPr>
+                <w:rFonts w:ascii="Calibri" w:hAnsi="Calibri" w:eastAsia="Calibri" w:cs="Calibri"/>
+                <w:b/>
+                <w:color w:val="595959"/>
+              </w:rPr>
+            </w:pPr>
+            <w:r>
+              <w:rPr>
+                <w:rFonts w:ascii="Calibri" w:hAnsi="Calibri" w:eastAsia="Calibri" w:cs="Calibri"/>
                 <w:b/>
                 <w:color w:val="595959"/>
               </w:rPr>
@@ -4877,11 +4874,12 @@
             <w:tcW w:w="7620" w:type="dxa"/>
             <w:gridSpan w:val="2"/>
             <w:shd w:val="clear" w:color="auto" w:fill="FBE5D5"/>
-          </w:tcPr>
-          <w:p>
-            <w:pPr>
-              <w:rPr>
-                <w:rFonts w:ascii="Calibri" w:eastAsia="Calibri" w:hAnsi="Calibri" w:cs="Calibri"/>
+            <w:tcMar/>
+          </w:tcPr>
+          <w:p>
+            <w:pPr>
+              <w:rPr>
+                <w:rFonts w:ascii="Calibri" w:hAnsi="Calibri" w:eastAsia="Calibri" w:cs="Calibri"/>
                 <w:b/>
                 <w:sz w:val="20"/>
                 <w:szCs w:val="20"/>
@@ -4889,7 +4887,7 @@
             </w:pPr>
             <w:r>
               <w:rPr>
-                <w:rFonts w:ascii="Calibri" w:eastAsia="Calibri" w:hAnsi="Calibri" w:cs="Calibri"/>
+                <w:rFonts w:ascii="Calibri" w:hAnsi="Calibri" w:eastAsia="Calibri" w:cs="Calibri"/>
                 <w:b/>
                 <w:sz w:val="20"/>
                 <w:szCs w:val="20"/>
@@ -4898,7 +4896,7 @@
             </w:r>
             <w:r>
               <w:rPr>
-                <w:rFonts w:ascii="Calibri" w:eastAsia="Calibri" w:hAnsi="Calibri" w:cs="Calibri"/>
+                <w:rFonts w:ascii="Calibri" w:hAnsi="Calibri" w:eastAsia="Calibri" w:cs="Calibri"/>
                 <w:b/>
                 <w:sz w:val="20"/>
                 <w:szCs w:val="20"/>
@@ -4907,7 +4905,7 @@
             </w:r>
             <w:r>
               <w:rPr>
-                <w:rFonts w:ascii="Calibri" w:eastAsia="Calibri" w:hAnsi="Calibri" w:cs="Calibri"/>
+                <w:rFonts w:ascii="Calibri" w:hAnsi="Calibri" w:eastAsia="Calibri" w:cs="Calibri"/>
                 <w:b/>
                 <w:sz w:val="20"/>
                 <w:szCs w:val="20"/>
@@ -4924,19 +4922,19 @@
         <w:tc>
           <w:tcPr>
             <w:tcW w:w="1267" w:type="dxa"/>
-            <w:shd w:val="clear" w:color="auto" w:fill="auto"/>
-          </w:tcPr>
-          <w:p>
-            <w:pPr>
-              <w:rPr>
-                <w:rFonts w:ascii="Calibri" w:eastAsia="Calibri" w:hAnsi="Calibri" w:cs="Calibri"/>
-                <w:b/>
-                <w:color w:val="595959"/>
-              </w:rPr>
-            </w:pPr>
-            <w:r>
-              <w:rPr>
-                <w:rFonts w:ascii="Calibri" w:eastAsia="Calibri" w:hAnsi="Calibri" w:cs="Calibri"/>
+            <w:tcMar/>
+          </w:tcPr>
+          <w:p>
+            <w:pPr>
+              <w:rPr>
+                <w:rFonts w:ascii="Calibri" w:hAnsi="Calibri" w:eastAsia="Calibri" w:cs="Calibri"/>
+                <w:b/>
+                <w:color w:val="595959"/>
+              </w:rPr>
+            </w:pPr>
+            <w:r>
+              <w:rPr>
+                <w:rFonts w:ascii="Calibri" w:hAnsi="Calibri" w:eastAsia="Calibri" w:cs="Calibri"/>
                 <w:b/>
                 <w:color w:val="595959"/>
               </w:rPr>
@@ -4948,17 +4946,18 @@
           <w:tcPr>
             <w:tcW w:w="6727" w:type="dxa"/>
             <w:gridSpan w:val="2"/>
-            <w:shd w:val="clear" w:color="auto" w:fill="FFFFFF"/>
-          </w:tcPr>
-          <w:p>
-            <w:pPr>
-              <w:rPr>
-                <w:rFonts w:ascii="Calibri" w:eastAsia="Calibri" w:hAnsi="Calibri" w:cs="Calibri"/>
-              </w:rPr>
-            </w:pPr>
-            <w:r>
-              <w:rPr>
-                <w:rFonts w:ascii="Calibri" w:eastAsia="Calibri" w:hAnsi="Calibri" w:cs="Calibri"/>
+            <w:shd w:val="clear" w:color="auto" w:fill="FFFFFF" w:themeFill="background1"/>
+            <w:tcMar/>
+          </w:tcPr>
+          <w:p>
+            <w:pPr>
+              <w:rPr>
+                <w:rFonts w:ascii="Calibri" w:hAnsi="Calibri" w:eastAsia="Calibri" w:cs="Calibri"/>
+              </w:rPr>
+            </w:pPr>
+            <w:r>
+              <w:rPr>
+                <w:rFonts w:ascii="Calibri" w:hAnsi="Calibri" w:eastAsia="Calibri" w:cs="Calibri"/>
               </w:rPr>
               <w:t>Verdadero</w:t>
             </w:r>
@@ -4967,13 +4966,14 @@
         <w:tc>
           <w:tcPr>
             <w:tcW w:w="2160" w:type="dxa"/>
-            <w:shd w:val="clear" w:color="auto" w:fill="FFFFFF"/>
+            <w:shd w:val="clear" w:color="auto" w:fill="FFFFFF" w:themeFill="background1"/>
+            <w:tcMar/>
           </w:tcPr>
           <w:p>
             <w:pPr>
               <w:widowControl w:val="0"/>
               <w:rPr>
-                <w:rFonts w:ascii="Calibri" w:eastAsia="Calibri" w:hAnsi="Calibri" w:cs="Calibri"/>
+                <w:rFonts w:ascii="Calibri" w:hAnsi="Calibri" w:eastAsia="Calibri" w:cs="Calibri"/>
               </w:rPr>
             </w:pPr>
           </w:p>
@@ -4986,18 +4986,19 @@
         <w:tc>
           <w:tcPr>
             <w:tcW w:w="1267" w:type="dxa"/>
-          </w:tcPr>
-          <w:p>
-            <w:pPr>
-              <w:rPr>
-                <w:rFonts w:ascii="Calibri" w:eastAsia="Calibri" w:hAnsi="Calibri" w:cs="Calibri"/>
-                <w:b/>
-                <w:color w:val="595959"/>
-              </w:rPr>
-            </w:pPr>
-            <w:r>
-              <w:rPr>
-                <w:rFonts w:ascii="Calibri" w:eastAsia="Calibri" w:hAnsi="Calibri" w:cs="Calibri"/>
+            <w:tcMar/>
+          </w:tcPr>
+          <w:p>
+            <w:pPr>
+              <w:rPr>
+                <w:rFonts w:ascii="Calibri" w:hAnsi="Calibri" w:eastAsia="Calibri" w:cs="Calibri"/>
+                <w:b/>
+                <w:color w:val="595959"/>
+              </w:rPr>
+            </w:pPr>
+            <w:r>
+              <w:rPr>
+                <w:rFonts w:ascii="Calibri" w:hAnsi="Calibri" w:eastAsia="Calibri" w:cs="Calibri"/>
                 <w:b/>
                 <w:color w:val="595959"/>
               </w:rPr>
@@ -5009,17 +5010,18 @@
           <w:tcPr>
             <w:tcW w:w="6727" w:type="dxa"/>
             <w:gridSpan w:val="2"/>
-            <w:shd w:val="clear" w:color="auto" w:fill="FFFFFF"/>
-          </w:tcPr>
-          <w:p>
-            <w:pPr>
-              <w:rPr>
-                <w:rFonts w:ascii="Calibri" w:eastAsia="Calibri" w:hAnsi="Calibri" w:cs="Calibri"/>
-              </w:rPr>
-            </w:pPr>
-            <w:r>
-              <w:rPr>
-                <w:rFonts w:ascii="Calibri" w:eastAsia="Calibri" w:hAnsi="Calibri" w:cs="Calibri"/>
+            <w:shd w:val="clear" w:color="auto" w:fill="FFFFFF" w:themeFill="background1"/>
+            <w:tcMar/>
+          </w:tcPr>
+          <w:p>
+            <w:pPr>
+              <w:rPr>
+                <w:rFonts w:ascii="Calibri" w:hAnsi="Calibri" w:eastAsia="Calibri" w:cs="Calibri"/>
+              </w:rPr>
+            </w:pPr>
+            <w:r>
+              <w:rPr>
+                <w:rFonts w:ascii="Calibri" w:hAnsi="Calibri" w:eastAsia="Calibri" w:cs="Calibri"/>
               </w:rPr>
               <w:t>Falso</w:t>
             </w:r>
@@ -5028,18 +5030,19 @@
         <w:tc>
           <w:tcPr>
             <w:tcW w:w="2160" w:type="dxa"/>
-            <w:shd w:val="clear" w:color="auto" w:fill="FFFFFF"/>
+            <w:shd w:val="clear" w:color="auto" w:fill="FFFFFF" w:themeFill="background1"/>
+            <w:tcMar/>
           </w:tcPr>
           <w:p>
             <w:pPr>
               <w:widowControl w:val="0"/>
               <w:rPr>
-                <w:rFonts w:ascii="Calibri" w:eastAsia="Calibri" w:hAnsi="Calibri" w:cs="Calibri"/>
-              </w:rPr>
-            </w:pPr>
-            <w:r>
-              <w:rPr>
-                <w:rFonts w:ascii="Calibri" w:eastAsia="Calibri" w:hAnsi="Calibri" w:cs="Calibri"/>
+                <w:rFonts w:ascii="Calibri" w:hAnsi="Calibri" w:eastAsia="Calibri" w:cs="Calibri"/>
+              </w:rPr>
+            </w:pPr>
+            <w:r>
+              <w:rPr>
+                <w:rFonts w:ascii="Calibri" w:hAnsi="Calibri" w:eastAsia="Calibri" w:cs="Calibri"/>
               </w:rPr>
               <w:t>X</w:t>
             </w:r>
@@ -5055,18 +5058,19 @@
             <w:tcW w:w="2534" w:type="dxa"/>
             <w:gridSpan w:val="2"/>
             <w:shd w:val="clear" w:color="auto" w:fill="FBE5D5"/>
-          </w:tcPr>
-          <w:p>
-            <w:pPr>
-              <w:rPr>
-                <w:rFonts w:ascii="Calibri" w:eastAsia="Calibri" w:hAnsi="Calibri" w:cs="Calibri"/>
-                <w:b/>
-                <w:color w:val="595959"/>
-              </w:rPr>
-            </w:pPr>
-            <w:r>
-              <w:rPr>
-                <w:rFonts w:ascii="Calibri" w:eastAsia="Calibri" w:hAnsi="Calibri" w:cs="Calibri"/>
+            <w:tcMar/>
+          </w:tcPr>
+          <w:p>
+            <w:pPr>
+              <w:rPr>
+                <w:rFonts w:ascii="Calibri" w:hAnsi="Calibri" w:eastAsia="Calibri" w:cs="Calibri"/>
+                <w:b/>
+                <w:color w:val="595959"/>
+              </w:rPr>
+            </w:pPr>
+            <w:r>
+              <w:rPr>
+                <w:rFonts w:ascii="Calibri" w:hAnsi="Calibri" w:eastAsia="Calibri" w:cs="Calibri"/>
                 <w:b/>
                 <w:color w:val="595959"/>
               </w:rPr>
@@ -5079,12 +5083,13 @@
           <w:tcPr>
             <w:tcW w:w="7620" w:type="dxa"/>
             <w:gridSpan w:val="2"/>
-            <w:shd w:val="clear" w:color="auto" w:fill="FFFFFF"/>
-          </w:tcPr>
-          <w:p>
-            <w:pPr>
-              <w:rPr>
-                <w:rFonts w:ascii="Calibri" w:eastAsia="Calibri" w:hAnsi="Calibri" w:cs="Calibri"/>
+            <w:shd w:val="clear" w:color="auto" w:fill="FFFFFF" w:themeFill="background1"/>
+            <w:tcMar/>
+          </w:tcPr>
+          <w:p>
+            <w:pPr>
+              <w:rPr>
+                <w:rFonts w:ascii="Calibri" w:hAnsi="Calibri" w:eastAsia="Calibri" w:cs="Calibri"/>
                 <w:bCs/>
                 <w:color w:val="AEAAAA"/>
                 <w:sz w:val="20"/>
@@ -5093,7 +5098,7 @@
             </w:pPr>
             <w:r>
               <w:rPr>
-                <w:rFonts w:ascii="Calibri" w:eastAsia="Calibri" w:hAnsi="Calibri" w:cs="Calibri"/>
+                <w:rFonts w:ascii="Calibri" w:hAnsi="Calibri" w:eastAsia="Calibri" w:cs="Calibri"/>
               </w:rPr>
               <w:t>Excelente trabajo. Tiene un claro entendimiento sobre las</w:t>
             </w:r>
@@ -5102,7 +5107,7 @@
             </w:r>
             <w:r>
               <w:rPr>
-                <w:rFonts w:ascii="Calibri" w:eastAsia="Calibri" w:hAnsi="Calibri" w:cs="Calibri"/>
+                <w:rFonts w:ascii="Calibri" w:hAnsi="Calibri" w:eastAsia="Calibri" w:cs="Calibri"/>
               </w:rPr>
               <w:t>normas.</w:t>
             </w:r>
@@ -5118,18 +5123,19 @@
             <w:tcW w:w="2534" w:type="dxa"/>
             <w:gridSpan w:val="2"/>
             <w:shd w:val="clear" w:color="auto" w:fill="FBE5D5"/>
-          </w:tcPr>
-          <w:p>
-            <w:pPr>
-              <w:rPr>
-                <w:rFonts w:ascii="Calibri" w:eastAsia="Calibri" w:hAnsi="Calibri" w:cs="Calibri"/>
-                <w:b/>
-                <w:color w:val="595959"/>
-              </w:rPr>
-            </w:pPr>
-            <w:r>
-              <w:rPr>
-                <w:rFonts w:ascii="Calibri" w:eastAsia="Calibri" w:hAnsi="Calibri" w:cs="Calibri"/>
+            <w:tcMar/>
+          </w:tcPr>
+          <w:p>
+            <w:pPr>
+              <w:rPr>
+                <w:rFonts w:ascii="Calibri" w:hAnsi="Calibri" w:eastAsia="Calibri" w:cs="Calibri"/>
+                <w:b/>
+                <w:color w:val="595959"/>
+              </w:rPr>
+            </w:pPr>
+            <w:r>
+              <w:rPr>
+                <w:rFonts w:ascii="Calibri" w:hAnsi="Calibri" w:eastAsia="Calibri" w:cs="Calibri"/>
                 <w:b/>
                 <w:color w:val="595959"/>
               </w:rPr>
@@ -5141,12 +5147,13 @@
           <w:tcPr>
             <w:tcW w:w="7620" w:type="dxa"/>
             <w:gridSpan w:val="2"/>
-            <w:shd w:val="clear" w:color="auto" w:fill="FFFFFF"/>
-          </w:tcPr>
-          <w:p>
-            <w:pPr>
-              <w:rPr>
-                <w:rFonts w:ascii="Calibri" w:eastAsia="Calibri" w:hAnsi="Calibri" w:cs="Calibri"/>
+            <w:shd w:val="clear" w:color="auto" w:fill="FFFFFF" w:themeFill="background1"/>
+            <w:tcMar/>
+          </w:tcPr>
+          <w:p>
+            <w:pPr>
+              <w:rPr>
+                <w:rFonts w:ascii="Calibri" w:hAnsi="Calibri" w:eastAsia="Calibri" w:cs="Calibri"/>
                 <w:bCs/>
                 <w:color w:val="AEAAAA"/>
                 <w:sz w:val="20"/>
@@ -5155,7 +5162,7 @@
             </w:pPr>
             <w:r>
               <w:rPr>
-                <w:rFonts w:ascii="Calibri" w:eastAsia="Calibri" w:hAnsi="Calibri" w:cs="Calibri"/>
+                <w:rFonts w:ascii="Calibri" w:hAnsi="Calibri" w:eastAsia="Calibri" w:cs="Calibri"/>
               </w:rPr>
               <w:t>Respuesta incorrecta, revise nuevamente el contenido del componente formativo.</w:t>
             </w:r>
@@ -5171,18 +5178,19 @@
             <w:tcW w:w="2534" w:type="dxa"/>
             <w:gridSpan w:val="2"/>
             <w:shd w:val="clear" w:color="auto" w:fill="FBE5D5"/>
-          </w:tcPr>
-          <w:p>
-            <w:pPr>
-              <w:rPr>
-                <w:rFonts w:ascii="Calibri" w:eastAsia="Calibri" w:hAnsi="Calibri" w:cs="Calibri"/>
-                <w:b/>
-                <w:color w:val="595959"/>
-              </w:rPr>
-            </w:pPr>
-            <w:r>
-              <w:rPr>
-                <w:rFonts w:ascii="Calibri" w:eastAsia="Calibri" w:hAnsi="Calibri" w:cs="Calibri"/>
+            <w:tcMar/>
+          </w:tcPr>
+          <w:p>
+            <w:pPr>
+              <w:rPr>
+                <w:rFonts w:ascii="Calibri" w:hAnsi="Calibri" w:eastAsia="Calibri" w:cs="Calibri"/>
+                <w:b/>
+                <w:color w:val="595959"/>
+              </w:rPr>
+            </w:pPr>
+            <w:r>
+              <w:rPr>
+                <w:rFonts w:ascii="Calibri" w:hAnsi="Calibri" w:eastAsia="Calibri" w:cs="Calibri"/>
                 <w:b/>
                 <w:color w:val="595959"/>
               </w:rPr>
@@ -5195,11 +5203,12 @@
             <w:tcW w:w="7620" w:type="dxa"/>
             <w:gridSpan w:val="2"/>
             <w:shd w:val="clear" w:color="auto" w:fill="FBE5D5"/>
-          </w:tcPr>
-          <w:p>
-            <w:pPr>
-              <w:rPr>
-                <w:rFonts w:ascii="Calibri" w:eastAsia="Calibri" w:hAnsi="Calibri" w:cs="Calibri"/>
+            <w:tcMar/>
+          </w:tcPr>
+          <w:p>
+            <w:pPr>
+              <w:rPr>
+                <w:rFonts w:ascii="Calibri" w:hAnsi="Calibri" w:eastAsia="Calibri" w:cs="Calibri"/>
                 <w:b/>
                 <w:sz w:val="20"/>
                 <w:szCs w:val="20"/>
@@ -5207,7 +5216,7 @@
             </w:pPr>
             <w:r>
               <w:rPr>
-                <w:rFonts w:ascii="Calibri" w:eastAsia="Calibri" w:hAnsi="Calibri" w:cs="Calibri"/>
+                <w:rFonts w:ascii="Calibri" w:hAnsi="Calibri" w:eastAsia="Calibri" w:cs="Calibri"/>
                 <w:b/>
                 <w:sz w:val="20"/>
                 <w:szCs w:val="20"/>
@@ -5224,19 +5233,19 @@
         <w:tc>
           <w:tcPr>
             <w:tcW w:w="1267" w:type="dxa"/>
-            <w:shd w:val="clear" w:color="auto" w:fill="auto"/>
-          </w:tcPr>
-          <w:p>
-            <w:pPr>
-              <w:rPr>
-                <w:rFonts w:ascii="Calibri" w:eastAsia="Calibri" w:hAnsi="Calibri" w:cs="Calibri"/>
-                <w:b/>
-                <w:color w:val="595959"/>
-              </w:rPr>
-            </w:pPr>
-            <w:r>
-              <w:rPr>
-                <w:rFonts w:ascii="Calibri" w:eastAsia="Calibri" w:hAnsi="Calibri" w:cs="Calibri"/>
+            <w:tcMar/>
+          </w:tcPr>
+          <w:p>
+            <w:pPr>
+              <w:rPr>
+                <w:rFonts w:ascii="Calibri" w:hAnsi="Calibri" w:eastAsia="Calibri" w:cs="Calibri"/>
+                <w:b/>
+                <w:color w:val="595959"/>
+              </w:rPr>
+            </w:pPr>
+            <w:r>
+              <w:rPr>
+                <w:rFonts w:ascii="Calibri" w:hAnsi="Calibri" w:eastAsia="Calibri" w:cs="Calibri"/>
                 <w:b/>
                 <w:color w:val="595959"/>
               </w:rPr>
@@ -5248,17 +5257,18 @@
           <w:tcPr>
             <w:tcW w:w="6727" w:type="dxa"/>
             <w:gridSpan w:val="2"/>
-            <w:shd w:val="clear" w:color="auto" w:fill="FFFFFF"/>
-          </w:tcPr>
-          <w:p>
-            <w:pPr>
-              <w:rPr>
-                <w:rFonts w:ascii="Calibri" w:eastAsia="Calibri" w:hAnsi="Calibri" w:cs="Calibri"/>
-              </w:rPr>
-            </w:pPr>
-            <w:r>
-              <w:rPr>
-                <w:rFonts w:ascii="Calibri" w:eastAsia="Calibri" w:hAnsi="Calibri" w:cs="Calibri"/>
+            <w:shd w:val="clear" w:color="auto" w:fill="FFFFFF" w:themeFill="background1"/>
+            <w:tcMar/>
+          </w:tcPr>
+          <w:p>
+            <w:pPr>
+              <w:rPr>
+                <w:rFonts w:ascii="Calibri" w:hAnsi="Calibri" w:eastAsia="Calibri" w:cs="Calibri"/>
+              </w:rPr>
+            </w:pPr>
+            <w:r>
+              <w:rPr>
+                <w:rFonts w:ascii="Calibri" w:hAnsi="Calibri" w:eastAsia="Calibri" w:cs="Calibri"/>
               </w:rPr>
               <w:t>Verdadero</w:t>
             </w:r>
@@ -5267,13 +5277,14 @@
         <w:tc>
           <w:tcPr>
             <w:tcW w:w="2160" w:type="dxa"/>
-            <w:shd w:val="clear" w:color="auto" w:fill="FFFFFF"/>
+            <w:shd w:val="clear" w:color="auto" w:fill="FFFFFF" w:themeFill="background1"/>
+            <w:tcMar/>
           </w:tcPr>
           <w:p>
             <w:pPr>
               <w:widowControl w:val="0"/>
               <w:rPr>
-                <w:rFonts w:ascii="Calibri" w:eastAsia="Calibri" w:hAnsi="Calibri" w:cs="Calibri"/>
+                <w:rFonts w:ascii="Calibri" w:hAnsi="Calibri" w:eastAsia="Calibri" w:cs="Calibri"/>
               </w:rPr>
             </w:pPr>
           </w:p>
@@ -5286,18 +5297,19 @@
         <w:tc>
           <w:tcPr>
             <w:tcW w:w="1267" w:type="dxa"/>
-          </w:tcPr>
-          <w:p>
-            <w:pPr>
-              <w:rPr>
-                <w:rFonts w:ascii="Calibri" w:eastAsia="Calibri" w:hAnsi="Calibri" w:cs="Calibri"/>
-                <w:b/>
-                <w:color w:val="595959"/>
-              </w:rPr>
-            </w:pPr>
-            <w:r>
-              <w:rPr>
-                <w:rFonts w:ascii="Calibri" w:eastAsia="Calibri" w:hAnsi="Calibri" w:cs="Calibri"/>
+            <w:tcMar/>
+          </w:tcPr>
+          <w:p>
+            <w:pPr>
+              <w:rPr>
+                <w:rFonts w:ascii="Calibri" w:hAnsi="Calibri" w:eastAsia="Calibri" w:cs="Calibri"/>
+                <w:b/>
+                <w:color w:val="595959"/>
+              </w:rPr>
+            </w:pPr>
+            <w:r>
+              <w:rPr>
+                <w:rFonts w:ascii="Calibri" w:hAnsi="Calibri" w:eastAsia="Calibri" w:cs="Calibri"/>
                 <w:b/>
                 <w:color w:val="595959"/>
               </w:rPr>
@@ -5309,17 +5321,18 @@
           <w:tcPr>
             <w:tcW w:w="6727" w:type="dxa"/>
             <w:gridSpan w:val="2"/>
-            <w:shd w:val="clear" w:color="auto" w:fill="FFFFFF"/>
-          </w:tcPr>
-          <w:p>
-            <w:pPr>
-              <w:rPr>
-                <w:rFonts w:ascii="Calibri" w:eastAsia="Calibri" w:hAnsi="Calibri" w:cs="Calibri"/>
-              </w:rPr>
-            </w:pPr>
-            <w:r>
-              <w:rPr>
-                <w:rFonts w:ascii="Calibri" w:eastAsia="Calibri" w:hAnsi="Calibri" w:cs="Calibri"/>
+            <w:shd w:val="clear" w:color="auto" w:fill="FFFFFF" w:themeFill="background1"/>
+            <w:tcMar/>
+          </w:tcPr>
+          <w:p>
+            <w:pPr>
+              <w:rPr>
+                <w:rFonts w:ascii="Calibri" w:hAnsi="Calibri" w:eastAsia="Calibri" w:cs="Calibri"/>
+              </w:rPr>
+            </w:pPr>
+            <w:r>
+              <w:rPr>
+                <w:rFonts w:ascii="Calibri" w:hAnsi="Calibri" w:eastAsia="Calibri" w:cs="Calibri"/>
               </w:rPr>
               <w:t>Falso</w:t>
             </w:r>
@@ -5328,18 +5341,19 @@
         <w:tc>
           <w:tcPr>
             <w:tcW w:w="2160" w:type="dxa"/>
-            <w:shd w:val="clear" w:color="auto" w:fill="FFFFFF"/>
+            <w:shd w:val="clear" w:color="auto" w:fill="FFFFFF" w:themeFill="background1"/>
+            <w:tcMar/>
           </w:tcPr>
           <w:p>
             <w:pPr>
               <w:widowControl w:val="0"/>
               <w:rPr>
-                <w:rFonts w:ascii="Calibri" w:eastAsia="Calibri" w:hAnsi="Calibri" w:cs="Calibri"/>
-              </w:rPr>
-            </w:pPr>
-            <w:r>
-              <w:rPr>
-                <w:rFonts w:ascii="Calibri" w:eastAsia="Calibri" w:hAnsi="Calibri" w:cs="Calibri"/>
+                <w:rFonts w:ascii="Calibri" w:hAnsi="Calibri" w:eastAsia="Calibri" w:cs="Calibri"/>
+              </w:rPr>
+            </w:pPr>
+            <w:r>
+              <w:rPr>
+                <w:rFonts w:ascii="Calibri" w:hAnsi="Calibri" w:eastAsia="Calibri" w:cs="Calibri"/>
               </w:rPr>
               <w:t>X</w:t>
             </w:r>
@@ -5355,18 +5369,19 @@
             <w:tcW w:w="2534" w:type="dxa"/>
             <w:gridSpan w:val="2"/>
             <w:shd w:val="clear" w:color="auto" w:fill="FBE5D5"/>
-          </w:tcPr>
-          <w:p>
-            <w:pPr>
-              <w:rPr>
-                <w:rFonts w:ascii="Calibri" w:eastAsia="Calibri" w:hAnsi="Calibri" w:cs="Calibri"/>
-                <w:b/>
-                <w:color w:val="595959"/>
-              </w:rPr>
-            </w:pPr>
-            <w:r>
-              <w:rPr>
-                <w:rFonts w:ascii="Calibri" w:eastAsia="Calibri" w:hAnsi="Calibri" w:cs="Calibri"/>
+            <w:tcMar/>
+          </w:tcPr>
+          <w:p>
+            <w:pPr>
+              <w:rPr>
+                <w:rFonts w:ascii="Calibri" w:hAnsi="Calibri" w:eastAsia="Calibri" w:cs="Calibri"/>
+                <w:b/>
+                <w:color w:val="595959"/>
+              </w:rPr>
+            </w:pPr>
+            <w:r>
+              <w:rPr>
+                <w:rFonts w:ascii="Calibri" w:hAnsi="Calibri" w:eastAsia="Calibri" w:cs="Calibri"/>
                 <w:b/>
                 <w:color w:val="595959"/>
               </w:rPr>
@@ -5378,12 +5393,13 @@
           <w:tcPr>
             <w:tcW w:w="7620" w:type="dxa"/>
             <w:gridSpan w:val="2"/>
-            <w:shd w:val="clear" w:color="auto" w:fill="FFFFFF"/>
-          </w:tcPr>
-          <w:p>
-            <w:pPr>
-              <w:rPr>
-                <w:rFonts w:ascii="Calibri" w:eastAsia="Calibri" w:hAnsi="Calibri" w:cs="Calibri"/>
+            <w:shd w:val="clear" w:color="auto" w:fill="FFFFFF" w:themeFill="background1"/>
+            <w:tcMar/>
+          </w:tcPr>
+          <w:p>
+            <w:pPr>
+              <w:rPr>
+                <w:rFonts w:ascii="Calibri" w:hAnsi="Calibri" w:eastAsia="Calibri" w:cs="Calibri"/>
                 <w:bCs/>
                 <w:color w:val="AEAAAA"/>
                 <w:sz w:val="20"/>
@@ -5392,7 +5408,7 @@
             </w:pPr>
             <w:r>
               <w:rPr>
-                <w:rFonts w:ascii="Calibri" w:eastAsia="Calibri" w:hAnsi="Calibri" w:cs="Calibri"/>
+                <w:rFonts w:ascii="Calibri" w:hAnsi="Calibri" w:eastAsia="Calibri" w:cs="Calibri"/>
               </w:rPr>
               <w:t>Excelente trabajo. Tiene un claro entendimiento sobre las</w:t>
             </w:r>
@@ -5401,7 +5417,7 @@
             </w:r>
             <w:r>
               <w:rPr>
-                <w:rFonts w:ascii="Calibri" w:eastAsia="Calibri" w:hAnsi="Calibri" w:cs="Calibri"/>
+                <w:rFonts w:ascii="Calibri" w:hAnsi="Calibri" w:eastAsia="Calibri" w:cs="Calibri"/>
               </w:rPr>
               <w:t>normas.</w:t>
             </w:r>
@@ -5417,18 +5433,19 @@
             <w:tcW w:w="2534" w:type="dxa"/>
             <w:gridSpan w:val="2"/>
             <w:shd w:val="clear" w:color="auto" w:fill="FBE5D5"/>
-          </w:tcPr>
-          <w:p>
-            <w:pPr>
-              <w:rPr>
-                <w:rFonts w:ascii="Calibri" w:eastAsia="Calibri" w:hAnsi="Calibri" w:cs="Calibri"/>
-                <w:b/>
-                <w:color w:val="595959"/>
-              </w:rPr>
-            </w:pPr>
-            <w:r>
-              <w:rPr>
-                <w:rFonts w:ascii="Calibri" w:eastAsia="Calibri" w:hAnsi="Calibri" w:cs="Calibri"/>
+            <w:tcMar/>
+          </w:tcPr>
+          <w:p>
+            <w:pPr>
+              <w:rPr>
+                <w:rFonts w:ascii="Calibri" w:hAnsi="Calibri" w:eastAsia="Calibri" w:cs="Calibri"/>
+                <w:b/>
+                <w:color w:val="595959"/>
+              </w:rPr>
+            </w:pPr>
+            <w:r>
+              <w:rPr>
+                <w:rFonts w:ascii="Calibri" w:hAnsi="Calibri" w:eastAsia="Calibri" w:cs="Calibri"/>
                 <w:b/>
                 <w:color w:val="595959"/>
               </w:rPr>
@@ -5440,12 +5457,13 @@
           <w:tcPr>
             <w:tcW w:w="7620" w:type="dxa"/>
             <w:gridSpan w:val="2"/>
-            <w:shd w:val="clear" w:color="auto" w:fill="FFFFFF"/>
-          </w:tcPr>
-          <w:p>
-            <w:pPr>
-              <w:rPr>
-                <w:rFonts w:ascii="Calibri" w:eastAsia="Calibri" w:hAnsi="Calibri" w:cs="Calibri"/>
+            <w:shd w:val="clear" w:color="auto" w:fill="FFFFFF" w:themeFill="background1"/>
+            <w:tcMar/>
+          </w:tcPr>
+          <w:p>
+            <w:pPr>
+              <w:rPr>
+                <w:rFonts w:ascii="Calibri" w:hAnsi="Calibri" w:eastAsia="Calibri" w:cs="Calibri"/>
                 <w:bCs/>
                 <w:color w:val="AEAAAA"/>
                 <w:sz w:val="20"/>
@@ -5454,7 +5472,7 @@
             </w:pPr>
             <w:r>
               <w:rPr>
-                <w:rFonts w:ascii="Calibri" w:eastAsia="Calibri" w:hAnsi="Calibri" w:cs="Calibri"/>
+                <w:rFonts w:ascii="Calibri" w:hAnsi="Calibri" w:eastAsia="Calibri" w:cs="Calibri"/>
               </w:rPr>
               <w:t>Respuesta incorrecta, revise nuevamente el contenido del componente formativo.</w:t>
             </w:r>
@@ -5470,18 +5488,19 @@
             <w:tcW w:w="2534" w:type="dxa"/>
             <w:gridSpan w:val="2"/>
             <w:shd w:val="clear" w:color="auto" w:fill="FBE5D5"/>
-          </w:tcPr>
-          <w:p>
-            <w:pPr>
-              <w:rPr>
-                <w:rFonts w:ascii="Calibri" w:eastAsia="Calibri" w:hAnsi="Calibri" w:cs="Calibri"/>
-                <w:b/>
-                <w:color w:val="595959"/>
-              </w:rPr>
-            </w:pPr>
-            <w:r>
-              <w:rPr>
-                <w:rFonts w:ascii="Calibri" w:eastAsia="Calibri" w:hAnsi="Calibri" w:cs="Calibri"/>
+            <w:tcMar/>
+          </w:tcPr>
+          <w:p>
+            <w:pPr>
+              <w:rPr>
+                <w:rFonts w:ascii="Calibri" w:hAnsi="Calibri" w:eastAsia="Calibri" w:cs="Calibri"/>
+                <w:b/>
+                <w:color w:val="595959"/>
+              </w:rPr>
+            </w:pPr>
+            <w:r>
+              <w:rPr>
+                <w:rFonts w:ascii="Calibri" w:hAnsi="Calibri" w:eastAsia="Calibri" w:cs="Calibri"/>
                 <w:b/>
                 <w:color w:val="595959"/>
               </w:rPr>
@@ -5494,11 +5513,12 @@
             <w:tcW w:w="7620" w:type="dxa"/>
             <w:gridSpan w:val="2"/>
             <w:shd w:val="clear" w:color="auto" w:fill="FBE5D5"/>
-          </w:tcPr>
-          <w:p>
-            <w:pPr>
-              <w:rPr>
-                <w:rFonts w:ascii="Calibri" w:eastAsia="Calibri" w:hAnsi="Calibri" w:cs="Calibri"/>
+            <w:tcMar/>
+          </w:tcPr>
+          <w:p>
+            <w:pPr>
+              <w:rPr>
+                <w:rFonts w:ascii="Calibri" w:hAnsi="Calibri" w:eastAsia="Calibri" w:cs="Calibri"/>
                 <w:b/>
                 <w:sz w:val="20"/>
                 <w:szCs w:val="20"/>
@@ -5506,7 +5526,7 @@
             </w:pPr>
             <w:r>
               <w:rPr>
-                <w:rFonts w:ascii="Calibri" w:eastAsia="Calibri" w:hAnsi="Calibri" w:cs="Calibri"/>
+                <w:rFonts w:ascii="Calibri" w:hAnsi="Calibri" w:eastAsia="Calibri" w:cs="Calibri"/>
                 <w:b/>
                 <w:sz w:val="20"/>
                 <w:szCs w:val="20"/>
@@ -5523,19 +5543,19 @@
         <w:tc>
           <w:tcPr>
             <w:tcW w:w="1267" w:type="dxa"/>
-            <w:shd w:val="clear" w:color="auto" w:fill="auto"/>
-          </w:tcPr>
-          <w:p>
-            <w:pPr>
-              <w:rPr>
-                <w:rFonts w:ascii="Calibri" w:eastAsia="Calibri" w:hAnsi="Calibri" w:cs="Calibri"/>
-                <w:b/>
-                <w:color w:val="595959"/>
-              </w:rPr>
-            </w:pPr>
-            <w:r>
-              <w:rPr>
-                <w:rFonts w:ascii="Calibri" w:eastAsia="Calibri" w:hAnsi="Calibri" w:cs="Calibri"/>
+            <w:tcMar/>
+          </w:tcPr>
+          <w:p>
+            <w:pPr>
+              <w:rPr>
+                <w:rFonts w:ascii="Calibri" w:hAnsi="Calibri" w:eastAsia="Calibri" w:cs="Calibri"/>
+                <w:b/>
+                <w:color w:val="595959"/>
+              </w:rPr>
+            </w:pPr>
+            <w:r>
+              <w:rPr>
+                <w:rFonts w:ascii="Calibri" w:hAnsi="Calibri" w:eastAsia="Calibri" w:cs="Calibri"/>
                 <w:b/>
                 <w:color w:val="595959"/>
               </w:rPr>
@@ -5547,17 +5567,18 @@
           <w:tcPr>
             <w:tcW w:w="6727" w:type="dxa"/>
             <w:gridSpan w:val="2"/>
-            <w:shd w:val="clear" w:color="auto" w:fill="FFFFFF"/>
-          </w:tcPr>
-          <w:p>
-            <w:pPr>
-              <w:rPr>
-                <w:rFonts w:ascii="Calibri" w:eastAsia="Calibri" w:hAnsi="Calibri" w:cs="Calibri"/>
-              </w:rPr>
-            </w:pPr>
-            <w:r>
-              <w:rPr>
-                <w:rFonts w:ascii="Calibri" w:eastAsia="Calibri" w:hAnsi="Calibri" w:cs="Calibri"/>
+            <w:shd w:val="clear" w:color="auto" w:fill="FFFFFF" w:themeFill="background1"/>
+            <w:tcMar/>
+          </w:tcPr>
+          <w:p>
+            <w:pPr>
+              <w:rPr>
+                <w:rFonts w:ascii="Calibri" w:hAnsi="Calibri" w:eastAsia="Calibri" w:cs="Calibri"/>
+              </w:rPr>
+            </w:pPr>
+            <w:r>
+              <w:rPr>
+                <w:rFonts w:ascii="Calibri" w:hAnsi="Calibri" w:eastAsia="Calibri" w:cs="Calibri"/>
               </w:rPr>
               <w:t>Verdadero</w:t>
             </w:r>
@@ -5566,18 +5587,19 @@
         <w:tc>
           <w:tcPr>
             <w:tcW w:w="2160" w:type="dxa"/>
-            <w:shd w:val="clear" w:color="auto" w:fill="FFFFFF"/>
+            <w:shd w:val="clear" w:color="auto" w:fill="FFFFFF" w:themeFill="background1"/>
+            <w:tcMar/>
           </w:tcPr>
           <w:p>
             <w:pPr>
               <w:widowControl w:val="0"/>
               <w:rPr>
-                <w:rFonts w:ascii="Calibri" w:eastAsia="Calibri" w:hAnsi="Calibri" w:cs="Calibri"/>
-              </w:rPr>
-            </w:pPr>
-            <w:r>
-              <w:rPr>
-                <w:rFonts w:ascii="Calibri" w:eastAsia="Calibri" w:hAnsi="Calibri" w:cs="Calibri"/>
+                <w:rFonts w:ascii="Calibri" w:hAnsi="Calibri" w:eastAsia="Calibri" w:cs="Calibri"/>
+              </w:rPr>
+            </w:pPr>
+            <w:r>
+              <w:rPr>
+                <w:rFonts w:ascii="Calibri" w:hAnsi="Calibri" w:eastAsia="Calibri" w:cs="Calibri"/>
               </w:rPr>
               <w:t>X</w:t>
             </w:r>
@@ -5591,18 +5613,19 @@
         <w:tc>
           <w:tcPr>
             <w:tcW w:w="1267" w:type="dxa"/>
-          </w:tcPr>
-          <w:p>
-            <w:pPr>
-              <w:rPr>
-                <w:rFonts w:ascii="Calibri" w:eastAsia="Calibri" w:hAnsi="Calibri" w:cs="Calibri"/>
-                <w:b/>
-                <w:color w:val="595959"/>
-              </w:rPr>
-            </w:pPr>
-            <w:r>
-              <w:rPr>
-                <w:rFonts w:ascii="Calibri" w:eastAsia="Calibri" w:hAnsi="Calibri" w:cs="Calibri"/>
+            <w:tcMar/>
+          </w:tcPr>
+          <w:p>
+            <w:pPr>
+              <w:rPr>
+                <w:rFonts w:ascii="Calibri" w:hAnsi="Calibri" w:eastAsia="Calibri" w:cs="Calibri"/>
+                <w:b/>
+                <w:color w:val="595959"/>
+              </w:rPr>
+            </w:pPr>
+            <w:r>
+              <w:rPr>
+                <w:rFonts w:ascii="Calibri" w:hAnsi="Calibri" w:eastAsia="Calibri" w:cs="Calibri"/>
                 <w:b/>
                 <w:color w:val="595959"/>
               </w:rPr>
@@ -5614,17 +5637,18 @@
           <w:tcPr>
             <w:tcW w:w="6727" w:type="dxa"/>
             <w:gridSpan w:val="2"/>
-            <w:shd w:val="clear" w:color="auto" w:fill="FFFFFF"/>
-          </w:tcPr>
-          <w:p>
-            <w:pPr>
-              <w:rPr>
-                <w:rFonts w:ascii="Calibri" w:eastAsia="Calibri" w:hAnsi="Calibri" w:cs="Calibri"/>
-              </w:rPr>
-            </w:pPr>
-            <w:r>
-              <w:rPr>
-                <w:rFonts w:ascii="Calibri" w:eastAsia="Calibri" w:hAnsi="Calibri" w:cs="Calibri"/>
+            <w:shd w:val="clear" w:color="auto" w:fill="FFFFFF" w:themeFill="background1"/>
+            <w:tcMar/>
+          </w:tcPr>
+          <w:p>
+            <w:pPr>
+              <w:rPr>
+                <w:rFonts w:ascii="Calibri" w:hAnsi="Calibri" w:eastAsia="Calibri" w:cs="Calibri"/>
+              </w:rPr>
+            </w:pPr>
+            <w:r>
+              <w:rPr>
+                <w:rFonts w:ascii="Calibri" w:hAnsi="Calibri" w:eastAsia="Calibri" w:cs="Calibri"/>
               </w:rPr>
               <w:t>Falso</w:t>
             </w:r>
@@ -5633,13 +5657,14 @@
         <w:tc>
           <w:tcPr>
             <w:tcW w:w="2160" w:type="dxa"/>
-            <w:shd w:val="clear" w:color="auto" w:fill="FFFFFF"/>
+            <w:shd w:val="clear" w:color="auto" w:fill="FFFFFF" w:themeFill="background1"/>
+            <w:tcMar/>
           </w:tcPr>
           <w:p>
             <w:pPr>
               <w:widowControl w:val="0"/>
               <w:rPr>
-                <w:rFonts w:ascii="Calibri" w:eastAsia="Calibri" w:hAnsi="Calibri" w:cs="Calibri"/>
+                <w:rFonts w:ascii="Calibri" w:hAnsi="Calibri" w:eastAsia="Calibri" w:cs="Calibri"/>
               </w:rPr>
             </w:pPr>
           </w:p>
@@ -5654,18 +5679,19 @@
             <w:tcW w:w="2534" w:type="dxa"/>
             <w:gridSpan w:val="2"/>
             <w:shd w:val="clear" w:color="auto" w:fill="FBE5D5"/>
-          </w:tcPr>
-          <w:p>
-            <w:pPr>
-              <w:rPr>
-                <w:rFonts w:ascii="Calibri" w:eastAsia="Calibri" w:hAnsi="Calibri" w:cs="Calibri"/>
-                <w:b/>
-                <w:color w:val="595959"/>
-              </w:rPr>
-            </w:pPr>
-            <w:r>
-              <w:rPr>
-                <w:rFonts w:ascii="Calibri" w:eastAsia="Calibri" w:hAnsi="Calibri" w:cs="Calibri"/>
+            <w:tcMar/>
+          </w:tcPr>
+          <w:p>
+            <w:pPr>
+              <w:rPr>
+                <w:rFonts w:ascii="Calibri" w:hAnsi="Calibri" w:eastAsia="Calibri" w:cs="Calibri"/>
+                <w:b/>
+                <w:color w:val="595959"/>
+              </w:rPr>
+            </w:pPr>
+            <w:r>
+              <w:rPr>
+                <w:rFonts w:ascii="Calibri" w:hAnsi="Calibri" w:eastAsia="Calibri" w:cs="Calibri"/>
                 <w:b/>
                 <w:color w:val="595959"/>
               </w:rPr>
@@ -5677,12 +5703,13 @@
           <w:tcPr>
             <w:tcW w:w="7620" w:type="dxa"/>
             <w:gridSpan w:val="2"/>
-            <w:shd w:val="clear" w:color="auto" w:fill="FFFFFF"/>
-          </w:tcPr>
-          <w:p>
-            <w:pPr>
-              <w:rPr>
-                <w:rFonts w:ascii="Calibri" w:eastAsia="Calibri" w:hAnsi="Calibri" w:cs="Calibri"/>
+            <w:shd w:val="clear" w:color="auto" w:fill="FFFFFF" w:themeFill="background1"/>
+            <w:tcMar/>
+          </w:tcPr>
+          <w:p>
+            <w:pPr>
+              <w:rPr>
+                <w:rFonts w:ascii="Calibri" w:hAnsi="Calibri" w:eastAsia="Calibri" w:cs="Calibri"/>
                 <w:bCs/>
                 <w:color w:val="AEAAAA"/>
                 <w:sz w:val="20"/>
@@ -5691,7 +5718,7 @@
             </w:pPr>
             <w:r>
               <w:rPr>
-                <w:rFonts w:ascii="Calibri" w:eastAsia="Calibri" w:hAnsi="Calibri" w:cs="Calibri"/>
+                <w:rFonts w:ascii="Calibri" w:hAnsi="Calibri" w:eastAsia="Calibri" w:cs="Calibri"/>
               </w:rPr>
               <w:t>Excelente trabajo. Tiene un claro entendimiento sobre las</w:t>
             </w:r>
@@ -5700,7 +5727,7 @@
             </w:r>
             <w:r>
               <w:rPr>
-                <w:rFonts w:ascii="Calibri" w:eastAsia="Calibri" w:hAnsi="Calibri" w:cs="Calibri"/>
+                <w:rFonts w:ascii="Calibri" w:hAnsi="Calibri" w:eastAsia="Calibri" w:cs="Calibri"/>
               </w:rPr>
               <w:t>normas.</w:t>
             </w:r>
@@ -5716,18 +5743,19 @@
             <w:tcW w:w="2534" w:type="dxa"/>
             <w:gridSpan w:val="2"/>
             <w:shd w:val="clear" w:color="auto" w:fill="FBE5D5"/>
-          </w:tcPr>
-          <w:p>
-            <w:pPr>
-              <w:rPr>
-                <w:rFonts w:ascii="Calibri" w:eastAsia="Calibri" w:hAnsi="Calibri" w:cs="Calibri"/>
-                <w:b/>
-                <w:color w:val="595959"/>
-              </w:rPr>
-            </w:pPr>
-            <w:r>
-              <w:rPr>
-                <w:rFonts w:ascii="Calibri" w:eastAsia="Calibri" w:hAnsi="Calibri" w:cs="Calibri"/>
+            <w:tcMar/>
+          </w:tcPr>
+          <w:p>
+            <w:pPr>
+              <w:rPr>
+                <w:rFonts w:ascii="Calibri" w:hAnsi="Calibri" w:eastAsia="Calibri" w:cs="Calibri"/>
+                <w:b/>
+                <w:color w:val="595959"/>
+              </w:rPr>
+            </w:pPr>
+            <w:r>
+              <w:rPr>
+                <w:rFonts w:ascii="Calibri" w:hAnsi="Calibri" w:eastAsia="Calibri" w:cs="Calibri"/>
                 <w:b/>
                 <w:color w:val="595959"/>
               </w:rPr>
@@ -5739,12 +5767,13 @@
           <w:tcPr>
             <w:tcW w:w="7620" w:type="dxa"/>
             <w:gridSpan w:val="2"/>
-            <w:shd w:val="clear" w:color="auto" w:fill="FFFFFF"/>
-          </w:tcPr>
-          <w:p>
-            <w:pPr>
-              <w:rPr>
-                <w:rFonts w:ascii="Calibri" w:eastAsia="Calibri" w:hAnsi="Calibri" w:cs="Calibri"/>
+            <w:shd w:val="clear" w:color="auto" w:fill="FFFFFF" w:themeFill="background1"/>
+            <w:tcMar/>
+          </w:tcPr>
+          <w:p>
+            <w:pPr>
+              <w:rPr>
+                <w:rFonts w:ascii="Calibri" w:hAnsi="Calibri" w:eastAsia="Calibri" w:cs="Calibri"/>
                 <w:bCs/>
                 <w:color w:val="AEAAAA"/>
                 <w:sz w:val="20"/>
@@ -5753,7 +5782,7 @@
             </w:pPr>
             <w:r>
               <w:rPr>
-                <w:rFonts w:ascii="Calibri" w:eastAsia="Calibri" w:hAnsi="Calibri" w:cs="Calibri"/>
+                <w:rFonts w:ascii="Calibri" w:hAnsi="Calibri" w:eastAsia="Calibri" w:cs="Calibri"/>
               </w:rPr>
               <w:t>Respuesta incorrecta, revise nuevamente el contenido del componente formativo.</w:t>
             </w:r>
@@ -5769,18 +5798,19 @@
             <w:tcW w:w="2534" w:type="dxa"/>
             <w:gridSpan w:val="2"/>
             <w:shd w:val="clear" w:color="auto" w:fill="FBE5D5"/>
-          </w:tcPr>
-          <w:p>
-            <w:pPr>
-              <w:rPr>
-                <w:rFonts w:ascii="Calibri" w:eastAsia="Calibri" w:hAnsi="Calibri" w:cs="Calibri"/>
-                <w:b/>
-                <w:color w:val="595959"/>
-              </w:rPr>
-            </w:pPr>
-            <w:r>
-              <w:rPr>
-                <w:rFonts w:ascii="Calibri" w:eastAsia="Calibri" w:hAnsi="Calibri" w:cs="Calibri"/>
+            <w:tcMar/>
+          </w:tcPr>
+          <w:p>
+            <w:pPr>
+              <w:rPr>
+                <w:rFonts w:ascii="Calibri" w:hAnsi="Calibri" w:eastAsia="Calibri" w:cs="Calibri"/>
+                <w:b/>
+                <w:color w:val="595959"/>
+              </w:rPr>
+            </w:pPr>
+            <w:r>
+              <w:rPr>
+                <w:rFonts w:ascii="Calibri" w:hAnsi="Calibri" w:eastAsia="Calibri" w:cs="Calibri"/>
                 <w:b/>
                 <w:color w:val="595959"/>
               </w:rPr>
@@ -5793,11 +5823,12 @@
             <w:tcW w:w="7620" w:type="dxa"/>
             <w:gridSpan w:val="2"/>
             <w:shd w:val="clear" w:color="auto" w:fill="FBE5D5"/>
-          </w:tcPr>
-          <w:p>
-            <w:pPr>
-              <w:rPr>
-                <w:rFonts w:ascii="Calibri" w:eastAsia="Calibri" w:hAnsi="Calibri" w:cs="Calibri"/>
+            <w:tcMar/>
+          </w:tcPr>
+          <w:p>
+            <w:pPr>
+              <w:rPr>
+                <w:rFonts w:ascii="Calibri" w:hAnsi="Calibri" w:eastAsia="Calibri" w:cs="Calibri"/>
                 <w:b/>
                 <w:sz w:val="20"/>
                 <w:szCs w:val="20"/>
@@ -5805,7 +5836,7 @@
             </w:pPr>
             <w:r>
               <w:rPr>
-                <w:rFonts w:ascii="Calibri" w:eastAsia="Calibri" w:hAnsi="Calibri" w:cs="Calibri"/>
+                <w:rFonts w:ascii="Calibri" w:hAnsi="Calibri" w:eastAsia="Calibri" w:cs="Calibri"/>
                 <w:b/>
                 <w:sz w:val="20"/>
                 <w:szCs w:val="20"/>
@@ -5822,19 +5853,19 @@
         <w:tc>
           <w:tcPr>
             <w:tcW w:w="1267" w:type="dxa"/>
-            <w:shd w:val="clear" w:color="auto" w:fill="auto"/>
-          </w:tcPr>
-          <w:p>
-            <w:pPr>
-              <w:rPr>
-                <w:rFonts w:ascii="Calibri" w:eastAsia="Calibri" w:hAnsi="Calibri" w:cs="Calibri"/>
-                <w:b/>
-                <w:color w:val="595959"/>
-              </w:rPr>
-            </w:pPr>
-            <w:r>
-              <w:rPr>
-                <w:rFonts w:ascii="Calibri" w:eastAsia="Calibri" w:hAnsi="Calibri" w:cs="Calibri"/>
+            <w:tcMar/>
+          </w:tcPr>
+          <w:p>
+            <w:pPr>
+              <w:rPr>
+                <w:rFonts w:ascii="Calibri" w:hAnsi="Calibri" w:eastAsia="Calibri" w:cs="Calibri"/>
+                <w:b/>
+                <w:color w:val="595959"/>
+              </w:rPr>
+            </w:pPr>
+            <w:r>
+              <w:rPr>
+                <w:rFonts w:ascii="Calibri" w:hAnsi="Calibri" w:eastAsia="Calibri" w:cs="Calibri"/>
                 <w:b/>
                 <w:color w:val="595959"/>
               </w:rPr>
@@ -5846,17 +5877,18 @@
           <w:tcPr>
             <w:tcW w:w="6727" w:type="dxa"/>
             <w:gridSpan w:val="2"/>
-            <w:shd w:val="clear" w:color="auto" w:fill="FFFFFF"/>
-          </w:tcPr>
-          <w:p>
-            <w:pPr>
-              <w:rPr>
-                <w:rFonts w:ascii="Calibri" w:eastAsia="Calibri" w:hAnsi="Calibri" w:cs="Calibri"/>
-              </w:rPr>
-            </w:pPr>
-            <w:r>
-              <w:rPr>
-                <w:rFonts w:ascii="Calibri" w:eastAsia="Calibri" w:hAnsi="Calibri" w:cs="Calibri"/>
+            <w:shd w:val="clear" w:color="auto" w:fill="FFFFFF" w:themeFill="background1"/>
+            <w:tcMar/>
+          </w:tcPr>
+          <w:p>
+            <w:pPr>
+              <w:rPr>
+                <w:rFonts w:ascii="Calibri" w:hAnsi="Calibri" w:eastAsia="Calibri" w:cs="Calibri"/>
+              </w:rPr>
+            </w:pPr>
+            <w:r>
+              <w:rPr>
+                <w:rFonts w:ascii="Calibri" w:hAnsi="Calibri" w:eastAsia="Calibri" w:cs="Calibri"/>
               </w:rPr>
               <w:t>Verdadero</w:t>
             </w:r>
@@ -5865,13 +5897,14 @@
         <w:tc>
           <w:tcPr>
             <w:tcW w:w="2160" w:type="dxa"/>
-            <w:shd w:val="clear" w:color="auto" w:fill="FFFFFF"/>
+            <w:shd w:val="clear" w:color="auto" w:fill="FFFFFF" w:themeFill="background1"/>
+            <w:tcMar/>
           </w:tcPr>
           <w:p>
             <w:pPr>
               <w:widowControl w:val="0"/>
               <w:rPr>
-                <w:rFonts w:ascii="Calibri" w:eastAsia="Calibri" w:hAnsi="Calibri" w:cs="Calibri"/>
+                <w:rFonts w:ascii="Calibri" w:hAnsi="Calibri" w:eastAsia="Calibri" w:cs="Calibri"/>
               </w:rPr>
             </w:pPr>
           </w:p>
@@ -5884,18 +5917,19 @@
         <w:tc>
           <w:tcPr>
             <w:tcW w:w="1267" w:type="dxa"/>
-          </w:tcPr>
-          <w:p>
-            <w:pPr>
-              <w:rPr>
-                <w:rFonts w:ascii="Calibri" w:eastAsia="Calibri" w:hAnsi="Calibri" w:cs="Calibri"/>
-                <w:b/>
-                <w:color w:val="595959"/>
-              </w:rPr>
-            </w:pPr>
-            <w:r>
-              <w:rPr>
-                <w:rFonts w:ascii="Calibri" w:eastAsia="Calibri" w:hAnsi="Calibri" w:cs="Calibri"/>
+            <w:tcMar/>
+          </w:tcPr>
+          <w:p>
+            <w:pPr>
+              <w:rPr>
+                <w:rFonts w:ascii="Calibri" w:hAnsi="Calibri" w:eastAsia="Calibri" w:cs="Calibri"/>
+                <w:b/>
+                <w:color w:val="595959"/>
+              </w:rPr>
+            </w:pPr>
+            <w:r>
+              <w:rPr>
+                <w:rFonts w:ascii="Calibri" w:hAnsi="Calibri" w:eastAsia="Calibri" w:cs="Calibri"/>
                 <w:b/>
                 <w:color w:val="595959"/>
               </w:rPr>
@@ -5907,17 +5941,18 @@
           <w:tcPr>
             <w:tcW w:w="6727" w:type="dxa"/>
             <w:gridSpan w:val="2"/>
-            <w:shd w:val="clear" w:color="auto" w:fill="FFFFFF"/>
-          </w:tcPr>
-          <w:p>
-            <w:pPr>
-              <w:rPr>
-                <w:rFonts w:ascii="Calibri" w:eastAsia="Calibri" w:hAnsi="Calibri" w:cs="Calibri"/>
-              </w:rPr>
-            </w:pPr>
-            <w:r>
-              <w:rPr>
-                <w:rFonts w:ascii="Calibri" w:eastAsia="Calibri" w:hAnsi="Calibri" w:cs="Calibri"/>
+            <w:shd w:val="clear" w:color="auto" w:fill="FFFFFF" w:themeFill="background1"/>
+            <w:tcMar/>
+          </w:tcPr>
+          <w:p>
+            <w:pPr>
+              <w:rPr>
+                <w:rFonts w:ascii="Calibri" w:hAnsi="Calibri" w:eastAsia="Calibri" w:cs="Calibri"/>
+              </w:rPr>
+            </w:pPr>
+            <w:r>
+              <w:rPr>
+                <w:rFonts w:ascii="Calibri" w:hAnsi="Calibri" w:eastAsia="Calibri" w:cs="Calibri"/>
               </w:rPr>
               <w:t>Falso</w:t>
             </w:r>
@@ -5926,18 +5961,19 @@
         <w:tc>
           <w:tcPr>
             <w:tcW w:w="2160" w:type="dxa"/>
-            <w:shd w:val="clear" w:color="auto" w:fill="FFFFFF"/>
+            <w:shd w:val="clear" w:color="auto" w:fill="FFFFFF" w:themeFill="background1"/>
+            <w:tcMar/>
           </w:tcPr>
           <w:p>
             <w:pPr>
               <w:widowControl w:val="0"/>
               <w:rPr>
-                <w:rFonts w:ascii="Calibri" w:eastAsia="Calibri" w:hAnsi="Calibri" w:cs="Calibri"/>
-              </w:rPr>
-            </w:pPr>
-            <w:r>
-              <w:rPr>
-                <w:rFonts w:ascii="Calibri" w:eastAsia="Calibri" w:hAnsi="Calibri" w:cs="Calibri"/>
+                <w:rFonts w:ascii="Calibri" w:hAnsi="Calibri" w:eastAsia="Calibri" w:cs="Calibri"/>
+              </w:rPr>
+            </w:pPr>
+            <w:r>
+              <w:rPr>
+                <w:rFonts w:ascii="Calibri" w:hAnsi="Calibri" w:eastAsia="Calibri" w:cs="Calibri"/>
               </w:rPr>
               <w:t>X</w:t>
             </w:r>
@@ -5953,18 +5989,19 @@
             <w:tcW w:w="2534" w:type="dxa"/>
             <w:gridSpan w:val="2"/>
             <w:shd w:val="clear" w:color="auto" w:fill="FBE5D5"/>
-          </w:tcPr>
-          <w:p>
-            <w:pPr>
-              <w:rPr>
-                <w:rFonts w:ascii="Calibri" w:eastAsia="Calibri" w:hAnsi="Calibri" w:cs="Calibri"/>
-                <w:b/>
-                <w:color w:val="595959"/>
-              </w:rPr>
-            </w:pPr>
-            <w:r>
-              <w:rPr>
-                <w:rFonts w:ascii="Calibri" w:eastAsia="Calibri" w:hAnsi="Calibri" w:cs="Calibri"/>
+            <w:tcMar/>
+          </w:tcPr>
+          <w:p>
+            <w:pPr>
+              <w:rPr>
+                <w:rFonts w:ascii="Calibri" w:hAnsi="Calibri" w:eastAsia="Calibri" w:cs="Calibri"/>
+                <w:b/>
+                <w:color w:val="595959"/>
+              </w:rPr>
+            </w:pPr>
+            <w:r>
+              <w:rPr>
+                <w:rFonts w:ascii="Calibri" w:hAnsi="Calibri" w:eastAsia="Calibri" w:cs="Calibri"/>
                 <w:b/>
                 <w:color w:val="595959"/>
               </w:rPr>
@@ -5976,12 +6013,13 @@
           <w:tcPr>
             <w:tcW w:w="7620" w:type="dxa"/>
             <w:gridSpan w:val="2"/>
-            <w:shd w:val="clear" w:color="auto" w:fill="FFFFFF"/>
-          </w:tcPr>
-          <w:p>
-            <w:pPr>
-              <w:rPr>
-                <w:rFonts w:ascii="Calibri" w:eastAsia="Calibri" w:hAnsi="Calibri" w:cs="Calibri"/>
+            <w:shd w:val="clear" w:color="auto" w:fill="FFFFFF" w:themeFill="background1"/>
+            <w:tcMar/>
+          </w:tcPr>
+          <w:p>
+            <w:pPr>
+              <w:rPr>
+                <w:rFonts w:ascii="Calibri" w:hAnsi="Calibri" w:eastAsia="Calibri" w:cs="Calibri"/>
                 <w:bCs/>
                 <w:color w:val="AEAAAA"/>
                 <w:sz w:val="20"/>
@@ -5990,7 +6028,7 @@
             </w:pPr>
             <w:r>
               <w:rPr>
-                <w:rFonts w:ascii="Calibri" w:eastAsia="Calibri" w:hAnsi="Calibri" w:cs="Calibri"/>
+                <w:rFonts w:ascii="Calibri" w:hAnsi="Calibri" w:eastAsia="Calibri" w:cs="Calibri"/>
               </w:rPr>
               <w:t>Excelente trabajo. Tiene un claro entendimiento sobre las</w:t>
             </w:r>
@@ -5999,7 +6037,7 @@
             </w:r>
             <w:r>
               <w:rPr>
-                <w:rFonts w:ascii="Calibri" w:eastAsia="Calibri" w:hAnsi="Calibri" w:cs="Calibri"/>
+                <w:rFonts w:ascii="Calibri" w:hAnsi="Calibri" w:eastAsia="Calibri" w:cs="Calibri"/>
               </w:rPr>
               <w:t>normas.</w:t>
             </w:r>
@@ -6015,18 +6053,19 @@
             <w:tcW w:w="2534" w:type="dxa"/>
             <w:gridSpan w:val="2"/>
             <w:shd w:val="clear" w:color="auto" w:fill="FBE5D5"/>
-          </w:tcPr>
-          <w:p>
-            <w:pPr>
-              <w:rPr>
-                <w:rFonts w:ascii="Calibri" w:eastAsia="Calibri" w:hAnsi="Calibri" w:cs="Calibri"/>
-                <w:b/>
-                <w:color w:val="595959"/>
-              </w:rPr>
-            </w:pPr>
-            <w:r>
-              <w:rPr>
-                <w:rFonts w:ascii="Calibri" w:eastAsia="Calibri" w:hAnsi="Calibri" w:cs="Calibri"/>
+            <w:tcMar/>
+          </w:tcPr>
+          <w:p>
+            <w:pPr>
+              <w:rPr>
+                <w:rFonts w:ascii="Calibri" w:hAnsi="Calibri" w:eastAsia="Calibri" w:cs="Calibri"/>
+                <w:b/>
+                <w:color w:val="595959"/>
+              </w:rPr>
+            </w:pPr>
+            <w:r>
+              <w:rPr>
+                <w:rFonts w:ascii="Calibri" w:hAnsi="Calibri" w:eastAsia="Calibri" w:cs="Calibri"/>
                 <w:b/>
                 <w:color w:val="595959"/>
               </w:rPr>
@@ -6038,12 +6077,13 @@
           <w:tcPr>
             <w:tcW w:w="7620" w:type="dxa"/>
             <w:gridSpan w:val="2"/>
-            <w:shd w:val="clear" w:color="auto" w:fill="FFFFFF"/>
-          </w:tcPr>
-          <w:p>
-            <w:pPr>
-              <w:rPr>
-                <w:rFonts w:ascii="Calibri" w:eastAsia="Calibri" w:hAnsi="Calibri" w:cs="Calibri"/>
+            <w:shd w:val="clear" w:color="auto" w:fill="FFFFFF" w:themeFill="background1"/>
+            <w:tcMar/>
+          </w:tcPr>
+          <w:p>
+            <w:pPr>
+              <w:rPr>
+                <w:rFonts w:ascii="Calibri" w:hAnsi="Calibri" w:eastAsia="Calibri" w:cs="Calibri"/>
                 <w:bCs/>
                 <w:color w:val="AEAAAA"/>
                 <w:sz w:val="20"/>
@@ -6052,7 +6092,7 @@
             </w:pPr>
             <w:r>
               <w:rPr>
-                <w:rFonts w:ascii="Calibri" w:eastAsia="Calibri" w:hAnsi="Calibri" w:cs="Calibri"/>
+                <w:rFonts w:ascii="Calibri" w:hAnsi="Calibri" w:eastAsia="Calibri" w:cs="Calibri"/>
               </w:rPr>
               <w:t>Respuesta incorrecta, revise nuevamente el contenido del componente formativo.</w:t>
             </w:r>
@@ -6068,11 +6108,12 @@
             <w:tcW w:w="2534" w:type="dxa"/>
             <w:gridSpan w:val="2"/>
             <w:shd w:val="clear" w:color="auto" w:fill="FBE5D5"/>
-          </w:tcPr>
-          <w:p>
-            <w:pPr>
-              <w:rPr>
-                <w:rFonts w:ascii="Calibri" w:eastAsia="Calibri" w:hAnsi="Calibri" w:cs="Calibri"/>
+            <w:tcMar/>
+          </w:tcPr>
+          <w:p>
+            <w:pPr>
+              <w:rPr>
+                <w:rFonts w:ascii="Calibri" w:hAnsi="Calibri" w:eastAsia="Calibri" w:cs="Calibri"/>
                 <w:b/>
                 <w:color w:val="595959"/>
               </w:rPr>
@@ -6083,12 +6124,13 @@
           <w:tcPr>
             <w:tcW w:w="7620" w:type="dxa"/>
             <w:gridSpan w:val="2"/>
-            <w:shd w:val="clear" w:color="auto" w:fill="FFFFFF"/>
-          </w:tcPr>
-          <w:p>
-            <w:pPr>
-              <w:rPr>
-                <w:rFonts w:ascii="Calibri" w:eastAsia="Calibri" w:hAnsi="Calibri" w:cs="Calibri"/>
+            <w:shd w:val="clear" w:color="auto" w:fill="FFFFFF" w:themeFill="background1"/>
+            <w:tcMar/>
+          </w:tcPr>
+          <w:p>
+            <w:pPr>
+              <w:rPr>
+                <w:rFonts w:ascii="Calibri" w:hAnsi="Calibri" w:eastAsia="Calibri" w:cs="Calibri"/>
               </w:rPr>
             </w:pPr>
           </w:p>
@@ -6103,18 +6145,19 @@
             <w:tcW w:w="2534" w:type="dxa"/>
             <w:gridSpan w:val="2"/>
             <w:shd w:val="clear" w:color="auto" w:fill="FBE5D5"/>
-          </w:tcPr>
-          <w:p>
-            <w:pPr>
-              <w:rPr>
-                <w:rFonts w:ascii="Calibri" w:eastAsia="Calibri" w:hAnsi="Calibri" w:cs="Calibri"/>
-                <w:b/>
-                <w:color w:val="595959"/>
-              </w:rPr>
-            </w:pPr>
-            <w:r>
-              <w:rPr>
-                <w:rFonts w:ascii="Calibri" w:eastAsia="Calibri" w:hAnsi="Calibri" w:cs="Calibri"/>
+            <w:tcMar/>
+          </w:tcPr>
+          <w:p>
+            <w:pPr>
+              <w:rPr>
+                <w:rFonts w:ascii="Calibri" w:hAnsi="Calibri" w:eastAsia="Calibri" w:cs="Calibri"/>
+                <w:b/>
+                <w:color w:val="595959"/>
+              </w:rPr>
+            </w:pPr>
+            <w:r>
+              <w:rPr>
+                <w:rFonts w:ascii="Calibri" w:hAnsi="Calibri" w:eastAsia="Calibri" w:cs="Calibri"/>
                 <w:b/>
                 <w:color w:val="595959"/>
               </w:rPr>
@@ -6127,11 +6170,12 @@
             <w:tcW w:w="7620" w:type="dxa"/>
             <w:gridSpan w:val="2"/>
             <w:shd w:val="clear" w:color="auto" w:fill="FBE5D5"/>
-          </w:tcPr>
-          <w:p>
-            <w:pPr>
-              <w:rPr>
-                <w:rFonts w:ascii="Calibri" w:eastAsia="Calibri" w:hAnsi="Calibri" w:cs="Calibri"/>
+            <w:tcMar/>
+          </w:tcPr>
+          <w:p>
+            <w:pPr>
+              <w:rPr>
+                <w:rFonts w:ascii="Calibri" w:hAnsi="Calibri" w:eastAsia="Calibri" w:cs="Calibri"/>
                 <w:b/>
                 <w:sz w:val="20"/>
                 <w:szCs w:val="20"/>
@@ -6139,7 +6183,7 @@
             </w:pPr>
             <w:r>
               <w:rPr>
-                <w:rFonts w:ascii="Calibri" w:eastAsia="Calibri" w:hAnsi="Calibri" w:cs="Calibri"/>
+                <w:rFonts w:ascii="Calibri" w:hAnsi="Calibri" w:eastAsia="Calibri" w:cs="Calibri"/>
                 <w:b/>
                 <w:sz w:val="20"/>
                 <w:szCs w:val="20"/>
@@ -6156,19 +6200,19 @@
         <w:tc>
           <w:tcPr>
             <w:tcW w:w="1267" w:type="dxa"/>
-            <w:shd w:val="clear" w:color="auto" w:fill="auto"/>
-          </w:tcPr>
-          <w:p>
-            <w:pPr>
-              <w:rPr>
-                <w:rFonts w:ascii="Calibri" w:eastAsia="Calibri" w:hAnsi="Calibri" w:cs="Calibri"/>
-                <w:b/>
-                <w:color w:val="595959"/>
-              </w:rPr>
-            </w:pPr>
-            <w:r>
-              <w:rPr>
-                <w:rFonts w:ascii="Calibri" w:eastAsia="Calibri" w:hAnsi="Calibri" w:cs="Calibri"/>
+            <w:tcMar/>
+          </w:tcPr>
+          <w:p>
+            <w:pPr>
+              <w:rPr>
+                <w:rFonts w:ascii="Calibri" w:hAnsi="Calibri" w:eastAsia="Calibri" w:cs="Calibri"/>
+                <w:b/>
+                <w:color w:val="595959"/>
+              </w:rPr>
+            </w:pPr>
+            <w:r>
+              <w:rPr>
+                <w:rFonts w:ascii="Calibri" w:hAnsi="Calibri" w:eastAsia="Calibri" w:cs="Calibri"/>
                 <w:b/>
                 <w:color w:val="595959"/>
               </w:rPr>
@@ -6180,17 +6224,18 @@
           <w:tcPr>
             <w:tcW w:w="6727" w:type="dxa"/>
             <w:gridSpan w:val="2"/>
-            <w:shd w:val="clear" w:color="auto" w:fill="FFFFFF"/>
-          </w:tcPr>
-          <w:p>
-            <w:pPr>
-              <w:rPr>
-                <w:rFonts w:ascii="Calibri" w:eastAsia="Calibri" w:hAnsi="Calibri" w:cs="Calibri"/>
-              </w:rPr>
-            </w:pPr>
-            <w:r>
-              <w:rPr>
-                <w:rFonts w:ascii="Calibri" w:eastAsia="Calibri" w:hAnsi="Calibri" w:cs="Calibri"/>
+            <w:shd w:val="clear" w:color="auto" w:fill="FFFFFF" w:themeFill="background1"/>
+            <w:tcMar/>
+          </w:tcPr>
+          <w:p>
+            <w:pPr>
+              <w:rPr>
+                <w:rFonts w:ascii="Calibri" w:hAnsi="Calibri" w:eastAsia="Calibri" w:cs="Calibri"/>
+              </w:rPr>
+            </w:pPr>
+            <w:r>
+              <w:rPr>
+                <w:rFonts w:ascii="Calibri" w:hAnsi="Calibri" w:eastAsia="Calibri" w:cs="Calibri"/>
               </w:rPr>
               <w:t>Verdadero</w:t>
             </w:r>
@@ -6199,18 +6244,19 @@
         <w:tc>
           <w:tcPr>
             <w:tcW w:w="2160" w:type="dxa"/>
-            <w:shd w:val="clear" w:color="auto" w:fill="FFFFFF"/>
+            <w:shd w:val="clear" w:color="auto" w:fill="FFFFFF" w:themeFill="background1"/>
+            <w:tcMar/>
           </w:tcPr>
           <w:p>
             <w:pPr>
               <w:widowControl w:val="0"/>
               <w:rPr>
-                <w:rFonts w:ascii="Calibri" w:eastAsia="Calibri" w:hAnsi="Calibri" w:cs="Calibri"/>
-              </w:rPr>
-            </w:pPr>
-            <w:r>
-              <w:rPr>
-                <w:rFonts w:ascii="Calibri" w:eastAsia="Calibri" w:hAnsi="Calibri" w:cs="Calibri"/>
+                <w:rFonts w:ascii="Calibri" w:hAnsi="Calibri" w:eastAsia="Calibri" w:cs="Calibri"/>
+              </w:rPr>
+            </w:pPr>
+            <w:r>
+              <w:rPr>
+                <w:rFonts w:ascii="Calibri" w:hAnsi="Calibri" w:eastAsia="Calibri" w:cs="Calibri"/>
               </w:rPr>
               <w:t>X</w:t>
             </w:r>
@@ -6224,18 +6270,19 @@
         <w:tc>
           <w:tcPr>
             <w:tcW w:w="1267" w:type="dxa"/>
-          </w:tcPr>
-          <w:p>
-            <w:pPr>
-              <w:rPr>
-                <w:rFonts w:ascii="Calibri" w:eastAsia="Calibri" w:hAnsi="Calibri" w:cs="Calibri"/>
-                <w:b/>
-                <w:color w:val="595959"/>
-              </w:rPr>
-            </w:pPr>
-            <w:r>
-              <w:rPr>
-                <w:rFonts w:ascii="Calibri" w:eastAsia="Calibri" w:hAnsi="Calibri" w:cs="Calibri"/>
+            <w:tcMar/>
+          </w:tcPr>
+          <w:p>
+            <w:pPr>
+              <w:rPr>
+                <w:rFonts w:ascii="Calibri" w:hAnsi="Calibri" w:eastAsia="Calibri" w:cs="Calibri"/>
+                <w:b/>
+                <w:color w:val="595959"/>
+              </w:rPr>
+            </w:pPr>
+            <w:r>
+              <w:rPr>
+                <w:rFonts w:ascii="Calibri" w:hAnsi="Calibri" w:eastAsia="Calibri" w:cs="Calibri"/>
                 <w:b/>
                 <w:color w:val="595959"/>
               </w:rPr>
@@ -6247,17 +6294,18 @@
           <w:tcPr>
             <w:tcW w:w="6727" w:type="dxa"/>
             <w:gridSpan w:val="2"/>
-            <w:shd w:val="clear" w:color="auto" w:fill="FFFFFF"/>
-          </w:tcPr>
-          <w:p>
-            <w:pPr>
-              <w:rPr>
-                <w:rFonts w:ascii="Calibri" w:eastAsia="Calibri" w:hAnsi="Calibri" w:cs="Calibri"/>
-              </w:rPr>
-            </w:pPr>
-            <w:r>
-              <w:rPr>
-                <w:rFonts w:ascii="Calibri" w:eastAsia="Calibri" w:hAnsi="Calibri" w:cs="Calibri"/>
+            <w:shd w:val="clear" w:color="auto" w:fill="FFFFFF" w:themeFill="background1"/>
+            <w:tcMar/>
+          </w:tcPr>
+          <w:p>
+            <w:pPr>
+              <w:rPr>
+                <w:rFonts w:ascii="Calibri" w:hAnsi="Calibri" w:eastAsia="Calibri" w:cs="Calibri"/>
+              </w:rPr>
+            </w:pPr>
+            <w:r>
+              <w:rPr>
+                <w:rFonts w:ascii="Calibri" w:hAnsi="Calibri" w:eastAsia="Calibri" w:cs="Calibri"/>
               </w:rPr>
               <w:t>Falso</w:t>
             </w:r>
@@ -6266,13 +6314,14 @@
         <w:tc>
           <w:tcPr>
             <w:tcW w:w="2160" w:type="dxa"/>
-            <w:shd w:val="clear" w:color="auto" w:fill="FFFFFF"/>
+            <w:shd w:val="clear" w:color="auto" w:fill="FFFFFF" w:themeFill="background1"/>
+            <w:tcMar/>
           </w:tcPr>
           <w:p>
             <w:pPr>
               <w:widowControl w:val="0"/>
               <w:rPr>
-                <w:rFonts w:ascii="Calibri" w:eastAsia="Calibri" w:hAnsi="Calibri" w:cs="Calibri"/>
+                <w:rFonts w:ascii="Calibri" w:hAnsi="Calibri" w:eastAsia="Calibri" w:cs="Calibri"/>
               </w:rPr>
             </w:pPr>
           </w:p>
@@ -6287,18 +6336,19 @@
             <w:tcW w:w="2534" w:type="dxa"/>
             <w:gridSpan w:val="2"/>
             <w:shd w:val="clear" w:color="auto" w:fill="FBE5D5"/>
-          </w:tcPr>
-          <w:p>
-            <w:pPr>
-              <w:rPr>
-                <w:rFonts w:ascii="Calibri" w:eastAsia="Calibri" w:hAnsi="Calibri" w:cs="Calibri"/>
-                <w:b/>
-                <w:color w:val="595959"/>
-              </w:rPr>
-            </w:pPr>
-            <w:r>
-              <w:rPr>
-                <w:rFonts w:ascii="Calibri" w:eastAsia="Calibri" w:hAnsi="Calibri" w:cs="Calibri"/>
+            <w:tcMar/>
+          </w:tcPr>
+          <w:p>
+            <w:pPr>
+              <w:rPr>
+                <w:rFonts w:ascii="Calibri" w:hAnsi="Calibri" w:eastAsia="Calibri" w:cs="Calibri"/>
+                <w:b/>
+                <w:color w:val="595959"/>
+              </w:rPr>
+            </w:pPr>
+            <w:r>
+              <w:rPr>
+                <w:rFonts w:ascii="Calibri" w:hAnsi="Calibri" w:eastAsia="Calibri" w:cs="Calibri"/>
                 <w:b/>
                 <w:color w:val="595959"/>
               </w:rPr>
@@ -6310,12 +6360,13 @@
           <w:tcPr>
             <w:tcW w:w="7620" w:type="dxa"/>
             <w:gridSpan w:val="2"/>
-            <w:shd w:val="clear" w:color="auto" w:fill="FFFFFF"/>
-          </w:tcPr>
-          <w:p>
-            <w:pPr>
-              <w:rPr>
-                <w:rFonts w:ascii="Calibri" w:eastAsia="Calibri" w:hAnsi="Calibri" w:cs="Calibri"/>
+            <w:shd w:val="clear" w:color="auto" w:fill="FFFFFF" w:themeFill="background1"/>
+            <w:tcMar/>
+          </w:tcPr>
+          <w:p>
+            <w:pPr>
+              <w:rPr>
+                <w:rFonts w:ascii="Calibri" w:hAnsi="Calibri" w:eastAsia="Calibri" w:cs="Calibri"/>
                 <w:bCs/>
                 <w:color w:val="AEAAAA"/>
                 <w:sz w:val="20"/>
@@ -6324,7 +6375,7 @@
             </w:pPr>
             <w:r>
               <w:rPr>
-                <w:rFonts w:ascii="Calibri" w:eastAsia="Calibri" w:hAnsi="Calibri" w:cs="Calibri"/>
+                <w:rFonts w:ascii="Calibri" w:hAnsi="Calibri" w:eastAsia="Calibri" w:cs="Calibri"/>
               </w:rPr>
               <w:t>Excelente trabajo. Tiene un claro entendimiento sobre las</w:t>
             </w:r>
@@ -6333,7 +6384,7 @@
             </w:r>
             <w:r>
               <w:rPr>
-                <w:rFonts w:ascii="Calibri" w:eastAsia="Calibri" w:hAnsi="Calibri" w:cs="Calibri"/>
+                <w:rFonts w:ascii="Calibri" w:hAnsi="Calibri" w:eastAsia="Calibri" w:cs="Calibri"/>
               </w:rPr>
               <w:t>normas.</w:t>
             </w:r>
@@ -6349,18 +6400,19 @@
             <w:tcW w:w="2534" w:type="dxa"/>
             <w:gridSpan w:val="2"/>
             <w:shd w:val="clear" w:color="auto" w:fill="FBE5D5"/>
-          </w:tcPr>
-          <w:p>
-            <w:pPr>
-              <w:rPr>
-                <w:rFonts w:ascii="Calibri" w:eastAsia="Calibri" w:hAnsi="Calibri" w:cs="Calibri"/>
-                <w:b/>
-                <w:color w:val="595959"/>
-              </w:rPr>
-            </w:pPr>
-            <w:r>
-              <w:rPr>
-                <w:rFonts w:ascii="Calibri" w:eastAsia="Calibri" w:hAnsi="Calibri" w:cs="Calibri"/>
+            <w:tcMar/>
+          </w:tcPr>
+          <w:p>
+            <w:pPr>
+              <w:rPr>
+                <w:rFonts w:ascii="Calibri" w:hAnsi="Calibri" w:eastAsia="Calibri" w:cs="Calibri"/>
+                <w:b/>
+                <w:color w:val="595959"/>
+              </w:rPr>
+            </w:pPr>
+            <w:r>
+              <w:rPr>
+                <w:rFonts w:ascii="Calibri" w:hAnsi="Calibri" w:eastAsia="Calibri" w:cs="Calibri"/>
                 <w:b/>
                 <w:color w:val="595959"/>
               </w:rPr>
@@ -6372,12 +6424,13 @@
           <w:tcPr>
             <w:tcW w:w="7620" w:type="dxa"/>
             <w:gridSpan w:val="2"/>
-            <w:shd w:val="clear" w:color="auto" w:fill="FFFFFF"/>
-          </w:tcPr>
-          <w:p>
-            <w:pPr>
-              <w:rPr>
-                <w:rFonts w:ascii="Calibri" w:eastAsia="Calibri" w:hAnsi="Calibri" w:cs="Calibri"/>
+            <w:shd w:val="clear" w:color="auto" w:fill="FFFFFF" w:themeFill="background1"/>
+            <w:tcMar/>
+          </w:tcPr>
+          <w:p>
+            <w:pPr>
+              <w:rPr>
+                <w:rFonts w:ascii="Calibri" w:hAnsi="Calibri" w:eastAsia="Calibri" w:cs="Calibri"/>
                 <w:bCs/>
                 <w:color w:val="AEAAAA"/>
                 <w:sz w:val="20"/>
@@ -6386,7 +6439,7 @@
             </w:pPr>
             <w:r>
               <w:rPr>
-                <w:rFonts w:ascii="Calibri" w:eastAsia="Calibri" w:hAnsi="Calibri" w:cs="Calibri"/>
+                <w:rFonts w:ascii="Calibri" w:hAnsi="Calibri" w:eastAsia="Calibri" w:cs="Calibri"/>
               </w:rPr>
               <w:t>Respuesta incorrecta, revise nuevamente el contenido del componente formativo.</w:t>
             </w:r>
@@ -6402,18 +6455,19 @@
             <w:tcW w:w="2534" w:type="dxa"/>
             <w:gridSpan w:val="2"/>
             <w:shd w:val="clear" w:color="auto" w:fill="FBE5D5"/>
-          </w:tcPr>
-          <w:p>
-            <w:pPr>
-              <w:rPr>
-                <w:rFonts w:ascii="Calibri" w:eastAsia="Calibri" w:hAnsi="Calibri" w:cs="Calibri"/>
-                <w:b/>
-                <w:color w:val="595959"/>
-              </w:rPr>
-            </w:pPr>
-            <w:r>
-              <w:rPr>
-                <w:rFonts w:ascii="Calibri" w:eastAsia="Calibri" w:hAnsi="Calibri" w:cs="Calibri"/>
+            <w:tcMar/>
+          </w:tcPr>
+          <w:p>
+            <w:pPr>
+              <w:rPr>
+                <w:rFonts w:ascii="Calibri" w:hAnsi="Calibri" w:eastAsia="Calibri" w:cs="Calibri"/>
+                <w:b/>
+                <w:color w:val="595959"/>
+              </w:rPr>
+            </w:pPr>
+            <w:r>
+              <w:rPr>
+                <w:rFonts w:ascii="Calibri" w:hAnsi="Calibri" w:eastAsia="Calibri" w:cs="Calibri"/>
                 <w:b/>
                 <w:color w:val="595959"/>
               </w:rPr>
@@ -6426,11 +6480,12 @@
             <w:tcW w:w="7620" w:type="dxa"/>
             <w:gridSpan w:val="2"/>
             <w:shd w:val="clear" w:color="auto" w:fill="FBE5D5"/>
-          </w:tcPr>
-          <w:p>
-            <w:pPr>
-              <w:rPr>
-                <w:rFonts w:ascii="Calibri" w:eastAsia="Calibri" w:hAnsi="Calibri" w:cs="Calibri"/>
+            <w:tcMar/>
+          </w:tcPr>
+          <w:p>
+            <w:pPr>
+              <w:rPr>
+                <w:rFonts w:ascii="Calibri" w:hAnsi="Calibri" w:eastAsia="Calibri" w:cs="Calibri"/>
                 <w:b/>
                 <w:sz w:val="20"/>
                 <w:szCs w:val="20"/>
@@ -6438,7 +6493,7 @@
             </w:pPr>
             <w:r>
               <w:rPr>
-                <w:rFonts w:ascii="Calibri" w:eastAsia="Calibri" w:hAnsi="Calibri" w:cs="Calibri"/>
+                <w:rFonts w:ascii="Calibri" w:hAnsi="Calibri" w:eastAsia="Calibri" w:cs="Calibri"/>
                 <w:b/>
                 <w:sz w:val="20"/>
                 <w:szCs w:val="20"/>
@@ -6455,19 +6510,19 @@
         <w:tc>
           <w:tcPr>
             <w:tcW w:w="1267" w:type="dxa"/>
-            <w:shd w:val="clear" w:color="auto" w:fill="auto"/>
-          </w:tcPr>
-          <w:p>
-            <w:pPr>
-              <w:rPr>
-                <w:rFonts w:ascii="Calibri" w:eastAsia="Calibri" w:hAnsi="Calibri" w:cs="Calibri"/>
-                <w:b/>
-                <w:color w:val="595959"/>
-              </w:rPr>
-            </w:pPr>
-            <w:r>
-              <w:rPr>
-                <w:rFonts w:ascii="Calibri" w:eastAsia="Calibri" w:hAnsi="Calibri" w:cs="Calibri"/>
+            <w:tcMar/>
+          </w:tcPr>
+          <w:p>
+            <w:pPr>
+              <w:rPr>
+                <w:rFonts w:ascii="Calibri" w:hAnsi="Calibri" w:eastAsia="Calibri" w:cs="Calibri"/>
+                <w:b/>
+                <w:color w:val="595959"/>
+              </w:rPr>
+            </w:pPr>
+            <w:r>
+              <w:rPr>
+                <w:rFonts w:ascii="Calibri" w:hAnsi="Calibri" w:eastAsia="Calibri" w:cs="Calibri"/>
                 <w:b/>
                 <w:color w:val="595959"/>
               </w:rPr>
@@ -6479,17 +6534,18 @@
           <w:tcPr>
             <w:tcW w:w="6727" w:type="dxa"/>
             <w:gridSpan w:val="2"/>
-            <w:shd w:val="clear" w:color="auto" w:fill="FFFFFF"/>
-          </w:tcPr>
-          <w:p>
-            <w:pPr>
-              <w:rPr>
-                <w:rFonts w:ascii="Calibri" w:eastAsia="Calibri" w:hAnsi="Calibri" w:cs="Calibri"/>
-              </w:rPr>
-            </w:pPr>
-            <w:r>
-              <w:rPr>
-                <w:rFonts w:ascii="Calibri" w:eastAsia="Calibri" w:hAnsi="Calibri" w:cs="Calibri"/>
+            <w:shd w:val="clear" w:color="auto" w:fill="FFFFFF" w:themeFill="background1"/>
+            <w:tcMar/>
+          </w:tcPr>
+          <w:p>
+            <w:pPr>
+              <w:rPr>
+                <w:rFonts w:ascii="Calibri" w:hAnsi="Calibri" w:eastAsia="Calibri" w:cs="Calibri"/>
+              </w:rPr>
+            </w:pPr>
+            <w:r>
+              <w:rPr>
+                <w:rFonts w:ascii="Calibri" w:hAnsi="Calibri" w:eastAsia="Calibri" w:cs="Calibri"/>
               </w:rPr>
               <w:t>Verdadero</w:t>
             </w:r>
@@ -6498,18 +6554,19 @@
         <w:tc>
           <w:tcPr>
             <w:tcW w:w="2160" w:type="dxa"/>
-            <w:shd w:val="clear" w:color="auto" w:fill="FFFFFF"/>
+            <w:shd w:val="clear" w:color="auto" w:fill="FFFFFF" w:themeFill="background1"/>
+            <w:tcMar/>
           </w:tcPr>
           <w:p>
             <w:pPr>
               <w:widowControl w:val="0"/>
               <w:rPr>
-                <w:rFonts w:ascii="Calibri" w:eastAsia="Calibri" w:hAnsi="Calibri" w:cs="Calibri"/>
-              </w:rPr>
-            </w:pPr>
-            <w:r>
-              <w:rPr>
-                <w:rFonts w:ascii="Calibri" w:eastAsia="Calibri" w:hAnsi="Calibri" w:cs="Calibri"/>
+                <w:rFonts w:ascii="Calibri" w:hAnsi="Calibri" w:eastAsia="Calibri" w:cs="Calibri"/>
+              </w:rPr>
+            </w:pPr>
+            <w:r>
+              <w:rPr>
+                <w:rFonts w:ascii="Calibri" w:hAnsi="Calibri" w:eastAsia="Calibri" w:cs="Calibri"/>
               </w:rPr>
               <w:t>X</w:t>
             </w:r>
@@ -6523,18 +6580,19 @@
         <w:tc>
           <w:tcPr>
             <w:tcW w:w="1267" w:type="dxa"/>
-          </w:tcPr>
-          <w:p>
-            <w:pPr>
-              <w:rPr>
-                <w:rFonts w:ascii="Calibri" w:eastAsia="Calibri" w:hAnsi="Calibri" w:cs="Calibri"/>
-                <w:b/>
-                <w:color w:val="595959"/>
-              </w:rPr>
-            </w:pPr>
-            <w:r>
-              <w:rPr>
-                <w:rFonts w:ascii="Calibri" w:eastAsia="Calibri" w:hAnsi="Calibri" w:cs="Calibri"/>
+            <w:tcMar/>
+          </w:tcPr>
+          <w:p>
+            <w:pPr>
+              <w:rPr>
+                <w:rFonts w:ascii="Calibri" w:hAnsi="Calibri" w:eastAsia="Calibri" w:cs="Calibri"/>
+                <w:b/>
+                <w:color w:val="595959"/>
+              </w:rPr>
+            </w:pPr>
+            <w:r>
+              <w:rPr>
+                <w:rFonts w:ascii="Calibri" w:hAnsi="Calibri" w:eastAsia="Calibri" w:cs="Calibri"/>
                 <w:b/>
                 <w:color w:val="595959"/>
               </w:rPr>
@@ -6546,17 +6604,18 @@
           <w:tcPr>
             <w:tcW w:w="6727" w:type="dxa"/>
             <w:gridSpan w:val="2"/>
-            <w:shd w:val="clear" w:color="auto" w:fill="FFFFFF"/>
-          </w:tcPr>
-          <w:p>
-            <w:pPr>
-              <w:rPr>
-                <w:rFonts w:ascii="Calibri" w:eastAsia="Calibri" w:hAnsi="Calibri" w:cs="Calibri"/>
-              </w:rPr>
-            </w:pPr>
-            <w:r>
-              <w:rPr>
-                <w:rFonts w:ascii="Calibri" w:eastAsia="Calibri" w:hAnsi="Calibri" w:cs="Calibri"/>
+            <w:shd w:val="clear" w:color="auto" w:fill="FFFFFF" w:themeFill="background1"/>
+            <w:tcMar/>
+          </w:tcPr>
+          <w:p>
+            <w:pPr>
+              <w:rPr>
+                <w:rFonts w:ascii="Calibri" w:hAnsi="Calibri" w:eastAsia="Calibri" w:cs="Calibri"/>
+              </w:rPr>
+            </w:pPr>
+            <w:r>
+              <w:rPr>
+                <w:rFonts w:ascii="Calibri" w:hAnsi="Calibri" w:eastAsia="Calibri" w:cs="Calibri"/>
               </w:rPr>
               <w:t>Falso</w:t>
             </w:r>
@@ -6565,21 +6624,16 @@
         <w:tc>
           <w:tcPr>
             <w:tcW w:w="2160" w:type="dxa"/>
-            <w:shd w:val="clear" w:color="auto" w:fill="FFFFFF"/>
+            <w:shd w:val="clear" w:color="auto" w:fill="FFFFFF" w:themeFill="background1"/>
+            <w:tcMar/>
           </w:tcPr>
           <w:p>
             <w:pPr>
               <w:widowControl w:val="0"/>
               <w:rPr>
-                <w:rFonts w:ascii="Calibri" w:eastAsia="Calibri" w:hAnsi="Calibri" w:cs="Calibri"/>
-              </w:rPr>
-            </w:pPr>
-            <w:r>
-              <w:rPr>
-                <w:rFonts w:ascii="Calibri" w:eastAsia="Calibri" w:hAnsi="Calibri" w:cs="Calibri"/>
-              </w:rPr>
-              <w:t>X</w:t>
-            </w:r>
+                <w:rFonts w:ascii="Calibri" w:hAnsi="Calibri" w:eastAsia="Calibri" w:cs="Calibri"/>
+              </w:rPr>
+            </w:pPr>
           </w:p>
         </w:tc>
       </w:tr>
@@ -6592,18 +6646,19 @@
             <w:tcW w:w="2534" w:type="dxa"/>
             <w:gridSpan w:val="2"/>
             <w:shd w:val="clear" w:color="auto" w:fill="FBE5D5"/>
-          </w:tcPr>
-          <w:p>
-            <w:pPr>
-              <w:rPr>
-                <w:rFonts w:ascii="Calibri" w:eastAsia="Calibri" w:hAnsi="Calibri" w:cs="Calibri"/>
-                <w:b/>
-                <w:color w:val="595959"/>
-              </w:rPr>
-            </w:pPr>
-            <w:r>
-              <w:rPr>
-                <w:rFonts w:ascii="Calibri" w:eastAsia="Calibri" w:hAnsi="Calibri" w:cs="Calibri"/>
+            <w:tcMar/>
+          </w:tcPr>
+          <w:p>
+            <w:pPr>
+              <w:rPr>
+                <w:rFonts w:ascii="Calibri" w:hAnsi="Calibri" w:eastAsia="Calibri" w:cs="Calibri"/>
+                <w:b/>
+                <w:color w:val="595959"/>
+              </w:rPr>
+            </w:pPr>
+            <w:r>
+              <w:rPr>
+                <w:rFonts w:ascii="Calibri" w:hAnsi="Calibri" w:eastAsia="Calibri" w:cs="Calibri"/>
                 <w:b/>
                 <w:color w:val="595959"/>
               </w:rPr>
@@ -6615,12 +6670,13 @@
           <w:tcPr>
             <w:tcW w:w="7620" w:type="dxa"/>
             <w:gridSpan w:val="2"/>
-            <w:shd w:val="clear" w:color="auto" w:fill="FFFFFF"/>
-          </w:tcPr>
-          <w:p>
-            <w:pPr>
-              <w:rPr>
-                <w:rFonts w:ascii="Calibri" w:eastAsia="Calibri" w:hAnsi="Calibri" w:cs="Calibri"/>
+            <w:shd w:val="clear" w:color="auto" w:fill="FFFFFF" w:themeFill="background1"/>
+            <w:tcMar/>
+          </w:tcPr>
+          <w:p>
+            <w:pPr>
+              <w:rPr>
+                <w:rFonts w:ascii="Calibri" w:hAnsi="Calibri" w:eastAsia="Calibri" w:cs="Calibri"/>
                 <w:bCs/>
                 <w:color w:val="AEAAAA"/>
                 <w:sz w:val="20"/>
@@ -6629,7 +6685,7 @@
             </w:pPr>
             <w:r>
               <w:rPr>
-                <w:rFonts w:ascii="Calibri" w:eastAsia="Calibri" w:hAnsi="Calibri" w:cs="Calibri"/>
+                <w:rFonts w:ascii="Calibri" w:hAnsi="Calibri" w:eastAsia="Calibri" w:cs="Calibri"/>
               </w:rPr>
               <w:t>Excelente trabajo. Tiene un claro entendimiento sobre las</w:t>
             </w:r>
@@ -6638,7 +6694,7 @@
             </w:r>
             <w:r>
               <w:rPr>
-                <w:rFonts w:ascii="Calibri" w:eastAsia="Calibri" w:hAnsi="Calibri" w:cs="Calibri"/>
+                <w:rFonts w:ascii="Calibri" w:hAnsi="Calibri" w:eastAsia="Calibri" w:cs="Calibri"/>
               </w:rPr>
               <w:t>normas.</w:t>
             </w:r>
@@ -6654,18 +6710,19 @@
             <w:tcW w:w="2534" w:type="dxa"/>
             <w:gridSpan w:val="2"/>
             <w:shd w:val="clear" w:color="auto" w:fill="FBE5D5"/>
-          </w:tcPr>
-          <w:p>
-            <w:pPr>
-              <w:rPr>
-                <w:rFonts w:ascii="Calibri" w:eastAsia="Calibri" w:hAnsi="Calibri" w:cs="Calibri"/>
-                <w:b/>
-                <w:color w:val="595959"/>
-              </w:rPr>
-            </w:pPr>
-            <w:r>
-              <w:rPr>
-                <w:rFonts w:ascii="Calibri" w:eastAsia="Calibri" w:hAnsi="Calibri" w:cs="Calibri"/>
+            <w:tcMar/>
+          </w:tcPr>
+          <w:p>
+            <w:pPr>
+              <w:rPr>
+                <w:rFonts w:ascii="Calibri" w:hAnsi="Calibri" w:eastAsia="Calibri" w:cs="Calibri"/>
+                <w:b/>
+                <w:color w:val="595959"/>
+              </w:rPr>
+            </w:pPr>
+            <w:r>
+              <w:rPr>
+                <w:rFonts w:ascii="Calibri" w:hAnsi="Calibri" w:eastAsia="Calibri" w:cs="Calibri"/>
                 <w:b/>
                 <w:color w:val="595959"/>
               </w:rPr>
@@ -6678,12 +6735,13 @@
           <w:tcPr>
             <w:tcW w:w="7620" w:type="dxa"/>
             <w:gridSpan w:val="2"/>
-            <w:shd w:val="clear" w:color="auto" w:fill="FFFFFF"/>
-          </w:tcPr>
-          <w:p>
-            <w:pPr>
-              <w:rPr>
-                <w:rFonts w:ascii="Calibri" w:eastAsia="Calibri" w:hAnsi="Calibri" w:cs="Calibri"/>
+            <w:shd w:val="clear" w:color="auto" w:fill="FFFFFF" w:themeFill="background1"/>
+            <w:tcMar/>
+          </w:tcPr>
+          <w:p>
+            <w:pPr>
+              <w:rPr>
+                <w:rFonts w:ascii="Calibri" w:hAnsi="Calibri" w:eastAsia="Calibri" w:cs="Calibri"/>
                 <w:bCs/>
                 <w:color w:val="AEAAAA"/>
                 <w:sz w:val="20"/>
@@ -6692,7 +6750,7 @@
             </w:pPr>
             <w:r>
               <w:rPr>
-                <w:rFonts w:ascii="Calibri" w:eastAsia="Calibri" w:hAnsi="Calibri" w:cs="Calibri"/>
+                <w:rFonts w:ascii="Calibri" w:hAnsi="Calibri" w:eastAsia="Calibri" w:cs="Calibri"/>
               </w:rPr>
               <w:t>Respuesta incorrecta, revise nuevamente el contenido del componente formativo.</w:t>
             </w:r>
@@ -6708,18 +6766,19 @@
             <w:tcW w:w="2534" w:type="dxa"/>
             <w:gridSpan w:val="2"/>
             <w:shd w:val="clear" w:color="auto" w:fill="FBE5D5"/>
-          </w:tcPr>
-          <w:p>
-            <w:pPr>
-              <w:rPr>
-                <w:rFonts w:ascii="Calibri" w:eastAsia="Calibri" w:hAnsi="Calibri" w:cs="Calibri"/>
-                <w:b/>
-                <w:color w:val="595959"/>
-              </w:rPr>
-            </w:pPr>
-            <w:r>
-              <w:rPr>
-                <w:rFonts w:ascii="Calibri" w:eastAsia="Calibri" w:hAnsi="Calibri" w:cs="Calibri"/>
+            <w:tcMar/>
+          </w:tcPr>
+          <w:p>
+            <w:pPr>
+              <w:rPr>
+                <w:rFonts w:ascii="Calibri" w:hAnsi="Calibri" w:eastAsia="Calibri" w:cs="Calibri"/>
+                <w:b/>
+                <w:color w:val="595959"/>
+              </w:rPr>
+            </w:pPr>
+            <w:r>
+              <w:rPr>
+                <w:rFonts w:ascii="Calibri" w:hAnsi="Calibri" w:eastAsia="Calibri" w:cs="Calibri"/>
                 <w:b/>
                 <w:color w:val="595959"/>
               </w:rPr>
@@ -6732,11 +6791,12 @@
             <w:tcW w:w="7620" w:type="dxa"/>
             <w:gridSpan w:val="2"/>
             <w:shd w:val="clear" w:color="auto" w:fill="FBE5D5"/>
-          </w:tcPr>
-          <w:p>
-            <w:pPr>
-              <w:rPr>
-                <w:rFonts w:ascii="Calibri" w:eastAsia="Calibri" w:hAnsi="Calibri" w:cs="Calibri"/>
+            <w:tcMar/>
+          </w:tcPr>
+          <w:p>
+            <w:pPr>
+              <w:rPr>
+                <w:rFonts w:ascii="Calibri" w:hAnsi="Calibri" w:eastAsia="Calibri" w:cs="Calibri"/>
                 <w:b/>
                 <w:sz w:val="20"/>
                 <w:szCs w:val="20"/>
@@ -6744,7 +6804,7 @@
             </w:pPr>
             <w:r>
               <w:rPr>
-                <w:rFonts w:ascii="Calibri" w:eastAsia="Calibri" w:hAnsi="Calibri" w:cs="Calibri"/>
+                <w:rFonts w:ascii="Calibri" w:hAnsi="Calibri" w:eastAsia="Calibri" w:cs="Calibri"/>
                 <w:b/>
                 <w:sz w:val="20"/>
                 <w:szCs w:val="20"/>
@@ -6761,19 +6821,19 @@
         <w:tc>
           <w:tcPr>
             <w:tcW w:w="1267" w:type="dxa"/>
-            <w:shd w:val="clear" w:color="auto" w:fill="auto"/>
-          </w:tcPr>
-          <w:p>
-            <w:pPr>
-              <w:rPr>
-                <w:rFonts w:ascii="Calibri" w:eastAsia="Calibri" w:hAnsi="Calibri" w:cs="Calibri"/>
-                <w:b/>
-                <w:color w:val="595959"/>
-              </w:rPr>
-            </w:pPr>
-            <w:r>
-              <w:rPr>
-                <w:rFonts w:ascii="Calibri" w:eastAsia="Calibri" w:hAnsi="Calibri" w:cs="Calibri"/>
+            <w:tcMar/>
+          </w:tcPr>
+          <w:p>
+            <w:pPr>
+              <w:rPr>
+                <w:rFonts w:ascii="Calibri" w:hAnsi="Calibri" w:eastAsia="Calibri" w:cs="Calibri"/>
+                <w:b/>
+                <w:color w:val="595959"/>
+              </w:rPr>
+            </w:pPr>
+            <w:r>
+              <w:rPr>
+                <w:rFonts w:ascii="Calibri" w:hAnsi="Calibri" w:eastAsia="Calibri" w:cs="Calibri"/>
                 <w:b/>
                 <w:color w:val="595959"/>
               </w:rPr>
@@ -6785,17 +6845,18 @@
           <w:tcPr>
             <w:tcW w:w="6727" w:type="dxa"/>
             <w:gridSpan w:val="2"/>
-            <w:shd w:val="clear" w:color="auto" w:fill="FFFFFF"/>
-          </w:tcPr>
-          <w:p>
-            <w:pPr>
-              <w:rPr>
-                <w:rFonts w:ascii="Calibri" w:eastAsia="Calibri" w:hAnsi="Calibri" w:cs="Calibri"/>
-              </w:rPr>
-            </w:pPr>
-            <w:r>
-              <w:rPr>
-                <w:rFonts w:ascii="Calibri" w:eastAsia="Calibri" w:hAnsi="Calibri" w:cs="Calibri"/>
+            <w:shd w:val="clear" w:color="auto" w:fill="FFFFFF" w:themeFill="background1"/>
+            <w:tcMar/>
+          </w:tcPr>
+          <w:p>
+            <w:pPr>
+              <w:rPr>
+                <w:rFonts w:ascii="Calibri" w:hAnsi="Calibri" w:eastAsia="Calibri" w:cs="Calibri"/>
+              </w:rPr>
+            </w:pPr>
+            <w:r>
+              <w:rPr>
+                <w:rFonts w:ascii="Calibri" w:hAnsi="Calibri" w:eastAsia="Calibri" w:cs="Calibri"/>
               </w:rPr>
               <w:t>Verdadero</w:t>
             </w:r>
@@ -6804,18 +6865,19 @@
         <w:tc>
           <w:tcPr>
             <w:tcW w:w="2160" w:type="dxa"/>
-            <w:shd w:val="clear" w:color="auto" w:fill="FFFFFF"/>
+            <w:shd w:val="clear" w:color="auto" w:fill="FFFFFF" w:themeFill="background1"/>
+            <w:tcMar/>
           </w:tcPr>
           <w:p>
             <w:pPr>
               <w:widowControl w:val="0"/>
               <w:rPr>
-                <w:rFonts w:ascii="Calibri" w:eastAsia="Calibri" w:hAnsi="Calibri" w:cs="Calibri"/>
-              </w:rPr>
-            </w:pPr>
-            <w:r>
-              <w:rPr>
-                <w:rFonts w:ascii="Calibri" w:eastAsia="Calibri" w:hAnsi="Calibri" w:cs="Calibri"/>
+                <w:rFonts w:ascii="Calibri" w:hAnsi="Calibri" w:eastAsia="Calibri" w:cs="Calibri"/>
+              </w:rPr>
+            </w:pPr>
+            <w:r>
+              <w:rPr>
+                <w:rFonts w:ascii="Calibri" w:hAnsi="Calibri" w:eastAsia="Calibri" w:cs="Calibri"/>
               </w:rPr>
               <w:t>X</w:t>
             </w:r>
@@ -6829,18 +6891,19 @@
         <w:tc>
           <w:tcPr>
             <w:tcW w:w="1267" w:type="dxa"/>
-          </w:tcPr>
-          <w:p>
-            <w:pPr>
-              <w:rPr>
-                <w:rFonts w:ascii="Calibri" w:eastAsia="Calibri" w:hAnsi="Calibri" w:cs="Calibri"/>
-                <w:b/>
-                <w:color w:val="595959"/>
-              </w:rPr>
-            </w:pPr>
-            <w:r>
-              <w:rPr>
-                <w:rFonts w:ascii="Calibri" w:eastAsia="Calibri" w:hAnsi="Calibri" w:cs="Calibri"/>
+            <w:tcMar/>
+          </w:tcPr>
+          <w:p>
+            <w:pPr>
+              <w:rPr>
+                <w:rFonts w:ascii="Calibri" w:hAnsi="Calibri" w:eastAsia="Calibri" w:cs="Calibri"/>
+                <w:b/>
+                <w:color w:val="595959"/>
+              </w:rPr>
+            </w:pPr>
+            <w:r>
+              <w:rPr>
+                <w:rFonts w:ascii="Calibri" w:hAnsi="Calibri" w:eastAsia="Calibri" w:cs="Calibri"/>
                 <w:b/>
                 <w:color w:val="595959"/>
               </w:rPr>
@@ -6852,17 +6915,18 @@
           <w:tcPr>
             <w:tcW w:w="6727" w:type="dxa"/>
             <w:gridSpan w:val="2"/>
-            <w:shd w:val="clear" w:color="auto" w:fill="FFFFFF"/>
-          </w:tcPr>
-          <w:p>
-            <w:pPr>
-              <w:rPr>
-                <w:rFonts w:ascii="Calibri" w:eastAsia="Calibri" w:hAnsi="Calibri" w:cs="Calibri"/>
-              </w:rPr>
-            </w:pPr>
-            <w:r>
-              <w:rPr>
-                <w:rFonts w:ascii="Calibri" w:eastAsia="Calibri" w:hAnsi="Calibri" w:cs="Calibri"/>
+            <w:shd w:val="clear" w:color="auto" w:fill="FFFFFF" w:themeFill="background1"/>
+            <w:tcMar/>
+          </w:tcPr>
+          <w:p>
+            <w:pPr>
+              <w:rPr>
+                <w:rFonts w:ascii="Calibri" w:hAnsi="Calibri" w:eastAsia="Calibri" w:cs="Calibri"/>
+              </w:rPr>
+            </w:pPr>
+            <w:r>
+              <w:rPr>
+                <w:rFonts w:ascii="Calibri" w:hAnsi="Calibri" w:eastAsia="Calibri" w:cs="Calibri"/>
               </w:rPr>
               <w:t>Falso</w:t>
             </w:r>
@@ -6871,13 +6935,14 @@
         <w:tc>
           <w:tcPr>
             <w:tcW w:w="2160" w:type="dxa"/>
-            <w:shd w:val="clear" w:color="auto" w:fill="FFFFFF"/>
+            <w:shd w:val="clear" w:color="auto" w:fill="FFFFFF" w:themeFill="background1"/>
+            <w:tcMar/>
           </w:tcPr>
           <w:p>
             <w:pPr>
               <w:widowControl w:val="0"/>
               <w:rPr>
-                <w:rFonts w:ascii="Calibri" w:eastAsia="Calibri" w:hAnsi="Calibri" w:cs="Calibri"/>
+                <w:rFonts w:ascii="Calibri" w:hAnsi="Calibri" w:eastAsia="Calibri" w:cs="Calibri"/>
               </w:rPr>
             </w:pPr>
           </w:p>
@@ -6892,18 +6957,19 @@
             <w:tcW w:w="2534" w:type="dxa"/>
             <w:gridSpan w:val="2"/>
             <w:shd w:val="clear" w:color="auto" w:fill="FBE5D5"/>
-          </w:tcPr>
-          <w:p>
-            <w:pPr>
-              <w:rPr>
-                <w:rFonts w:ascii="Calibri" w:eastAsia="Calibri" w:hAnsi="Calibri" w:cs="Calibri"/>
-                <w:b/>
-                <w:color w:val="595959"/>
-              </w:rPr>
-            </w:pPr>
-            <w:r>
-              <w:rPr>
-                <w:rFonts w:ascii="Calibri" w:eastAsia="Calibri" w:hAnsi="Calibri" w:cs="Calibri"/>
+            <w:tcMar/>
+          </w:tcPr>
+          <w:p>
+            <w:pPr>
+              <w:rPr>
+                <w:rFonts w:ascii="Calibri" w:hAnsi="Calibri" w:eastAsia="Calibri" w:cs="Calibri"/>
+                <w:b/>
+                <w:color w:val="595959"/>
+              </w:rPr>
+            </w:pPr>
+            <w:r>
+              <w:rPr>
+                <w:rFonts w:ascii="Calibri" w:hAnsi="Calibri" w:eastAsia="Calibri" w:cs="Calibri"/>
                 <w:b/>
                 <w:color w:val="595959"/>
               </w:rPr>
@@ -6915,12 +6981,13 @@
           <w:tcPr>
             <w:tcW w:w="7620" w:type="dxa"/>
             <w:gridSpan w:val="2"/>
-            <w:shd w:val="clear" w:color="auto" w:fill="FFFFFF"/>
-          </w:tcPr>
-          <w:p>
-            <w:pPr>
-              <w:rPr>
-                <w:rFonts w:ascii="Calibri" w:eastAsia="Calibri" w:hAnsi="Calibri" w:cs="Calibri"/>
+            <w:shd w:val="clear" w:color="auto" w:fill="FFFFFF" w:themeFill="background1"/>
+            <w:tcMar/>
+          </w:tcPr>
+          <w:p>
+            <w:pPr>
+              <w:rPr>
+                <w:rFonts w:ascii="Calibri" w:hAnsi="Calibri" w:eastAsia="Calibri" w:cs="Calibri"/>
                 <w:bCs/>
                 <w:color w:val="AEAAAA"/>
                 <w:sz w:val="20"/>
@@ -6929,7 +6996,7 @@
             </w:pPr>
             <w:r>
               <w:rPr>
-                <w:rFonts w:ascii="Calibri" w:eastAsia="Calibri" w:hAnsi="Calibri" w:cs="Calibri"/>
+                <w:rFonts w:ascii="Calibri" w:hAnsi="Calibri" w:eastAsia="Calibri" w:cs="Calibri"/>
               </w:rPr>
               <w:t>Excelente trabajo. Tiene un claro entendimiento sobre las</w:t>
             </w:r>
@@ -6938,7 +7005,7 @@
             </w:r>
             <w:r>
               <w:rPr>
-                <w:rFonts w:ascii="Calibri" w:eastAsia="Calibri" w:hAnsi="Calibri" w:cs="Calibri"/>
+                <w:rFonts w:ascii="Calibri" w:hAnsi="Calibri" w:eastAsia="Calibri" w:cs="Calibri"/>
               </w:rPr>
               <w:t>normas.</w:t>
             </w:r>
@@ -6954,18 +7021,19 @@
             <w:tcW w:w="2534" w:type="dxa"/>
             <w:gridSpan w:val="2"/>
             <w:shd w:val="clear" w:color="auto" w:fill="FBE5D5"/>
-          </w:tcPr>
-          <w:p>
-            <w:pPr>
-              <w:rPr>
-                <w:rFonts w:ascii="Calibri" w:eastAsia="Calibri" w:hAnsi="Calibri" w:cs="Calibri"/>
-                <w:b/>
-                <w:color w:val="595959"/>
-              </w:rPr>
-            </w:pPr>
-            <w:r>
-              <w:rPr>
-                <w:rFonts w:ascii="Calibri" w:eastAsia="Calibri" w:hAnsi="Calibri" w:cs="Calibri"/>
+            <w:tcMar/>
+          </w:tcPr>
+          <w:p>
+            <w:pPr>
+              <w:rPr>
+                <w:rFonts w:ascii="Calibri" w:hAnsi="Calibri" w:eastAsia="Calibri" w:cs="Calibri"/>
+                <w:b/>
+                <w:color w:val="595959"/>
+              </w:rPr>
+            </w:pPr>
+            <w:r>
+              <w:rPr>
+                <w:rFonts w:ascii="Calibri" w:hAnsi="Calibri" w:eastAsia="Calibri" w:cs="Calibri"/>
                 <w:b/>
                 <w:color w:val="595959"/>
               </w:rPr>
@@ -6977,12 +7045,13 @@
           <w:tcPr>
             <w:tcW w:w="7620" w:type="dxa"/>
             <w:gridSpan w:val="2"/>
-            <w:shd w:val="clear" w:color="auto" w:fill="FFFFFF"/>
-          </w:tcPr>
-          <w:p>
-            <w:pPr>
-              <w:rPr>
-                <w:rFonts w:ascii="Calibri" w:eastAsia="Calibri" w:hAnsi="Calibri" w:cs="Calibri"/>
+            <w:shd w:val="clear" w:color="auto" w:fill="FFFFFF" w:themeFill="background1"/>
+            <w:tcMar/>
+          </w:tcPr>
+          <w:p>
+            <w:pPr>
+              <w:rPr>
+                <w:rFonts w:ascii="Calibri" w:hAnsi="Calibri" w:eastAsia="Calibri" w:cs="Calibri"/>
                 <w:bCs/>
                 <w:color w:val="AEAAAA"/>
                 <w:sz w:val="20"/>
@@ -6991,7 +7060,7 @@
             </w:pPr>
             <w:r>
               <w:rPr>
-                <w:rFonts w:ascii="Calibri" w:eastAsia="Calibri" w:hAnsi="Calibri" w:cs="Calibri"/>
+                <w:rFonts w:ascii="Calibri" w:hAnsi="Calibri" w:eastAsia="Calibri" w:cs="Calibri"/>
               </w:rPr>
               <w:t>Respuesta incorrecta, revise nuevamente el contenido del componente formativo.</w:t>
             </w:r>
@@ -7005,12 +7074,12 @@
         <w:tblW w:w="10154" w:type="dxa"/>
         <w:tblInd w:w="-680" w:type="dxa"/>
         <w:tblBorders>
-          <w:top w:val="single" w:sz="4" w:space="0" w:color="F4B083"/>
-          <w:left w:val="single" w:sz="4" w:space="0" w:color="F4B083"/>
-          <w:bottom w:val="single" w:sz="4" w:space="0" w:color="F4B083"/>
-          <w:right w:val="single" w:sz="4" w:space="0" w:color="F4B083"/>
-          <w:insideH w:val="single" w:sz="4" w:space="0" w:color="F4B083"/>
-          <w:insideV w:val="single" w:sz="4" w:space="0" w:color="F4B083"/>
+          <w:top w:val="single" w:color="F4B083" w:sz="4" w:space="0"/>
+          <w:left w:val="single" w:color="F4B083" w:sz="4" w:space="0"/>
+          <w:bottom w:val="single" w:color="F4B083" w:sz="4" w:space="0"/>
+          <w:right w:val="single" w:color="F4B083" w:sz="4" w:space="0"/>
+          <w:insideH w:val="single" w:color="F4B083" w:sz="4" w:space="0"/>
+          <w:insideV w:val="single" w:color="F4B083" w:sz="4" w:space="0"/>
         </w:tblBorders>
         <w:tblLayout w:type="fixed"/>
         <w:tblLook w:val="04A0" w:firstRow="1" w:lastRow="0" w:firstColumn="1" w:lastColumn="0" w:noHBand="0" w:noVBand="1"/>
@@ -7030,19 +7099,20 @@
             <w:tcW w:w="10154" w:type="dxa"/>
             <w:gridSpan w:val="2"/>
             <w:shd w:val="clear" w:color="auto" w:fill="FFD966"/>
+            <w:tcMar/>
           </w:tcPr>
           <w:p>
             <w:pPr>
               <w:widowControl w:val="0"/>
               <w:jc w:val="center"/>
               <w:rPr>
-                <w:rFonts w:ascii="Calibri" w:eastAsia="Calibri" w:hAnsi="Calibri" w:cs="Calibri"/>
-                <w:color w:val="595959"/>
-              </w:rPr>
-            </w:pPr>
-            <w:r>
-              <w:rPr>
-                <w:rFonts w:ascii="Calibri" w:eastAsia="Calibri" w:hAnsi="Calibri" w:cs="Calibri"/>
+                <w:rFonts w:ascii="Calibri" w:hAnsi="Calibri" w:eastAsia="Calibri" w:cs="Calibri"/>
+                <w:color w:val="595959"/>
+              </w:rPr>
+            </w:pPr>
+            <w:r>
+              <w:rPr>
+                <w:rFonts w:ascii="Calibri" w:hAnsi="Calibri" w:eastAsia="Calibri" w:cs="Calibri"/>
                 <w:color w:val="595959"/>
               </w:rPr>
               <w:t>MENSAJE FINAL ACTIVIDAD</w:t>
@@ -7059,18 +7129,19 @@
           <w:tcPr>
             <w:cnfStyle w:val="001000000000" w:firstRow="0" w:lastRow="0" w:firstColumn="1" w:lastColumn="0" w:oddVBand="0" w:evenVBand="0" w:oddHBand="0" w:evenHBand="0" w:firstRowFirstColumn="0" w:firstRowLastColumn="0" w:lastRowFirstColumn="0" w:lastRowLastColumn="0"/>
             <w:tcW w:w="2534" w:type="dxa"/>
+            <w:tcMar/>
           </w:tcPr>
           <w:p>
             <w:pPr>
               <w:widowControl w:val="0"/>
               <w:rPr>
-                <w:rFonts w:ascii="Calibri" w:eastAsia="Calibri" w:hAnsi="Calibri" w:cs="Calibri"/>
-                <w:color w:val="595959"/>
-              </w:rPr>
-            </w:pPr>
-            <w:r>
-              <w:rPr>
-                <w:rFonts w:ascii="Calibri" w:eastAsia="Calibri" w:hAnsi="Calibri" w:cs="Calibri"/>
+                <w:rFonts w:ascii="Calibri" w:hAnsi="Calibri" w:eastAsia="Calibri" w:cs="Calibri"/>
+                <w:color w:val="595959"/>
+              </w:rPr>
+            </w:pPr>
+            <w:r>
+              <w:rPr>
+                <w:rFonts w:ascii="Calibri" w:hAnsi="Calibri" w:eastAsia="Calibri" w:cs="Calibri"/>
                 <w:color w:val="595959"/>
               </w:rPr>
               <w:t>Mensaje cuando supera el 70 % de respuestas correctas</w:t>
@@ -7079,25 +7150,38 @@
         </w:tc>
         <w:tc>
           <w:tcPr>
+            <w:cnfStyle w:val="000000000000" w:firstRow="0" w:lastRow="0" w:firstColumn="0" w:lastColumn="0" w:oddVBand="0" w:evenVBand="0" w:oddHBand="0" w:evenHBand="0" w:firstRowFirstColumn="0" w:firstRowLastColumn="0" w:lastRowFirstColumn="0" w:lastRowLastColumn="0"/>
             <w:tcW w:w="7620" w:type="dxa"/>
             <w:shd w:val="clear" w:color="auto" w:fill="auto"/>
+            <w:tcMar/>
           </w:tcPr>
           <w:p>
             <w:pPr>
               <w:cnfStyle w:val="000000100000" w:firstRow="0" w:lastRow="0" w:firstColumn="0" w:lastColumn="0" w:oddVBand="0" w:evenVBand="0" w:oddHBand="1" w:evenHBand="0" w:firstRowFirstColumn="0" w:firstRowLastColumn="0" w:lastRowFirstColumn="0" w:lastRowLastColumn="0"/>
               <w:rPr>
-                <w:rFonts w:ascii="Calibri" w:eastAsia="Calibri" w:hAnsi="Calibri" w:cs="Calibri"/>
-                <w:i/>
-                <w:color w:val="auto"/>
-              </w:rPr>
-            </w:pPr>
-            <w:r>
-              <w:rPr>
-                <w:rFonts w:ascii="Calibri" w:eastAsia="Calibri" w:hAnsi="Calibri" w:cs="Calibri"/>
-                <w:i/>
-                <w:color w:val="auto"/>
-              </w:rPr>
-              <w:t>¡Excelente! Lo felicito, ha superado la actividad y demuestra sólidos conocimientos sobre el componente formativo.</w:t>
+                <w:rFonts w:ascii="Calibri" w:hAnsi="Calibri" w:eastAsia="Calibri" w:cs="Calibri"/>
+                <w:i w:val="1"/>
+                <w:iCs w:val="1"/>
+                <w:color w:val="auto"/>
+              </w:rPr>
+            </w:pPr>
+            <w:r>
+              <w:rPr>
+                <w:rFonts w:ascii="Calibri" w:hAnsi="Calibri" w:eastAsia="Calibri" w:cs="Calibri"/>
+                <w:i w:val="1"/>
+                <w:iCs w:val="1"/>
+                <w:color w:val="auto"/>
+              </w:rPr>
+              <w:t>¡Excelente!</w:t>
+            </w:r>
+            <w:r>
+              <w:rPr>
+                <w:rFonts w:ascii="Calibri" w:hAnsi="Calibri" w:eastAsia="Calibri" w:cs="Calibri"/>
+                <w:i w:val="1"/>
+                <w:iCs w:val="1"/>
+                <w:color w:val="auto"/>
+              </w:rPr>
+              <w:t>, ha superado la actividad y demuestra sólidos conocimientos sobre el componente formativo.</w:t>
             </w:r>
           </w:p>
         </w:tc>
@@ -7110,18 +7194,19 @@
           <w:tcPr>
             <w:cnfStyle w:val="001000000000" w:firstRow="0" w:lastRow="0" w:firstColumn="1" w:lastColumn="0" w:oddVBand="0" w:evenVBand="0" w:oddHBand="0" w:evenHBand="0" w:firstRowFirstColumn="0" w:firstRowLastColumn="0" w:lastRowFirstColumn="0" w:lastRowLastColumn="0"/>
             <w:tcW w:w="2534" w:type="dxa"/>
+            <w:tcMar/>
           </w:tcPr>
           <w:p>
             <w:pPr>
               <w:widowControl w:val="0"/>
               <w:rPr>
-                <w:rFonts w:ascii="Calibri" w:eastAsia="Calibri" w:hAnsi="Calibri" w:cs="Calibri"/>
-                <w:color w:val="595959"/>
-              </w:rPr>
-            </w:pPr>
-            <w:r>
-              <w:rPr>
-                <w:rFonts w:ascii="Calibri" w:eastAsia="Calibri" w:hAnsi="Calibri" w:cs="Calibri"/>
+                <w:rFonts w:ascii="Calibri" w:hAnsi="Calibri" w:eastAsia="Calibri" w:cs="Calibri"/>
+                <w:color w:val="595959"/>
+              </w:rPr>
+            </w:pPr>
+            <w:r>
+              <w:rPr>
+                <w:rFonts w:ascii="Calibri" w:hAnsi="Calibri" w:eastAsia="Calibri" w:cs="Calibri"/>
                 <w:color w:val="595959"/>
               </w:rPr>
               <w:t>Mensaje cuando el porcentaje de respuestas correctas es inferior al 70 %</w:t>
@@ -7130,21 +7215,22 @@
         </w:tc>
         <w:tc>
           <w:tcPr>
+            <w:cnfStyle w:val="000000000000" w:firstRow="0" w:lastRow="0" w:firstColumn="0" w:lastColumn="0" w:oddVBand="0" w:evenVBand="0" w:oddHBand="0" w:evenHBand="0" w:firstRowFirstColumn="0" w:firstRowLastColumn="0" w:lastRowFirstColumn="0" w:lastRowLastColumn="0"/>
             <w:tcW w:w="7620" w:type="dxa"/>
-            <w:shd w:val="clear" w:color="auto" w:fill="auto"/>
+            <w:tcMar/>
           </w:tcPr>
           <w:p>
             <w:pPr>
               <w:cnfStyle w:val="000000000000" w:firstRow="0" w:lastRow="0" w:firstColumn="0" w:lastColumn="0" w:oddVBand="0" w:evenVBand="0" w:oddHBand="0" w:evenHBand="0" w:firstRowFirstColumn="0" w:firstRowLastColumn="0" w:lastRowFirstColumn="0" w:lastRowLastColumn="0"/>
               <w:rPr>
-                <w:rFonts w:ascii="Calibri" w:eastAsia="Calibri" w:hAnsi="Calibri" w:cs="Calibri"/>
+                <w:rFonts w:ascii="Calibri" w:hAnsi="Calibri" w:eastAsia="Calibri" w:cs="Calibri"/>
                 <w:i/>
                 <w:color w:val="auto"/>
               </w:rPr>
             </w:pPr>
             <w:r>
               <w:rPr>
-                <w:rFonts w:ascii="Calibri" w:eastAsia="Calibri" w:hAnsi="Calibri" w:cs="Calibri"/>
+                <w:rFonts w:ascii="Calibri" w:hAnsi="Calibri" w:eastAsia="Calibri" w:cs="Calibri"/>
                 <w:i/>
                 <w:color w:val="auto"/>
               </w:rPr>
@@ -7166,12 +7252,12 @@
         <w:jc w:val="center"/>
         <w:tblInd w:w="0" w:type="dxa"/>
         <w:tblBorders>
-          <w:top w:val="single" w:sz="8" w:space="0" w:color="000000"/>
-          <w:left w:val="single" w:sz="8" w:space="0" w:color="000000"/>
-          <w:bottom w:val="single" w:sz="8" w:space="0" w:color="000000"/>
-          <w:right w:val="single" w:sz="8" w:space="0" w:color="000000"/>
-          <w:insideH w:val="single" w:sz="8" w:space="0" w:color="000000"/>
-          <w:insideV w:val="single" w:sz="8" w:space="0" w:color="000000"/>
+          <w:top w:val="single" w:color="000000" w:sz="8" w:space="0"/>
+          <w:left w:val="single" w:color="000000" w:sz="8" w:space="0"/>
+          <w:bottom w:val="single" w:color="000000" w:sz="8" w:space="0"/>
+          <w:right w:val="single" w:color="000000" w:sz="8" w:space="0"/>
+          <w:insideH w:val="single" w:color="000000" w:sz="8" w:space="0"/>
+          <w:insideV w:val="single" w:color="000000" w:sz="8" w:space="0"/>
         </w:tblBorders>
         <w:tblLayout w:type="fixed"/>
         <w:tblLook w:val="0600" w:firstRow="0" w:lastRow="0" w:firstColumn="0" w:lastColumn="0" w:noHBand="1" w:noVBand="1"/>
@@ -7191,10 +7277,10 @@
             <w:tcW w:w="9975" w:type="dxa"/>
             <w:gridSpan w:val="3"/>
             <w:tcBorders>
-              <w:top w:val="single" w:sz="8" w:space="0" w:color="F4B083"/>
-              <w:left w:val="single" w:sz="8" w:space="0" w:color="F4B083"/>
-              <w:bottom w:val="single" w:sz="8" w:space="0" w:color="F4B083"/>
-              <w:right w:val="single" w:sz="8" w:space="0" w:color="F4B083"/>
+              <w:top w:val="single" w:color="F4B083" w:sz="8" w:space="0"/>
+              <w:left w:val="single" w:color="F4B083" w:sz="8" w:space="0"/>
+              <w:bottom w:val="single" w:color="F4B083" w:sz="8" w:space="0"/>
+              <w:right w:val="single" w:color="F4B083" w:sz="8" w:space="0"/>
             </w:tcBorders>
             <w:shd w:val="clear" w:color="auto" w:fill="FFE599"/>
             <w:tcMar>
@@ -7210,7 +7296,7 @@
               <w:spacing w:line="240" w:lineRule="auto"/>
               <w:jc w:val="center"/>
               <w:rPr>
-                <w:rFonts w:ascii="Calibri" w:eastAsia="Calibri" w:hAnsi="Calibri" w:cs="Calibri"/>
+                <w:rFonts w:ascii="Calibri" w:hAnsi="Calibri" w:eastAsia="Calibri" w:cs="Calibri"/>
                 <w:b/>
                 <w:color w:val="595959"/>
                 <w:sz w:val="20"/>
@@ -7219,7 +7305,7 @@
             </w:pPr>
             <w:r>
               <w:rPr>
-                <w:rFonts w:ascii="Calibri" w:eastAsia="Calibri" w:hAnsi="Calibri" w:cs="Calibri"/>
+                <w:rFonts w:ascii="Calibri" w:hAnsi="Calibri" w:eastAsia="Calibri" w:cs="Calibri"/>
                 <w:b/>
                 <w:color w:val="595959"/>
                 <w:sz w:val="20"/>
@@ -7239,284 +7325,10 @@
           <w:tcPr>
             <w:tcW w:w="3465" w:type="dxa"/>
             <w:tcBorders>
-              <w:top w:val="single" w:sz="8" w:space="0" w:color="F4B083"/>
-              <w:left w:val="single" w:sz="8" w:space="0" w:color="F4B083"/>
-              <w:bottom w:val="single" w:sz="8" w:space="0" w:color="F4B083"/>
-              <w:right w:val="single" w:sz="8" w:space="0" w:color="F4B083"/>
-            </w:tcBorders>
-            <w:shd w:val="clear" w:color="auto" w:fill="auto"/>
-            <w:tcMar>
-              <w:top w:w="100" w:type="dxa"/>
-              <w:left w:w="100" w:type="dxa"/>
-              <w:bottom w:w="100" w:type="dxa"/>
-              <w:right w:w="100" w:type="dxa"/>
-            </w:tcMar>
-          </w:tcPr>
-          <w:p>
-            <w:pPr>
-              <w:widowControl w:val="0"/>
-              <w:spacing w:line="240" w:lineRule="auto"/>
-              <w:rPr>
-                <w:rFonts w:ascii="Calibri" w:eastAsia="Calibri" w:hAnsi="Calibri" w:cs="Calibri"/>
-                <w:b/>
-                <w:color w:val="595959"/>
-              </w:rPr>
-            </w:pPr>
-          </w:p>
-        </w:tc>
-        <w:tc>
-          <w:tcPr>
-            <w:tcW w:w="3090" w:type="dxa"/>
-            <w:tcBorders>
-              <w:top w:val="single" w:sz="8" w:space="0" w:color="F4B083"/>
-              <w:left w:val="single" w:sz="8" w:space="0" w:color="F4B083"/>
-              <w:bottom w:val="single" w:sz="8" w:space="0" w:color="F4B083"/>
-              <w:right w:val="single" w:sz="8" w:space="0" w:color="F4B083"/>
-            </w:tcBorders>
-            <w:shd w:val="clear" w:color="auto" w:fill="auto"/>
-            <w:tcMar>
-              <w:top w:w="100" w:type="dxa"/>
-              <w:left w:w="100" w:type="dxa"/>
-              <w:bottom w:w="100" w:type="dxa"/>
-              <w:right w:w="100" w:type="dxa"/>
-            </w:tcMar>
-          </w:tcPr>
-          <w:p>
-            <w:pPr>
-              <w:widowControl w:val="0"/>
-              <w:spacing w:line="240" w:lineRule="auto"/>
-              <w:rPr>
-                <w:rFonts w:ascii="Calibri" w:eastAsia="Calibri" w:hAnsi="Calibri" w:cs="Calibri"/>
-                <w:b/>
-                <w:color w:val="595959"/>
-              </w:rPr>
-            </w:pPr>
-            <w:r>
-              <w:rPr>
-                <w:rFonts w:ascii="Calibri" w:eastAsia="Calibri" w:hAnsi="Calibri" w:cs="Calibri"/>
-                <w:b/>
-                <w:color w:val="595959"/>
-              </w:rPr>
-              <w:t>Responsable</w:t>
-            </w:r>
-          </w:p>
-        </w:tc>
-        <w:tc>
-          <w:tcPr>
-            <w:tcW w:w="3420" w:type="dxa"/>
-            <w:tcBorders>
-              <w:top w:val="single" w:sz="8" w:space="0" w:color="F4B083"/>
-              <w:left w:val="single" w:sz="8" w:space="0" w:color="F4B083"/>
-              <w:bottom w:val="single" w:sz="8" w:space="0" w:color="F4B083"/>
-              <w:right w:val="single" w:sz="8" w:space="0" w:color="F4B083"/>
-            </w:tcBorders>
-            <w:shd w:val="clear" w:color="auto" w:fill="auto"/>
-            <w:tcMar>
-              <w:top w:w="100" w:type="dxa"/>
-              <w:left w:w="100" w:type="dxa"/>
-              <w:bottom w:w="100" w:type="dxa"/>
-              <w:right w:w="100" w:type="dxa"/>
-            </w:tcMar>
-          </w:tcPr>
-          <w:p>
-            <w:pPr>
-              <w:widowControl w:val="0"/>
-              <w:spacing w:line="240" w:lineRule="auto"/>
-              <w:rPr>
-                <w:rFonts w:ascii="Calibri" w:eastAsia="Calibri" w:hAnsi="Calibri" w:cs="Calibri"/>
-                <w:b/>
-                <w:color w:val="595959"/>
-              </w:rPr>
-            </w:pPr>
-            <w:r>
-              <w:rPr>
-                <w:rFonts w:ascii="Calibri" w:eastAsia="Calibri" w:hAnsi="Calibri" w:cs="Calibri"/>
-                <w:b/>
-                <w:color w:val="595959"/>
-              </w:rPr>
-              <w:t>Fecha</w:t>
-            </w:r>
-          </w:p>
-        </w:tc>
-      </w:tr>
-      <w:tr>
-        <w:trPr>
-          <w:trHeight w:val="492"/>
-          <w:jc w:val="center"/>
-        </w:trPr>
-        <w:tc>
-          <w:tcPr>
-            <w:tcW w:w="3465" w:type="dxa"/>
-            <w:tcBorders>
-              <w:top w:val="single" w:sz="8" w:space="0" w:color="F4B083"/>
-              <w:left w:val="single" w:sz="8" w:space="0" w:color="F4B083"/>
-              <w:bottom w:val="single" w:sz="8" w:space="0" w:color="F4B083"/>
-              <w:right w:val="single" w:sz="8" w:space="0" w:color="F4B083"/>
-            </w:tcBorders>
-            <w:shd w:val="clear" w:color="auto" w:fill="auto"/>
-            <w:tcMar>
-              <w:top w:w="100" w:type="dxa"/>
-              <w:left w:w="100" w:type="dxa"/>
-              <w:bottom w:w="100" w:type="dxa"/>
-              <w:right w:w="100" w:type="dxa"/>
-            </w:tcMar>
-          </w:tcPr>
-          <w:p>
-            <w:pPr>
-              <w:widowControl w:val="0"/>
-              <w:spacing w:line="240" w:lineRule="auto"/>
-              <w:jc w:val="center"/>
-              <w:rPr>
-                <w:rFonts w:ascii="Calibri" w:eastAsia="Calibri" w:hAnsi="Calibri" w:cs="Calibri"/>
-                <w:b/>
-                <w:color w:val="595959"/>
-              </w:rPr>
-            </w:pPr>
-            <w:r>
-              <w:rPr>
-                <w:rFonts w:ascii="Calibri" w:eastAsia="Calibri" w:hAnsi="Calibri" w:cs="Calibri"/>
-                <w:b/>
-                <w:color w:val="595959"/>
-              </w:rPr>
-              <w:t>Elaboración Experto temático</w:t>
-            </w:r>
-          </w:p>
-        </w:tc>
-        <w:tc>
-          <w:tcPr>
-            <w:tcW w:w="3090" w:type="dxa"/>
-            <w:tcBorders>
-              <w:top w:val="single" w:sz="8" w:space="0" w:color="F4B083"/>
-              <w:left w:val="single" w:sz="8" w:space="0" w:color="F4B083"/>
-              <w:bottom w:val="single" w:sz="8" w:space="0" w:color="F4B083"/>
-              <w:right w:val="single" w:sz="8" w:space="0" w:color="F4B083"/>
-            </w:tcBorders>
-            <w:shd w:val="clear" w:color="auto" w:fill="auto"/>
-            <w:tcMar>
-              <w:top w:w="100" w:type="dxa"/>
-              <w:left w:w="100" w:type="dxa"/>
-              <w:bottom w:w="100" w:type="dxa"/>
-              <w:right w:w="100" w:type="dxa"/>
-            </w:tcMar>
-          </w:tcPr>
-          <w:p>
-            <w:pPr>
-              <w:widowControl w:val="0"/>
-              <w:spacing w:line="240" w:lineRule="auto"/>
-              <w:jc w:val="center"/>
-              <w:rPr>
-                <w:rFonts w:ascii="Calibri" w:eastAsia="Calibri" w:hAnsi="Calibri" w:cs="Calibri"/>
-                <w:b/>
-                <w:color w:val="595959"/>
-              </w:rPr>
-            </w:pPr>
-            <w:r>
-              <w:rPr>
-                <w:rFonts w:ascii="Calibri" w:eastAsia="Calibri" w:hAnsi="Calibri" w:cs="Calibri"/>
-                <w:b/>
-                <w:color w:val="595959"/>
-              </w:rPr>
-              <w:t>Mario Alfonso Morales Cabrera</w:t>
-            </w:r>
-          </w:p>
-        </w:tc>
-        <w:tc>
-          <w:tcPr>
-            <w:tcW w:w="3420" w:type="dxa"/>
-            <w:tcBorders>
-              <w:top w:val="single" w:sz="8" w:space="0" w:color="F4B083"/>
-              <w:left w:val="single" w:sz="8" w:space="0" w:color="F4B083"/>
-              <w:bottom w:val="single" w:sz="8" w:space="0" w:color="F4B083"/>
-              <w:right w:val="single" w:sz="8" w:space="0" w:color="F4B083"/>
-            </w:tcBorders>
-            <w:shd w:val="clear" w:color="auto" w:fill="auto"/>
-            <w:tcMar>
-              <w:top w:w="100" w:type="dxa"/>
-              <w:left w:w="100" w:type="dxa"/>
-              <w:bottom w:w="100" w:type="dxa"/>
-              <w:right w:w="100" w:type="dxa"/>
-            </w:tcMar>
-          </w:tcPr>
-          <w:p>
-            <w:pPr>
-              <w:widowControl w:val="0"/>
-              <w:spacing w:line="240" w:lineRule="auto"/>
-              <w:jc w:val="center"/>
-              <w:rPr>
-                <w:rFonts w:ascii="Calibri" w:eastAsia="Calibri" w:hAnsi="Calibri" w:cs="Calibri"/>
-                <w:b/>
-                <w:color w:val="595959"/>
-              </w:rPr>
-            </w:pPr>
-            <w:r>
-              <w:rPr>
-                <w:rFonts w:ascii="Calibri" w:eastAsia="Calibri" w:hAnsi="Calibri" w:cs="Calibri"/>
-                <w:b/>
-                <w:color w:val="595959"/>
-              </w:rPr>
-              <w:t xml:space="preserve">Marzo </w:t>
-            </w:r>
-            <w:r>
-              <w:rPr>
-                <w:rFonts w:ascii="Calibri" w:eastAsia="Calibri" w:hAnsi="Calibri" w:cs="Calibri"/>
-                <w:b/>
-                <w:color w:val="595959"/>
-              </w:rPr>
-              <w:t>de 2026</w:t>
-            </w:r>
-          </w:p>
-        </w:tc>
-      </w:tr>
-      <w:tr>
-        <w:trPr>
-          <w:trHeight w:val="492"/>
-          <w:jc w:val="center"/>
-        </w:trPr>
-        <w:tc>
-          <w:tcPr>
-            <w:tcW w:w="3465" w:type="dxa"/>
-            <w:tcBorders>
-              <w:top w:val="single" w:sz="8" w:space="0" w:color="F4B083"/>
-              <w:left w:val="single" w:sz="8" w:space="0" w:color="F4B083"/>
-              <w:bottom w:val="single" w:sz="8" w:space="0" w:color="F4B083"/>
-              <w:right w:val="single" w:sz="8" w:space="0" w:color="F4B083"/>
-            </w:tcBorders>
-            <w:shd w:val="clear" w:color="auto" w:fill="auto"/>
-            <w:tcMar>
-              <w:top w:w="100" w:type="dxa"/>
-              <w:left w:w="100" w:type="dxa"/>
-              <w:bottom w:w="100" w:type="dxa"/>
-              <w:right w:w="100" w:type="dxa"/>
-            </w:tcMar>
-          </w:tcPr>
-          <w:p>
-            <w:pPr>
-              <w:widowControl w:val="0"/>
-              <w:spacing w:line="240" w:lineRule="auto"/>
-              <w:rPr>
-                <w:rFonts w:ascii="Calibri" w:eastAsia="Calibri" w:hAnsi="Calibri" w:cs="Calibri"/>
-                <w:b/>
-                <w:color w:val="595959"/>
-              </w:rPr>
-            </w:pPr>
-            <w:r>
-              <w:rPr>
-                <w:rFonts w:ascii="Calibri" w:eastAsia="Calibri" w:hAnsi="Calibri" w:cs="Calibri"/>
-                <w:b/>
-                <w:color w:val="595959"/>
-              </w:rPr>
-              <w:t>Revisión Evaluadora instruccional</w:t>
-            </w:r>
-          </w:p>
-        </w:tc>
-        <w:tc>
-          <w:tcPr>
-            <w:tcW w:w="3090" w:type="dxa"/>
-            <w:tcBorders>
-              <w:top w:val="single" w:sz="8" w:space="0" w:color="F4B083"/>
-              <w:left w:val="single" w:sz="8" w:space="0" w:color="F4B083"/>
-              <w:bottom w:val="single" w:sz="8" w:space="0" w:color="F4B083"/>
-              <w:right w:val="single" w:sz="8" w:space="0" w:color="F4B083"/>
+              <w:top w:val="single" w:color="F4B083" w:sz="8" w:space="0"/>
+              <w:left w:val="single" w:color="F4B083" w:sz="8" w:space="0"/>
+              <w:bottom w:val="single" w:color="F4B083" w:sz="8" w:space="0"/>
+              <w:right w:val="single" w:color="F4B083" w:sz="8" w:space="0"/>
             </w:tcBorders>
             <w:tcMar>
               <w:top w:w="100" w:type="dxa"/>
@@ -7530,21 +7342,21 @@
               <w:widowControl w:val="0"/>
               <w:spacing w:line="240" w:lineRule="auto"/>
               <w:rPr>
-                <w:rFonts w:ascii="Calibri" w:eastAsia="Calibri" w:hAnsi="Calibri" w:cs="Calibri"/>
-                <w:b/>
-                <w:color w:val="595959"/>
-              </w:rPr>
-            </w:pPr>
-          </w:p>
-        </w:tc>
-        <w:tc>
-          <w:tcPr>
-            <w:tcW w:w="3420" w:type="dxa"/>
+                <w:rFonts w:ascii="Calibri" w:hAnsi="Calibri" w:eastAsia="Calibri" w:cs="Calibri"/>
+                <w:b/>
+                <w:color w:val="595959"/>
+              </w:rPr>
+            </w:pPr>
+          </w:p>
+        </w:tc>
+        <w:tc>
+          <w:tcPr>
+            <w:tcW w:w="3090" w:type="dxa"/>
             <w:tcBorders>
-              <w:top w:val="single" w:sz="8" w:space="0" w:color="F4B083"/>
-              <w:left w:val="single" w:sz="8" w:space="0" w:color="F4B083"/>
-              <w:bottom w:val="single" w:sz="8" w:space="0" w:color="F4B083"/>
-              <w:right w:val="single" w:sz="8" w:space="0" w:color="F4B083"/>
+              <w:top w:val="single" w:color="F4B083" w:sz="8" w:space="0"/>
+              <w:left w:val="single" w:color="F4B083" w:sz="8" w:space="0"/>
+              <w:bottom w:val="single" w:color="F4B083" w:sz="8" w:space="0"/>
+              <w:right w:val="single" w:color="F4B083" w:sz="8" w:space="0"/>
             </w:tcBorders>
             <w:tcMar>
               <w:top w:w="100" w:type="dxa"/>
@@ -7558,7 +7370,274 @@
               <w:widowControl w:val="0"/>
               <w:spacing w:line="240" w:lineRule="auto"/>
               <w:rPr>
-                <w:rFonts w:ascii="Calibri" w:eastAsia="Calibri" w:hAnsi="Calibri" w:cs="Calibri"/>
+                <w:rFonts w:ascii="Calibri" w:hAnsi="Calibri" w:eastAsia="Calibri" w:cs="Calibri"/>
+                <w:b/>
+                <w:color w:val="595959"/>
+              </w:rPr>
+            </w:pPr>
+            <w:r>
+              <w:rPr>
+                <w:rFonts w:ascii="Calibri" w:hAnsi="Calibri" w:eastAsia="Calibri" w:cs="Calibri"/>
+                <w:b/>
+                <w:color w:val="595959"/>
+              </w:rPr>
+              <w:t>Responsable</w:t>
+            </w:r>
+          </w:p>
+        </w:tc>
+        <w:tc>
+          <w:tcPr>
+            <w:tcW w:w="3420" w:type="dxa"/>
+            <w:tcBorders>
+              <w:top w:val="single" w:color="F4B083" w:sz="8" w:space="0"/>
+              <w:left w:val="single" w:color="F4B083" w:sz="8" w:space="0"/>
+              <w:bottom w:val="single" w:color="F4B083" w:sz="8" w:space="0"/>
+              <w:right w:val="single" w:color="F4B083" w:sz="8" w:space="0"/>
+            </w:tcBorders>
+            <w:tcMar>
+              <w:top w:w="100" w:type="dxa"/>
+              <w:left w:w="100" w:type="dxa"/>
+              <w:bottom w:w="100" w:type="dxa"/>
+              <w:right w:w="100" w:type="dxa"/>
+            </w:tcMar>
+          </w:tcPr>
+          <w:p>
+            <w:pPr>
+              <w:widowControl w:val="0"/>
+              <w:spacing w:line="240" w:lineRule="auto"/>
+              <w:rPr>
+                <w:rFonts w:ascii="Calibri" w:hAnsi="Calibri" w:eastAsia="Calibri" w:cs="Calibri"/>
+                <w:b/>
+                <w:color w:val="595959"/>
+              </w:rPr>
+            </w:pPr>
+            <w:r>
+              <w:rPr>
+                <w:rFonts w:ascii="Calibri" w:hAnsi="Calibri" w:eastAsia="Calibri" w:cs="Calibri"/>
+                <w:b/>
+                <w:color w:val="595959"/>
+              </w:rPr>
+              <w:t>Fecha</w:t>
+            </w:r>
+          </w:p>
+        </w:tc>
+      </w:tr>
+      <w:tr>
+        <w:trPr>
+          <w:trHeight w:val="492"/>
+          <w:jc w:val="center"/>
+        </w:trPr>
+        <w:tc>
+          <w:tcPr>
+            <w:tcW w:w="3465" w:type="dxa"/>
+            <w:tcBorders>
+              <w:top w:val="single" w:color="F4B083" w:sz="8" w:space="0"/>
+              <w:left w:val="single" w:color="F4B083" w:sz="8" w:space="0"/>
+              <w:bottom w:val="single" w:color="F4B083" w:sz="8" w:space="0"/>
+              <w:right w:val="single" w:color="F4B083" w:sz="8" w:space="0"/>
+            </w:tcBorders>
+            <w:tcMar>
+              <w:top w:w="100" w:type="dxa"/>
+              <w:left w:w="100" w:type="dxa"/>
+              <w:bottom w:w="100" w:type="dxa"/>
+              <w:right w:w="100" w:type="dxa"/>
+            </w:tcMar>
+          </w:tcPr>
+          <w:p>
+            <w:pPr>
+              <w:widowControl w:val="0"/>
+              <w:spacing w:line="240" w:lineRule="auto"/>
+              <w:jc w:val="center"/>
+              <w:rPr>
+                <w:rFonts w:ascii="Calibri" w:hAnsi="Calibri" w:eastAsia="Calibri" w:cs="Calibri"/>
+                <w:b/>
+                <w:color w:val="595959"/>
+              </w:rPr>
+            </w:pPr>
+            <w:r>
+              <w:rPr>
+                <w:rFonts w:ascii="Calibri" w:hAnsi="Calibri" w:eastAsia="Calibri" w:cs="Calibri"/>
+                <w:b/>
+                <w:color w:val="595959"/>
+              </w:rPr>
+              <w:t>Elaboración Experto temático</w:t>
+            </w:r>
+          </w:p>
+        </w:tc>
+        <w:tc>
+          <w:tcPr>
+            <w:tcW w:w="3090" w:type="dxa"/>
+            <w:tcBorders>
+              <w:top w:val="single" w:color="F4B083" w:sz="8" w:space="0"/>
+              <w:left w:val="single" w:color="F4B083" w:sz="8" w:space="0"/>
+              <w:bottom w:val="single" w:color="F4B083" w:sz="8" w:space="0"/>
+              <w:right w:val="single" w:color="F4B083" w:sz="8" w:space="0"/>
+            </w:tcBorders>
+            <w:tcMar>
+              <w:top w:w="100" w:type="dxa"/>
+              <w:left w:w="100" w:type="dxa"/>
+              <w:bottom w:w="100" w:type="dxa"/>
+              <w:right w:w="100" w:type="dxa"/>
+            </w:tcMar>
+          </w:tcPr>
+          <w:p>
+            <w:pPr>
+              <w:widowControl w:val="0"/>
+              <w:spacing w:line="240" w:lineRule="auto"/>
+              <w:jc w:val="center"/>
+              <w:rPr>
+                <w:rFonts w:ascii="Calibri" w:hAnsi="Calibri" w:eastAsia="Calibri" w:cs="Calibri"/>
+                <w:b/>
+                <w:color w:val="595959"/>
+              </w:rPr>
+            </w:pPr>
+            <w:r>
+              <w:rPr>
+                <w:rFonts w:ascii="Calibri" w:hAnsi="Calibri" w:eastAsia="Calibri" w:cs="Calibri"/>
+                <w:b/>
+                <w:color w:val="595959"/>
+              </w:rPr>
+              <w:t>Mario Alfonso Morales Cabrera</w:t>
+            </w:r>
+          </w:p>
+        </w:tc>
+        <w:tc>
+          <w:tcPr>
+            <w:tcW w:w="3420" w:type="dxa"/>
+            <w:tcBorders>
+              <w:top w:val="single" w:color="F4B083" w:sz="8" w:space="0"/>
+              <w:left w:val="single" w:color="F4B083" w:sz="8" w:space="0"/>
+              <w:bottom w:val="single" w:color="F4B083" w:sz="8" w:space="0"/>
+              <w:right w:val="single" w:color="F4B083" w:sz="8" w:space="0"/>
+            </w:tcBorders>
+            <w:tcMar>
+              <w:top w:w="100" w:type="dxa"/>
+              <w:left w:w="100" w:type="dxa"/>
+              <w:bottom w:w="100" w:type="dxa"/>
+              <w:right w:w="100" w:type="dxa"/>
+            </w:tcMar>
+          </w:tcPr>
+          <w:p>
+            <w:pPr>
+              <w:widowControl w:val="0"/>
+              <w:spacing w:line="240" w:lineRule="auto"/>
+              <w:jc w:val="center"/>
+              <w:rPr>
+                <w:rFonts w:ascii="Calibri" w:hAnsi="Calibri" w:eastAsia="Calibri" w:cs="Calibri"/>
+                <w:b/>
+                <w:color w:val="595959"/>
+              </w:rPr>
+            </w:pPr>
+            <w:r>
+              <w:rPr>
+                <w:rFonts w:ascii="Calibri" w:hAnsi="Calibri" w:eastAsia="Calibri" w:cs="Calibri"/>
+                <w:b/>
+                <w:color w:val="595959"/>
+              </w:rPr>
+              <w:t xml:space="preserve">Marzo </w:t>
+            </w:r>
+            <w:r>
+              <w:rPr>
+                <w:rFonts w:ascii="Calibri" w:hAnsi="Calibri" w:eastAsia="Calibri" w:cs="Calibri"/>
+                <w:b/>
+                <w:color w:val="595959"/>
+              </w:rPr>
+              <w:t>de 2026</w:t>
+            </w:r>
+          </w:p>
+        </w:tc>
+      </w:tr>
+      <w:tr>
+        <w:trPr>
+          <w:trHeight w:val="492"/>
+          <w:jc w:val="center"/>
+        </w:trPr>
+        <w:tc>
+          <w:tcPr>
+            <w:tcW w:w="3465" w:type="dxa"/>
+            <w:tcBorders>
+              <w:top w:val="single" w:color="F4B083" w:sz="8" w:space="0"/>
+              <w:left w:val="single" w:color="F4B083" w:sz="8" w:space="0"/>
+              <w:bottom w:val="single" w:color="F4B083" w:sz="8" w:space="0"/>
+              <w:right w:val="single" w:color="F4B083" w:sz="8" w:space="0"/>
+            </w:tcBorders>
+            <w:tcMar>
+              <w:top w:w="100" w:type="dxa"/>
+              <w:left w:w="100" w:type="dxa"/>
+              <w:bottom w:w="100" w:type="dxa"/>
+              <w:right w:w="100" w:type="dxa"/>
+            </w:tcMar>
+          </w:tcPr>
+          <w:p>
+            <w:pPr>
+              <w:widowControl w:val="0"/>
+              <w:spacing w:line="240" w:lineRule="auto"/>
+              <w:rPr>
+                <w:rFonts w:ascii="Calibri" w:hAnsi="Calibri" w:eastAsia="Calibri" w:cs="Calibri"/>
+                <w:b/>
+                <w:color w:val="595959"/>
+              </w:rPr>
+            </w:pPr>
+            <w:r>
+              <w:rPr>
+                <w:rFonts w:ascii="Calibri" w:hAnsi="Calibri" w:eastAsia="Calibri" w:cs="Calibri"/>
+                <w:b/>
+                <w:color w:val="595959"/>
+              </w:rPr>
+              <w:t>Revisión Evaluadora instruccional</w:t>
+            </w:r>
+          </w:p>
+        </w:tc>
+        <w:tc>
+          <w:tcPr>
+            <w:tcW w:w="3090" w:type="dxa"/>
+            <w:tcBorders>
+              <w:top w:val="single" w:color="F4B083" w:sz="8" w:space="0"/>
+              <w:left w:val="single" w:color="F4B083" w:sz="8" w:space="0"/>
+              <w:bottom w:val="single" w:color="F4B083" w:sz="8" w:space="0"/>
+              <w:right w:val="single" w:color="F4B083" w:sz="8" w:space="0"/>
+            </w:tcBorders>
+            <w:tcMar>
+              <w:top w:w="100" w:type="dxa"/>
+              <w:left w:w="100" w:type="dxa"/>
+              <w:bottom w:w="100" w:type="dxa"/>
+              <w:right w:w="100" w:type="dxa"/>
+            </w:tcMar>
+          </w:tcPr>
+          <w:p>
+            <w:pPr>
+              <w:widowControl w:val="0"/>
+              <w:spacing w:line="240" w:lineRule="auto"/>
+              <w:rPr>
+                <w:rFonts w:ascii="Calibri" w:hAnsi="Calibri" w:eastAsia="Calibri" w:cs="Calibri"/>
+                <w:b/>
+                <w:color w:val="595959"/>
+              </w:rPr>
+            </w:pPr>
+          </w:p>
+        </w:tc>
+        <w:tc>
+          <w:tcPr>
+            <w:tcW w:w="3420" w:type="dxa"/>
+            <w:tcBorders>
+              <w:top w:val="single" w:color="F4B083" w:sz="8" w:space="0"/>
+              <w:left w:val="single" w:color="F4B083" w:sz="8" w:space="0"/>
+              <w:bottom w:val="single" w:color="F4B083" w:sz="8" w:space="0"/>
+              <w:right w:val="single" w:color="F4B083" w:sz="8" w:space="0"/>
+            </w:tcBorders>
+            <w:tcMar>
+              <w:top w:w="100" w:type="dxa"/>
+              <w:left w:w="100" w:type="dxa"/>
+              <w:bottom w:w="100" w:type="dxa"/>
+              <w:right w:w="100" w:type="dxa"/>
+            </w:tcMar>
+          </w:tcPr>
+          <w:p>
+            <w:pPr>
+              <w:widowControl w:val="0"/>
+              <w:spacing w:line="240" w:lineRule="auto"/>
+              <w:rPr>
+                <w:rFonts w:ascii="Calibri" w:hAnsi="Calibri" w:eastAsia="Calibri" w:cs="Calibri"/>
                 <w:b/>
                 <w:color w:val="595959"/>
               </w:rPr>
@@ -7574,7 +7653,7 @@
     </w:p>
     <w:sectPr>
       <w:headerReference w:type="default" r:id="rId11"/>
-      <w:pgSz w:w="11909" w:h="16834"/>
+      <w:pgSz w:w="11909" w:h="16834" w:orient="portrait"/>
       <w:pgMar w:top="1440" w:right="1440" w:bottom="1440" w:left="1440" w:header="720" w:footer="720" w:gutter="0"/>
       <w:pgNumType w:start="1"/>
       <w:cols w:space="720"/>
@@ -7584,7 +7663,7 @@
 </file>
 
 <file path=word/endnotes.xml><?xml version="1.0" encoding="utf-8"?>
-<w:endnotes xmlns:wpc="http://schemas.microsoft.com/office/word/2010/wordprocessingCanvas" xmlns:cx="http://schemas.microsoft.com/office/drawing/2014/chartex" xmlns:cx1="http://schemas.microsoft.com/office/drawing/2015/9/8/chartex" xmlns:cx2="http://schemas.microsoft.com/office/drawing/2015/10/21/chartex" xmlns:cx3="http://schemas.microsoft.com/office/drawing/2016/5/9/chartex" xmlns:cx4="http://schemas.microsoft.com/office/drawing/2016/5/10/chartex" xmlns:cx5="http://schemas.microsoft.com/office/drawing/2016/5/11/chartex" xmlns:cx6="http://schemas.microsoft.com/office/drawing/2016/5/12/chartex" xmlns:cx7="http://schemas.microsoft.com/office/drawing/2016/5/13/chartex" xmlns:cx8="http://schemas.microsoft.com/office/drawing/2016/5/14/chartex" xmlns:mc="http://schemas.openxmlformats.org/markup-compatibility/2006" xmlns:aink="http://schemas.microsoft.com/office/drawing/2016/ink" xmlns:am3d="http://schemas.microsoft.com/office/drawing/2017/model3d" xmlns:o="urn:schemas-microsoft-com:office:office" xmlns:oel="http://schemas.microsoft.com/office/2019/extlst" xmlns:r="http://schemas.openxmlformats.org/officeDocument/2006/relationships" xmlns:m="http://schemas.openxmlformats.org/officeDocument/2006/math" xmlns:v="urn:schemas-microsoft-com:vml" xmlns:wp14="http://schemas.microsoft.com/office/word/2010/wordprocessingDrawing" xmlns:wp="http://schemas.openxmlformats.org/drawingml/2006/wordprocessingDrawing" xmlns:w10="urn:schemas-microsoft-com:office:word" xmlns:w="http://schemas.openxmlformats.org/wordprocessingml/2006/main" xmlns:w14="http://schemas.microsoft.com/office/word/2010/wordml" xmlns:w15="http://schemas.microsoft.com/office/word/2012/wordml" xmlns:w16cex="http://schemas.microsoft.com/office/word/2018/wordml/cex" xmlns:w16cid="http://schemas.microsoft.com/office/word/2016/wordml/cid" xmlns:w16="http://schemas.microsoft.com/office/word/2018/wordml" xmlns:w16sdtdh="http://schemas.microsoft.com/office/word/2020/wordml/sdtdatahash" xmlns:w16se="http://schemas.microsoft.com/office/word/2015/wordml/symex" xmlns:wpg="http://schemas.microsoft.com/office/word/2010/wordprocessingGroup" xmlns:wpi="http://schemas.microsoft.com/office/word/2010/wordprocessingInk" xmlns:wne="http://schemas.microsoft.com/office/word/2006/wordml" xmlns:wps="http://schemas.microsoft.com/office/word/2010/wordprocessingShape" mc:Ignorable="w14 w15 w16se w16cid w16 w16cex w16sdtdh wp14">
+<w:endnotes xmlns:wpc="http://schemas.microsoft.com/office/word/2010/wordprocessingCanvas" xmlns:cx="http://schemas.microsoft.com/office/drawing/2014/chartex" xmlns:cx1="http://schemas.microsoft.com/office/drawing/2015/9/8/chartex" xmlns:cx2="http://schemas.microsoft.com/office/drawing/2015/10/21/chartex" xmlns:cx3="http://schemas.microsoft.com/office/drawing/2016/5/9/chartex" xmlns:cx4="http://schemas.microsoft.com/office/drawing/2016/5/10/chartex" xmlns:cx5="http://schemas.microsoft.com/office/drawing/2016/5/11/chartex" xmlns:cx6="http://schemas.microsoft.com/office/drawing/2016/5/12/chartex" xmlns:cx7="http://schemas.microsoft.com/office/drawing/2016/5/13/chartex" xmlns:cx8="http://schemas.microsoft.com/office/drawing/2016/5/14/chartex" xmlns:mc="http://schemas.openxmlformats.org/markup-compatibility/2006" xmlns:aink="http://schemas.microsoft.com/office/drawing/2016/ink" xmlns:am3d="http://schemas.microsoft.com/office/drawing/2017/model3d" xmlns:o="urn:schemas-microsoft-com:office:office" xmlns:oel="http://schemas.microsoft.com/office/2019/extlst" xmlns:r="http://schemas.openxmlformats.org/officeDocument/2006/relationships" xmlns:m="http://schemas.openxmlformats.org/officeDocument/2006/math" xmlns:v="urn:schemas-microsoft-com:vml" xmlns:wp14="http://schemas.microsoft.com/office/word/2010/wordprocessingDrawing" xmlns:wp="http://schemas.openxmlformats.org/drawingml/2006/wordprocessingDrawing" xmlns:w10="urn:schemas-microsoft-com:office:word" xmlns:w="http://schemas.openxmlformats.org/wordprocessingml/2006/main" xmlns:w14="http://schemas.microsoft.com/office/word/2010/wordml" xmlns:w15="http://schemas.microsoft.com/office/word/2012/wordml" xmlns:w16cex="http://schemas.microsoft.com/office/word/2018/wordml/cex" xmlns:w16cid="http://schemas.microsoft.com/office/word/2016/wordml/cid" xmlns:w16="http://schemas.microsoft.com/office/word/2018/wordml" xmlns:w16du="http://schemas.microsoft.com/office/word/2023/wordml/word16du" xmlns:w16sdtdh="http://schemas.microsoft.com/office/word/2020/wordml/sdtdatahash" xmlns:w16sdtfl="http://schemas.microsoft.com/office/word/2024/wordml/sdtformatlock" xmlns:w16se="http://schemas.microsoft.com/office/word/2015/wordml/symex" xmlns:wpg="http://schemas.microsoft.com/office/word/2010/wordprocessingGroup" xmlns:wpi="http://schemas.microsoft.com/office/word/2010/wordprocessingInk" xmlns:wne="http://schemas.microsoft.com/office/word/2006/wordml" xmlns:wps="http://schemas.microsoft.com/office/word/2010/wordprocessingShape" mc:Ignorable="w14 w15 w16se w16cid w16 w16cex w16sdtdh w16sdtfl w16du wp14">
   <w:endnote w:type="separator" w:id="-1">
     <w:p>
       <w:pPr>
@@ -7609,7 +7688,7 @@
 </file>
 
 <file path=word/footnotes.xml><?xml version="1.0" encoding="utf-8"?>
-<w:footnotes xmlns:wpc="http://schemas.microsoft.com/office/word/2010/wordprocessingCanvas" xmlns:cx="http://schemas.microsoft.com/office/drawing/2014/chartex" xmlns:cx1="http://schemas.microsoft.com/office/drawing/2015/9/8/chartex" xmlns:cx2="http://schemas.microsoft.com/office/drawing/2015/10/21/chartex" xmlns:cx3="http://schemas.microsoft.com/office/drawing/2016/5/9/chartex" xmlns:cx4="http://schemas.microsoft.com/office/drawing/2016/5/10/chartex" xmlns:cx5="http://schemas.microsoft.com/office/drawing/2016/5/11/chartex" xmlns:cx6="http://schemas.microsoft.com/office/drawing/2016/5/12/chartex" xmlns:cx7="http://schemas.microsoft.com/office/drawing/2016/5/13/chartex" xmlns:cx8="http://schemas.microsoft.com/office/drawing/2016/5/14/chartex" xmlns:mc="http://schemas.openxmlformats.org/markup-compatibility/2006" xmlns:aink="http://schemas.microsoft.com/office/drawing/2016/ink" xmlns:am3d="http://schemas.microsoft.com/office/drawing/2017/model3d" xmlns:o="urn:schemas-microsoft-com:office:office" xmlns:oel="http://schemas.microsoft.com/office/2019/extlst" xmlns:r="http://schemas.openxmlformats.org/officeDocument/2006/relationships" xmlns:m="http://schemas.openxmlformats.org/officeDocument/2006/math" xmlns:v="urn:schemas-microsoft-com:vml" xmlns:wp14="http://schemas.microsoft.com/office/word/2010/wordprocessingDrawing" xmlns:wp="http://schemas.openxmlformats.org/drawingml/2006/wordprocessingDrawing" xmlns:w10="urn:schemas-microsoft-com:office:word" xmlns:w="http://schemas.openxmlformats.org/wordprocessingml/2006/main" xmlns:w14="http://schemas.microsoft.com/office/word/2010/wordml" xmlns:w15="http://schemas.microsoft.com/office/word/2012/wordml" xmlns:w16cex="http://schemas.microsoft.com/office/word/2018/wordml/cex" xmlns:w16cid="http://schemas.microsoft.com/office/word/2016/wordml/cid" xmlns:w16="http://schemas.microsoft.com/office/word/2018/wordml" xmlns:w16sdtdh="http://schemas.microsoft.com/office/word/2020/wordml/sdtdatahash" xmlns:w16se="http://schemas.microsoft.com/office/word/2015/wordml/symex" xmlns:wpg="http://schemas.microsoft.com/office/word/2010/wordprocessingGroup" xmlns:wpi="http://schemas.microsoft.com/office/word/2010/wordprocessingInk" xmlns:wne="http://schemas.microsoft.com/office/word/2006/wordml" xmlns:wps="http://schemas.microsoft.com/office/word/2010/wordprocessingShape" mc:Ignorable="w14 w15 w16se w16cid w16 w16cex w16sdtdh wp14">
+<w:footnotes xmlns:wpc="http://schemas.microsoft.com/office/word/2010/wordprocessingCanvas" xmlns:cx="http://schemas.microsoft.com/office/drawing/2014/chartex" xmlns:cx1="http://schemas.microsoft.com/office/drawing/2015/9/8/chartex" xmlns:cx2="http://schemas.microsoft.com/office/drawing/2015/10/21/chartex" xmlns:cx3="http://schemas.microsoft.com/office/drawing/2016/5/9/chartex" xmlns:cx4="http://schemas.microsoft.com/office/drawing/2016/5/10/chartex" xmlns:cx5="http://schemas.microsoft.com/office/drawing/2016/5/11/chartex" xmlns:cx6="http://schemas.microsoft.com/office/drawing/2016/5/12/chartex" xmlns:cx7="http://schemas.microsoft.com/office/drawing/2016/5/13/chartex" xmlns:cx8="http://schemas.microsoft.com/office/drawing/2016/5/14/chartex" xmlns:mc="http://schemas.openxmlformats.org/markup-compatibility/2006" xmlns:aink="http://schemas.microsoft.com/office/drawing/2016/ink" xmlns:am3d="http://schemas.microsoft.com/office/drawing/2017/model3d" xmlns:o="urn:schemas-microsoft-com:office:office" xmlns:oel="http://schemas.microsoft.com/office/2019/extlst" xmlns:r="http://schemas.openxmlformats.org/officeDocument/2006/relationships" xmlns:m="http://schemas.openxmlformats.org/officeDocument/2006/math" xmlns:v="urn:schemas-microsoft-com:vml" xmlns:wp14="http://schemas.microsoft.com/office/word/2010/wordprocessingDrawing" xmlns:wp="http://schemas.openxmlformats.org/drawingml/2006/wordprocessingDrawing" xmlns:w10="urn:schemas-microsoft-com:office:word" xmlns:w="http://schemas.openxmlformats.org/wordprocessingml/2006/main" xmlns:w14="http://schemas.microsoft.com/office/word/2010/wordml" xmlns:w15="http://schemas.microsoft.com/office/word/2012/wordml" xmlns:w16cex="http://schemas.microsoft.com/office/word/2018/wordml/cex" xmlns:w16cid="http://schemas.microsoft.com/office/word/2016/wordml/cid" xmlns:w16="http://schemas.microsoft.com/office/word/2018/wordml" xmlns:w16du="http://schemas.microsoft.com/office/word/2023/wordml/word16du" xmlns:w16sdtdh="http://schemas.microsoft.com/office/word/2020/wordml/sdtdatahash" xmlns:w16sdtfl="http://schemas.microsoft.com/office/word/2024/wordml/sdtformatlock" xmlns:w16se="http://schemas.microsoft.com/office/word/2015/wordml/symex" xmlns:wpg="http://schemas.microsoft.com/office/word/2010/wordprocessingGroup" xmlns:wpi="http://schemas.microsoft.com/office/word/2010/wordprocessingInk" xmlns:wne="http://schemas.microsoft.com/office/word/2006/wordml" xmlns:wps="http://schemas.microsoft.com/office/word/2010/wordprocessingShape" mc:Ignorable="w14 w15 w16se w16cid w16 w16cex w16sdtdh w16sdtfl w16du wp14">
   <w:footnote w:type="separator" w:id="-1">
     <w:p>
       <w:pPr>
@@ -7634,7 +7713,7 @@
 </file>
 
 <file path=word/header1.xml><?xml version="1.0" encoding="utf-8"?>
-<w:hdr xmlns:wpc="http://schemas.microsoft.com/office/word/2010/wordprocessingCanvas" xmlns:cx="http://schemas.microsoft.com/office/drawing/2014/chartex" xmlns:cx1="http://schemas.microsoft.com/office/drawing/2015/9/8/chartex" xmlns:cx2="http://schemas.microsoft.com/office/drawing/2015/10/21/chartex" xmlns:cx3="http://schemas.microsoft.com/office/drawing/2016/5/9/chartex" xmlns:cx4="http://schemas.microsoft.com/office/drawing/2016/5/10/chartex" xmlns:cx5="http://schemas.microsoft.com/office/drawing/2016/5/11/chartex" xmlns:cx6="http://schemas.microsoft.com/office/drawing/2016/5/12/chartex" xmlns:cx7="http://schemas.microsoft.com/office/drawing/2016/5/13/chartex" xmlns:cx8="http://schemas.microsoft.com/office/drawing/2016/5/14/chartex" xmlns:mc="http://schemas.openxmlformats.org/markup-compatibility/2006" xmlns:aink="http://schemas.microsoft.com/office/drawing/2016/ink" xmlns:am3d="http://schemas.microsoft.com/office/drawing/2017/model3d" xmlns:o="urn:schemas-microsoft-com:office:office" xmlns:oel="http://schemas.microsoft.com/office/2019/extlst" xmlns:r="http://schemas.openxmlformats.org/officeDocument/2006/relationships" xmlns:m="http://schemas.openxmlformats.org/officeDocument/2006/math" xmlns:v="urn:schemas-microsoft-com:vml" xmlns:wp14="http://schemas.microsoft.com/office/word/2010/wordprocessingDrawing" xmlns:wp="http://schemas.openxmlformats.org/drawingml/2006/wordprocessingDrawing" xmlns:w10="urn:schemas-microsoft-com:office:word" xmlns:w="http://schemas.openxmlformats.org/wordprocessingml/2006/main" xmlns:w14="http://schemas.microsoft.com/office/word/2010/wordml" xmlns:w15="http://schemas.microsoft.com/office/word/2012/wordml" xmlns:w16cex="http://schemas.microsoft.com/office/word/2018/wordml/cex" xmlns:w16cid="http://schemas.microsoft.com/office/word/2016/wordml/cid" xmlns:w16="http://schemas.microsoft.com/office/word/2018/wordml" xmlns:w16sdtdh="http://schemas.microsoft.com/office/word/2020/wordml/sdtdatahash" xmlns:w16se="http://schemas.microsoft.com/office/word/2015/wordml/symex" xmlns:wpg="http://schemas.microsoft.com/office/word/2010/wordprocessingGroup" xmlns:wpi="http://schemas.microsoft.com/office/word/2010/wordprocessingInk" xmlns:wne="http://schemas.microsoft.com/office/word/2006/wordml" xmlns:wps="http://schemas.microsoft.com/office/word/2010/wordprocessingShape" mc:Ignorable="w14 w15 w16se w16cid w16 w16cex w16sdtdh wp14">
+<w:hdr xmlns:wpc="http://schemas.microsoft.com/office/word/2010/wordprocessingCanvas" xmlns:cx="http://schemas.microsoft.com/office/drawing/2014/chartex" xmlns:cx1="http://schemas.microsoft.com/office/drawing/2015/9/8/chartex" xmlns:cx2="http://schemas.microsoft.com/office/drawing/2015/10/21/chartex" xmlns:cx3="http://schemas.microsoft.com/office/drawing/2016/5/9/chartex" xmlns:cx4="http://schemas.microsoft.com/office/drawing/2016/5/10/chartex" xmlns:cx5="http://schemas.microsoft.com/office/drawing/2016/5/11/chartex" xmlns:cx6="http://schemas.microsoft.com/office/drawing/2016/5/12/chartex" xmlns:cx7="http://schemas.microsoft.com/office/drawing/2016/5/13/chartex" xmlns:cx8="http://schemas.microsoft.com/office/drawing/2016/5/14/chartex" xmlns:mc="http://schemas.openxmlformats.org/markup-compatibility/2006" xmlns:aink="http://schemas.microsoft.com/office/drawing/2016/ink" xmlns:am3d="http://schemas.microsoft.com/office/drawing/2017/model3d" xmlns:o="urn:schemas-microsoft-com:office:office" xmlns:oel="http://schemas.microsoft.com/office/2019/extlst" xmlns:r="http://schemas.openxmlformats.org/officeDocument/2006/relationships" xmlns:m="http://schemas.openxmlformats.org/officeDocument/2006/math" xmlns:v="urn:schemas-microsoft-com:vml" xmlns:wp14="http://schemas.microsoft.com/office/word/2010/wordprocessingDrawing" xmlns:wp="http://schemas.openxmlformats.org/drawingml/2006/wordprocessingDrawing" xmlns:w10="urn:schemas-microsoft-com:office:word" xmlns:w="http://schemas.openxmlformats.org/wordprocessingml/2006/main" xmlns:w14="http://schemas.microsoft.com/office/word/2010/wordml" xmlns:w15="http://schemas.microsoft.com/office/word/2012/wordml" xmlns:w16cex="http://schemas.microsoft.com/office/word/2018/wordml/cex" xmlns:w16cid="http://schemas.microsoft.com/office/word/2016/wordml/cid" xmlns:w16="http://schemas.microsoft.com/office/word/2018/wordml" xmlns:w16du="http://schemas.microsoft.com/office/word/2023/wordml/word16du" xmlns:w16sdtdh="http://schemas.microsoft.com/office/word/2020/wordml/sdtdatahash" xmlns:w16sdtfl="http://schemas.microsoft.com/office/word/2024/wordml/sdtformatlock" xmlns:w16se="http://schemas.microsoft.com/office/word/2015/wordml/symex" xmlns:wpg="http://schemas.microsoft.com/office/word/2010/wordprocessingGroup" xmlns:wpi="http://schemas.microsoft.com/office/word/2010/wordprocessingInk" xmlns:wne="http://schemas.microsoft.com/office/word/2006/wordml" xmlns:wps="http://schemas.microsoft.com/office/word/2010/wordprocessingShape" xmlns:a="http://schemas.openxmlformats.org/drawingml/2006/main" xmlns:pic="http://schemas.openxmlformats.org/drawingml/2006/picture" mc:Ignorable="w14 w15 w16se w16cid w16 w16cex w16sdtdh w16sdtfl w16du wp14">
   <w:p>
     <w:pPr>
       <w:pBdr>
@@ -7787,7 +7866,7 @@
         </mc:Choice>
         <mc:Fallback>
           <w:pict>
-            <v:rect w14:anchorId="4CD7B852" id="Rectángulo 1" o:spid="_x0000_s1026" style="position:absolute;margin-left:-54pt;margin-top:-14.4pt;width:460.5pt;height:112.3pt;z-index:251659264;visibility:visible;mso-wrap-style:square;mso-wrap-distance-left:9pt;mso-wrap-distance-top:3.6pt;mso-wrap-distance-right:9pt;mso-wrap-distance-bottom:3.6pt;mso-position-horizontal:absolute;mso-position-horizontal-relative:text;mso-position-vertical:absolute;mso-position-vertical-relative:text;v-text-anchor:top" o:gfxdata="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" filled="f" stroked="f">
+            <v:rect id="Rectángulo 1" style="position:absolute;margin-left:-54pt;margin-top:-14.4pt;width:460.5pt;height:112.3pt;z-index:251659264;visibility:visible;mso-wrap-style:square;mso-wrap-distance-left:9pt;mso-wrap-distance-top:3.6pt;mso-wrap-distance-right:9pt;mso-wrap-distance-bottom:3.6pt;mso-position-horizontal:absolute;mso-position-horizontal-relative:text;mso-position-vertical:absolute;mso-position-vertical-relative:text;v-text-anchor:top" o:spid="_x0000_s1026" filled="f" stroked="f" w14:anchorId="4CD7B852" o:gfxdata="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">
               <v:textbox inset="2.53958mm,1.2694mm,2.53958mm,1.2694mm">
                 <w:txbxContent>
                   <w:p>
@@ -7835,7 +7914,7 @@
 </file>
 
 <file path=word/numbering.xml><?xml version="1.0" encoding="utf-8"?>
-<w:numbering xmlns:wpc="http://schemas.microsoft.com/office/word/2010/wordprocessingCanvas" xmlns:cx="http://schemas.microsoft.com/office/drawing/2014/chartex" xmlns:cx1="http://schemas.microsoft.com/office/drawing/2015/9/8/chartex" xmlns:cx2="http://schemas.microsoft.com/office/drawing/2015/10/21/chartex" xmlns:cx3="http://schemas.microsoft.com/office/drawing/2016/5/9/chartex" xmlns:cx4="http://schemas.microsoft.com/office/drawing/2016/5/10/chartex" xmlns:cx5="http://schemas.microsoft.com/office/drawing/2016/5/11/chartex" xmlns:cx6="http://schemas.microsoft.com/office/drawing/2016/5/12/chartex" xmlns:cx7="http://schemas.microsoft.com/office/drawing/2016/5/13/chartex" xmlns:cx8="http://schemas.microsoft.com/office/drawing/2016/5/14/chartex" xmlns:mc="http://schemas.openxmlformats.org/markup-compatibility/2006" xmlns:aink="http://schemas.microsoft.com/office/drawing/2016/ink" xmlns:am3d="http://schemas.microsoft.com/office/drawing/2017/model3d" xmlns:o="urn:schemas-microsoft-com:office:office" xmlns:oel="http://schemas.microsoft.com/office/2019/extlst" xmlns:r="http://schemas.openxmlformats.org/officeDocument/2006/relationships" xmlns:m="http://schemas.openxmlformats.org/officeDocument/2006/math" xmlns:v="urn:schemas-microsoft-com:vml" xmlns:wp14="http://schemas.microsoft.com/office/word/2010/wordprocessingDrawing" xmlns:wp="http://schemas.openxmlformats.org/drawingml/2006/wordprocessingDrawing" xmlns:w10="urn:schemas-microsoft-com:office:word" xmlns:w="http://schemas.openxmlformats.org/wordprocessingml/2006/main" xmlns:w14="http://schemas.microsoft.com/office/word/2010/wordml" xmlns:w15="http://schemas.microsoft.com/office/word/2012/wordml" xmlns:w16cex="http://schemas.microsoft.com/office/word/2018/wordml/cex" xmlns:w16cid="http://schemas.microsoft.com/office/word/2016/wordml/cid" xmlns:w16="http://schemas.microsoft.com/office/word/2018/wordml" xmlns:w16sdtdh="http://schemas.microsoft.com/office/word/2020/wordml/sdtdatahash" xmlns:w16se="http://schemas.microsoft.com/office/word/2015/wordml/symex" xmlns:wpg="http://schemas.microsoft.com/office/word/2010/wordprocessingGroup" xmlns:wpi="http://schemas.microsoft.com/office/word/2010/wordprocessingInk" xmlns:wne="http://schemas.microsoft.com/office/word/2006/wordml" xmlns:wps="http://schemas.microsoft.com/office/word/2010/wordprocessingShape" mc:Ignorable="w14 w15 w16se w16cid w16 w16cex w16sdtdh wp14">
+<w:numbering xmlns:wpc="http://schemas.microsoft.com/office/word/2010/wordprocessingCanvas" xmlns:cx="http://schemas.microsoft.com/office/drawing/2014/chartex" xmlns:cx1="http://schemas.microsoft.com/office/drawing/2015/9/8/chartex" xmlns:cx2="http://schemas.microsoft.com/office/drawing/2015/10/21/chartex" xmlns:cx3="http://schemas.microsoft.com/office/drawing/2016/5/9/chartex" xmlns:cx4="http://schemas.microsoft.com/office/drawing/2016/5/10/chartex" xmlns:cx5="http://schemas.microsoft.com/office/drawing/2016/5/11/chartex" xmlns:cx6="http://schemas.microsoft.com/office/drawing/2016/5/12/chartex" xmlns:cx7="http://schemas.microsoft.com/office/drawing/2016/5/13/chartex" xmlns:cx8="http://schemas.microsoft.com/office/drawing/2016/5/14/chartex" xmlns:mc="http://schemas.openxmlformats.org/markup-compatibility/2006" xmlns:aink="http://schemas.microsoft.com/office/drawing/2016/ink" xmlns:am3d="http://schemas.microsoft.com/office/drawing/2017/model3d" xmlns:o="urn:schemas-microsoft-com:office:office" xmlns:oel="http://schemas.microsoft.com/office/2019/extlst" xmlns:r="http://schemas.openxmlformats.org/officeDocument/2006/relationships" xmlns:m="http://schemas.openxmlformats.org/officeDocument/2006/math" xmlns:v="urn:schemas-microsoft-com:vml" xmlns:wp14="http://schemas.microsoft.com/office/word/2010/wordprocessingDrawing" xmlns:wp="http://schemas.openxmlformats.org/drawingml/2006/wordprocessingDrawing" xmlns:w10="urn:schemas-microsoft-com:office:word" xmlns:w="http://schemas.openxmlformats.org/wordprocessingml/2006/main" xmlns:w14="http://schemas.microsoft.com/office/word/2010/wordml" xmlns:w15="http://schemas.microsoft.com/office/word/2012/wordml" xmlns:w16cex="http://schemas.microsoft.com/office/word/2018/wordml/cex" xmlns:w16cid="http://schemas.microsoft.com/office/word/2016/wordml/cid" xmlns:w16="http://schemas.microsoft.com/office/word/2018/wordml" xmlns:w16du="http://schemas.microsoft.com/office/word/2023/wordml/word16du" xmlns:w16sdtdh="http://schemas.microsoft.com/office/word/2020/wordml/sdtdatahash" xmlns:w16sdtfl="http://schemas.microsoft.com/office/word/2024/wordml/sdtformatlock" xmlns:w16se="http://schemas.microsoft.com/office/word/2015/wordml/symex" xmlns:wpg="http://schemas.microsoft.com/office/word/2010/wordprocessingGroup" xmlns:wpi="http://schemas.microsoft.com/office/word/2010/wordprocessingInk" xmlns:wne="http://schemas.microsoft.com/office/word/2006/wordml" xmlns:wps="http://schemas.microsoft.com/office/word/2010/wordprocessingShape" mc:Ignorable="w14 w15 w16se w16cid w16 w16cex w16sdtdh w16sdtfl w16du wp14">
   <w:abstractNum w:abstractNumId="0" w15:restartNumberingAfterBreak="0">
     <w:nsid w:val="0B8E06BA"/>
     <w:multiLevelType w:val="multilevel"/>
@@ -8161,7 +8240,7 @@
         <w:ind w:left="720" w:hanging="360"/>
       </w:pPr>
       <w:rPr>
-        <w:rFonts w:ascii="Symbol" w:hAnsi="Symbol" w:hint="default"/>
+        <w:rFonts w:hint="default" w:ascii="Symbol" w:hAnsi="Symbol"/>
       </w:rPr>
     </w:lvl>
     <w:lvl w:ilvl="1" w:tplc="04090003" w:tentative="1">
@@ -8173,7 +8252,7 @@
         <w:ind w:left="1440" w:hanging="360"/>
       </w:pPr>
       <w:rPr>
-        <w:rFonts w:ascii="Courier New" w:hAnsi="Courier New" w:cs="Courier New" w:hint="default"/>
+        <w:rFonts w:hint="default" w:ascii="Courier New" w:hAnsi="Courier New" w:cs="Courier New"/>
       </w:rPr>
     </w:lvl>
     <w:lvl w:ilvl="2" w:tplc="04090005" w:tentative="1">
@@ -8185,7 +8264,7 @@
         <w:ind w:left="2160" w:hanging="360"/>
       </w:pPr>
       <w:rPr>
-        <w:rFonts w:ascii="Wingdings" w:hAnsi="Wingdings" w:hint="default"/>
+        <w:rFonts w:hint="default" w:ascii="Wingdings" w:hAnsi="Wingdings"/>
       </w:rPr>
     </w:lvl>
     <w:lvl w:ilvl="3" w:tplc="04090001" w:tentative="1">
@@ -8197,7 +8276,7 @@
         <w:ind w:left="2880" w:hanging="360"/>
       </w:pPr>
       <w:rPr>
-        <w:rFonts w:ascii="Symbol" w:hAnsi="Symbol" w:hint="default"/>
+        <w:rFonts w:hint="default" w:ascii="Symbol" w:hAnsi="Symbol"/>
       </w:rPr>
     </w:lvl>
     <w:lvl w:ilvl="4" w:tplc="04090003" w:tentative="1">
@@ -8209,7 +8288,7 @@
         <w:ind w:left="3600" w:hanging="360"/>
       </w:pPr>
       <w:rPr>
-        <w:rFonts w:ascii="Courier New" w:hAnsi="Courier New" w:cs="Courier New" w:hint="default"/>
+        <w:rFonts w:hint="default" w:ascii="Courier New" w:hAnsi="Courier New" w:cs="Courier New"/>
       </w:rPr>
     </w:lvl>
     <w:lvl w:ilvl="5" w:tplc="04090005" w:tentative="1">
@@ -8221,7 +8300,7 @@
         <w:ind w:left="4320" w:hanging="360"/>
       </w:pPr>
       <w:rPr>
-        <w:rFonts w:ascii="Wingdings" w:hAnsi="Wingdings" w:hint="default"/>
+        <w:rFonts w:hint="default" w:ascii="Wingdings" w:hAnsi="Wingdings"/>
       </w:rPr>
     </w:lvl>
     <w:lvl w:ilvl="6" w:tplc="04090001" w:tentative="1">
@@ -8233,7 +8312,7 @@
         <w:ind w:left="5040" w:hanging="360"/>
       </w:pPr>
       <w:rPr>
-        <w:rFonts w:ascii="Symbol" w:hAnsi="Symbol" w:hint="default"/>
+        <w:rFonts w:hint="default" w:ascii="Symbol" w:hAnsi="Symbol"/>
       </w:rPr>
     </w:lvl>
     <w:lvl w:ilvl="7" w:tplc="04090003" w:tentative="1">
@@ -8245,7 +8324,7 @@
         <w:ind w:left="5760" w:hanging="360"/>
       </w:pPr>
       <w:rPr>
-        <w:rFonts w:ascii="Courier New" w:hAnsi="Courier New" w:cs="Courier New" w:hint="default"/>
+        <w:rFonts w:hint="default" w:ascii="Courier New" w:hAnsi="Courier New" w:cs="Courier New"/>
       </w:rPr>
     </w:lvl>
     <w:lvl w:ilvl="8" w:tplc="04090005" w:tentative="1">
@@ -8257,7 +8336,7 @@
         <w:ind w:left="6480" w:hanging="360"/>
       </w:pPr>
       <w:rPr>
-        <w:rFonts w:ascii="Wingdings" w:hAnsi="Wingdings" w:hint="default"/>
+        <w:rFonts w:hint="default" w:ascii="Wingdings" w:hAnsi="Wingdings"/>
       </w:rPr>
     </w:lvl>
   </w:abstractNum>
@@ -9404,7 +9483,7 @@
         <w:ind w:left="1080" w:hanging="360"/>
       </w:pPr>
       <w:rPr>
-        <w:rFonts w:ascii="Noto Sans Symbols" w:eastAsia="Noto Sans Symbols" w:hAnsi="Noto Sans Symbols" w:cs="Noto Sans Symbols"/>
+        <w:rFonts w:ascii="Noto Sans Symbols" w:hAnsi="Noto Sans Symbols" w:eastAsia="Noto Sans Symbols" w:cs="Noto Sans Symbols"/>
       </w:rPr>
     </w:lvl>
     <w:lvl w:ilvl="1">
@@ -9416,7 +9495,7 @@
         <w:ind w:left="1800" w:hanging="360"/>
       </w:pPr>
       <w:rPr>
-        <w:rFonts w:ascii="Courier New" w:eastAsia="Courier New" w:hAnsi="Courier New" w:cs="Courier New"/>
+        <w:rFonts w:ascii="Courier New" w:hAnsi="Courier New" w:eastAsia="Courier New" w:cs="Courier New"/>
       </w:rPr>
     </w:lvl>
     <w:lvl w:ilvl="2">
@@ -9428,7 +9507,7 @@
         <w:ind w:left="2520" w:hanging="360"/>
       </w:pPr>
       <w:rPr>
-        <w:rFonts w:ascii="Noto Sans Symbols" w:eastAsia="Noto Sans Symbols" w:hAnsi="Noto Sans Symbols" w:cs="Noto Sans Symbols"/>
+        <w:rFonts w:ascii="Noto Sans Symbols" w:hAnsi="Noto Sans Symbols" w:eastAsia="Noto Sans Symbols" w:cs="Noto Sans Symbols"/>
       </w:rPr>
     </w:lvl>
     <w:lvl w:ilvl="3">
@@ -9440,7 +9519,7 @@
         <w:ind w:left="3240" w:hanging="360"/>
       </w:pPr>
       <w:rPr>
-        <w:rFonts w:ascii="Noto Sans Symbols" w:eastAsia="Noto Sans Symbols" w:hAnsi="Noto Sans Symbols" w:cs="Noto Sans Symbols"/>
+        <w:rFonts w:ascii="Noto Sans Symbols" w:hAnsi="Noto Sans Symbols" w:eastAsia="Noto Sans Symbols" w:cs="Noto Sans Symbols"/>
       </w:rPr>
     </w:lvl>
     <w:lvl w:ilvl="4">
@@ -9452,7 +9531,7 @@
         <w:ind w:left="3960" w:hanging="360"/>
       </w:pPr>
       <w:rPr>
-        <w:rFonts w:ascii="Courier New" w:eastAsia="Courier New" w:hAnsi="Courier New" w:cs="Courier New"/>
+        <w:rFonts w:ascii="Courier New" w:hAnsi="Courier New" w:eastAsia="Courier New" w:cs="Courier New"/>
       </w:rPr>
     </w:lvl>
     <w:lvl w:ilvl="5">
@@ -9464,7 +9543,7 @@
         <w:ind w:left="4680" w:hanging="360"/>
       </w:pPr>
       <w:rPr>
-        <w:rFonts w:ascii="Noto Sans Symbols" w:eastAsia="Noto Sans Symbols" w:hAnsi="Noto Sans Symbols" w:cs="Noto Sans Symbols"/>
+        <w:rFonts w:ascii="Noto Sans Symbols" w:hAnsi="Noto Sans Symbols" w:eastAsia="Noto Sans Symbols" w:cs="Noto Sans Symbols"/>
       </w:rPr>
     </w:lvl>
     <w:lvl w:ilvl="6">
@@ -9476,7 +9555,7 @@
         <w:ind w:left="5400" w:hanging="360"/>
       </w:pPr>
       <w:rPr>
-        <w:rFonts w:ascii="Noto Sans Symbols" w:eastAsia="Noto Sans Symbols" w:hAnsi="Noto Sans Symbols" w:cs="Noto Sans Symbols"/>
+        <w:rFonts w:ascii="Noto Sans Symbols" w:hAnsi="Noto Sans Symbols" w:eastAsia="Noto Sans Symbols" w:cs="Noto Sans Symbols"/>
       </w:rPr>
     </w:lvl>
     <w:lvl w:ilvl="7">
@@ -9488,7 +9567,7 @@
         <w:ind w:left="6120" w:hanging="360"/>
       </w:pPr>
       <w:rPr>
-        <w:rFonts w:ascii="Courier New" w:eastAsia="Courier New" w:hAnsi="Courier New" w:cs="Courier New"/>
+        <w:rFonts w:ascii="Courier New" w:hAnsi="Courier New" w:eastAsia="Courier New" w:cs="Courier New"/>
       </w:rPr>
     </w:lvl>
     <w:lvl w:ilvl="8">
@@ -9500,7 +9579,7 @@
         <w:ind w:left="6840" w:hanging="360"/>
       </w:pPr>
       <w:rPr>
-        <w:rFonts w:ascii="Noto Sans Symbols" w:eastAsia="Noto Sans Symbols" w:hAnsi="Noto Sans Symbols" w:cs="Noto Sans Symbols"/>
+        <w:rFonts w:ascii="Noto Sans Symbols" w:hAnsi="Noto Sans Symbols" w:eastAsia="Noto Sans Symbols" w:cs="Noto Sans Symbols"/>
       </w:rPr>
     </w:lvl>
   </w:abstractNum>
@@ -9785,11 +9864,11 @@
 </file>
 
 <file path=word/styles.xml><?xml version="1.0" encoding="utf-8"?>
-<w:styles xmlns:mc="http://schemas.openxmlformats.org/markup-compatibility/2006" xmlns:r="http://schemas.openxmlformats.org/officeDocument/2006/relationships" xmlns:w="http://schemas.openxmlformats.org/wordprocessingml/2006/main" xmlns:w14="http://schemas.microsoft.com/office/word/2010/wordml" xmlns:w15="http://schemas.microsoft.com/office/word/2012/wordml" xmlns:w16cex="http://schemas.microsoft.com/office/word/2018/wordml/cex" xmlns:w16cid="http://schemas.microsoft.com/office/word/2016/wordml/cid" xmlns:w16="http://schemas.microsoft.com/office/word/2018/wordml" xmlns:w16sdtdh="http://schemas.microsoft.com/office/word/2020/wordml/sdtdatahash" xmlns:w16se="http://schemas.microsoft.com/office/word/2015/wordml/symex" mc:Ignorable="w14 w15 w16se w16cid w16 w16cex w16sdtdh">
+<w:styles xmlns:mc="http://schemas.openxmlformats.org/markup-compatibility/2006" xmlns:r="http://schemas.openxmlformats.org/officeDocument/2006/relationships" xmlns:w="http://schemas.openxmlformats.org/wordprocessingml/2006/main" xmlns:w14="http://schemas.microsoft.com/office/word/2010/wordml" xmlns:w15="http://schemas.microsoft.com/office/word/2012/wordml" xmlns:w16cex="http://schemas.microsoft.com/office/word/2018/wordml/cex" xmlns:w16cid="http://schemas.microsoft.com/office/word/2016/wordml/cid" xmlns:w16="http://schemas.microsoft.com/office/word/2018/wordml" xmlns:w16du="http://schemas.microsoft.com/office/word/2023/wordml/word16du" xmlns:w16sdtdh="http://schemas.microsoft.com/office/word/2020/wordml/sdtdatahash" xmlns:w16sdtfl="http://schemas.microsoft.com/office/word/2024/wordml/sdtformatlock" xmlns:w16se="http://schemas.microsoft.com/office/word/2015/wordml/symex" mc:Ignorable="w14 w15 w16se w16cid w16 w16cex w16sdtdh w16sdtfl w16du">
   <w:docDefaults>
     <w:rPrDefault>
       <w:rPr>
-        <w:rFonts w:ascii="Arial" w:eastAsia="Arial" w:hAnsi="Arial" w:cs="Arial"/>
+        <w:rFonts w:ascii="Arial" w:hAnsi="Arial" w:eastAsia="Arial" w:cs="Arial"/>
         <w:sz w:val="22"/>
         <w:szCs w:val="22"/>
         <w:lang w:val="es-419" w:eastAsia="es-CO" w:bidi="ar-SA"/>
@@ -9804,14 +9883,14 @@
   <w:latentStyles w:defLockedState="0" w:defUIPriority="99" w:defSemiHidden="0" w:defUnhideWhenUsed="0" w:defQFormat="0" w:count="376">
     <w:lsdException w:name="Normal" w:uiPriority="0" w:qFormat="1"/>
     <w:lsdException w:name="heading 1" w:uiPriority="9" w:qFormat="1"/>
-    <w:lsdException w:name="heading 2" w:semiHidden="1" w:uiPriority="9" w:unhideWhenUsed="1" w:qFormat="1"/>
-    <w:lsdException w:name="heading 3" w:semiHidden="1" w:uiPriority="9" w:unhideWhenUsed="1" w:qFormat="1"/>
-    <w:lsdException w:name="heading 4" w:semiHidden="1" w:uiPriority="9" w:unhideWhenUsed="1" w:qFormat="1"/>
-    <w:lsdException w:name="heading 5" w:semiHidden="1" w:uiPriority="9" w:unhideWhenUsed="1" w:qFormat="1"/>
-    <w:lsdException w:name="heading 6" w:semiHidden="1" w:uiPriority="9" w:unhideWhenUsed="1" w:qFormat="1"/>
-    <w:lsdException w:name="heading 7" w:semiHidden="1" w:uiPriority="9" w:unhideWhenUsed="1" w:qFormat="1"/>
-    <w:lsdException w:name="heading 8" w:semiHidden="1" w:uiPriority="9" w:unhideWhenUsed="1" w:qFormat="1"/>
-    <w:lsdException w:name="heading 9" w:semiHidden="1" w:uiPriority="9" w:unhideWhenUsed="1" w:qFormat="1"/>
+    <w:lsdException w:name="heading 2" w:uiPriority="9" w:semiHidden="1" w:unhideWhenUsed="1" w:qFormat="1"/>
+    <w:lsdException w:name="heading 3" w:uiPriority="9" w:semiHidden="1" w:unhideWhenUsed="1" w:qFormat="1"/>
+    <w:lsdException w:name="heading 4" w:uiPriority="9" w:semiHidden="1" w:unhideWhenUsed="1" w:qFormat="1"/>
+    <w:lsdException w:name="heading 5" w:uiPriority="9" w:semiHidden="1" w:unhideWhenUsed="1" w:qFormat="1"/>
+    <w:lsdException w:name="heading 6" w:uiPriority="9" w:semiHidden="1" w:unhideWhenUsed="1" w:qFormat="1"/>
+    <w:lsdException w:name="heading 7" w:uiPriority="9" w:semiHidden="1" w:unhideWhenUsed="1" w:qFormat="1"/>
+    <w:lsdException w:name="heading 8" w:uiPriority="9" w:semiHidden="1" w:unhideWhenUsed="1" w:qFormat="1"/>
+    <w:lsdException w:name="heading 9" w:uiPriority="9" w:semiHidden="1" w:unhideWhenUsed="1" w:qFormat="1"/>
     <w:lsdException w:name="index 1" w:semiHidden="1" w:unhideWhenUsed="1"/>
     <w:lsdException w:name="index 2" w:semiHidden="1" w:unhideWhenUsed="1"/>
     <w:lsdException w:name="index 3" w:semiHidden="1" w:unhideWhenUsed="1"/>
@@ -9821,22 +9900,22 @@
     <w:lsdException w:name="index 7" w:semiHidden="1" w:unhideWhenUsed="1"/>
     <w:lsdException w:name="index 8" w:semiHidden="1" w:unhideWhenUsed="1"/>
     <w:lsdException w:name="index 9" w:semiHidden="1" w:unhideWhenUsed="1"/>
-    <w:lsdException w:name="toc 1" w:semiHidden="1" w:uiPriority="39" w:unhideWhenUsed="1"/>
-    <w:lsdException w:name="toc 2" w:semiHidden="1" w:uiPriority="39" w:unhideWhenUsed="1"/>
-    <w:lsdException w:name="toc 3" w:semiHidden="1" w:uiPriority="39" w:unhideWhenUsed="1"/>
-    <w:lsdException w:name="toc 4" w:semiHidden="1" w:uiPriority="39" w:unhideWhenUsed="1"/>
-    <w:lsdException w:name="toc 5" w:semiHidden="1" w:uiPriority="39" w:unhideWhenUsed="1"/>
-    <w:lsdException w:name="toc 6" w:semiHidden="1" w:uiPriority="39" w:unhideWhenUsed="1"/>
-    <w:lsdException w:name="toc 7" w:semiHidden="1" w:uiPriority="39" w:unhideWhenUsed="1"/>
-    <w:lsdException w:name="toc 8" w:semiHidden="1" w:uiPriority="39" w:unhideWhenUsed="1"/>
-    <w:lsdException w:name="toc 9" w:semiHidden="1" w:uiPriority="39" w:unhideWhenUsed="1"/>
+    <w:lsdException w:name="toc 1" w:uiPriority="39" w:semiHidden="1" w:unhideWhenUsed="1"/>
+    <w:lsdException w:name="toc 2" w:uiPriority="39" w:semiHidden="1" w:unhideWhenUsed="1"/>
+    <w:lsdException w:name="toc 3" w:uiPriority="39" w:semiHidden="1" w:unhideWhenUsed="1"/>
+    <w:lsdException w:name="toc 4" w:uiPriority="39" w:semiHidden="1" w:unhideWhenUsed="1"/>
+    <w:lsdException w:name="toc 5" w:uiPriority="39" w:semiHidden="1" w:unhideWhenUsed="1"/>
+    <w:lsdException w:name="toc 6" w:uiPriority="39" w:semiHidden="1" w:unhideWhenUsed="1"/>
+    <w:lsdException w:name="toc 7" w:uiPriority="39" w:semiHidden="1" w:unhideWhenUsed="1"/>
+    <w:lsdException w:name="toc 8" w:uiPriority="39" w:semiHidden="1" w:unhideWhenUsed="1"/>
+    <w:lsdException w:name="toc 9" w:uiPriority="39" w:semiHidden="1" w:unhideWhenUsed="1"/>
     <w:lsdException w:name="Normal Indent" w:semiHidden="1" w:unhideWhenUsed="1"/>
     <w:lsdException w:name="footnote text" w:semiHidden="1" w:unhideWhenUsed="1"/>
     <w:lsdException w:name="annotation text" w:semiHidden="1" w:unhideWhenUsed="1"/>
     <w:lsdException w:name="header" w:semiHidden="1" w:unhideWhenUsed="1"/>
     <w:lsdException w:name="footer" w:semiHidden="1" w:unhideWhenUsed="1"/>
     <w:lsdException w:name="index heading" w:semiHidden="1" w:unhideWhenUsed="1"/>
-    <w:lsdException w:name="caption" w:semiHidden="1" w:uiPriority="35" w:unhideWhenUsed="1" w:qFormat="1"/>
+    <w:lsdException w:name="caption" w:uiPriority="35" w:semiHidden="1" w:unhideWhenUsed="1" w:qFormat="1"/>
     <w:lsdException w:name="table of figures" w:semiHidden="1" w:unhideWhenUsed="1"/>
     <w:lsdException w:name="envelope address" w:semiHidden="1" w:unhideWhenUsed="1"/>
     <w:lsdException w:name="envelope return" w:semiHidden="1" w:unhideWhenUsed="1"/>
@@ -9867,7 +9946,7 @@
     <w:lsdException w:name="Title" w:uiPriority="10" w:qFormat="1"/>
     <w:lsdException w:name="Closing" w:semiHidden="1" w:unhideWhenUsed="1"/>
     <w:lsdException w:name="Signature" w:semiHidden="1" w:unhideWhenUsed="1"/>
-    <w:lsdException w:name="Default Paragraph Font" w:semiHidden="1" w:uiPriority="1" w:unhideWhenUsed="1"/>
+    <w:lsdException w:name="Default Paragraph Font" w:uiPriority="1" w:semiHidden="1" w:unhideWhenUsed="1"/>
     <w:lsdException w:name="Body Text" w:semiHidden="1" w:unhideWhenUsed="1"/>
     <w:lsdException w:name="Body Text Indent" w:semiHidden="1" w:unhideWhenUsed="1"/>
     <w:lsdException w:name="List Continue" w:semiHidden="1" w:unhideWhenUsed="1"/>
@@ -10067,8 +10146,8 @@
     <w:lsdException w:name="Subtle Reference" w:uiPriority="31" w:qFormat="1"/>
     <w:lsdException w:name="Intense Reference" w:uiPriority="32" w:qFormat="1"/>
     <w:lsdException w:name="Book Title" w:uiPriority="33" w:qFormat="1"/>
-    <w:lsdException w:name="Bibliography" w:semiHidden="1" w:uiPriority="37" w:unhideWhenUsed="1"/>
-    <w:lsdException w:name="TOC Heading" w:semiHidden="1" w:uiPriority="39" w:unhideWhenUsed="1" w:qFormat="1"/>
+    <w:lsdException w:name="Bibliography" w:uiPriority="37" w:semiHidden="1" w:unhideWhenUsed="1"/>
+    <w:lsdException w:name="TOC Heading" w:uiPriority="39" w:semiHidden="1" w:unhideWhenUsed="1" w:qFormat="1"/>
     <w:lsdException w:name="Plain Table 1" w:uiPriority="41"/>
     <w:lsdException w:name="Plain Table 2" w:uiPriority="42"/>
     <w:lsdException w:name="Plain Table 3" w:uiPriority="43"/>
@@ -10179,7 +10258,7 @@
     <w:lsdException w:name="Unresolved Mention" w:semiHidden="1" w:unhideWhenUsed="1"/>
     <w:lsdException w:name="Smart Link" w:semiHidden="1" w:unhideWhenUsed="1"/>
   </w:latentStyles>
-  <w:style w:type="paragraph" w:default="1" w:styleId="Normal">
+  <w:style w:type="paragraph" w:styleId="Normal" w:default="1">
     <w:name w:val="Normal"/>
     <w:qFormat/>
   </w:style>
@@ -10296,13 +10375,12 @@
       <w:color w:val="666666"/>
     </w:rPr>
   </w:style>
-  <w:style w:type="character" w:default="1" w:styleId="Fuentedeprrafopredeter">
+  <w:style w:type="character" w:styleId="Fuentedeprrafopredeter" w:default="1">
     <w:name w:val="Default Paragraph Font"/>
     <w:uiPriority w:val="1"/>
-    <w:semiHidden/>
     <w:unhideWhenUsed/>
   </w:style>
-  <w:style w:type="table" w:default="1" w:styleId="Tablanormal">
+  <w:style w:type="table" w:styleId="Tablanormal" w:default="1">
     <w:name w:val="Normal Table"/>
     <w:uiPriority w:val="99"/>
     <w:semiHidden/>
@@ -10317,13 +10395,13 @@
       </w:tblCellMar>
     </w:tblPr>
   </w:style>
-  <w:style w:type="numbering" w:default="1" w:styleId="Sinlista">
+  <w:style w:type="numbering" w:styleId="Sinlista" w:default="1">
     <w:name w:val="No List"/>
     <w:uiPriority w:val="99"/>
     <w:semiHidden/>
     <w:unhideWhenUsed/>
   </w:style>
-  <w:style w:type="table" w:customStyle="1" w:styleId="TableNormal">
+  <w:style w:type="table" w:styleId="TableNormal" w:customStyle="1">
     <w:name w:val="Table Normal"/>
     <w:tblPr>
       <w:tblCellMar>
@@ -10367,7 +10445,7 @@
       <w:szCs w:val="30"/>
     </w:rPr>
   </w:style>
-  <w:style w:type="table" w:customStyle="1" w:styleId="a">
+  <w:style w:type="table" w:styleId="a" w:customStyle="1">
     <w:basedOn w:val="TableNormal"/>
     <w:pPr>
       <w:spacing w:line="240" w:lineRule="auto"/>
@@ -10390,7 +10468,7 @@
       <w:tblPr/>
       <w:tcPr>
         <w:tcBorders>
-          <w:bottom w:val="single" w:sz="12" w:space="0" w:color="F4B083"/>
+          <w:bottom w:val="single" w:color="F4B083" w:sz="12" w:space="0"/>
         </w:tcBorders>
       </w:tcPr>
     </w:tblStylePr>
@@ -10401,7 +10479,7 @@
       <w:tblPr/>
       <w:tcPr>
         <w:tcBorders>
-          <w:top w:val="single" w:sz="4" w:space="0" w:color="F4B083"/>
+          <w:top w:val="single" w:color="F4B083" w:sz="4" w:space="0"/>
         </w:tcBorders>
       </w:tcPr>
     </w:tblStylePr>
@@ -10428,7 +10506,7 @@
       </w:tcPr>
     </w:tblStylePr>
   </w:style>
-  <w:style w:type="table" w:customStyle="1" w:styleId="a0">
+  <w:style w:type="table" w:styleId="a0" w:customStyle="1">
     <w:basedOn w:val="TableNormal"/>
     <w:tblPr>
       <w:tblStyleRowBandSize w:val="1"/>
@@ -10458,7 +10536,7 @@
       <w:szCs w:val="18"/>
     </w:rPr>
   </w:style>
-  <w:style w:type="character" w:customStyle="1" w:styleId="TextodegloboCar">
+  <w:style w:type="character" w:styleId="TextodegloboCar" w:customStyle="1">
     <w:name w:val="Texto de globo Car"/>
     <w:basedOn w:val="Fuentedeprrafopredeter"/>
     <w:link w:val="Textodeglobo"/>
@@ -10486,7 +10564,7 @@
       <w:spacing w:line="240" w:lineRule="auto"/>
     </w:pPr>
   </w:style>
-  <w:style w:type="character" w:customStyle="1" w:styleId="EncabezadoCar">
+  <w:style w:type="character" w:styleId="EncabezadoCar" w:customStyle="1">
     <w:name w:val="Encabezado Car"/>
     <w:basedOn w:val="Fuentedeprrafopredeter"/>
     <w:link w:val="Encabezado"/>
@@ -10508,7 +10586,7 @@
       <w:spacing w:line="240" w:lineRule="auto"/>
     </w:pPr>
   </w:style>
-  <w:style w:type="character" w:customStyle="1" w:styleId="PiedepginaCar">
+  <w:style w:type="character" w:styleId="PiedepginaCar" w:customStyle="1">
     <w:name w:val="Pie de página Car"/>
     <w:basedOn w:val="Fuentedeprrafopredeter"/>
     <w:link w:val="Piedepgina"/>
@@ -10537,7 +10615,7 @@
       <w:spacing w:before="100" w:beforeAutospacing="1" w:after="100" w:afterAutospacing="1" w:line="240" w:lineRule="auto"/>
     </w:pPr>
     <w:rPr>
-      <w:rFonts w:ascii="Times New Roman" w:eastAsia="Times New Roman" w:hAnsi="Times New Roman" w:cs="Times New Roman"/>
+      <w:rFonts w:ascii="Times New Roman" w:hAnsi="Times New Roman" w:eastAsia="Times New Roman" w:cs="Times New Roman"/>
       <w:sz w:val="24"/>
       <w:szCs w:val="24"/>
       <w:lang w:val="es-ES" w:eastAsia="es-ES"/>
@@ -10571,7 +10649,7 @@
       <w:szCs w:val="20"/>
     </w:rPr>
   </w:style>
-  <w:style w:type="character" w:customStyle="1" w:styleId="TextocomentarioCar">
+  <w:style w:type="character" w:styleId="TextocomentarioCar" w:customStyle="1">
     <w:name w:val="Texto comentario Car"/>
     <w:basedOn w:val="Fuentedeprrafopredeter"/>
     <w:link w:val="Textocomentario"/>
@@ -10597,7 +10675,7 @@
       <w:bCs/>
     </w:rPr>
   </w:style>
-  <w:style w:type="character" w:customStyle="1" w:styleId="AsuntodelcomentarioCar">
+  <w:style w:type="character" w:styleId="AsuntodelcomentarioCar" w:customStyle="1">
     <w:name w:val="Asunto del comentario Car"/>
     <w:basedOn w:val="TextocomentarioCar"/>
     <w:link w:val="Asuntodelcomentario"/>
@@ -10611,7 +10689,7 @@
       <w:szCs w:val="20"/>
     </w:rPr>
   </w:style>
-  <w:style w:type="character" w:styleId="Textoennegrita">
+  <w:style w:type="character" w:styleId="Fuerte">
     <w:name w:val="Strong"/>
     <w:basedOn w:val="Fuentedeprrafopredeter"/>
     <w:uiPriority w:val="22"/>
@@ -10642,19 +10720,19 @@
       <w:spacing w:line="240" w:lineRule="auto"/>
     </w:pPr>
     <w:rPr>
-      <w:rFonts w:asciiTheme="minorHAnsi" w:eastAsiaTheme="minorHAnsi" w:hAnsiTheme="minorHAnsi" w:cstheme="minorBidi"/>
+      <w:rFonts w:asciiTheme="minorHAnsi" w:hAnsiTheme="minorHAnsi" w:eastAsiaTheme="minorHAnsi" w:cstheme="minorBidi"/>
       <w:kern w:val="2"/>
       <w:lang w:val="es-CO" w:eastAsia="en-US"/>
       <w14:ligatures w14:val="standardContextual"/>
     </w:rPr>
     <w:tblPr>
       <w:tblBorders>
-        <w:top w:val="single" w:sz="4" w:space="0" w:color="auto"/>
-        <w:left w:val="single" w:sz="4" w:space="0" w:color="auto"/>
-        <w:bottom w:val="single" w:sz="4" w:space="0" w:color="auto"/>
-        <w:right w:val="single" w:sz="4" w:space="0" w:color="auto"/>
-        <w:insideH w:val="single" w:sz="4" w:space="0" w:color="auto"/>
-        <w:insideV w:val="single" w:sz="4" w:space="0" w:color="auto"/>
+        <w:top w:val="single" w:color="auto" w:sz="4" w:space="0"/>
+        <w:left w:val="single" w:color="auto" w:sz="4" w:space="0"/>
+        <w:bottom w:val="single" w:color="auto" w:sz="4" w:space="0"/>
+        <w:right w:val="single" w:color="auto" w:sz="4" w:space="0"/>
+        <w:insideH w:val="single" w:color="auto" w:sz="4" w:space="0"/>
+        <w:insideV w:val="single" w:color="auto" w:sz="4" w:space="0"/>
       </w:tblBorders>
     </w:tblPr>
   </w:style>
@@ -10982,6 +11060,26 @@
 </file>
 
 <file path=customXml/item1.xml><?xml version="1.0" encoding="utf-8"?>
+<?mso-contentType ?>
+<FormTemplates xmlns="http://schemas.microsoft.com/sharepoint/v3/contenttype/forms">
+  <Display>DocumentLibraryForm</Display>
+  <Edit>DocumentLibraryForm</Edit>
+  <New>DocumentLibraryForm</New>
+</FormTemplates>
+</file>
+
+<file path=customXml/item2.xml><?xml version="1.0" encoding="utf-8"?>
+<p:properties xmlns:p="http://schemas.microsoft.com/office/2006/metadata/properties" xmlns:xsi="http://www.w3.org/2001/XMLSchema-instance" xmlns:pc="http://schemas.microsoft.com/office/infopath/2007/PartnerControls">
+  <documentManagement>
+    <TaxCatchAll xmlns="13c90a0b-73bc-4dc0-be5f-28d77b615beb" xsi:nil="true"/>
+    <lcf76f155ced4ddcb4097134ff3c332f xmlns="13c93bba-48ce-428c-bfe5-88b42c19b028">
+      <Terms xmlns="http://schemas.microsoft.com/office/infopath/2007/PartnerControls"/>
+    </lcf76f155ced4ddcb4097134ff3c332f>
+  </documentManagement>
+</p:properties>
+</file>
+
+<file path=customXml/item3.xml><?xml version="1.0" encoding="utf-8"?>
 <ct:contentTypeSchema xmlns:ct="http://schemas.microsoft.com/office/2006/metadata/contentType" xmlns:ma="http://schemas.microsoft.com/office/2006/metadata/properties/metaAttributes" ct:_="" ma:_="" ma:contentTypeName="Documento" ma:contentTypeID="0x0101006A81D6BD42E8DF4C91013959704817E1" ma:contentTypeVersion="15" ma:contentTypeDescription="Crear nuevo documento." ma:contentTypeScope="" ma:versionID="bf4f72ffd194f0963ff564daca6869f7">
   <xsd:schema xmlns:xsd="http://www.w3.org/2001/XMLSchema" xmlns:xs="http://www.w3.org/2001/XMLSchema" xmlns:p="http://schemas.microsoft.com/office/2006/metadata/properties" xmlns:ns2="13c90a0b-73bc-4dc0-be5f-28d77b615beb" xmlns:ns3="13c93bba-48ce-428c-bfe5-88b42c19b028" targetNamespace="http://schemas.microsoft.com/office/2006/metadata/properties" ma:root="true" ma:fieldsID="8718d6f4873a5b1392a45044efa78385" ns2:_="" ns3:_="">
     <xsd:import namespace="13c90a0b-73bc-4dc0-be5f-28d77b615beb"/>
@@ -11216,28 +11314,12 @@
 </ct:contentTypeSchema>
 </file>
 
-<file path=customXml/item2.xml><?xml version="1.0" encoding="utf-8"?>
-<p:properties xmlns:p="http://schemas.microsoft.com/office/2006/metadata/properties" xmlns:xsi="http://www.w3.org/2001/XMLSchema-instance" xmlns:pc="http://schemas.microsoft.com/office/infopath/2007/PartnerControls">
-  <documentManagement>
-    <TaxCatchAll xmlns="13c90a0b-73bc-4dc0-be5f-28d77b615beb" xsi:nil="true"/>
-    <lcf76f155ced4ddcb4097134ff3c332f xmlns="13c93bba-48ce-428c-bfe5-88b42c19b028">
-      <Terms xmlns="http://schemas.microsoft.com/office/infopath/2007/PartnerControls"/>
-    </lcf76f155ced4ddcb4097134ff3c332f>
-  </documentManagement>
-</p:properties>
-</file>
-
-<file path=customXml/item3.xml><?xml version="1.0" encoding="utf-8"?>
-<?mso-contentType ?>
-<FormTemplates xmlns="http://schemas.microsoft.com/sharepoint/v3/contenttype/forms">
-  <Display>DocumentLibraryForm</Display>
-  <Edit>DocumentLibraryForm</Edit>
-  <New>DocumentLibraryForm</New>
-</FormTemplates>
-</file>
-
 <file path=customXml/itemProps1.xml><?xml version="1.0" encoding="utf-8"?>
-<ds:datastoreItem xmlns:ds="http://schemas.openxmlformats.org/officeDocument/2006/customXml" ds:itemID="{8BFDEF7E-D289-471B-AB31-3B7367DE759B}"/>
+<ds:datastoreItem xmlns:ds="http://schemas.openxmlformats.org/officeDocument/2006/customXml" ds:itemID="{D91356B1-0FB8-448B-A74D-2FF735E0C29A}">
+  <ds:schemaRefs>
+    <ds:schemaRef ds:uri="http://schemas.microsoft.com/sharepoint/v3/contenttype/forms"/>
+  </ds:schemaRefs>
+</ds:datastoreItem>
 </file>
 
 <file path=customXml/itemProps2.xml><?xml version="1.0" encoding="utf-8"?>
@@ -11245,16 +11327,27 @@
   <ds:schemaRefs>
     <ds:schemaRef ds:uri="http://schemas.microsoft.com/office/2006/metadata/properties"/>
     <ds:schemaRef ds:uri="http://schemas.microsoft.com/office/infopath/2007/PartnerControls"/>
-    <ds:schemaRef ds:uri="cb45339b-ced9-4d0d-8f64-77573914d53b"/>
-    <ds:schemaRef ds:uri="43a3ca16-9c26-4813-b83f-4aec9927b43f"/>
+    <ds:schemaRef ds:uri="13c90a0b-73bc-4dc0-be5f-28d77b615beb"/>
+    <ds:schemaRef ds:uri="13c93bba-48ce-428c-bfe5-88b42c19b028"/>
   </ds:schemaRefs>
 </ds:datastoreItem>
 </file>
 
 <file path=customXml/itemProps3.xml><?xml version="1.0" encoding="utf-8"?>
-<ds:datastoreItem xmlns:ds="http://schemas.openxmlformats.org/officeDocument/2006/customXml" ds:itemID="{D91356B1-0FB8-448B-A74D-2FF735E0C29A}">
+<ds:datastoreItem xmlns:ds="http://schemas.openxmlformats.org/officeDocument/2006/customXml" ds:itemID="{8BFDEF7E-D289-471B-AB31-3B7367DE759B}">
   <ds:schemaRefs>
-    <ds:schemaRef ds:uri="http://schemas.microsoft.com/sharepoint/v3/contenttype/forms"/>
+    <ds:schemaRef ds:uri="http://schemas.microsoft.com/office/2006/metadata/contentType"/>
+    <ds:schemaRef ds:uri="http://schemas.microsoft.com/office/2006/metadata/properties/metaAttributes"/>
+    <ds:schemaRef ds:uri="http://www.w3.org/2001/XMLSchema"/>
+    <ds:schemaRef ds:uri="http://schemas.microsoft.com/office/2006/metadata/properties"/>
+    <ds:schemaRef ds:uri="13c90a0b-73bc-4dc0-be5f-28d77b615beb"/>
+    <ds:schemaRef ds:uri="13c93bba-48ce-428c-bfe5-88b42c19b028"/>
+    <ds:schemaRef ds:uri="http://schemas.microsoft.com/office/2006/documentManagement/types"/>
+    <ds:schemaRef ds:uri="http://schemas.microsoft.com/office/infopath/2007/PartnerControls"/>
+    <ds:schemaRef ds:uri="http://schemas.openxmlformats.org/package/2006/metadata/core-properties"/>
+    <ds:schemaRef ds:uri="http://purl.org/dc/elements/1.1/"/>
+    <ds:schemaRef ds:uri="http://purl.org/dc/terms/"/>
+    <ds:schemaRef ds:uri="http://schemas.microsoft.com/internal/obd"/>
   </ds:schemaRefs>
 </ds:datastoreItem>
 </file>